--- a/dr/Дипломен проект.docx
+++ b/dr/Дипломен проект.docx
@@ -34,7 +34,12 @@
             </w:numPr>
           </w:pPr>
           <w:r>
-            <w:t>Съдържание</w:t>
+            <w:t>Съдържа</w:t>
+          </w:r>
+          <w:bookmarkStart w:id="0" w:name="_GoBack"/>
+          <w:bookmarkEnd w:id="0"/>
+          <w:r>
+            <w:t>ние</w:t>
           </w:r>
         </w:p>
         <w:p>
@@ -61,7 +66,7 @@
           <w:r>
             <w:fldChar w:fldCharType="separate"/>
           </w:r>
-          <w:hyperlink w:anchor="_Toc195002591" w:history="1">
+          <w:hyperlink w:anchor="_Toc195003051" w:history="1">
             <w:r>
               <w:rPr>
                 <w:rStyle w:val="Hyperlink"/>
@@ -105,7 +110,7 @@
                 <w:noProof/>
                 <w:webHidden/>
               </w:rPr>
-              <w:instrText xml:space="preserve"> PAGEREF _Toc195002591 \h </w:instrText>
+              <w:instrText xml:space="preserve"> PAGEREF _Toc195003051 \h </w:instrText>
             </w:r>
             <w:r>
               <w:rPr>
@@ -151,7 +156,7 @@
               <w:lang w:eastAsia="bg-BG"/>
             </w:rPr>
           </w:pPr>
-          <w:hyperlink w:anchor="_Toc195002592" w:history="1">
+          <w:hyperlink w:anchor="_Toc195003052" w:history="1">
             <w:r>
               <w:rPr>
                 <w:rStyle w:val="Hyperlink"/>
@@ -204,7 +209,7 @@
                 <w:noProof/>
                 <w:webHidden/>
               </w:rPr>
-              <w:instrText xml:space="preserve"> PAGEREF _Toc195002592 \h </w:instrText>
+              <w:instrText xml:space="preserve"> PAGEREF _Toc195003052 \h </w:instrText>
             </w:r>
             <w:r>
               <w:rPr>
@@ -250,7 +255,7 @@
               <w:lang w:eastAsia="bg-BG"/>
             </w:rPr>
           </w:pPr>
-          <w:hyperlink w:anchor="_Toc195002593" w:history="1">
+          <w:hyperlink w:anchor="_Toc195003053" w:history="1">
             <w:r>
               <w:rPr>
                 <w:rStyle w:val="Hyperlink"/>
@@ -298,7 +303,7 @@
                 <w:noProof/>
                 <w:webHidden/>
               </w:rPr>
-              <w:instrText xml:space="preserve"> PAGEREF _Toc195002593 \h </w:instrText>
+              <w:instrText xml:space="preserve"> PAGEREF _Toc195003053 \h </w:instrText>
             </w:r>
             <w:r>
               <w:rPr>
@@ -344,7 +349,7 @@
               <w:lang w:eastAsia="bg-BG"/>
             </w:rPr>
           </w:pPr>
-          <w:hyperlink w:anchor="_Toc195002594" w:history="1">
+          <w:hyperlink w:anchor="_Toc195003054" w:history="1">
             <w:r>
               <w:rPr>
                 <w:rStyle w:val="Hyperlink"/>
@@ -392,7 +397,7 @@
                 <w:noProof/>
                 <w:webHidden/>
               </w:rPr>
-              <w:instrText xml:space="preserve"> PAGEREF _Toc195002594 \h </w:instrText>
+              <w:instrText xml:space="preserve"> PAGEREF _Toc195003054 \h </w:instrText>
             </w:r>
             <w:r>
               <w:rPr>
@@ -438,7 +443,7 @@
               <w:lang w:eastAsia="bg-BG"/>
             </w:rPr>
           </w:pPr>
-          <w:hyperlink w:anchor="_Toc195002595" w:history="1">
+          <w:hyperlink w:anchor="_Toc195003055" w:history="1">
             <w:r>
               <w:rPr>
                 <w:rStyle w:val="Hyperlink"/>
@@ -486,7 +491,7 @@
                 <w:noProof/>
                 <w:webHidden/>
               </w:rPr>
-              <w:instrText xml:space="preserve"> PAGEREF _Toc195002595 \h </w:instrText>
+              <w:instrText xml:space="preserve"> PAGEREF _Toc195003055 \h </w:instrText>
             </w:r>
             <w:r>
               <w:rPr>
@@ -531,7 +536,7 @@
               <w:lang w:eastAsia="bg-BG"/>
             </w:rPr>
           </w:pPr>
-          <w:hyperlink w:anchor="_Toc195002596" w:history="1">
+          <w:hyperlink w:anchor="_Toc195003056" w:history="1">
             <w:r>
               <w:rPr>
                 <w:rStyle w:val="Hyperlink"/>
@@ -577,7 +582,7 @@
                 <w:noProof/>
                 <w:webHidden/>
               </w:rPr>
-              <w:instrText xml:space="preserve"> PAGEREF _Toc195002596 \h </w:instrText>
+              <w:instrText xml:space="preserve"> PAGEREF _Toc195003056 \h </w:instrText>
             </w:r>
             <w:r>
               <w:rPr>
@@ -622,7 +627,7 @@
               <w:lang w:eastAsia="bg-BG"/>
             </w:rPr>
           </w:pPr>
-          <w:hyperlink w:anchor="_Toc195002597" w:history="1">
+          <w:hyperlink w:anchor="_Toc195003057" w:history="1">
             <w:r>
               <w:rPr>
                 <w:rStyle w:val="Hyperlink"/>
@@ -651,7 +656,7 @@
                 <w:noProof/>
                 <w:webHidden/>
               </w:rPr>
-              <w:instrText xml:space="preserve"> PAGEREF _Toc195002597 \h </w:instrText>
+              <w:instrText xml:space="preserve"> PAGEREF _Toc195003057 \h </w:instrText>
             </w:r>
             <w:r>
               <w:rPr>
@@ -696,7 +701,7 @@
               <w:lang w:eastAsia="bg-BG"/>
             </w:rPr>
           </w:pPr>
-          <w:hyperlink w:anchor="_Toc195002598" w:history="1">
+          <w:hyperlink w:anchor="_Toc195003058" w:history="1">
             <w:r>
               <w:rPr>
                 <w:rStyle w:val="Hyperlink"/>
@@ -723,7 +728,7 @@
                 <w:noProof/>
                 <w:webHidden/>
               </w:rPr>
-              <w:instrText xml:space="preserve"> PAGEREF _Toc195002598 \h </w:instrText>
+              <w:instrText xml:space="preserve"> PAGEREF _Toc195003058 \h </w:instrText>
             </w:r>
             <w:r>
               <w:rPr>
@@ -768,7 +773,7 @@
               <w:lang w:eastAsia="bg-BG"/>
             </w:rPr>
           </w:pPr>
-          <w:hyperlink w:anchor="_Toc195002599" w:history="1">
+          <w:hyperlink w:anchor="_Toc195003059" w:history="1">
             <w:r>
               <w:rPr>
                 <w:rStyle w:val="Hyperlink"/>
@@ -806,7 +811,7 @@
                 <w:noProof/>
                 <w:webHidden/>
               </w:rPr>
-              <w:instrText xml:space="preserve"> PAGEREF _Toc195002599 \h </w:instrText>
+              <w:instrText xml:space="preserve"> PAGEREF _Toc195003059 \h </w:instrText>
             </w:r>
             <w:r>
               <w:rPr>
@@ -826,7 +831,7 @@
                 <w:noProof/>
                 <w:webHidden/>
               </w:rPr>
-              <w:t>13</w:t>
+              <w:t>12</w:t>
             </w:r>
             <w:r>
               <w:rPr>
@@ -851,7 +856,8 @@
               <w:lang w:eastAsia="bg-BG"/>
             </w:rPr>
           </w:pPr>
-          <w:hyperlink w:anchor="_Toc195002600" w:history="1">
+          <w:hyperlink w:anchor="_Toc195003060" w:history="1">
+            <w:bookmarkStart w:id="1" w:name="_Toc195002600"/>
             <w:r>
               <w:rPr>
                 <w:rStyle w:val="Hyperlink"/>
@@ -863,7 +869,7 @@
                 <wp:inline distT="0" distB="0" distL="0" distR="0" wp14:anchorId="2FD544BF" wp14:editId="23BB1912">
                   <wp:extent cx="3410426" cy="1619476"/>
                   <wp:effectExtent l="0" t="0" r="0" b="0"/>
-                  <wp:docPr id="12" name="Picture 12"/>
+                  <wp:docPr id="13" name="Picture 13"/>
                   <wp:cNvGraphicFramePr>
                     <a:graphicFrameLocks xmlns:a="http://schemas.openxmlformats.org/drawingml/2006/main" noChangeAspect="1"/>
                   </wp:cNvGraphicFramePr>
@@ -895,6 +901,7 @@
                 </wp:inline>
               </w:drawing>
             </w:r>
+            <w:bookmarkEnd w:id="1"/>
             <w:r>
               <w:rPr>
                 <w:noProof/>
@@ -914,7 +921,7 @@
                 <w:noProof/>
                 <w:webHidden/>
               </w:rPr>
-              <w:instrText xml:space="preserve"> PAGEREF _Toc195002600 \h </w:instrText>
+              <w:instrText xml:space="preserve"> PAGEREF _Toc195003060 \h </w:instrText>
             </w:r>
             <w:r>
               <w:rPr>
@@ -934,7 +941,7 @@
                 <w:noProof/>
                 <w:webHidden/>
               </w:rPr>
-              <w:t>15</w:t>
+              <w:t>14</w:t>
             </w:r>
             <w:r>
               <w:rPr>
@@ -959,7 +966,7 @@
               <w:lang w:eastAsia="bg-BG"/>
             </w:rPr>
           </w:pPr>
-          <w:hyperlink w:anchor="_Toc195002601" w:history="1">
+          <w:hyperlink w:anchor="_Toc195003061" w:history="1">
             <w:r>
               <w:rPr>
                 <w:rStyle w:val="Hyperlink"/>
@@ -997,7 +1004,7 @@
                 <w:noProof/>
                 <w:webHidden/>
               </w:rPr>
-              <w:instrText xml:space="preserve"> PAGEREF _Toc195002601 \h </w:instrText>
+              <w:instrText xml:space="preserve"> PAGEREF _Toc195003061 \h </w:instrText>
             </w:r>
             <w:r>
               <w:rPr>
@@ -1017,7 +1024,7 @@
                 <w:noProof/>
                 <w:webHidden/>
               </w:rPr>
-              <w:t>16</w:t>
+              <w:t>15</w:t>
             </w:r>
             <w:r>
               <w:rPr>
@@ -1042,7 +1049,7 @@
               <w:lang w:eastAsia="bg-BG"/>
             </w:rPr>
           </w:pPr>
-          <w:hyperlink w:anchor="_Toc195002602" w:history="1">
+          <w:hyperlink w:anchor="_Toc195003062" w:history="1">
             <w:r>
               <w:rPr>
                 <w:rStyle w:val="Hyperlink"/>
@@ -1071,7 +1078,7 @@
                 <w:noProof/>
                 <w:webHidden/>
               </w:rPr>
-              <w:instrText xml:space="preserve"> PAGEREF _Toc195002602 \h </w:instrText>
+              <w:instrText xml:space="preserve"> PAGEREF _Toc195003062 \h </w:instrText>
             </w:r>
             <w:r>
               <w:rPr>
@@ -1091,7 +1098,7 @@
                 <w:noProof/>
                 <w:webHidden/>
               </w:rPr>
-              <w:t>16</w:t>
+              <w:t>15</w:t>
             </w:r>
             <w:r>
               <w:rPr>
@@ -1116,7 +1123,7 @@
               <w:lang w:eastAsia="bg-BG"/>
             </w:rPr>
           </w:pPr>
-          <w:hyperlink w:anchor="_Toc195002603" w:history="1">
+          <w:hyperlink w:anchor="_Toc195003063" w:history="1">
             <w:r>
               <w:rPr>
                 <w:rStyle w:val="Hyperlink"/>
@@ -1146,7 +1153,7 @@
                 <w:noProof/>
                 <w:webHidden/>
               </w:rPr>
-              <w:instrText xml:space="preserve"> PAGEREF _Toc195002603 \h </w:instrText>
+              <w:instrText xml:space="preserve"> PAGEREF _Toc195003063 \h </w:instrText>
             </w:r>
             <w:r>
               <w:rPr>
@@ -1166,7 +1173,7 @@
                 <w:noProof/>
                 <w:webHidden/>
               </w:rPr>
-              <w:t>17</w:t>
+              <w:t>16</w:t>
             </w:r>
             <w:r>
               <w:rPr>
@@ -1192,7 +1199,7 @@
               <w:lang w:eastAsia="bg-BG"/>
             </w:rPr>
           </w:pPr>
-          <w:hyperlink w:anchor="_Toc195002604" w:history="1">
+          <w:hyperlink w:anchor="_Toc195003064" w:history="1">
             <w:r>
               <w:rPr>
                 <w:rStyle w:val="Hyperlink"/>
@@ -1236,7 +1243,7 @@
                 <w:noProof/>
                 <w:webHidden/>
               </w:rPr>
-              <w:instrText xml:space="preserve"> PAGEREF _Toc195002604 \h </w:instrText>
+              <w:instrText xml:space="preserve"> PAGEREF _Toc195003064 \h </w:instrText>
             </w:r>
             <w:r>
               <w:rPr>
@@ -1282,7 +1289,7 @@
               <w:lang w:eastAsia="bg-BG"/>
             </w:rPr>
           </w:pPr>
-          <w:hyperlink w:anchor="_Toc195002605" w:history="1">
+          <w:hyperlink w:anchor="_Toc195003065" w:history="1">
             <w:r>
               <w:rPr>
                 <w:rStyle w:val="Hyperlink"/>
@@ -1326,7 +1333,7 @@
                 <w:noProof/>
                 <w:webHidden/>
               </w:rPr>
-              <w:instrText xml:space="preserve"> PAGEREF _Toc195002605 \h </w:instrText>
+              <w:instrText xml:space="preserve"> PAGEREF _Toc195003065 \h </w:instrText>
             </w:r>
             <w:r>
               <w:rPr>
@@ -1378,12 +1385,12 @@
           <w:numId w:val="3"/>
         </w:numPr>
       </w:pPr>
-      <w:bookmarkStart w:id="0" w:name="_Toc195002591"/>
+      <w:bookmarkStart w:id="2" w:name="_Toc195003051"/>
       <w:r>
         <w:lastRenderedPageBreak/>
         <w:t>Увод</w:t>
       </w:r>
-      <w:bookmarkEnd w:id="0"/>
+      <w:bookmarkEnd w:id="2"/>
     </w:p>
     <w:p/>
     <w:p>
@@ -1393,7 +1400,7 @@
           <w:lang w:val="en-US"/>
         </w:rPr>
       </w:pPr>
-      <w:bookmarkStart w:id="1" w:name="_Toc195002592"/>
+      <w:bookmarkStart w:id="3" w:name="_Toc195003052"/>
       <w:r>
         <w:t xml:space="preserve">Представяне на </w:t>
       </w:r>
@@ -1404,7 +1411,7 @@
         </w:rPr>
         <w:t>django</w:t>
       </w:r>
-      <w:bookmarkEnd w:id="1"/>
+      <w:bookmarkEnd w:id="3"/>
       <w:proofErr w:type="spellEnd"/>
     </w:p>
     <w:p>
@@ -1474,7 +1481,7 @@
           <w:lang w:eastAsia="bg-BG"/>
         </w:rPr>
       </w:pPr>
-      <w:bookmarkStart w:id="2" w:name="_Toc195002593"/>
+      <w:bookmarkStart w:id="4" w:name="_Toc195003053"/>
       <w:r>
         <w:rPr>
           <w:rFonts w:eastAsia="Times New Roman"/>
@@ -1482,7 +1489,7 @@
         </w:rPr>
         <w:t>История на Djang</w:t>
       </w:r>
-      <w:bookmarkEnd w:id="2"/>
+      <w:bookmarkEnd w:id="4"/>
     </w:p>
     <w:p>
       <w:pPr>
@@ -1514,7 +1521,7 @@
           <w:lang w:eastAsia="bg-BG"/>
         </w:rPr>
       </w:pPr>
-      <w:bookmarkStart w:id="3" w:name="_Toc195002594"/>
+      <w:bookmarkStart w:id="5" w:name="_Toc195003054"/>
       <w:r>
         <w:rPr>
           <w:rFonts w:eastAsia="Times New Roman"/>
@@ -1522,7 +1529,7 @@
         </w:rPr>
         <w:t>Основни принципи на Djang</w:t>
       </w:r>
-      <w:bookmarkEnd w:id="3"/>
+      <w:bookmarkEnd w:id="5"/>
     </w:p>
     <w:p>
       <w:pPr>
@@ -1633,7 +1640,7 @@
           <w:lang w:eastAsia="bg-BG"/>
         </w:rPr>
       </w:pPr>
-      <w:bookmarkStart w:id="4" w:name="_Toc195002595"/>
+      <w:bookmarkStart w:id="6" w:name="_Toc195003055"/>
       <w:r>
         <w:rPr>
           <w:rFonts w:eastAsia="Times New Roman"/>
@@ -1641,7 +1648,7 @@
         </w:rPr>
         <w:t>Структура на Djang приложенията</w:t>
       </w:r>
-      <w:bookmarkEnd w:id="4"/>
+      <w:bookmarkEnd w:id="6"/>
     </w:p>
     <w:p>
       <w:pPr>
@@ -1785,7 +1792,7 @@
           <w:lang w:val="en-US" w:eastAsia="bg-BG"/>
         </w:rPr>
       </w:pPr>
-      <w:bookmarkStart w:id="5" w:name="_Toc195002596"/>
+      <w:bookmarkStart w:id="7" w:name="_Toc195003056"/>
       <w:r>
         <w:rPr>
           <w:lang w:val="en-US"/>
@@ -1813,7 +1820,7 @@
         </w:rPr>
         <w:t>o</w:t>
       </w:r>
-      <w:bookmarkEnd w:id="5"/>
+      <w:bookmarkEnd w:id="7"/>
     </w:p>
     <w:p>
       <w:pPr>
@@ -2218,7 +2225,7 @@
           <w:lang w:eastAsia="bg-BG"/>
         </w:rPr>
       </w:pPr>
-      <w:bookmarkStart w:id="6" w:name="_Toc195002597"/>
+      <w:bookmarkStart w:id="8" w:name="_Toc195003057"/>
       <w:r>
         <w:rPr>
           <w:rFonts w:eastAsia="Times New Roman"/>
@@ -2226,7 +2233,7 @@
         </w:rPr>
         <w:t>Архитектура на Djang приложенията</w:t>
       </w:r>
-      <w:bookmarkEnd w:id="6"/>
+      <w:bookmarkEnd w:id="8"/>
     </w:p>
     <w:p>
       <w:pPr>
@@ -2495,11 +2502,11 @@
           <w:numId w:val="0"/>
         </w:numPr>
       </w:pPr>
-      <w:bookmarkStart w:id="7" w:name="_Toc195002598"/>
+      <w:bookmarkStart w:id="9" w:name="_Toc195003058"/>
       <w:r>
         <w:t>4.Структура на изгражданите приложения</w:t>
       </w:r>
-      <w:bookmarkEnd w:id="7"/>
+      <w:bookmarkEnd w:id="9"/>
     </w:p>
     <w:p>
       <w:pPr>
@@ -3456,6 +3463,15 @@
       <w:pPr>
         <w:rPr>
           <w:rFonts w:ascii="Segoe UI" w:eastAsia="Times New Roman" w:hAnsi="Segoe UI" w:cs="Segoe UI"/>
+          <w:bdr w:val="single" w:sz="2" w:space="0" w:color="E5E7EB" w:frame="1"/>
+          <w:lang w:val="en-US" w:eastAsia="bg-BG"/>
+        </w:rPr>
+      </w:pPr>
+    </w:p>
+    <w:p>
+      <w:pPr>
+        <w:rPr>
+          <w:rFonts w:ascii="Segoe UI" w:eastAsia="Times New Roman" w:hAnsi="Segoe UI" w:cs="Segoe UI"/>
           <w:lang w:eastAsia="bg-BG"/>
         </w:rPr>
       </w:pPr>
@@ -3465,6 +3481,7 @@
           <w:bdr w:val="single" w:sz="2" w:space="0" w:color="E5E7EB" w:frame="1"/>
           <w:lang w:eastAsia="bg-BG"/>
         </w:rPr>
+        <w:lastRenderedPageBreak/>
         <w:t>Пример</w:t>
       </w:r>
       <w:r>
@@ -3496,7 +3513,6 @@
           <w:rFonts w:ascii="Segoe UI" w:eastAsia="Times New Roman" w:hAnsi="Segoe UI" w:cs="Segoe UI"/>
           <w:lang w:eastAsia="bg-BG"/>
         </w:rPr>
-        <w:lastRenderedPageBreak/>
         <w:drawing>
           <wp:inline distT="0" distB="0" distL="0" distR="0" wp14:anchorId="15D670AA" wp14:editId="290374B8">
             <wp:extent cx="3219899" cy="1495634"/>
@@ -3771,6 +3787,7 @@
           <w:bdr w:val="single" w:sz="2" w:space="0" w:color="E5E7EB" w:frame="1"/>
           <w:lang w:eastAsia="bg-BG"/>
         </w:rPr>
+        <w:lastRenderedPageBreak/>
         <w:t>Недостатъци</w:t>
       </w:r>
       <w:r>
@@ -3793,7 +3810,6 @@
           <w:rFonts w:eastAsia="Times New Roman"/>
           <w:lang w:eastAsia="bg-BG"/>
         </w:rPr>
-        <w:lastRenderedPageBreak/>
         <w:t>Сложността на функционалността, изискваща често оптимизация на производителността.</w:t>
       </w:r>
     </w:p>
@@ -4111,6 +4127,7 @@
           <w:rFonts w:ascii="var(--gpts-font-family)" w:eastAsia="Times New Roman" w:hAnsi="var(--gpts-font-family)"/>
           <w:lang w:eastAsia="bg-BG"/>
         </w:rPr>
+        <w:lastRenderedPageBreak/>
         <w:t>Възможни проблеми с производителността при високи обем на трафик.</w:t>
       </w:r>
     </w:p>
@@ -4134,7 +4151,6 @@
           <w:bdr w:val="single" w:sz="2" w:space="0" w:color="E5E7EB" w:frame="1"/>
           <w:lang w:eastAsia="bg-BG"/>
         </w:rPr>
-        <w:lastRenderedPageBreak/>
         <w:t>Pinterest</w:t>
       </w:r>
     </w:p>
@@ -4342,7 +4358,7 @@
           <w:lang w:val="en-US" w:eastAsia="bg-BG"/>
         </w:rPr>
       </w:pPr>
-      <w:bookmarkStart w:id="8" w:name="_Toc195002599"/>
+      <w:bookmarkStart w:id="10" w:name="_Toc195003059"/>
       <w:r>
         <w:rPr>
           <w:rFonts w:eastAsia="Times New Roman"/>
@@ -4364,7 +4380,7 @@
         </w:rPr>
         <w:t>Избор на технологии, алгоритми и програмни решения</w:t>
       </w:r>
-      <w:bookmarkEnd w:id="8"/>
+      <w:bookmarkEnd w:id="10"/>
     </w:p>
     <w:p>
       <w:pPr>
@@ -4454,7 +4470,6 @@
           <w:bdr w:val="single" w:sz="2" w:space="0" w:color="E5E7EB" w:frame="1"/>
           <w:lang w:eastAsia="bg-BG"/>
         </w:rPr>
-        <w:lastRenderedPageBreak/>
         <w:t>Django Framework</w:t>
       </w:r>
     </w:p>
@@ -4798,6 +4813,7 @@
           <w:szCs w:val="28"/>
           <w:lang w:eastAsia="bg-BG"/>
         </w:rPr>
+        <w:lastRenderedPageBreak/>
         <w:t>Алгоритми и програми решения</w:t>
       </w:r>
     </w:p>
@@ -4814,7 +4830,6 @@
           <w:bdr w:val="single" w:sz="2" w:space="0" w:color="E5E7EB" w:frame="1"/>
           <w:lang w:eastAsia="bg-BG"/>
         </w:rPr>
-        <w:lastRenderedPageBreak/>
         <w:t>Алгоритми за обработка на данни</w:t>
       </w:r>
     </w:p>
@@ -4884,7 +4899,7 @@
           <w:lang w:val="en-US" w:eastAsia="bg-BG"/>
         </w:rPr>
       </w:pPr>
-      <w:bookmarkStart w:id="9" w:name="_Toc195002600"/>
+      <w:bookmarkStart w:id="11" w:name="_Toc195003060"/>
       <w:r>
         <w:rPr>
           <w:rFonts w:eastAsia="Times New Roman"/>
@@ -4926,7 +4941,7 @@
           </wp:inline>
         </w:drawing>
       </w:r>
-      <w:bookmarkEnd w:id="9"/>
+      <w:bookmarkEnd w:id="11"/>
     </w:p>
     <w:p>
       <w:pPr>
@@ -5137,6 +5152,7 @@
           <w:rStyle w:val="Strong"/>
           <w:lang w:eastAsia="bg-BG"/>
         </w:rPr>
+        <w:lastRenderedPageBreak/>
         <w:t>Система за управление на коментари</w:t>
       </w:r>
     </w:p>
@@ -5155,7 +5171,6 @@
           <w:bdr w:val="single" w:sz="2" w:space="0" w:color="E5E7EB" w:frame="1"/>
           <w:lang w:eastAsia="bg-BG"/>
         </w:rPr>
-        <w:lastRenderedPageBreak/>
         <w:t>Описание</w:t>
       </w:r>
       <w:r>
@@ -5292,7 +5307,7 @@
           <w:lang w:val="en-US" w:eastAsia="bg-BG"/>
         </w:rPr>
       </w:pPr>
-      <w:bookmarkStart w:id="10" w:name="_Toc195002601"/>
+      <w:bookmarkStart w:id="12" w:name="_Toc195003061"/>
       <w:r>
         <w:rPr>
           <w:rFonts w:eastAsia="Times New Roman"/>
@@ -5314,7 +5329,7 @@
         </w:rPr>
         <w:t>Приноси на дипломния проект</w:t>
       </w:r>
-      <w:bookmarkEnd w:id="10"/>
+      <w:bookmarkEnd w:id="12"/>
     </w:p>
     <w:p>
       <w:pPr>
@@ -5381,7 +5396,7 @@
           <w:lang w:eastAsia="bg-BG"/>
         </w:rPr>
       </w:pPr>
-      <w:bookmarkStart w:id="11" w:name="_Toc195002602"/>
+      <w:bookmarkStart w:id="13" w:name="_Toc195003062"/>
       <w:r>
         <w:rPr>
           <w:rFonts w:eastAsia="Times New Roman"/>
@@ -5389,7 +5404,7 @@
         </w:rPr>
         <w:t>Основни приноси</w:t>
       </w:r>
-      <w:bookmarkEnd w:id="11"/>
+      <w:bookmarkEnd w:id="13"/>
     </w:p>
     <w:p>
       <w:pPr>
@@ -5486,7 +5501,7 @@
           <w:lang w:eastAsia="bg-BG"/>
         </w:rPr>
       </w:pPr>
-      <w:bookmarkStart w:id="12" w:name="_Toc195002603"/>
+      <w:bookmarkStart w:id="14" w:name="_Toc195003063"/>
       <w:r>
         <w:rPr>
           <w:rFonts w:eastAsia="Times New Roman"/>
@@ -5495,7 +5510,7 @@
         </w:rPr>
         <w:t>Интеграция на функции за управление на коментари</w:t>
       </w:r>
-      <w:bookmarkEnd w:id="12"/>
+      <w:bookmarkEnd w:id="14"/>
     </w:p>
     <w:p>
       <w:pPr>
@@ -5567,8 +5582,6 @@
         </w:rPr>
         <w:t>За проекта е създадена подробна документация, описваща основните компоненти и как да се използват. Това е от съществена важност за по-бързо усвояване от страна на нови потребители и разработчици.</w:t>
       </w:r>
-      <w:bookmarkStart w:id="13" w:name="_GoBack"/>
-      <w:bookmarkEnd w:id="13"/>
     </w:p>
     <w:p>
       <w:pPr>
@@ -5652,11 +5665,11 @@
       <w:pPr>
         <w:pStyle w:val="Heading1"/>
       </w:pPr>
-      <w:bookmarkStart w:id="14" w:name="_Toc195002604"/>
+      <w:bookmarkStart w:id="15" w:name="_Toc195003064"/>
       <w:r>
         <w:t>Заключение</w:t>
       </w:r>
-      <w:bookmarkEnd w:id="14"/>
+      <w:bookmarkEnd w:id="15"/>
     </w:p>
     <w:p>
       <w:pPr>
@@ -5673,9 +5686,9 @@
           <w:szCs w:val="36"/>
         </w:rPr>
       </w:pPr>
-      <w:bookmarkStart w:id="15" w:name="_Toc164562456"/>
-      <w:bookmarkStart w:id="16" w:name="_Toc164568069"/>
-      <w:bookmarkStart w:id="17" w:name="_Toc164627453"/>
+      <w:bookmarkStart w:id="16" w:name="_Toc164562456"/>
+      <w:bookmarkStart w:id="17" w:name="_Toc164568069"/>
+      <w:bookmarkStart w:id="18" w:name="_Toc164627453"/>
       <w:r>
         <w:br w:type="page"/>
       </w:r>
@@ -5688,15 +5701,15 @@
         </w:pBdr>
         <w:ind w:left="431" w:hanging="431"/>
       </w:pPr>
-      <w:bookmarkStart w:id="18" w:name="_Toc195002605"/>
+      <w:bookmarkStart w:id="19" w:name="_Toc195003065"/>
       <w:r>
         <w:lastRenderedPageBreak/>
         <w:t>Литература:</w:t>
       </w:r>
-      <w:bookmarkEnd w:id="15"/>
       <w:bookmarkEnd w:id="16"/>
       <w:bookmarkEnd w:id="17"/>
       <w:bookmarkEnd w:id="18"/>
+      <w:bookmarkEnd w:id="19"/>
     </w:p>
     <w:p>
       <w:pPr>
@@ -5707,10 +5720,10 @@
         </w:numPr>
         <w:spacing w:after="160"/>
       </w:pPr>
-      <w:bookmarkStart w:id="19" w:name="_Toc109577646"/>
-      <w:bookmarkStart w:id="20" w:name="_Toc133249660"/>
-      <w:bookmarkStart w:id="21" w:name="_Toc133249727"/>
-      <w:bookmarkStart w:id="22" w:name="_Toc133272496"/>
+      <w:bookmarkStart w:id="20" w:name="_Toc109577646"/>
+      <w:bookmarkStart w:id="21" w:name="_Toc133249660"/>
+      <w:bookmarkStart w:id="22" w:name="_Toc133249727"/>
+      <w:bookmarkStart w:id="23" w:name="_Toc133272496"/>
       <w:r>
         <w:t xml:space="preserve">Колисниченко, Денис, Адаптивен уеб дизайн с </w:t>
       </w:r>
@@ -5764,10 +5777,10 @@
       <w:r>
         <w:t>.АлексСофт, С 2017</w:t>
       </w:r>
-      <w:bookmarkEnd w:id="19"/>
       <w:bookmarkEnd w:id="20"/>
       <w:bookmarkEnd w:id="21"/>
       <w:bookmarkEnd w:id="22"/>
+      <w:bookmarkEnd w:id="23"/>
     </w:p>
     <w:p>
       <w:pPr>
@@ -5778,17 +5791,17 @@
         </w:numPr>
         <w:spacing w:after="160"/>
       </w:pPr>
-      <w:bookmarkStart w:id="23" w:name="_Toc109577647"/>
-      <w:bookmarkStart w:id="24" w:name="_Toc133249661"/>
-      <w:bookmarkStart w:id="25" w:name="_Toc133249728"/>
-      <w:bookmarkStart w:id="26" w:name="_Toc133272497"/>
+      <w:bookmarkStart w:id="24" w:name="_Toc109577647"/>
+      <w:bookmarkStart w:id="25" w:name="_Toc133249661"/>
+      <w:bookmarkStart w:id="26" w:name="_Toc133249728"/>
+      <w:bookmarkStart w:id="27" w:name="_Toc133272497"/>
       <w:r>
         <w:t xml:space="preserve">Есканази, Аврам. </w:t>
       </w:r>
-      <w:bookmarkEnd w:id="23"/>
       <w:bookmarkEnd w:id="24"/>
       <w:bookmarkEnd w:id="25"/>
       <w:bookmarkEnd w:id="26"/>
+      <w:bookmarkEnd w:id="27"/>
       <w:r>
         <w:t>Софтуерни техологии. КЛМН, С 2006</w:t>
       </w:r>
@@ -5992,7 +6005,7 @@
           <w:rPr>
             <w:noProof/>
           </w:rPr>
-          <w:t>18</w:t>
+          <w:t>1</w:t>
         </w:r>
         <w:r>
           <w:rPr>
@@ -9625,7 +9638,7 @@
 </file>
 
 <file path=customXml/itemProps1.xml><?xml version="1.0" encoding="utf-8"?>
-<ds:datastoreItem xmlns:ds="http://schemas.openxmlformats.org/officeDocument/2006/customXml" ds:itemID="{AEE238E8-0791-42BF-B745-1DBA36841447}">
+<ds:datastoreItem xmlns:ds="http://schemas.openxmlformats.org/officeDocument/2006/customXml" ds:itemID="{3C40621F-3D75-4AA9-B946-C17648A56088}">
   <ds:schemaRefs>
     <ds:schemaRef ds:uri="http://schemas.openxmlformats.org/officeDocument/2006/bibliography"/>
   </ds:schemaRefs>

--- a/dr/Дипломен проект.docx
+++ b/dr/Дипломен проект.docx
@@ -34,13 +34,10 @@
             </w:numPr>
           </w:pPr>
           <w:r>
-            <w:t>Съдържа</w:t>
+            <w:t>Съдържание</w:t>
           </w:r>
           <w:bookmarkStart w:id="0" w:name="_GoBack"/>
           <w:bookmarkEnd w:id="0"/>
-          <w:r>
-            <w:t>ние</w:t>
-          </w:r>
         </w:p>
         <w:p>
           <w:pPr>
@@ -66,7 +63,7 @@
           <w:r>
             <w:fldChar w:fldCharType="separate"/>
           </w:r>
-          <w:hyperlink w:anchor="_Toc195003051" w:history="1">
+          <w:hyperlink w:anchor="_Toc195605101" w:history="1">
             <w:r>
               <w:rPr>
                 <w:rStyle w:val="Hyperlink"/>
@@ -110,7 +107,7 @@
                 <w:noProof/>
                 <w:webHidden/>
               </w:rPr>
-              <w:instrText xml:space="preserve"> PAGEREF _Toc195003051 \h </w:instrText>
+              <w:instrText xml:space="preserve"> PAGEREF _Toc195605101 \h </w:instrText>
             </w:r>
             <w:r>
               <w:rPr>
@@ -130,7 +127,7 @@
                 <w:noProof/>
                 <w:webHidden/>
               </w:rPr>
-              <w:t>2</w:t>
+              <w:t>1</w:t>
             </w:r>
             <w:r>
               <w:rPr>
@@ -156,7 +153,7 @@
               <w:lang w:eastAsia="bg-BG"/>
             </w:rPr>
           </w:pPr>
-          <w:hyperlink w:anchor="_Toc195003052" w:history="1">
+          <w:hyperlink w:anchor="_Toc195605102" w:history="1">
             <w:r>
               <w:rPr>
                 <w:rStyle w:val="Hyperlink"/>
@@ -209,7 +206,7 @@
                 <w:noProof/>
                 <w:webHidden/>
               </w:rPr>
-              <w:instrText xml:space="preserve"> PAGEREF _Toc195003052 \h </w:instrText>
+              <w:instrText xml:space="preserve"> PAGEREF _Toc195605102 \h </w:instrText>
             </w:r>
             <w:r>
               <w:rPr>
@@ -229,7 +226,7 @@
                 <w:noProof/>
                 <w:webHidden/>
               </w:rPr>
-              <w:t>2</w:t>
+              <w:t>1</w:t>
             </w:r>
             <w:r>
               <w:rPr>
@@ -255,7 +252,7 @@
               <w:lang w:eastAsia="bg-BG"/>
             </w:rPr>
           </w:pPr>
-          <w:hyperlink w:anchor="_Toc195003053" w:history="1">
+          <w:hyperlink w:anchor="_Toc195605103" w:history="1">
             <w:r>
               <w:rPr>
                 <w:rStyle w:val="Hyperlink"/>
@@ -282,7 +279,7 @@
                 <w:noProof/>
                 <w:lang w:eastAsia="bg-BG"/>
               </w:rPr>
-              <w:t>История на Djang</w:t>
+              <w:t>Основни принципи на Djang</w:t>
             </w:r>
             <w:r>
               <w:rPr>
@@ -303,7 +300,7 @@
                 <w:noProof/>
                 <w:webHidden/>
               </w:rPr>
-              <w:instrText xml:space="preserve"> PAGEREF _Toc195003053 \h </w:instrText>
+              <w:instrText xml:space="preserve"> PAGEREF _Toc195605103 \h </w:instrText>
             </w:r>
             <w:r>
               <w:rPr>
@@ -349,7 +346,7 @@
               <w:lang w:eastAsia="bg-BG"/>
             </w:rPr>
           </w:pPr>
-          <w:hyperlink w:anchor="_Toc195003054" w:history="1">
+          <w:hyperlink w:anchor="_Toc195605104" w:history="1">
             <w:r>
               <w:rPr>
                 <w:rStyle w:val="Hyperlink"/>
@@ -376,7 +373,7 @@
                 <w:noProof/>
                 <w:lang w:eastAsia="bg-BG"/>
               </w:rPr>
-              <w:t>Основни принципи на Djang</w:t>
+              <w:t>Структура на Djang приложенията</w:t>
             </w:r>
             <w:r>
               <w:rPr>
@@ -397,101 +394,7 @@
                 <w:noProof/>
                 <w:webHidden/>
               </w:rPr>
-              <w:instrText xml:space="preserve"> PAGEREF _Toc195003054 \h </w:instrText>
-            </w:r>
-            <w:r>
-              <w:rPr>
-                <w:noProof/>
-                <w:webHidden/>
-              </w:rPr>
-            </w:r>
-            <w:r>
-              <w:rPr>
-                <w:noProof/>
-                <w:webHidden/>
-              </w:rPr>
-              <w:fldChar w:fldCharType="separate"/>
-            </w:r>
-            <w:r>
-              <w:rPr>
-                <w:noProof/>
-                <w:webHidden/>
-              </w:rPr>
-              <w:t>2</w:t>
-            </w:r>
-            <w:r>
-              <w:rPr>
-                <w:noProof/>
-                <w:webHidden/>
-              </w:rPr>
-              <w:fldChar w:fldCharType="end"/>
-            </w:r>
-          </w:hyperlink>
-        </w:p>
-        <w:p>
-          <w:pPr>
-            <w:pStyle w:val="TOC2"/>
-            <w:tabs>
-              <w:tab w:val="left" w:pos="1760"/>
-              <w:tab w:val="right" w:leader="dot" w:pos="9062"/>
-            </w:tabs>
-            <w:rPr>
-              <w:rFonts w:asciiTheme="minorHAnsi" w:hAnsiTheme="minorHAnsi" w:cstheme="minorBidi"/>
-              <w:noProof/>
-              <w:sz w:val="22"/>
-              <w:szCs w:val="22"/>
-              <w:lang w:eastAsia="bg-BG"/>
-            </w:rPr>
-          </w:pPr>
-          <w:hyperlink w:anchor="_Toc195003055" w:history="1">
-            <w:r>
-              <w:rPr>
-                <w:rStyle w:val="Hyperlink"/>
-                <w:rFonts w:eastAsia="Times New Roman"/>
-                <w:noProof/>
-                <w:lang w:eastAsia="bg-BG"/>
-              </w:rPr>
-              <w:t>2.3</w:t>
-            </w:r>
-            <w:r>
-              <w:rPr>
-                <w:rFonts w:asciiTheme="minorHAnsi" w:hAnsiTheme="minorHAnsi" w:cstheme="minorBidi"/>
-                <w:noProof/>
-                <w:sz w:val="22"/>
-                <w:szCs w:val="22"/>
-                <w:lang w:eastAsia="bg-BG"/>
-              </w:rPr>
-              <w:tab/>
-            </w:r>
-            <w:r>
-              <w:rPr>
-                <w:rStyle w:val="Hyperlink"/>
-                <w:rFonts w:eastAsia="Times New Roman"/>
-                <w:noProof/>
-                <w:lang w:eastAsia="bg-BG"/>
-              </w:rPr>
-              <w:t>Структура на Djang приложенията</w:t>
-            </w:r>
-            <w:r>
-              <w:rPr>
-                <w:noProof/>
-                <w:webHidden/>
-              </w:rPr>
-              <w:tab/>
-            </w:r>
-            <w:r>
-              <w:rPr>
-                <w:noProof/>
-                <w:webHidden/>
-              </w:rPr>
-              <w:fldChar w:fldCharType="begin"/>
-            </w:r>
-            <w:r>
-              <w:rPr>
-                <w:noProof/>
-                <w:webHidden/>
-              </w:rPr>
-              <w:instrText xml:space="preserve"> PAGEREF _Toc195003055 \h </w:instrText>
+              <w:instrText xml:space="preserve"> PAGEREF _Toc195605104 \h </w:instrText>
             </w:r>
             <w:r>
               <w:rPr>
@@ -536,7 +439,7 @@
               <w:lang w:eastAsia="bg-BG"/>
             </w:rPr>
           </w:pPr>
-          <w:hyperlink w:anchor="_Toc195003056" w:history="1">
+          <w:hyperlink w:anchor="_Toc195605105" w:history="1">
             <w:r>
               <w:rPr>
                 <w:rStyle w:val="Hyperlink"/>
@@ -582,7 +485,7 @@
                 <w:noProof/>
                 <w:webHidden/>
               </w:rPr>
-              <w:instrText xml:space="preserve"> PAGEREF _Toc195003056 \h </w:instrText>
+              <w:instrText xml:space="preserve"> PAGEREF _Toc195605105 \h </w:instrText>
             </w:r>
             <w:r>
               <w:rPr>
@@ -627,7 +530,7 @@
               <w:lang w:eastAsia="bg-BG"/>
             </w:rPr>
           </w:pPr>
-          <w:hyperlink w:anchor="_Toc195003057" w:history="1">
+          <w:hyperlink w:anchor="_Toc195605106" w:history="1">
             <w:r>
               <w:rPr>
                 <w:rStyle w:val="Hyperlink"/>
@@ -635,7 +538,25 @@
                 <w:noProof/>
                 <w:lang w:eastAsia="bg-BG"/>
               </w:rPr>
-              <w:t>Архитектура на Djang приложенията</w:t>
+              <w:t>Архитектура на Djang</w:t>
+            </w:r>
+            <w:r>
+              <w:rPr>
+                <w:rStyle w:val="Hyperlink"/>
+                <w:rFonts w:eastAsia="Times New Roman"/>
+                <w:noProof/>
+                <w:lang w:val="en-US" w:eastAsia="bg-BG"/>
+              </w:rPr>
+              <w:t xml:space="preserve">o </w:t>
+            </w:r>
+            <w:r>
+              <w:rPr>
+                <w:rStyle w:val="Hyperlink"/>
+                <w:rFonts w:eastAsia="Times New Roman"/>
+                <w:noProof/>
+                <w:lang w:eastAsia="bg-BG"/>
+              </w:rPr>
+              <w:t xml:space="preserve"> приложенията</w:t>
             </w:r>
             <w:r>
               <w:rPr>
@@ -656,7 +577,7 @@
                 <w:noProof/>
                 <w:webHidden/>
               </w:rPr>
-              <w:instrText xml:space="preserve"> PAGEREF _Toc195003057 \h </w:instrText>
+              <w:instrText xml:space="preserve"> PAGEREF _Toc195605106 \h </w:instrText>
             </w:r>
             <w:r>
               <w:rPr>
@@ -701,7 +622,7 @@
               <w:lang w:eastAsia="bg-BG"/>
             </w:rPr>
           </w:pPr>
-          <w:hyperlink w:anchor="_Toc195003058" w:history="1">
+          <w:hyperlink w:anchor="_Toc195605107" w:history="1">
             <w:r>
               <w:rPr>
                 <w:rStyle w:val="Hyperlink"/>
@@ -728,7 +649,7 @@
                 <w:noProof/>
                 <w:webHidden/>
               </w:rPr>
-              <w:instrText xml:space="preserve"> PAGEREF _Toc195003058 \h </w:instrText>
+              <w:instrText xml:space="preserve"> PAGEREF _Toc195605107 \h </w:instrText>
             </w:r>
             <w:r>
               <w:rPr>
@@ -773,7 +694,7 @@
               <w:lang w:eastAsia="bg-BG"/>
             </w:rPr>
           </w:pPr>
-          <w:hyperlink w:anchor="_Toc195003059" w:history="1">
+          <w:hyperlink w:anchor="_Toc195605108" w:history="1">
             <w:r>
               <w:rPr>
                 <w:rStyle w:val="Hyperlink"/>
@@ -811,7 +732,7 @@
                 <w:noProof/>
                 <w:webHidden/>
               </w:rPr>
-              <w:instrText xml:space="preserve"> PAGEREF _Toc195003059 \h </w:instrText>
+              <w:instrText xml:space="preserve"> PAGEREF _Toc195605108 \h </w:instrText>
             </w:r>
             <w:r>
               <w:rPr>
@@ -831,7 +752,7 @@
                 <w:noProof/>
                 <w:webHidden/>
               </w:rPr>
-              <w:t>12</w:t>
+              <w:t>13</w:t>
             </w:r>
             <w:r>
               <w:rPr>
@@ -856,8 +777,7 @@
               <w:lang w:eastAsia="bg-BG"/>
             </w:rPr>
           </w:pPr>
-          <w:hyperlink w:anchor="_Toc195003060" w:history="1">
-            <w:bookmarkStart w:id="1" w:name="_Toc195002600"/>
+          <w:hyperlink w:anchor="_Toc195605109" w:history="1">
             <w:r>
               <w:rPr>
                 <w:rStyle w:val="Hyperlink"/>
@@ -865,122 +785,13 @@
                 <w:noProof/>
                 <w:lang w:val="en-US" w:eastAsia="bg-BG"/>
               </w:rPr>
-              <w:drawing>
-                <wp:inline distT="0" distB="0" distL="0" distR="0" wp14:anchorId="2FD544BF" wp14:editId="23BB1912">
-                  <wp:extent cx="3410426" cy="1619476"/>
-                  <wp:effectExtent l="0" t="0" r="0" b="0"/>
-                  <wp:docPr id="13" name="Picture 13"/>
-                  <wp:cNvGraphicFramePr>
-                    <a:graphicFrameLocks xmlns:a="http://schemas.openxmlformats.org/drawingml/2006/main" noChangeAspect="1"/>
-                  </wp:cNvGraphicFramePr>
-                  <a:graphic xmlns:a="http://schemas.openxmlformats.org/drawingml/2006/main">
-                    <a:graphicData uri="http://schemas.openxmlformats.org/drawingml/2006/picture">
-                      <pic:pic xmlns:pic="http://schemas.openxmlformats.org/drawingml/2006/picture">
-                        <pic:nvPicPr>
-                          <pic:cNvPr id="0" name=""/>
-                          <pic:cNvPicPr/>
-                        </pic:nvPicPr>
-                        <pic:blipFill>
-                          <a:blip r:embed="rId9"/>
-                          <a:stretch>
-                            <a:fillRect/>
-                          </a:stretch>
-                        </pic:blipFill>
-                        <pic:spPr>
-                          <a:xfrm>
-                            <a:off x="0" y="0"/>
-                            <a:ext cx="3410426" cy="1619476"/>
-                          </a:xfrm>
-                          <a:prstGeom prst="rect">
-                            <a:avLst/>
-                          </a:prstGeom>
-                        </pic:spPr>
-                      </pic:pic>
-                    </a:graphicData>
-                  </a:graphic>
-                </wp:inline>
-              </w:drawing>
-            </w:r>
-            <w:bookmarkEnd w:id="1"/>
-            <w:r>
-              <w:rPr>
-                <w:noProof/>
-                <w:webHidden/>
-              </w:rPr>
-              <w:tab/>
-            </w:r>
-            <w:r>
-              <w:rPr>
-                <w:noProof/>
-                <w:webHidden/>
-              </w:rPr>
-              <w:fldChar w:fldCharType="begin"/>
-            </w:r>
-            <w:r>
-              <w:rPr>
-                <w:noProof/>
-                <w:webHidden/>
-              </w:rPr>
-              <w:instrText xml:space="preserve"> PAGEREF _Toc195003060 \h </w:instrText>
-            </w:r>
-            <w:r>
-              <w:rPr>
-                <w:noProof/>
-                <w:webHidden/>
-              </w:rPr>
-            </w:r>
-            <w:r>
-              <w:rPr>
-                <w:noProof/>
-                <w:webHidden/>
-              </w:rPr>
-              <w:fldChar w:fldCharType="separate"/>
-            </w:r>
-            <w:r>
-              <w:rPr>
-                <w:noProof/>
-                <w:webHidden/>
-              </w:rPr>
-              <w:t>14</w:t>
-            </w:r>
-            <w:r>
-              <w:rPr>
-                <w:noProof/>
-                <w:webHidden/>
-              </w:rPr>
-              <w:fldChar w:fldCharType="end"/>
-            </w:r>
-          </w:hyperlink>
-        </w:p>
-        <w:p>
-          <w:pPr>
-            <w:pStyle w:val="TOC1"/>
-            <w:tabs>
-              <w:tab w:val="right" w:leader="dot" w:pos="9062"/>
-            </w:tabs>
-            <w:rPr>
-              <w:rFonts w:asciiTheme="minorHAnsi" w:hAnsiTheme="minorHAnsi" w:cstheme="minorBidi"/>
-              <w:noProof/>
-              <w:sz w:val="22"/>
-              <w:szCs w:val="22"/>
-              <w:lang w:eastAsia="bg-BG"/>
-            </w:rPr>
-          </w:pPr>
-          <w:hyperlink w:anchor="_Toc195003061" w:history="1">
+              <w:t>6.</w:t>
+            </w:r>
             <w:r>
               <w:rPr>
                 <w:rStyle w:val="Hyperlink"/>
                 <w:rFonts w:eastAsia="Times New Roman"/>
                 <w:noProof/>
-                <w:lang w:val="en-US" w:eastAsia="bg-BG"/>
-              </w:rPr>
-              <w:t>6.</w:t>
-            </w:r>
-            <w:r>
-              <w:rPr>
-                <w:rStyle w:val="Hyperlink"/>
-                <w:rFonts w:eastAsia="Times New Roman"/>
-                <w:noProof/>
                 <w:lang w:eastAsia="bg-BG"/>
               </w:rPr>
               <w:t xml:space="preserve"> Приноси на дипломния проект</w:t>
@@ -1004,7 +815,7 @@
                 <w:noProof/>
                 <w:webHidden/>
               </w:rPr>
-              <w:instrText xml:space="preserve"> PAGEREF _Toc195003061 \h </w:instrText>
+              <w:instrText xml:space="preserve"> PAGEREF _Toc195605109 \h </w:instrText>
             </w:r>
             <w:r>
               <w:rPr>
@@ -1024,7 +835,7 @@
                 <w:noProof/>
                 <w:webHidden/>
               </w:rPr>
-              <w:t>15</w:t>
+              <w:t>16</w:t>
             </w:r>
             <w:r>
               <w:rPr>
@@ -1049,7 +860,7 @@
               <w:lang w:eastAsia="bg-BG"/>
             </w:rPr>
           </w:pPr>
-          <w:hyperlink w:anchor="_Toc195003062" w:history="1">
+          <w:hyperlink w:anchor="_Toc195605110" w:history="1">
             <w:r>
               <w:rPr>
                 <w:rStyle w:val="Hyperlink"/>
@@ -1078,7 +889,7 @@
                 <w:noProof/>
                 <w:webHidden/>
               </w:rPr>
-              <w:instrText xml:space="preserve"> PAGEREF _Toc195003062 \h </w:instrText>
+              <w:instrText xml:space="preserve"> PAGEREF _Toc195605110 \h </w:instrText>
             </w:r>
             <w:r>
               <w:rPr>
@@ -1098,7 +909,7 @@
                 <w:noProof/>
                 <w:webHidden/>
               </w:rPr>
-              <w:t>15</w:t>
+              <w:t>16</w:t>
             </w:r>
             <w:r>
               <w:rPr>
@@ -1123,7 +934,7 @@
               <w:lang w:eastAsia="bg-BG"/>
             </w:rPr>
           </w:pPr>
-          <w:hyperlink w:anchor="_Toc195003063" w:history="1">
+          <w:hyperlink w:anchor="_Toc195605111" w:history="1">
             <w:r>
               <w:rPr>
                 <w:rStyle w:val="Hyperlink"/>
@@ -1153,7 +964,7 @@
                 <w:noProof/>
                 <w:webHidden/>
               </w:rPr>
-              <w:instrText xml:space="preserve"> PAGEREF _Toc195003063 \h </w:instrText>
+              <w:instrText xml:space="preserve"> PAGEREF _Toc195605111 \h </w:instrText>
             </w:r>
             <w:r>
               <w:rPr>
@@ -1173,7 +984,7 @@
                 <w:noProof/>
                 <w:webHidden/>
               </w:rPr>
-              <w:t>16</w:t>
+              <w:t>17</w:t>
             </w:r>
             <w:r>
               <w:rPr>
@@ -1199,13 +1010,13 @@
               <w:lang w:eastAsia="bg-BG"/>
             </w:rPr>
           </w:pPr>
-          <w:hyperlink w:anchor="_Toc195003064" w:history="1">
+          <w:hyperlink w:anchor="_Toc195605112" w:history="1">
             <w:r>
               <w:rPr>
                 <w:rStyle w:val="Hyperlink"/>
                 <w:noProof/>
               </w:rPr>
-              <w:t>4.</w:t>
+              <w:t>7.</w:t>
             </w:r>
             <w:r>
               <w:rPr>
@@ -1243,7 +1054,7 @@
                 <w:noProof/>
                 <w:webHidden/>
               </w:rPr>
-              <w:instrText xml:space="preserve"> PAGEREF _Toc195003064 \h </w:instrText>
+              <w:instrText xml:space="preserve"> PAGEREF _Toc195605112 \h </w:instrText>
             </w:r>
             <w:r>
               <w:rPr>
@@ -1263,7 +1074,7 @@
                 <w:noProof/>
                 <w:webHidden/>
               </w:rPr>
-              <w:t>17</w:t>
+              <w:t>18</w:t>
             </w:r>
             <w:r>
               <w:rPr>
@@ -1289,13 +1100,13 @@
               <w:lang w:eastAsia="bg-BG"/>
             </w:rPr>
           </w:pPr>
-          <w:hyperlink w:anchor="_Toc195003065" w:history="1">
+          <w:hyperlink w:anchor="_Toc195605113" w:history="1">
             <w:r>
               <w:rPr>
                 <w:rStyle w:val="Hyperlink"/>
                 <w:noProof/>
               </w:rPr>
-              <w:t>5.</w:t>
+              <w:t>8.</w:t>
             </w:r>
             <w:r>
               <w:rPr>
@@ -1333,7 +1144,7 @@
                 <w:noProof/>
                 <w:webHidden/>
               </w:rPr>
-              <w:instrText xml:space="preserve"> PAGEREF _Toc195003065 \h </w:instrText>
+              <w:instrText xml:space="preserve"> PAGEREF _Toc195605113 \h </w:instrText>
             </w:r>
             <w:r>
               <w:rPr>
@@ -1353,7 +1164,7 @@
                 <w:noProof/>
                 <w:webHidden/>
               </w:rPr>
-              <w:t>18</w:t>
+              <w:t>19</w:t>
             </w:r>
             <w:r>
               <w:rPr>
@@ -1385,33 +1196,32 @@
           <w:numId w:val="3"/>
         </w:numPr>
       </w:pPr>
-      <w:bookmarkStart w:id="2" w:name="_Toc195003051"/>
-      <w:r>
-        <w:lastRenderedPageBreak/>
+      <w:bookmarkStart w:id="1" w:name="_Toc195605101"/>
+      <w:r>
         <w:t>Увод</w:t>
       </w:r>
+      <w:bookmarkEnd w:id="1"/>
+    </w:p>
+    <w:p/>
+    <w:p>
+      <w:pPr>
+        <w:pStyle w:val="Heading1"/>
+        <w:rPr>
+          <w:lang w:val="en-US"/>
+        </w:rPr>
+      </w:pPr>
+      <w:bookmarkStart w:id="2" w:name="_Toc195605102"/>
+      <w:r>
+        <w:t xml:space="preserve">Представяне на </w:t>
+      </w:r>
+      <w:proofErr w:type="spellStart"/>
+      <w:r>
+        <w:rPr>
+          <w:lang w:val="en-US"/>
+        </w:rPr>
+        <w:t>django</w:t>
+      </w:r>
       <w:bookmarkEnd w:id="2"/>
-    </w:p>
-    <w:p/>
-    <w:p>
-      <w:pPr>
-        <w:pStyle w:val="Heading1"/>
-        <w:rPr>
-          <w:lang w:val="en-US"/>
-        </w:rPr>
-      </w:pPr>
-      <w:bookmarkStart w:id="3" w:name="_Toc195003052"/>
-      <w:r>
-        <w:t xml:space="preserve">Представяне на </w:t>
-      </w:r>
-      <w:proofErr w:type="spellStart"/>
-      <w:r>
-        <w:rPr>
-          <w:lang w:val="en-US"/>
-        </w:rPr>
-        <w:t>django</w:t>
-      </w:r>
-      <w:bookmarkEnd w:id="3"/>
       <w:proofErr w:type="spellEnd"/>
     </w:p>
     <w:p>
@@ -1470,7 +1280,75 @@
           <w:rFonts w:eastAsia="Times New Roman"/>
           <w:lang w:eastAsia="bg-BG"/>
         </w:rPr>
-        <w:t>Djang е мощен уеб фреймуърк, написан на Python, който е предназначен за бързо разработване на уеб приложения. Създаден е с акцент на опростяване на редица присъщи за уеб разработката задачи, включително управление на бази данни, маршрутиране на URL адреси и представяне на данни. Djang следва принципите на бързо разработване, безопасност и чистота на кода.</w:t>
+        <w:t>Djang</w:t>
+      </w:r>
+      <w:r>
+        <w:rPr>
+          <w:rFonts w:eastAsia="Times New Roman"/>
+          <w:lang w:val="en-US" w:eastAsia="bg-BG"/>
+        </w:rPr>
+        <w:t>o</w:t>
+      </w:r>
+      <w:r>
+        <w:rPr>
+          <w:rFonts w:eastAsia="Times New Roman"/>
+          <w:lang w:eastAsia="bg-BG"/>
+        </w:rPr>
+        <w:t xml:space="preserve"> е мощен уеб фреймуърк, написан на Python, който е предназначен за бързо разработване на уеб приложения. Създаден е с акцент на опростяване на </w:t>
+      </w:r>
+      <w:r>
+        <w:rPr>
+          <w:rFonts w:eastAsia="Times New Roman"/>
+          <w:lang w:eastAsia="bg-BG"/>
+        </w:rPr>
+        <w:lastRenderedPageBreak/>
+        <w:t>редица присъщи за уеб разработката задачи, включително управление на бази данни, маршрутиране на URL адреси и представяне на данни. Djang следва принципите на бързо разработване, безопасност и чистота на кода.</w:t>
+      </w:r>
+    </w:p>
+    <w:p>
+      <w:pPr>
+        <w:rPr>
+          <w:rStyle w:val="Strong"/>
+          <w:lang w:val="en-US"/>
+        </w:rPr>
+      </w:pPr>
+      <w:r>
+        <w:rPr>
+          <w:rStyle w:val="Strong"/>
+        </w:rPr>
+        <w:t>История на Djang</w:t>
+      </w:r>
+      <w:r>
+        <w:rPr>
+          <w:rStyle w:val="Strong"/>
+          <w:lang w:val="en-US"/>
+        </w:rPr>
+        <w:t>o</w:t>
+      </w:r>
+    </w:p>
+    <w:p>
+      <w:pPr>
+        <w:rPr>
+          <w:lang w:eastAsia="bg-BG"/>
+        </w:rPr>
+      </w:pPr>
+      <w:r>
+        <w:t>Djang</w:t>
+      </w:r>
+      <w:r>
+        <w:rPr>
+          <w:lang w:val="en-US"/>
+        </w:rPr>
+        <w:t>o</w:t>
+      </w:r>
+      <w:r>
+        <w:t xml:space="preserve"> е разработен в началото на 2000 години от Адриан Холуви и неговите колеги в Lawrence Journal-World. Името на фреймуърка идва от името на джаз музиканта Django Reinhardt. Проектът бързо набира популярност и става един от най-използваните фреймуъркове за Python. В момента е с отворен код, наличен за всички разработчици</w:t>
+      </w:r>
+      <w:r>
+        <w:rPr>
+          <w:lang w:eastAsia="bg-BG"/>
+        </w:rPr>
+        <w:t>.</w:t>
       </w:r>
     </w:p>
     <w:p>
@@ -1481,47 +1359,7 @@
           <w:lang w:eastAsia="bg-BG"/>
         </w:rPr>
       </w:pPr>
-      <w:bookmarkStart w:id="4" w:name="_Toc195003053"/>
-      <w:r>
-        <w:rPr>
-          <w:rFonts w:eastAsia="Times New Roman"/>
-          <w:lang w:eastAsia="bg-BG"/>
-        </w:rPr>
-        <w:t>История на Djang</w:t>
-      </w:r>
-      <w:bookmarkEnd w:id="4"/>
-    </w:p>
-    <w:p>
-      <w:pPr>
-        <w:pBdr>
-          <w:top w:val="single" w:sz="2" w:space="0" w:color="E5E7EB"/>
-          <w:left w:val="single" w:sz="2" w:space="0" w:color="E5E7EB"/>
-          <w:bottom w:val="single" w:sz="2" w:space="0" w:color="E5E7EB"/>
-          <w:right w:val="single" w:sz="2" w:space="0" w:color="E5E7EB"/>
-        </w:pBdr>
-        <w:spacing w:line="240" w:lineRule="auto"/>
-        <w:ind w:firstLine="0"/>
-        <w:jc w:val="left"/>
-        <w:rPr>
-          <w:lang w:eastAsia="bg-BG"/>
-        </w:rPr>
-      </w:pPr>
-      <w:r>
-        <w:rPr>
-          <w:lang w:eastAsia="bg-BG"/>
-        </w:rPr>
-        <w:t>Djang е разработен в началото на 2000 години от Адриан Холуви и неговите колеги в Lawrence Journal-World. Името на фреймуърка идва от името на джаз музиканта Django Reinhardt. Проектът бързо набира популярност и става един от най-използваните фреймуъркове за Python. В момента е с отворен код, наличен за всички разработчици.</w:t>
-      </w:r>
-    </w:p>
-    <w:p>
-      <w:pPr>
-        <w:pStyle w:val="Heading2"/>
-        <w:rPr>
-          <w:rFonts w:eastAsia="Times New Roman"/>
-          <w:lang w:eastAsia="bg-BG"/>
-        </w:rPr>
-      </w:pPr>
-      <w:bookmarkStart w:id="5" w:name="_Toc195003054"/>
+      <w:bookmarkStart w:id="3" w:name="_Toc195605103"/>
       <w:r>
         <w:rPr>
           <w:rFonts w:eastAsia="Times New Roman"/>
@@ -1529,7 +1367,7 @@
         </w:rPr>
         <w:t>Основни принципи на Djang</w:t>
       </w:r>
-      <w:bookmarkEnd w:id="5"/>
+      <w:bookmarkEnd w:id="3"/>
     </w:p>
     <w:p>
       <w:pPr>
@@ -1560,7 +1398,7 @@
       <w:pPr>
         <w:rPr>
           <w:rFonts w:eastAsia="Times New Roman"/>
-          <w:lang w:eastAsia="bg-BG"/>
+          <w:lang w:val="en-US" w:eastAsia="bg-BG"/>
         </w:rPr>
       </w:pPr>
       <w:r>
@@ -1585,6 +1423,22 @@
       <w:pPr>
         <w:rPr>
           <w:rFonts w:eastAsia="Times New Roman"/>
+          <w:lang w:val="en-US" w:eastAsia="bg-BG"/>
+        </w:rPr>
+      </w:pPr>
+    </w:p>
+    <w:p>
+      <w:pPr>
+        <w:rPr>
+          <w:rFonts w:eastAsia="Times New Roman"/>
+          <w:lang w:val="en-US" w:eastAsia="bg-BG"/>
+        </w:rPr>
+      </w:pPr>
+    </w:p>
+    <w:p>
+      <w:pPr>
+        <w:rPr>
+          <w:rFonts w:eastAsia="Times New Roman"/>
           <w:lang w:eastAsia="bg-BG"/>
         </w:rPr>
       </w:pPr>
@@ -1621,34 +1475,34 @@
           <w:bdr w:val="single" w:sz="2" w:space="0" w:color="E5E7EB" w:frame="1"/>
           <w:lang w:eastAsia="bg-BG"/>
         </w:rPr>
+        <w:t>RESTful API</w:t>
+      </w:r>
+      <w:r>
+        <w:rPr>
+          <w:rFonts w:eastAsia="Times New Roman"/>
+          <w:lang w:eastAsia="bg-BG"/>
+        </w:rPr>
+        <w:t>: Djang предоставя мощни инструменти за изграждане на RESTful API, което улеснява разработването на приложения, които комуникират с различни устройства и платформи, като мобилни приложения и уеб услуги.</w:t>
+      </w:r>
+    </w:p>
+    <w:p>
+      <w:pPr>
+        <w:pStyle w:val="Heading2"/>
+        <w:rPr>
+          <w:rFonts w:eastAsia="Times New Roman"/>
+          <w:lang w:eastAsia="bg-BG"/>
+        </w:rPr>
+      </w:pPr>
+      <w:bookmarkStart w:id="4" w:name="_Toc195605104"/>
+      <w:r>
+        <w:rPr>
+          <w:rFonts w:eastAsia="Times New Roman"/>
+          <w:lang w:eastAsia="bg-BG"/>
+        </w:rPr>
         <w:lastRenderedPageBreak/>
-        <w:t>RESTful API</w:t>
-      </w:r>
-      <w:r>
-        <w:rPr>
-          <w:rFonts w:eastAsia="Times New Roman"/>
-          <w:lang w:eastAsia="bg-BG"/>
-        </w:rPr>
-        <w:t>: Djang предоставя мощни инструменти за изграждане на RESTful API, което улеснява разработването на приложения, които комуникират с различни устройства и платформи, като мобилни приложения и уеб услуги.</w:t>
-      </w:r>
-    </w:p>
-    <w:p>
-      <w:pPr>
-        <w:pStyle w:val="Heading2"/>
-        <w:rPr>
-          <w:rFonts w:eastAsia="Times New Roman"/>
-          <w:lang w:eastAsia="bg-BG"/>
-        </w:rPr>
-      </w:pPr>
-      <w:bookmarkStart w:id="6" w:name="_Toc195003055"/>
-      <w:r>
-        <w:rPr>
-          <w:rFonts w:eastAsia="Times New Roman"/>
-          <w:lang w:eastAsia="bg-BG"/>
-        </w:rPr>
         <w:t>Структура на Djang приложенията</w:t>
       </w:r>
-      <w:bookmarkEnd w:id="6"/>
+      <w:bookmarkEnd w:id="4"/>
     </w:p>
     <w:p>
       <w:pPr>
@@ -1792,7 +1646,7 @@
           <w:lang w:val="en-US" w:eastAsia="bg-BG"/>
         </w:rPr>
       </w:pPr>
-      <w:bookmarkStart w:id="7" w:name="_Toc195003056"/>
+      <w:bookmarkStart w:id="5" w:name="_Toc195605105"/>
       <w:r>
         <w:rPr>
           <w:lang w:val="en-US"/>
@@ -1804,14 +1658,7 @@
           <w:rFonts w:eastAsia="Times New Roman"/>
           <w:lang w:eastAsia="bg-BG"/>
         </w:rPr>
-        <w:t xml:space="preserve"> </w:t>
-      </w:r>
-      <w:r>
-        <w:rPr>
-          <w:rFonts w:eastAsia="Times New Roman"/>
-          <w:lang w:eastAsia="bg-BG"/>
-        </w:rPr>
-        <w:t>Концепция и общи принципи на Djang</w:t>
+        <w:t xml:space="preserve"> Концепция и общи принципи на Djang</w:t>
       </w:r>
       <w:r>
         <w:rPr>
@@ -1820,59 +1667,46 @@
         </w:rPr>
         <w:t>o</w:t>
       </w:r>
-      <w:bookmarkEnd w:id="7"/>
-    </w:p>
-    <w:p>
-      <w:pPr>
+      <w:bookmarkEnd w:id="5"/>
+    </w:p>
+    <w:p>
+      <w:pPr>
+        <w:rPr>
+          <w:rStyle w:val="Strong"/>
+          <w:sz w:val="28"/>
+          <w:szCs w:val="28"/>
+          <w:lang w:eastAsia="bg-BG"/>
+        </w:rPr>
+      </w:pPr>
+      <w:r>
         <w:rPr>
           <w:rStyle w:val="Strong"/>
           <w:b w:val="0"/>
           <w:sz w:val="28"/>
           <w:szCs w:val="28"/>
-          <w:lang w:eastAsia="bg-BG"/>
-        </w:rPr>
-      </w:pPr>
+        </w:rPr>
+        <w:t xml:space="preserve">           </w:t>
+      </w:r>
       <w:r>
         <w:rPr>
           <w:rStyle w:val="Strong"/>
-          <w:b w:val="0"/>
           <w:sz w:val="28"/>
           <w:szCs w:val="28"/>
-        </w:rPr>
-        <w:t xml:space="preserve">           </w:t>
-      </w:r>
-      <w:r>
-        <w:rPr>
-          <w:rStyle w:val="Strong"/>
-          <w:b w:val="0"/>
-          <w:sz w:val="28"/>
-          <w:szCs w:val="28"/>
           <w:lang w:eastAsia="bg-BG"/>
         </w:rPr>
         <w:t>Въведение</w:t>
       </w:r>
     </w:p>
     <w:p>
-      <w:pPr>
-        <w:rPr>
-          <w:rFonts w:ascii="Segoe UI" w:eastAsia="Times New Roman" w:hAnsi="Segoe UI" w:cs="Segoe UI"/>
-          <w:lang w:eastAsia="bg-BG"/>
-        </w:rPr>
-      </w:pPr>
-      <w:r>
-        <w:rPr>
-          <w:rFonts w:ascii="Segoe UI" w:eastAsia="Times New Roman" w:hAnsi="Segoe UI" w:cs="Segoe UI"/>
-          <w:lang w:eastAsia="bg-BG"/>
-        </w:rPr>
-        <w:t xml:space="preserve">Djang е един от най-популярните и мощни фреймуъркове за развитие на уеб приложения, написан на Python. Основната му цел е да опрости изграждането на сложни уеб приложения, като предоставя множество вградени функции и инструменти, които ускоряват разработката. Със своите основни </w:t>
-      </w:r>
-      <w:r>
-        <w:rPr>
-          <w:rFonts w:ascii="Segoe UI" w:eastAsia="Times New Roman" w:hAnsi="Segoe UI" w:cs="Segoe UI"/>
-          <w:lang w:eastAsia="bg-BG"/>
-        </w:rPr>
-        <w:lastRenderedPageBreak/>
-        <w:t>принципи, Djang предлага безопасност, гъвкавост и организираност, което го прави предпочитан избор за много разработчици.</w:t>
+      <w:r>
+        <w:rPr>
+          <w:rFonts w:eastAsia="Times New Roman"/>
+          <w:lang w:eastAsia="bg-BG"/>
+        </w:rPr>
+        <w:t xml:space="preserve">Djang е един от най-популярните и мощни фреймуъркове за развитие на уеб приложения, написан на Python. Основната му цел е да опрости изграждането на сложни уеб приложения, като предоставя множество вградени функции и инструменти, които ускоряват разработката. Със своите основни принципи, Djang предлага безопасност, гъвкавост и организираност, което го прави предпочитан избор за много </w:t>
+      </w:r>
+      <w:r>
+        <w:t>разработчици.</w:t>
       </w:r>
     </w:p>
     <w:p>
@@ -1880,7 +1714,7 @@
         <w:rPr>
           <w:rFonts w:ascii="var(--font-dm-sans)" w:eastAsia="Times New Roman" w:hAnsi="var(--font-dm-sans)"/>
           <w:b/>
-          <w:lang w:eastAsia="bg-BG"/>
+          <w:lang w:val="en-US" w:eastAsia="bg-BG"/>
         </w:rPr>
       </w:pPr>
       <w:r>
@@ -1891,32 +1725,41 @@
         </w:rPr>
         <w:t>Концепция на Djang</w:t>
       </w:r>
-    </w:p>
-    <w:p>
-      <w:pPr>
-        <w:rPr>
-          <w:rFonts w:ascii="Segoe UI" w:eastAsia="Times New Roman" w:hAnsi="Segoe UI" w:cs="Segoe UI"/>
-          <w:lang w:eastAsia="bg-BG"/>
-        </w:rPr>
-      </w:pPr>
-      <w:r>
-        <w:rPr>
-          <w:rFonts w:ascii="Segoe UI" w:eastAsia="Times New Roman" w:hAnsi="Segoe UI" w:cs="Segoe UI"/>
-          <w:lang w:eastAsia="bg-BG"/>
-        </w:rPr>
+      <w:r>
+        <w:rPr>
+          <w:rFonts w:ascii="var(--font-dm-sans)" w:eastAsia="Times New Roman" w:hAnsi="var(--font-dm-sans)"/>
+          <w:b/>
+          <w:lang w:val="en-US" w:eastAsia="bg-BG"/>
+        </w:rPr>
+        <w:t>o</w:t>
+      </w:r>
+    </w:p>
+    <w:p>
+      <w:pPr>
+        <w:rPr>
+          <w:rFonts w:eastAsia="Times New Roman"/>
+          <w:lang w:eastAsia="bg-BG"/>
+        </w:rPr>
+      </w:pPr>
+      <w:r>
+        <w:rPr>
+          <w:rFonts w:eastAsia="Times New Roman"/>
+          <w:lang w:eastAsia="bg-BG"/>
+        </w:rPr>
+        <w:lastRenderedPageBreak/>
         <w:t>Концепцията на Djang е изградена около идеята за "практичност". Дизайнът му е насочен към улесняване на разработчиците при изграждането на уеб приложения, без да се жертва качеството на кода. Основните концепции включват:</w:t>
       </w:r>
     </w:p>
     <w:p>
       <w:pPr>
         <w:rPr>
-          <w:rFonts w:ascii="Segoe UI" w:eastAsia="Times New Roman" w:hAnsi="Segoe UI" w:cs="Segoe UI"/>
-          <w:lang w:eastAsia="bg-BG"/>
-        </w:rPr>
-      </w:pPr>
-      <w:r>
-        <w:rPr>
-          <w:rFonts w:ascii="Segoe UI" w:eastAsia="Times New Roman" w:hAnsi="Segoe UI" w:cs="Segoe UI"/>
+          <w:rFonts w:eastAsia="Times New Roman"/>
+          <w:lang w:eastAsia="bg-BG"/>
+        </w:rPr>
+      </w:pPr>
+      <w:r>
+        <w:rPr>
+          <w:rFonts w:eastAsia="Times New Roman"/>
           <w:b/>
           <w:bdr w:val="single" w:sz="2" w:space="0" w:color="E5E7EB" w:frame="1"/>
           <w:lang w:eastAsia="bg-BG"/>
@@ -1925,7 +1768,7 @@
       </w:r>
       <w:r>
         <w:rPr>
-          <w:rFonts w:ascii="Segoe UI" w:eastAsia="Times New Roman" w:hAnsi="Segoe UI" w:cs="Segoe UI"/>
+          <w:rFonts w:eastAsia="Times New Roman"/>
           <w:lang w:eastAsia="bg-BG"/>
         </w:rPr>
         <w:t>: Djang предлага вградени инструменти и модули, които спомагат за бързото създаване на приложение. От администраторски панели до ORM (Object-Relational Mapping) функционалности, Djang подрежда повечето от рутинните задачи, позволявайки на разработчиците да се фокусират върху бизнес логиката.</w:t>
@@ -1934,13 +1777,13 @@
     <w:p>
       <w:pPr>
         <w:rPr>
-          <w:rFonts w:ascii="Segoe UI" w:eastAsia="Times New Roman" w:hAnsi="Segoe UI" w:cs="Segoe UI"/>
-          <w:lang w:eastAsia="bg-BG"/>
-        </w:rPr>
-      </w:pPr>
-      <w:r>
-        <w:rPr>
-          <w:rFonts w:ascii="Segoe UI" w:eastAsia="Times New Roman" w:hAnsi="Segoe UI" w:cs="Segoe UI"/>
+          <w:rFonts w:eastAsia="Times New Roman"/>
+          <w:lang w:eastAsia="bg-BG"/>
+        </w:rPr>
+      </w:pPr>
+      <w:r>
+        <w:rPr>
+          <w:rFonts w:eastAsia="Times New Roman"/>
           <w:b/>
           <w:bdr w:val="single" w:sz="2" w:space="0" w:color="E5E7EB" w:frame="1"/>
           <w:lang w:eastAsia="bg-BG"/>
@@ -1949,7 +1792,7 @@
       </w:r>
       <w:r>
         <w:rPr>
-          <w:rFonts w:ascii="Segoe UI" w:eastAsia="Times New Roman" w:hAnsi="Segoe UI" w:cs="Segoe UI"/>
+          <w:rFonts w:eastAsia="Times New Roman"/>
           <w:lang w:eastAsia="bg-BG"/>
         </w:rPr>
         <w:t>: Djang следва архитектурен модел, известен като MVT (Model-View-Template), опростена версия на MVC, където:</w:t>
@@ -1958,13 +1801,13 @@
     <w:p>
       <w:pPr>
         <w:rPr>
-          <w:rFonts w:ascii="Segoe UI" w:eastAsia="Times New Roman" w:hAnsi="Segoe UI" w:cs="Segoe UI"/>
-          <w:lang w:eastAsia="bg-BG"/>
-        </w:rPr>
-      </w:pPr>
-      <w:r>
-        <w:rPr>
-          <w:rFonts w:ascii="Segoe UI" w:eastAsia="Times New Roman" w:hAnsi="Segoe UI" w:cs="Segoe UI"/>
+          <w:rFonts w:eastAsia="Times New Roman"/>
+          <w:lang w:eastAsia="bg-BG"/>
+        </w:rPr>
+      </w:pPr>
+      <w:r>
+        <w:rPr>
+          <w:rFonts w:eastAsia="Times New Roman"/>
           <w:b/>
           <w:bdr w:val="single" w:sz="2" w:space="0" w:color="E5E7EB" w:frame="1"/>
           <w:lang w:eastAsia="bg-BG"/>
@@ -1973,7 +1816,7 @@
       </w:r>
       <w:r>
         <w:rPr>
-          <w:rFonts w:ascii="Segoe UI" w:eastAsia="Times New Roman" w:hAnsi="Segoe UI" w:cs="Segoe UI"/>
+          <w:rFonts w:eastAsia="Times New Roman"/>
           <w:lang w:eastAsia="bg-BG"/>
         </w:rPr>
         <w:t>: Описва структурата на данните и взаимодействието с базата данни.</w:t>
@@ -1982,13 +1825,13 @@
     <w:p>
       <w:pPr>
         <w:rPr>
-          <w:rFonts w:ascii="Segoe UI" w:eastAsia="Times New Roman" w:hAnsi="Segoe UI" w:cs="Segoe UI"/>
-          <w:lang w:eastAsia="bg-BG"/>
-        </w:rPr>
-      </w:pPr>
-      <w:r>
-        <w:rPr>
-          <w:rFonts w:ascii="Segoe UI" w:eastAsia="Times New Roman" w:hAnsi="Segoe UI" w:cs="Segoe UI"/>
+          <w:rFonts w:eastAsia="Times New Roman"/>
+          <w:lang w:eastAsia="bg-BG"/>
+        </w:rPr>
+      </w:pPr>
+      <w:r>
+        <w:rPr>
+          <w:rFonts w:eastAsia="Times New Roman"/>
           <w:b/>
           <w:bdr w:val="single" w:sz="2" w:space="0" w:color="E5E7EB" w:frame="1"/>
           <w:lang w:eastAsia="bg-BG"/>
@@ -1997,7 +1840,7 @@
       </w:r>
       <w:r>
         <w:rPr>
-          <w:rFonts w:ascii="Segoe UI" w:eastAsia="Times New Roman" w:hAnsi="Segoe UI" w:cs="Segoe UI"/>
+          <w:rFonts w:eastAsia="Times New Roman"/>
           <w:lang w:eastAsia="bg-BG"/>
         </w:rPr>
         <w:t>: Обработват логиката на приложението и свързват модели и шаблони.</w:t>
@@ -2006,13 +1849,13 @@
     <w:p>
       <w:pPr>
         <w:rPr>
-          <w:rFonts w:ascii="Segoe UI" w:eastAsia="Times New Roman" w:hAnsi="Segoe UI" w:cs="Segoe UI"/>
-          <w:lang w:eastAsia="bg-BG"/>
-        </w:rPr>
-      </w:pPr>
-      <w:r>
-        <w:rPr>
-          <w:rFonts w:ascii="Segoe UI" w:eastAsia="Times New Roman" w:hAnsi="Segoe UI" w:cs="Segoe UI"/>
+          <w:rFonts w:eastAsia="Times New Roman"/>
+          <w:lang w:eastAsia="bg-BG"/>
+        </w:rPr>
+      </w:pPr>
+      <w:r>
+        <w:rPr>
+          <w:rFonts w:eastAsia="Times New Roman"/>
           <w:b/>
           <w:bdr w:val="single" w:sz="2" w:space="0" w:color="E5E7EB" w:frame="1"/>
           <w:lang w:eastAsia="bg-BG"/>
@@ -2021,7 +1864,7 @@
       </w:r>
       <w:r>
         <w:rPr>
-          <w:rFonts w:ascii="Segoe UI" w:eastAsia="Times New Roman" w:hAnsi="Segoe UI" w:cs="Segoe UI"/>
+          <w:rFonts w:eastAsia="Times New Roman"/>
           <w:lang w:eastAsia="bg-BG"/>
         </w:rPr>
         <w:t>: Определят как данните да бъдат представени на потребителя.</w:t>
@@ -2029,28 +1872,14 @@
     </w:p>
     <w:p>
       <w:pPr>
-        <w:rPr>
-          <w:rFonts w:eastAsia="Times New Roman"/>
-          <w:lang w:eastAsia="bg-BG"/>
-        </w:rPr>
-      </w:pPr>
-      <w:r>
         <w:rPr>
           <w:rFonts w:eastAsia="Times New Roman"/>
           <w:b/>
           <w:bCs/>
           <w:bdr w:val="single" w:sz="2" w:space="0" w:color="E5E7EB" w:frame="1"/>
-          <w:lang w:eastAsia="bg-BG"/>
-        </w:rPr>
-        <w:t>Конвенция над конфигурацията</w:t>
-      </w:r>
-      <w:r>
-        <w:rPr>
-          <w:rFonts w:eastAsia="Times New Roman"/>
-          <w:lang w:eastAsia="bg-BG"/>
-        </w:rPr>
-        <w:t>: Djang поставя разумни настройки по подразбиране, което минимизира нуждата от сложна конфигурация. Разработчиците често се възползват от стандартни практики, които ускоряват времето за разработка и намаляват количеството на необходимия код.</w:t>
-      </w:r>
+          <w:lang w:val="en-US" w:eastAsia="bg-BG"/>
+        </w:rPr>
+      </w:pPr>
     </w:p>
     <w:p>
       <w:pPr>
@@ -2067,7 +1896,31 @@
           <w:bdr w:val="single" w:sz="2" w:space="0" w:color="E5E7EB" w:frame="1"/>
           <w:lang w:eastAsia="bg-BG"/>
         </w:rPr>
-        <w:lastRenderedPageBreak/>
+        <w:t>Конвенция над конфигурацията</w:t>
+      </w:r>
+      <w:r>
+        <w:rPr>
+          <w:rFonts w:eastAsia="Times New Roman"/>
+          <w:lang w:eastAsia="bg-BG"/>
+        </w:rPr>
+        <w:t>: Djang поставя разумни настройки по подразбиране, което минимизира нуждата от сложна конфигурация. Разработчиците често се възползват от стандартни практики, които ускоряват времето за разработка и намаляват количеството на необходимия код.</w:t>
+      </w:r>
+    </w:p>
+    <w:p>
+      <w:pPr>
+        <w:rPr>
+          <w:rFonts w:eastAsia="Times New Roman"/>
+          <w:lang w:eastAsia="bg-BG"/>
+        </w:rPr>
+      </w:pPr>
+      <w:r>
+        <w:rPr>
+          <w:rFonts w:eastAsia="Times New Roman"/>
+          <w:b/>
+          <w:bCs/>
+          <w:bdr w:val="single" w:sz="2" w:space="0" w:color="E5E7EB" w:frame="1"/>
+          <w:lang w:eastAsia="bg-BG"/>
+        </w:rPr>
         <w:t>Сигурност</w:t>
       </w:r>
       <w:r>
@@ -2084,7 +1937,9 @@
           <w:rFonts w:ascii="var(--font-dm-sans)" w:eastAsia="Times New Roman" w:hAnsi="var(--font-dm-sans)"/>
           <w:b/>
           <w:bCs/>
-          <w:lang w:eastAsia="bg-BG"/>
+          <w:sz w:val="28"/>
+          <w:szCs w:val="28"/>
+          <w:lang w:val="en-US" w:eastAsia="bg-BG"/>
         </w:rPr>
       </w:pPr>
       <w:r>
@@ -2092,23 +1947,37 @@
           <w:rFonts w:ascii="var(--font-dm-sans)" w:eastAsia="Times New Roman" w:hAnsi="var(--font-dm-sans)"/>
           <w:b/>
           <w:bCs/>
+          <w:sz w:val="28"/>
+          <w:szCs w:val="28"/>
           <w:lang w:eastAsia="bg-BG"/>
         </w:rPr>
         <w:t>Общи принципи на работа с Djang</w:t>
       </w:r>
-    </w:p>
-    <w:p>
-      <w:pPr>
-        <w:rPr>
-          <w:rFonts w:eastAsia="Times New Roman"/>
-          <w:lang w:eastAsia="bg-BG"/>
-        </w:rPr>
-      </w:pPr>
-      <w:r>
-        <w:rPr>
-          <w:rFonts w:eastAsia="Times New Roman"/>
-          <w:lang w:eastAsia="bg-BG"/>
-        </w:rPr>
+      <w:r>
+        <w:rPr>
+          <w:rFonts w:ascii="var(--font-dm-sans)" w:eastAsia="Times New Roman" w:hAnsi="var(--font-dm-sans)"/>
+          <w:b/>
+          <w:bCs/>
+          <w:sz w:val="28"/>
+          <w:szCs w:val="28"/>
+          <w:lang w:val="en-US" w:eastAsia="bg-BG"/>
+        </w:rPr>
+        <w:t>o</w:t>
+      </w:r>
+    </w:p>
+    <w:p>
+      <w:pPr>
+        <w:rPr>
+          <w:rFonts w:eastAsia="Times New Roman"/>
+          <w:lang w:eastAsia="bg-BG"/>
+        </w:rPr>
+      </w:pPr>
+      <w:r>
+        <w:rPr>
+          <w:rFonts w:eastAsia="Times New Roman"/>
+          <w:lang w:eastAsia="bg-BG"/>
+        </w:rPr>
+        <w:lastRenderedPageBreak/>
         <w:t>Когато работите с Djang, се следват определени принципи, които гарантират успешното реализиране на проекти:</w:t>
       </w:r>
     </w:p>
@@ -2191,7 +2060,7 @@
       <w:pPr>
         <w:rPr>
           <w:rFonts w:eastAsia="Times New Roman"/>
-          <w:lang w:eastAsia="bg-BG"/>
+          <w:lang w:val="en-US" w:eastAsia="bg-BG"/>
         </w:rPr>
       </w:pPr>
       <w:r>
@@ -2211,6 +2080,22 @@
         </w:rPr>
         <w:t>: Djang е подходящ за изграждане на RESTful услуги, предлагайки инструменти като Django REST Framework, които опростяват създаването на API.</w:t>
       </w:r>
+    </w:p>
+    <w:p>
+      <w:pPr>
+        <w:rPr>
+          <w:rFonts w:eastAsia="Times New Roman"/>
+          <w:lang w:val="en-US" w:eastAsia="bg-BG"/>
+        </w:rPr>
+      </w:pPr>
+    </w:p>
+    <w:p>
+      <w:pPr>
+        <w:rPr>
+          <w:rFonts w:eastAsia="Times New Roman"/>
+          <w:lang w:val="en-US" w:eastAsia="bg-BG"/>
+        </w:rPr>
+      </w:pPr>
     </w:p>
     <w:p>
       <w:pPr>
@@ -2225,54 +2110,70 @@
           <w:lang w:eastAsia="bg-BG"/>
         </w:rPr>
       </w:pPr>
-      <w:bookmarkStart w:id="8" w:name="_Toc195003057"/>
-      <w:r>
-        <w:rPr>
-          <w:rFonts w:eastAsia="Times New Roman"/>
-          <w:lang w:eastAsia="bg-BG"/>
-        </w:rPr>
-        <w:t>Архитектура на Djang приложенията</w:t>
-      </w:r>
-      <w:bookmarkEnd w:id="8"/>
-    </w:p>
-    <w:p>
-      <w:pPr>
-        <w:rPr>
-          <w:rFonts w:eastAsia="Times New Roman"/>
-          <w:lang w:eastAsia="bg-BG"/>
-        </w:rPr>
-      </w:pPr>
-      <w:r>
-        <w:rPr>
-          <w:rFonts w:eastAsia="Times New Roman"/>
-          <w:lang w:eastAsia="bg-BG"/>
-        </w:rPr>
-        <w:t>Архитектурата на Djang приложенията е организирана и модулна, позволяваща лека подмяна и разширяване. Основните компоненти включват:</w:t>
-      </w:r>
-    </w:p>
-    <w:p>
-      <w:pPr>
-        <w:rPr>
-          <w:rFonts w:eastAsia="Times New Roman"/>
-          <w:lang w:eastAsia="bg-BG"/>
-        </w:rPr>
-      </w:pPr>
-      <w:r>
+      <w:bookmarkStart w:id="6" w:name="_Toc195605106"/>
+      <w:r>
+        <w:rPr>
+          <w:rFonts w:eastAsia="Times New Roman"/>
+          <w:lang w:eastAsia="bg-BG"/>
+        </w:rPr>
+        <w:t>Архитектура на Djang</w:t>
+      </w:r>
+      <w:r>
+        <w:rPr>
+          <w:rFonts w:eastAsia="Times New Roman"/>
+          <w:lang w:val="en-US" w:eastAsia="bg-BG"/>
+        </w:rPr>
+        <w:t xml:space="preserve">o </w:t>
+      </w:r>
+      <w:r>
+        <w:rPr>
+          <w:rFonts w:eastAsia="Times New Roman"/>
+          <w:lang w:eastAsia="bg-BG"/>
+        </w:rPr>
+        <w:t xml:space="preserve"> приложенията</w:t>
+      </w:r>
+      <w:bookmarkEnd w:id="6"/>
+    </w:p>
+    <w:p>
+      <w:pPr>
+        <w:rPr>
+          <w:rFonts w:eastAsia="Times New Roman"/>
+          <w:lang w:eastAsia="bg-BG"/>
+        </w:rPr>
+      </w:pPr>
+      <w:r>
+        <w:t>Архитектурата на Djang приложенията е организирана и модулна, позволяваща лека подмяна и разширяване. Основните компоненти включват</w:t>
+      </w:r>
+      <w:r>
+        <w:rPr>
+          <w:rFonts w:eastAsia="Times New Roman"/>
+          <w:lang w:eastAsia="bg-BG"/>
+        </w:rPr>
+        <w:t>:</w:t>
+      </w:r>
+    </w:p>
+    <w:p>
+      <w:pPr>
         <w:rPr>
           <w:rFonts w:eastAsia="Times New Roman"/>
           <w:b/>
           <w:bCs/>
           <w:bdr w:val="single" w:sz="2" w:space="0" w:color="E5E7EB" w:frame="1"/>
-          <w:lang w:eastAsia="bg-BG"/>
-        </w:rPr>
-        <w:t>Модели</w:t>
-      </w:r>
-      <w:r>
-        <w:rPr>
-          <w:rFonts w:eastAsia="Times New Roman"/>
-          <w:lang w:eastAsia="bg-BG"/>
-        </w:rPr>
-        <w:t>:</w:t>
+          <w:lang w:val="en-US" w:eastAsia="bg-BG"/>
+        </w:rPr>
+      </w:pPr>
+    </w:p>
+    <w:p>
+      <w:pPr>
+        <w:rPr>
+          <w:rStyle w:val="Strong"/>
+        </w:rPr>
+      </w:pPr>
+      <w:r>
+        <w:rPr>
+          <w:rStyle w:val="Strong"/>
+        </w:rPr>
+        <w:t>Модели:</w:t>
       </w:r>
     </w:p>
     <w:p>
@@ -2308,94 +2209,70 @@
     <w:p>
       <w:pPr>
         <w:rPr>
-          <w:rFonts w:eastAsia="Times New Roman"/>
-          <w:lang w:eastAsia="bg-BG"/>
-        </w:rPr>
-      </w:pPr>
-      <w:r>
-        <w:rPr>
-          <w:rFonts w:eastAsia="Times New Roman"/>
-          <w:b/>
-          <w:bCs/>
-          <w:bdr w:val="single" w:sz="2" w:space="0" w:color="E5E7EB" w:frame="1"/>
-          <w:lang w:eastAsia="bg-BG"/>
-        </w:rPr>
-        <w:t>Представления</w:t>
-      </w:r>
-      <w:r>
-        <w:rPr>
-          <w:rFonts w:eastAsia="Times New Roman"/>
-          <w:lang w:eastAsia="bg-BG"/>
-        </w:rPr>
-        <w:t>:</w:t>
-      </w:r>
-    </w:p>
-    <w:p>
-      <w:pPr>
-        <w:rPr>
-          <w:rFonts w:eastAsia="Times New Roman"/>
-          <w:lang w:eastAsia="bg-BG"/>
-        </w:rPr>
-      </w:pPr>
-      <w:r>
-        <w:rPr>
-          <w:rFonts w:eastAsia="Times New Roman"/>
+          <w:rStyle w:val="Strong"/>
+        </w:rPr>
+      </w:pPr>
+      <w:r>
+        <w:rPr>
+          <w:rStyle w:val="Strong"/>
+        </w:rPr>
+        <w:t>Представления:</w:t>
+      </w:r>
+    </w:p>
+    <w:p>
+      <w:pPr>
+        <w:rPr>
+          <w:rFonts w:eastAsia="Times New Roman"/>
+          <w:lang w:eastAsia="bg-BG"/>
+        </w:rPr>
+      </w:pPr>
+      <w:r>
+        <w:rPr>
+          <w:rFonts w:eastAsia="Times New Roman"/>
+          <w:lang w:eastAsia="bg-BG"/>
+        </w:rPr>
+        <w:t>Логиката за това как данните да се изтеглят и представят.</w:t>
+      </w:r>
+    </w:p>
+    <w:p>
+      <w:pPr>
+        <w:rPr>
+          <w:rFonts w:ascii="Segoe UI" w:eastAsia="Times New Roman" w:hAnsi="Segoe UI" w:cs="Segoe UI"/>
+          <w:lang w:eastAsia="bg-BG"/>
+        </w:rPr>
+      </w:pPr>
+      <w:r>
+        <w:rPr>
+          <w:rFonts w:ascii="Segoe UI" w:eastAsia="Times New Roman" w:hAnsi="Segoe UI" w:cs="Segoe UI"/>
           <w:lang w:eastAsia="bg-BG"/>
         </w:rPr>
         <w:lastRenderedPageBreak/>
-        <w:t>Логиката за това как данните да се изтеглят и представят.</w:t>
-      </w:r>
-    </w:p>
-    <w:p>
-      <w:pPr>
-        <w:rPr>
-          <w:rFonts w:ascii="Segoe UI" w:eastAsia="Times New Roman" w:hAnsi="Segoe UI" w:cs="Segoe UI"/>
-          <w:lang w:eastAsia="bg-BG"/>
-        </w:rPr>
-      </w:pPr>
-      <w:r>
-        <w:rPr>
-          <w:rFonts w:ascii="Segoe UI" w:eastAsia="Times New Roman" w:hAnsi="Segoe UI" w:cs="Segoe UI"/>
-          <w:lang w:eastAsia="bg-BG"/>
-        </w:rPr>
         <w:t>Управляват HTTP заявки и отговори.</w:t>
       </w:r>
     </w:p>
     <w:p>
       <w:pPr>
         <w:rPr>
-          <w:rFonts w:ascii="Segoe UI" w:eastAsia="Times New Roman" w:hAnsi="Segoe UI" w:cs="Segoe UI"/>
-          <w:lang w:eastAsia="bg-BG"/>
-        </w:rPr>
-      </w:pPr>
-      <w:r>
-        <w:rPr>
-          <w:rFonts w:ascii="Segoe UI" w:eastAsia="Times New Roman" w:hAnsi="Segoe UI" w:cs="Segoe UI"/>
-          <w:b/>
-          <w:bCs/>
-          <w:bdr w:val="single" w:sz="2" w:space="0" w:color="E5E7EB" w:frame="1"/>
-          <w:lang w:eastAsia="bg-BG"/>
-        </w:rPr>
-        <w:t>Шаблони</w:t>
-      </w:r>
-      <w:r>
-        <w:rPr>
-          <w:rFonts w:ascii="Segoe UI" w:eastAsia="Times New Roman" w:hAnsi="Segoe UI" w:cs="Segoe UI"/>
-          <w:lang w:eastAsia="bg-BG"/>
-        </w:rPr>
-        <w:t>:</w:t>
-      </w:r>
-    </w:p>
-    <w:p>
-      <w:pPr>
-        <w:rPr>
-          <w:rFonts w:ascii="Segoe UI" w:eastAsia="Times New Roman" w:hAnsi="Segoe UI" w:cs="Segoe UI"/>
-          <w:lang w:eastAsia="bg-BG"/>
-        </w:rPr>
-      </w:pPr>
-      <w:r>
-        <w:rPr>
-          <w:rFonts w:ascii="Segoe UI" w:eastAsia="Times New Roman" w:hAnsi="Segoe UI" w:cs="Segoe UI"/>
+          <w:rStyle w:val="Strong"/>
+        </w:rPr>
+      </w:pPr>
+      <w:r>
+        <w:rPr>
+          <w:rStyle w:val="Strong"/>
+        </w:rPr>
+        <w:t>Шаблони:</w:t>
+      </w:r>
+    </w:p>
+    <w:p>
+      <w:pPr>
+        <w:rPr>
+          <w:rFonts w:eastAsia="Times New Roman"/>
+          <w:lang w:eastAsia="bg-BG"/>
+        </w:rPr>
+      </w:pPr>
+      <w:r>
+        <w:rPr>
+          <w:rFonts w:eastAsia="Times New Roman"/>
           <w:lang w:eastAsia="bg-BG"/>
         </w:rPr>
         <w:t>Позволяват на разработчиците да създават динамични уеб страници.</w:t>
@@ -2404,13 +2281,13 @@
     <w:p>
       <w:pPr>
         <w:rPr>
-          <w:rFonts w:ascii="Segoe UI" w:eastAsia="Times New Roman" w:hAnsi="Segoe UI" w:cs="Segoe UI"/>
-          <w:lang w:eastAsia="bg-BG"/>
-        </w:rPr>
-      </w:pPr>
-      <w:r>
-        <w:rPr>
-          <w:rFonts w:ascii="Segoe UI" w:eastAsia="Times New Roman" w:hAnsi="Segoe UI" w:cs="Segoe UI"/>
+          <w:rFonts w:eastAsia="Times New Roman"/>
+          <w:lang w:eastAsia="bg-BG"/>
+        </w:rPr>
+      </w:pPr>
+      <w:r>
+        <w:rPr>
+          <w:rFonts w:eastAsia="Times New Roman"/>
           <w:lang w:eastAsia="bg-BG"/>
         </w:rPr>
         <w:t>Djang предлага собствен език за шаблони, който е лесен за използване.</w:t>
@@ -2419,26 +2296,43 @@
     <w:p>
       <w:pPr>
         <w:rPr>
-          <w:rFonts w:ascii="Segoe UI" w:eastAsia="Times New Roman" w:hAnsi="Segoe UI" w:cs="Segoe UI"/>
-          <w:lang w:eastAsia="bg-BG"/>
-        </w:rPr>
-      </w:pPr>
-      <w:r>
-        <w:rPr>
-          <w:rFonts w:ascii="Segoe UI" w:eastAsia="Times New Roman" w:hAnsi="Segoe UI" w:cs="Segoe UI"/>
-          <w:b/>
-          <w:bCs/>
-          <w:bdr w:val="single" w:sz="2" w:space="0" w:color="E5E7EB" w:frame="1"/>
-          <w:lang w:eastAsia="bg-BG"/>
-        </w:rPr>
-        <w:t>Управление на URL адреси</w:t>
-      </w:r>
-      <w:r>
-        <w:rPr>
-          <w:rFonts w:ascii="Segoe UI" w:eastAsia="Times New Roman" w:hAnsi="Segoe UI" w:cs="Segoe UI"/>
-          <w:lang w:eastAsia="bg-BG"/>
-        </w:rPr>
-        <w:t>:</w:t>
+          <w:rStyle w:val="Strong"/>
+        </w:rPr>
+      </w:pPr>
+      <w:r>
+        <w:rPr>
+          <w:rStyle w:val="Strong"/>
+        </w:rPr>
+        <w:t>Управление на URL адреси:</w:t>
+      </w:r>
+    </w:p>
+    <w:p>
+      <w:pPr>
+        <w:rPr>
+          <w:rFonts w:eastAsia="Times New Roman"/>
+          <w:lang w:val="en-US" w:eastAsia="bg-BG"/>
+        </w:rPr>
+      </w:pPr>
+      <w:r>
+        <w:rPr>
+          <w:rFonts w:eastAsia="Times New Roman"/>
+          <w:lang w:eastAsia="bg-BG"/>
+        </w:rPr>
+        <w:t>Създаването на структура за URL е интегрирано в Djang</w:t>
+      </w:r>
+      <w:r>
+        <w:rPr>
+          <w:rFonts w:eastAsia="Times New Roman"/>
+          <w:lang w:eastAsia="bg-BG"/>
+        </w:rPr>
+        <w:t>о</w:t>
+      </w:r>
+      <w:r>
+        <w:rPr>
+          <w:rFonts w:eastAsia="Times New Roman"/>
+          <w:lang w:eastAsia="bg-BG"/>
+        </w:rPr>
+        <w:t>, като администраторите могат бързо да задават адреси на специфични представления.</w:t>
       </w:r>
     </w:p>
     <w:p>
@@ -2448,27 +2342,30 @@
           <w:lang w:val="en-US" w:eastAsia="bg-BG"/>
         </w:rPr>
       </w:pPr>
-      <w:r>
+    </w:p>
+    <w:p>
+      <w:pPr>
         <w:rPr>
           <w:rFonts w:ascii="Segoe UI" w:eastAsia="Times New Roman" w:hAnsi="Segoe UI" w:cs="Segoe UI"/>
-          <w:lang w:eastAsia="bg-BG"/>
-        </w:rPr>
-        <w:t>Създаването на структура за URL е интегрирано в Djang</w:t>
-      </w:r>
-      <w:r>
+          <w:lang w:val="en-US" w:eastAsia="bg-BG"/>
+        </w:rPr>
+      </w:pPr>
+    </w:p>
+    <w:p>
+      <w:pPr>
         <w:rPr>
           <w:rFonts w:ascii="Segoe UI" w:eastAsia="Times New Roman" w:hAnsi="Segoe UI" w:cs="Segoe UI"/>
-          <w:lang w:eastAsia="bg-BG"/>
-        </w:rPr>
-        <w:t>о</w:t>
-      </w:r>
-      <w:r>
+          <w:lang w:val="en-US" w:eastAsia="bg-BG"/>
+        </w:rPr>
+      </w:pPr>
+    </w:p>
+    <w:p>
+      <w:pPr>
         <w:rPr>
           <w:rFonts w:ascii="Segoe UI" w:eastAsia="Times New Roman" w:hAnsi="Segoe UI" w:cs="Segoe UI"/>
-          <w:lang w:eastAsia="bg-BG"/>
-        </w:rPr>
-        <w:t>, като администраторите могат бързо да задават адреси на специфични представления.</w:t>
-      </w:r>
+          <w:lang w:val="en-US" w:eastAsia="bg-BG"/>
+        </w:rPr>
+      </w:pPr>
     </w:p>
     <w:p>
       <w:pPr>
@@ -2502,11 +2399,11 @@
           <w:numId w:val="0"/>
         </w:numPr>
       </w:pPr>
-      <w:bookmarkStart w:id="9" w:name="_Toc195003058"/>
+      <w:bookmarkStart w:id="7" w:name="_Toc195605107"/>
       <w:r>
         <w:t>4.Структура на изгражданите приложения</w:t>
       </w:r>
-      <w:bookmarkEnd w:id="9"/>
+      <w:bookmarkEnd w:id="7"/>
     </w:p>
     <w:p>
       <w:pPr>
@@ -2595,6 +2492,7 @@
           <w:rFonts w:ascii="var(--font-dm-sans)" w:eastAsia="Times New Roman" w:hAnsi="var(--font-dm-sans)"/>
           <w:b/>
           <w:bCs/>
+          <w:sz w:val="26"/>
           <w:lang w:eastAsia="bg-BG"/>
         </w:rPr>
       </w:pPr>
@@ -2603,25 +2501,49 @@
           <w:rFonts w:ascii="var(--font-dm-sans)" w:eastAsia="Times New Roman" w:hAnsi="var(--font-dm-sans)"/>
           <w:b/>
           <w:bCs/>
-          <w:lang w:eastAsia="bg-BG"/>
-        </w:rPr>
-        <w:t>Основни компоненти на Djang приложенията</w:t>
-      </w:r>
-    </w:p>
-    <w:p>
-      <w:pPr>
-        <w:rPr>
-          <w:rFonts w:eastAsia="Times New Roman"/>
-          <w:lang w:eastAsia="bg-BG"/>
-        </w:rPr>
-      </w:pPr>
-      <w:r>
-        <w:rPr>
-          <w:rFonts w:eastAsia="Times New Roman"/>
+          <w:sz w:val="26"/>
+          <w:lang w:eastAsia="bg-BG"/>
+        </w:rPr>
+        <w:t>Основни компоненти на Djang</w:t>
+      </w:r>
+      <w:r>
+        <w:rPr>
+          <w:rFonts w:ascii="var(--font-dm-sans)" w:eastAsia="Times New Roman" w:hAnsi="var(--font-dm-sans)"/>
+          <w:b/>
+          <w:bCs/>
+          <w:sz w:val="26"/>
+          <w:lang w:val="en-US" w:eastAsia="bg-BG"/>
+        </w:rPr>
+        <w:t>o</w:t>
+      </w:r>
+      <w:r>
+        <w:rPr>
+          <w:rFonts w:ascii="var(--font-dm-sans)" w:eastAsia="Times New Roman" w:hAnsi="var(--font-dm-sans)"/>
+          <w:b/>
+          <w:bCs/>
+          <w:sz w:val="26"/>
+          <w:lang w:eastAsia="bg-BG"/>
+        </w:rPr>
+        <w:t xml:space="preserve"> приложенията</w:t>
+      </w:r>
+    </w:p>
+    <w:p>
+      <w:pPr>
+        <w:rPr>
+          <w:rFonts w:eastAsia="Times New Roman"/>
+          <w:b/>
+          <w:lang w:val="en-US" w:eastAsia="bg-BG"/>
+        </w:rPr>
+      </w:pPr>
+      <w:r>
+        <w:rPr>
+          <w:rFonts w:eastAsia="Times New Roman"/>
+          <w:b/>
           <w:bdr w:val="single" w:sz="2" w:space="0" w:color="E5E7EB" w:frame="1"/>
           <w:lang w:eastAsia="bg-BG"/>
         </w:rPr>
-        <w:t>Модели (Models)</w:t>
+        <w:lastRenderedPageBreak/>
+        <w:t xml:space="preserve">Модели </w:t>
       </w:r>
     </w:p>
     <w:p>
@@ -2660,7 +2582,6 @@
           <w:bdr w:val="single" w:sz="2" w:space="0" w:color="E5E7EB" w:frame="1"/>
           <w:lang w:eastAsia="bg-BG"/>
         </w:rPr>
-        <w:lastRenderedPageBreak/>
         <w:t>Пример</w:t>
       </w:r>
       <w:r>
@@ -2681,13 +2602,176 @@
       <w:r>
         <w:rPr>
           <w:rFonts w:eastAsia="Times New Roman"/>
+          <w:noProof/>
           <w:lang w:eastAsia="bg-BG"/>
         </w:rPr>
         <w:drawing>
-          <wp:inline distT="0" distB="0" distL="0" distR="0" wp14:anchorId="31207A41" wp14:editId="45FEE3FC">
+          <wp:inline distT="0" distB="0" distL="0" distR="0" wp14:anchorId="1B39AD24" wp14:editId="0EB3F501">
             <wp:extent cx="4639322" cy="1876687"/>
             <wp:effectExtent l="0" t="0" r="0" b="9525"/>
             <wp:docPr id="1" name="Picture 1"/>
+            <wp:cNvGraphicFramePr>
+              <a:graphicFrameLocks xmlns:a="http://schemas.openxmlformats.org/drawingml/2006/main" noChangeAspect="1"/>
+            </wp:cNvGraphicFramePr>
+            <a:graphic xmlns:a="http://schemas.openxmlformats.org/drawingml/2006/main">
+              <a:graphicData uri="http://schemas.openxmlformats.org/drawingml/2006/picture">
+                <pic:pic xmlns:pic="http://schemas.openxmlformats.org/drawingml/2006/picture">
+                  <pic:nvPicPr>
+                    <pic:cNvPr id="0" name=""/>
+                    <pic:cNvPicPr/>
+                  </pic:nvPicPr>
+                  <pic:blipFill>
+                    <a:blip r:embed="rId9"/>
+                    <a:stretch>
+                      <a:fillRect/>
+                    </a:stretch>
+                  </pic:blipFill>
+                  <pic:spPr>
+                    <a:xfrm>
+                      <a:off x="0" y="0"/>
+                      <a:ext cx="4639322" cy="1876687"/>
+                    </a:xfrm>
+                    <a:prstGeom prst="rect">
+                      <a:avLst/>
+                    </a:prstGeom>
+                  </pic:spPr>
+                </pic:pic>
+              </a:graphicData>
+            </a:graphic>
+          </wp:inline>
+        </w:drawing>
+      </w:r>
+    </w:p>
+    <w:p>
+      <w:pPr>
+        <w:rPr>
+          <w:rFonts w:eastAsia="Times New Roman"/>
+          <w:lang w:eastAsia="bg-BG"/>
+        </w:rPr>
+      </w:pPr>
+    </w:p>
+    <w:p>
+      <w:pPr>
+        <w:rPr>
+          <w:rFonts w:eastAsia="Times New Roman"/>
+          <w:lang w:eastAsia="bg-BG"/>
+        </w:rPr>
+      </w:pPr>
+      <w:r>
+        <w:rPr>
+          <w:rFonts w:eastAsia="Times New Roman"/>
+          <w:lang w:eastAsia="bg-BG"/>
+        </w:rPr>
+        <w:t>В този пример, моделът </w:t>
+      </w:r>
+      <w:r>
+        <w:rPr>
+          <w:rFonts w:ascii="Consolas" w:eastAsia="Times New Roman" w:hAnsi="Consolas" w:cs="Courier New"/>
+          <w:bdr w:val="single" w:sz="2" w:space="2" w:color="E5E7EB" w:frame="1"/>
+          <w:lang w:eastAsia="bg-BG"/>
+        </w:rPr>
+        <w:t>Post</w:t>
+      </w:r>
+      <w:r>
+        <w:rPr>
+          <w:rFonts w:eastAsia="Times New Roman"/>
+          <w:lang w:eastAsia="bg-BG"/>
+        </w:rPr>
+        <w:t> описва публикации в блог, с атрибути за заглавие, съдържание и дата на създаване.</w:t>
+      </w:r>
+    </w:p>
+    <w:p>
+      <w:pPr>
+        <w:rPr>
+          <w:rFonts w:eastAsia="Times New Roman"/>
+          <w:lang w:eastAsia="bg-BG"/>
+        </w:rPr>
+      </w:pPr>
+    </w:p>
+    <w:p/>
+    <w:p>
+      <w:pPr>
+        <w:rPr>
+          <w:rFonts w:eastAsia="Times New Roman"/>
+          <w:lang w:eastAsia="bg-BG"/>
+        </w:rPr>
+      </w:pPr>
+      <w:r>
+        <w:rPr>
+          <w:rFonts w:eastAsia="Times New Roman"/>
+          <w:bdr w:val="single" w:sz="2" w:space="0" w:color="E5E7EB" w:frame="1"/>
+          <w:lang w:eastAsia="bg-BG"/>
+        </w:rPr>
+        <w:t>Представления (Views)</w:t>
+      </w:r>
+    </w:p>
+    <w:p>
+      <w:pPr>
+        <w:rPr>
+          <w:rFonts w:eastAsia="Times New Roman"/>
+          <w:lang w:eastAsia="bg-BG"/>
+        </w:rPr>
+      </w:pPr>
+      <w:r>
+        <w:rPr>
+          <w:rFonts w:eastAsia="Times New Roman"/>
+          <w:bdr w:val="single" w:sz="2" w:space="0" w:color="E5E7EB" w:frame="1"/>
+          <w:lang w:eastAsia="bg-BG"/>
+        </w:rPr>
+        <w:t>Дефиниция и цел</w:t>
+      </w:r>
+      <w:r>
+        <w:rPr>
+          <w:rFonts w:eastAsia="Times New Roman"/>
+          <w:lang w:eastAsia="bg-BG"/>
+        </w:rPr>
+        <w:t>: Представленията управляват бизнес логиката на приложението и определят какво съдържание ще бъде представено на потребителя. Те взаимодействат с моделите и представят данните на шаблоните.</w:t>
+      </w:r>
+    </w:p>
+    <w:p>
+      <w:pPr>
+        <w:rPr>
+          <w:rFonts w:eastAsia="Times New Roman"/>
+          <w:bdr w:val="single" w:sz="2" w:space="0" w:color="E5E7EB" w:frame="1"/>
+          <w:lang w:val="en-US" w:eastAsia="bg-BG"/>
+        </w:rPr>
+      </w:pPr>
+    </w:p>
+    <w:p>
+      <w:pPr>
+        <w:rPr>
+          <w:rFonts w:eastAsia="Times New Roman"/>
+          <w:lang w:eastAsia="bg-BG"/>
+        </w:rPr>
+      </w:pPr>
+      <w:r>
+        <w:rPr>
+          <w:rFonts w:eastAsia="Times New Roman"/>
+          <w:bdr w:val="single" w:sz="2" w:space="0" w:color="E5E7EB" w:frame="1"/>
+          <w:lang w:eastAsia="bg-BG"/>
+        </w:rPr>
+        <w:t>Пример:</w:t>
+      </w:r>
+    </w:p>
+    <w:p>
+      <w:pPr>
+        <w:rPr>
+          <w:rFonts w:ascii="Segoe UI" w:eastAsia="Times New Roman" w:hAnsi="Segoe UI" w:cs="Segoe UI"/>
+          <w:lang w:eastAsia="bg-BG"/>
+        </w:rPr>
+      </w:pPr>
+      <w:r>
+        <w:rPr>
+          <w:rFonts w:ascii="Segoe UI" w:eastAsia="Times New Roman" w:hAnsi="Segoe UI" w:cs="Segoe UI"/>
+          <w:noProof/>
+          <w:lang w:eastAsia="bg-BG"/>
+        </w:rPr>
+        <w:lastRenderedPageBreak/>
+        <w:drawing>
+          <wp:inline distT="0" distB="0" distL="0" distR="0" wp14:anchorId="544090A9" wp14:editId="4BFA8314">
+            <wp:extent cx="5315692" cy="1476581"/>
+            <wp:effectExtent l="0" t="0" r="0" b="9525"/>
+            <wp:docPr id="4" name="Picture 4"/>
             <wp:cNvGraphicFramePr>
               <a:graphicFrameLocks xmlns:a="http://schemas.openxmlformats.org/drawingml/2006/main" noChangeAspect="1"/>
             </wp:cNvGraphicFramePr>
@@ -2707,7 +2791,7 @@
                   <pic:spPr>
                     <a:xfrm>
                       <a:off x="0" y="0"/>
-                      <a:ext cx="4639322" cy="1876687"/>
+                      <a:ext cx="5315692" cy="1476581"/>
                     </a:xfrm>
                     <a:prstGeom prst="rect">
                       <a:avLst/>
@@ -2723,50 +2807,60 @@
     <w:p>
       <w:pPr>
         <w:rPr>
-          <w:rFonts w:eastAsia="Times New Roman"/>
-          <w:lang w:eastAsia="bg-BG"/>
-        </w:rPr>
-      </w:pPr>
-    </w:p>
-    <w:p>
-      <w:pPr>
-        <w:rPr>
-          <w:rFonts w:eastAsia="Times New Roman"/>
-          <w:lang w:eastAsia="bg-BG"/>
-        </w:rPr>
-      </w:pPr>
-      <w:r>
-        <w:rPr>
-          <w:rFonts w:eastAsia="Times New Roman"/>
-          <w:lang w:eastAsia="bg-BG"/>
-        </w:rPr>
-        <w:t>В този пример, моделът </w:t>
+          <w:rFonts w:ascii="Segoe UI" w:eastAsia="Times New Roman" w:hAnsi="Segoe UI" w:cs="Segoe UI"/>
+          <w:lang w:eastAsia="bg-BG"/>
+        </w:rPr>
+      </w:pPr>
+    </w:p>
+    <w:p>
+      <w:pPr>
+        <w:rPr>
+          <w:rFonts w:ascii="Segoe UI" w:eastAsia="Times New Roman" w:hAnsi="Segoe UI" w:cs="Segoe UI"/>
+          <w:lang w:eastAsia="bg-BG"/>
+        </w:rPr>
+      </w:pPr>
+      <w:r>
+        <w:rPr>
+          <w:rFonts w:ascii="Segoe UI" w:eastAsia="Times New Roman" w:hAnsi="Segoe UI" w:cs="Segoe UI"/>
+          <w:lang w:eastAsia="bg-BG"/>
+        </w:rPr>
+        <w:t>В този пример, функцията </w:t>
       </w:r>
       <w:r>
         <w:rPr>
           <w:rFonts w:ascii="Consolas" w:eastAsia="Times New Roman" w:hAnsi="Consolas" w:cs="Courier New"/>
+          <w:sz w:val="22"/>
+          <w:szCs w:val="22"/>
           <w:bdr w:val="single" w:sz="2" w:space="2" w:color="E5E7EB" w:frame="1"/>
           <w:lang w:eastAsia="bg-BG"/>
         </w:rPr>
-        <w:t>Post</w:t>
-      </w:r>
-      <w:r>
-        <w:rPr>
-          <w:rFonts w:eastAsia="Times New Roman"/>
-          <w:lang w:eastAsia="bg-BG"/>
-        </w:rPr>
-        <w:t> описва публикации в блог, с атрибути за заглавие, съдържание и дата на създаване.</w:t>
-      </w:r>
-    </w:p>
-    <w:p>
-      <w:pPr>
-        <w:rPr>
-          <w:rFonts w:eastAsia="Times New Roman"/>
-          <w:lang w:eastAsia="bg-BG"/>
-        </w:rPr>
-      </w:pPr>
-    </w:p>
-    <w:p/>
+        <w:t>post_list</w:t>
+      </w:r>
+      <w:r>
+        <w:rPr>
+          <w:rFonts w:ascii="Segoe UI" w:eastAsia="Times New Roman" w:hAnsi="Segoe UI" w:cs="Segoe UI"/>
+          <w:lang w:eastAsia="bg-BG"/>
+        </w:rPr>
+        <w:t> извлича всички публикации и ги подава на шаблона </w:t>
+      </w:r>
+      <w:r>
+        <w:rPr>
+          <w:rFonts w:ascii="Consolas" w:eastAsia="Times New Roman" w:hAnsi="Consolas" w:cs="Courier New"/>
+          <w:sz w:val="22"/>
+          <w:szCs w:val="22"/>
+          <w:bdr w:val="single" w:sz="2" w:space="2" w:color="E5E7EB" w:frame="1"/>
+          <w:lang w:eastAsia="bg-BG"/>
+        </w:rPr>
+        <w:t>post_list.html</w:t>
+      </w:r>
+      <w:r>
+        <w:rPr>
+          <w:rFonts w:ascii="Segoe UI" w:eastAsia="Times New Roman" w:hAnsi="Segoe UI" w:cs="Segoe UI"/>
+          <w:lang w:eastAsia="bg-BG"/>
+        </w:rPr>
+        <w:t>.</w:t>
+      </w:r>
+    </w:p>
     <w:p>
       <w:pPr>
         <w:rPr>
@@ -2780,14 +2874,14 @@
           <w:bdr w:val="single" w:sz="2" w:space="0" w:color="E5E7EB" w:frame="1"/>
           <w:lang w:eastAsia="bg-BG"/>
         </w:rPr>
-        <w:t>Представления (Views)</w:t>
-      </w:r>
-    </w:p>
-    <w:p>
-      <w:pPr>
-        <w:rPr>
-          <w:rFonts w:eastAsia="Times New Roman"/>
-          <w:lang w:eastAsia="bg-BG"/>
+        <w:t>Шаблони (Templates)</w:t>
+      </w:r>
+    </w:p>
+    <w:p>
+      <w:pPr>
+        <w:rPr>
+          <w:rFonts w:eastAsia="Times New Roman"/>
+          <w:lang w:val="en-US" w:eastAsia="bg-BG"/>
         </w:rPr>
       </w:pPr>
       <w:r>
@@ -2803,32 +2897,21 @@
           <w:rFonts w:eastAsia="Times New Roman"/>
           <w:lang w:eastAsia="bg-BG"/>
         </w:rPr>
-        <w:t>: Представленията управляват бизнес логиката на приложението и определят какво съдържание ще бъде представено на потребителя. Те взаимодействат с моделите и представят данните на шаблоните.</w:t>
-      </w:r>
-    </w:p>
-    <w:p>
-      <w:pPr>
-        <w:rPr>
-          <w:rFonts w:eastAsia="Times New Roman"/>
-          <w:bdr w:val="single" w:sz="2" w:space="0" w:color="E5E7EB" w:frame="1"/>
+        <w:t>: Шаблоните определят как данните ще бъдат представени на потребителите. Djang използва свой вграден език за шаблони, който позволява на разработчиците да вмъкват динам</w:t>
+      </w:r>
+      <w:r>
+        <w:rPr>
+          <w:rFonts w:eastAsia="Times New Roman"/>
+          <w:lang w:eastAsia="bg-BG"/>
+        </w:rPr>
+        <w:t>ично съдържание в HTML страници</w:t>
+      </w:r>
+      <w:r>
+        <w:rPr>
+          <w:rFonts w:eastAsia="Times New Roman"/>
           <w:lang w:val="en-US" w:eastAsia="bg-BG"/>
         </w:rPr>
-      </w:pPr>
-    </w:p>
-    <w:p>
-      <w:pPr>
-        <w:rPr>
-          <w:rFonts w:eastAsia="Times New Roman"/>
-          <w:lang w:eastAsia="bg-BG"/>
-        </w:rPr>
-      </w:pPr>
-      <w:r>
-        <w:rPr>
-          <w:rFonts w:eastAsia="Times New Roman"/>
-          <w:bdr w:val="single" w:sz="2" w:space="0" w:color="E5E7EB" w:frame="1"/>
-          <w:lang w:eastAsia="bg-BG"/>
-        </w:rPr>
-        <w:t>Пример:</w:t>
+        <w:t>.</w:t>
       </w:r>
     </w:p>
     <w:p>
@@ -2847,16 +2930,167 @@
           <w:lang w:eastAsia="bg-BG"/>
         </w:rPr>
       </w:pPr>
-      <w:r>
+    </w:p>
+    <w:p>
+      <w:pPr>
+        <w:pBdr>
+          <w:top w:val="single" w:sz="2" w:space="0" w:color="E5E7EB"/>
+          <w:left w:val="single" w:sz="2" w:space="0" w:color="E5E7EB"/>
+          <w:bottom w:val="single" w:sz="2" w:space="0" w:color="E5E7EB"/>
+          <w:right w:val="single" w:sz="2" w:space="0" w:color="E5E7EB"/>
+        </w:pBdr>
+        <w:spacing w:before="60" w:after="100" w:afterAutospacing="1" w:line="240" w:lineRule="auto"/>
+        <w:ind w:left="720" w:firstLine="0"/>
+        <w:jc w:val="left"/>
         <w:rPr>
           <w:rFonts w:ascii="Segoe UI" w:eastAsia="Times New Roman" w:hAnsi="Segoe UI" w:cs="Segoe UI"/>
           <w:lang w:eastAsia="bg-BG"/>
         </w:rPr>
+      </w:pPr>
+    </w:p>
+    <w:p>
+      <w:pPr>
+        <w:pBdr>
+          <w:top w:val="single" w:sz="2" w:space="0" w:color="E5E7EB"/>
+          <w:left w:val="single" w:sz="2" w:space="0" w:color="E5E7EB"/>
+          <w:bottom w:val="single" w:sz="2" w:space="0" w:color="E5E7EB"/>
+          <w:right w:val="single" w:sz="2" w:space="0" w:color="E5E7EB"/>
+        </w:pBdr>
+        <w:spacing w:before="60" w:after="100" w:afterAutospacing="1" w:line="240" w:lineRule="auto"/>
+        <w:ind w:left="720" w:firstLine="0"/>
+        <w:jc w:val="left"/>
+        <w:rPr>
+          <w:rFonts w:ascii="Segoe UI" w:eastAsia="Times New Roman" w:hAnsi="Segoe UI" w:cs="Segoe UI"/>
+          <w:lang w:eastAsia="bg-BG"/>
+        </w:rPr>
+      </w:pPr>
+    </w:p>
+    <w:p>
+      <w:pPr>
+        <w:pBdr>
+          <w:top w:val="single" w:sz="2" w:space="0" w:color="E5E7EB"/>
+          <w:left w:val="single" w:sz="2" w:space="0" w:color="E5E7EB"/>
+          <w:bottom w:val="single" w:sz="2" w:space="0" w:color="E5E7EB"/>
+          <w:right w:val="single" w:sz="2" w:space="0" w:color="E5E7EB"/>
+        </w:pBdr>
+        <w:spacing w:before="60" w:after="100" w:afterAutospacing="1" w:line="240" w:lineRule="auto"/>
+        <w:ind w:left="720" w:firstLine="0"/>
+        <w:jc w:val="left"/>
+        <w:rPr>
+          <w:rFonts w:ascii="Segoe UI" w:eastAsia="Times New Roman" w:hAnsi="Segoe UI" w:cs="Segoe UI"/>
+          <w:lang w:eastAsia="bg-BG"/>
+        </w:rPr>
+      </w:pPr>
+    </w:p>
+    <w:p>
+      <w:pPr>
+        <w:pBdr>
+          <w:top w:val="single" w:sz="2" w:space="0" w:color="E5E7EB"/>
+          <w:left w:val="single" w:sz="2" w:space="0" w:color="E5E7EB"/>
+          <w:bottom w:val="single" w:sz="2" w:space="0" w:color="E5E7EB"/>
+          <w:right w:val="single" w:sz="2" w:space="0" w:color="E5E7EB"/>
+        </w:pBdr>
+        <w:spacing w:before="60" w:after="100" w:afterAutospacing="1" w:line="240" w:lineRule="auto"/>
+        <w:ind w:left="720" w:firstLine="0"/>
+        <w:jc w:val="left"/>
+        <w:rPr>
+          <w:rFonts w:ascii="Segoe UI" w:eastAsia="Times New Roman" w:hAnsi="Segoe UI" w:cs="Segoe UI"/>
+          <w:lang w:eastAsia="bg-BG"/>
+        </w:rPr>
+      </w:pPr>
+    </w:p>
+    <w:p>
+      <w:pPr>
+        <w:pBdr>
+          <w:top w:val="single" w:sz="2" w:space="0" w:color="E5E7EB"/>
+          <w:left w:val="single" w:sz="2" w:space="0" w:color="E5E7EB"/>
+          <w:bottom w:val="single" w:sz="2" w:space="0" w:color="E5E7EB"/>
+          <w:right w:val="single" w:sz="2" w:space="0" w:color="E5E7EB"/>
+        </w:pBdr>
+        <w:spacing w:before="60" w:after="100" w:afterAutospacing="1" w:line="240" w:lineRule="auto"/>
+        <w:ind w:left="360" w:firstLine="0"/>
+        <w:jc w:val="left"/>
+        <w:rPr>
+          <w:rFonts w:ascii="Segoe UI" w:eastAsia="Times New Roman" w:hAnsi="Segoe UI" w:cs="Segoe UI"/>
+          <w:lang w:eastAsia="bg-BG"/>
+        </w:rPr>
+      </w:pPr>
+    </w:p>
+    <w:p>
+      <w:pPr>
+        <w:pBdr>
+          <w:top w:val="single" w:sz="2" w:space="0" w:color="E5E7EB"/>
+          <w:left w:val="single" w:sz="2" w:space="0" w:color="E5E7EB"/>
+          <w:bottom w:val="single" w:sz="2" w:space="0" w:color="E5E7EB"/>
+          <w:right w:val="single" w:sz="2" w:space="0" w:color="E5E7EB"/>
+        </w:pBdr>
+        <w:spacing w:before="60" w:after="100" w:afterAutospacing="1" w:line="240" w:lineRule="auto"/>
+        <w:ind w:firstLine="0"/>
+        <w:jc w:val="left"/>
+        <w:rPr>
+          <w:rFonts w:ascii="Segoe UI" w:eastAsia="Times New Roman" w:hAnsi="Segoe UI" w:cs="Segoe UI"/>
+          <w:lang w:val="en-US" w:eastAsia="bg-BG"/>
+        </w:rPr>
+      </w:pPr>
+    </w:p>
+    <w:p>
+      <w:pPr>
+        <w:numPr>
+          <w:ilvl w:val="0"/>
+          <w:numId w:val="5"/>
+        </w:numPr>
+        <w:pBdr>
+          <w:top w:val="single" w:sz="2" w:space="0" w:color="E5E7EB"/>
+          <w:left w:val="single" w:sz="2" w:space="0" w:color="E5E7EB"/>
+          <w:bottom w:val="single" w:sz="2" w:space="0" w:color="E5E7EB"/>
+          <w:right w:val="single" w:sz="2" w:space="0" w:color="E5E7EB"/>
+        </w:pBdr>
+        <w:spacing w:before="60" w:after="100" w:afterAutospacing="1" w:line="240" w:lineRule="auto"/>
+        <w:jc w:val="left"/>
+        <w:rPr>
+          <w:rFonts w:ascii="Segoe UI" w:eastAsia="Times New Roman" w:hAnsi="Segoe UI" w:cs="Segoe UI"/>
+          <w:lang w:eastAsia="bg-BG"/>
+        </w:rPr>
+      </w:pPr>
+      <w:r>
+        <w:rPr>
+          <w:rFonts w:ascii="Segoe UI" w:eastAsia="Times New Roman" w:hAnsi="Segoe UI" w:cs="Segoe UI"/>
+          <w:b/>
+          <w:bCs/>
+          <w:bdr w:val="single" w:sz="2" w:space="0" w:color="E5E7EB" w:frame="1"/>
+          <w:lang w:eastAsia="bg-BG"/>
+        </w:rPr>
+        <w:t>Пример:</w:t>
+      </w:r>
+    </w:p>
+    <w:p>
+      <w:pPr>
+        <w:pBdr>
+          <w:top w:val="single" w:sz="2" w:space="0" w:color="E5E7EB"/>
+          <w:left w:val="single" w:sz="2" w:space="0" w:color="E5E7EB"/>
+          <w:bottom w:val="single" w:sz="2" w:space="0" w:color="E5E7EB"/>
+          <w:right w:val="single" w:sz="2" w:space="0" w:color="E5E7EB"/>
+        </w:pBdr>
+        <w:spacing w:before="60" w:after="100" w:afterAutospacing="1" w:line="240" w:lineRule="auto"/>
+        <w:ind w:firstLine="0"/>
+        <w:jc w:val="left"/>
+        <w:rPr>
+          <w:rFonts w:ascii="Segoe UI" w:eastAsia="Times New Roman" w:hAnsi="Segoe UI" w:cs="Segoe UI"/>
+          <w:lang w:eastAsia="bg-BG"/>
+        </w:rPr>
+      </w:pPr>
+      <w:r>
+        <w:rPr>
+          <w:rFonts w:ascii="Segoe UI" w:eastAsia="Times New Roman" w:hAnsi="Segoe UI" w:cs="Segoe UI"/>
+          <w:noProof/>
+          <w:lang w:eastAsia="bg-BG"/>
+        </w:rPr>
+        <w:lastRenderedPageBreak/>
         <w:drawing>
-          <wp:inline distT="0" distB="0" distL="0" distR="0" wp14:anchorId="61C2AFDA" wp14:editId="4EA551ED">
-            <wp:extent cx="5315692" cy="1476581"/>
-            <wp:effectExtent l="0" t="0" r="0" b="9525"/>
-            <wp:docPr id="4" name="Picture 4"/>
+          <wp:inline distT="0" distB="0" distL="0" distR="0" wp14:anchorId="3AC2F15F" wp14:editId="63B2A4FF">
+            <wp:extent cx="4572638" cy="3219899"/>
+            <wp:effectExtent l="0" t="0" r="0" b="0"/>
+            <wp:docPr id="5" name="Picture 5"/>
             <wp:cNvGraphicFramePr>
               <a:graphicFrameLocks xmlns:a="http://schemas.openxmlformats.org/drawingml/2006/main" noChangeAspect="1"/>
             </wp:cNvGraphicFramePr>
@@ -2876,7 +3110,7 @@
                   <pic:spPr>
                     <a:xfrm>
                       <a:off x="0" y="0"/>
-                      <a:ext cx="5315692" cy="1476581"/>
+                      <a:ext cx="4572638" cy="3219899"/>
                     </a:xfrm>
                     <a:prstGeom prst="rect">
                       <a:avLst/>
@@ -2891,189 +3125,6 @@
     </w:p>
     <w:p>
       <w:pPr>
-        <w:numPr>
-          <w:ilvl w:val="0"/>
-          <w:numId w:val="4"/>
-        </w:numPr>
-        <w:pBdr>
-          <w:top w:val="single" w:sz="2" w:space="0" w:color="E5E7EB"/>
-          <w:left w:val="single" w:sz="2" w:space="0" w:color="E5E7EB"/>
-          <w:bottom w:val="single" w:sz="2" w:space="0" w:color="E5E7EB"/>
-          <w:right w:val="single" w:sz="2" w:space="0" w:color="E5E7EB"/>
-        </w:pBdr>
-        <w:spacing w:after="0" w:line="240" w:lineRule="auto"/>
-        <w:ind w:left="1440"/>
-        <w:jc w:val="left"/>
-        <w:rPr>
-          <w:rFonts w:ascii="Segoe UI" w:eastAsia="Times New Roman" w:hAnsi="Segoe UI" w:cs="Segoe UI"/>
-          <w:lang w:eastAsia="bg-BG"/>
-        </w:rPr>
-      </w:pPr>
-    </w:p>
-    <w:p>
-      <w:pPr>
-        <w:numPr>
-          <w:ilvl w:val="1"/>
-          <w:numId w:val="4"/>
-        </w:numPr>
-        <w:pBdr>
-          <w:top w:val="single" w:sz="2" w:space="0" w:color="E5E7EB"/>
-          <w:left w:val="single" w:sz="2" w:space="0" w:color="E5E7EB"/>
-          <w:bottom w:val="single" w:sz="2" w:space="0" w:color="E5E7EB"/>
-          <w:right w:val="single" w:sz="2" w:space="0" w:color="E5E7EB"/>
-        </w:pBdr>
-        <w:spacing w:after="0" w:afterAutospacing="1" w:line="240" w:lineRule="auto"/>
-        <w:jc w:val="left"/>
-        <w:rPr>
-          <w:rFonts w:ascii="Segoe UI" w:eastAsia="Times New Roman" w:hAnsi="Segoe UI" w:cs="Segoe UI"/>
-          <w:lang w:eastAsia="bg-BG"/>
-        </w:rPr>
-      </w:pPr>
-      <w:r>
-        <w:rPr>
-          <w:rFonts w:ascii="Segoe UI" w:eastAsia="Times New Roman" w:hAnsi="Segoe UI" w:cs="Segoe UI"/>
-          <w:lang w:eastAsia="bg-BG"/>
-        </w:rPr>
-        <w:lastRenderedPageBreak/>
-        <w:t>В този пример, функцията </w:t>
-      </w:r>
-      <w:r>
-        <w:rPr>
-          <w:rFonts w:ascii="Consolas" w:eastAsia="Times New Roman" w:hAnsi="Consolas" w:cs="Courier New"/>
-          <w:sz w:val="22"/>
-          <w:szCs w:val="22"/>
-          <w:bdr w:val="single" w:sz="2" w:space="2" w:color="E5E7EB" w:frame="1"/>
-          <w:lang w:eastAsia="bg-BG"/>
-        </w:rPr>
-        <w:t>post_list</w:t>
-      </w:r>
-      <w:r>
-        <w:rPr>
-          <w:rFonts w:ascii="Segoe UI" w:eastAsia="Times New Roman" w:hAnsi="Segoe UI" w:cs="Segoe UI"/>
-          <w:lang w:eastAsia="bg-BG"/>
-        </w:rPr>
-        <w:t> извлича всички публикации и ги подава на шаблона </w:t>
-      </w:r>
-      <w:r>
-        <w:rPr>
-          <w:rFonts w:ascii="Consolas" w:eastAsia="Times New Roman" w:hAnsi="Consolas" w:cs="Courier New"/>
-          <w:sz w:val="22"/>
-          <w:szCs w:val="22"/>
-          <w:bdr w:val="single" w:sz="2" w:space="2" w:color="E5E7EB" w:frame="1"/>
-          <w:lang w:eastAsia="bg-BG"/>
-        </w:rPr>
-        <w:t>post_list.html</w:t>
-      </w:r>
-      <w:r>
-        <w:rPr>
-          <w:rFonts w:ascii="Segoe UI" w:eastAsia="Times New Roman" w:hAnsi="Segoe UI" w:cs="Segoe UI"/>
-          <w:lang w:eastAsia="bg-BG"/>
-        </w:rPr>
-        <w:t>.</w:t>
-      </w:r>
-    </w:p>
-    <w:p>
-      <w:pPr>
-        <w:rPr>
-          <w:rFonts w:eastAsia="Times New Roman"/>
-          <w:lang w:eastAsia="bg-BG"/>
-        </w:rPr>
-      </w:pPr>
-      <w:r>
-        <w:rPr>
-          <w:rFonts w:eastAsia="Times New Roman"/>
-          <w:bdr w:val="single" w:sz="2" w:space="0" w:color="E5E7EB" w:frame="1"/>
-          <w:lang w:eastAsia="bg-BG"/>
-        </w:rPr>
-        <w:t>Шаблони (Templates)</w:t>
-      </w:r>
-    </w:p>
-    <w:p>
-      <w:pPr>
-        <w:rPr>
-          <w:rFonts w:eastAsia="Times New Roman"/>
-          <w:lang w:val="en-US" w:eastAsia="bg-BG"/>
-        </w:rPr>
-      </w:pPr>
-      <w:r>
-        <w:rPr>
-          <w:rFonts w:eastAsia="Times New Roman"/>
-          <w:bdr w:val="single" w:sz="2" w:space="0" w:color="E5E7EB" w:frame="1"/>
-          <w:lang w:eastAsia="bg-BG"/>
-        </w:rPr>
-        <w:t>Дефиниция и цел</w:t>
-      </w:r>
-      <w:r>
-        <w:rPr>
-          <w:rFonts w:eastAsia="Times New Roman"/>
-          <w:lang w:eastAsia="bg-BG"/>
-        </w:rPr>
-        <w:t>: Шаблоните определят как данните ще бъдат представени на потребителите. Djang използва свой вграден език за шаблони, който позволява на разработчиците да вмъкват динам</w:t>
-      </w:r>
-      <w:r>
-        <w:rPr>
-          <w:rFonts w:eastAsia="Times New Roman"/>
-          <w:lang w:eastAsia="bg-BG"/>
-        </w:rPr>
-        <w:t>ично съдържание в HTML страници</w:t>
-      </w:r>
-      <w:r>
-        <w:rPr>
-          <w:rFonts w:eastAsia="Times New Roman"/>
-          <w:lang w:val="en-US" w:eastAsia="bg-BG"/>
-        </w:rPr>
-        <w:t>.</w:t>
-      </w:r>
-    </w:p>
-    <w:p>
-      <w:pPr>
-        <w:pBdr>
-          <w:top w:val="single" w:sz="2" w:space="0" w:color="E5E7EB"/>
-          <w:left w:val="single" w:sz="2" w:space="0" w:color="E5E7EB"/>
-          <w:bottom w:val="single" w:sz="2" w:space="0" w:color="E5E7EB"/>
-          <w:right w:val="single" w:sz="2" w:space="0" w:color="E5E7EB"/>
-        </w:pBdr>
-        <w:spacing w:before="60" w:after="100" w:afterAutospacing="1" w:line="240" w:lineRule="auto"/>
-        <w:ind w:left="720" w:firstLine="0"/>
-        <w:jc w:val="left"/>
-        <w:rPr>
-          <w:rFonts w:ascii="Segoe UI" w:eastAsia="Times New Roman" w:hAnsi="Segoe UI" w:cs="Segoe UI"/>
-          <w:lang w:eastAsia="bg-BG"/>
-        </w:rPr>
-      </w:pPr>
-    </w:p>
-    <w:p>
-      <w:pPr>
-        <w:numPr>
-          <w:ilvl w:val="0"/>
-          <w:numId w:val="5"/>
-        </w:numPr>
-        <w:pBdr>
-          <w:top w:val="single" w:sz="2" w:space="0" w:color="E5E7EB"/>
-          <w:left w:val="single" w:sz="2" w:space="0" w:color="E5E7EB"/>
-          <w:bottom w:val="single" w:sz="2" w:space="0" w:color="E5E7EB"/>
-          <w:right w:val="single" w:sz="2" w:space="0" w:color="E5E7EB"/>
-        </w:pBdr>
-        <w:spacing w:before="60" w:after="100" w:afterAutospacing="1" w:line="240" w:lineRule="auto"/>
-        <w:jc w:val="left"/>
-        <w:rPr>
-          <w:rFonts w:ascii="Segoe UI" w:eastAsia="Times New Roman" w:hAnsi="Segoe UI" w:cs="Segoe UI"/>
-          <w:lang w:eastAsia="bg-BG"/>
-        </w:rPr>
-      </w:pPr>
-      <w:r>
-        <w:rPr>
-          <w:rFonts w:ascii="Segoe UI" w:eastAsia="Times New Roman" w:hAnsi="Segoe UI" w:cs="Segoe UI"/>
-          <w:b/>
-          <w:bCs/>
-          <w:bdr w:val="single" w:sz="2" w:space="0" w:color="E5E7EB" w:frame="1"/>
-          <w:lang w:eastAsia="bg-BG"/>
-        </w:rPr>
-        <w:t>Пример:</w:t>
-      </w:r>
-    </w:p>
-    <w:p>
-      <w:pPr>
         <w:pBdr>
           <w:top w:val="single" w:sz="2" w:space="0" w:color="E5E7EB"/>
           <w:left w:val="single" w:sz="2" w:space="0" w:color="E5E7EB"/>
@@ -3088,16 +3139,99 @@
           <w:lang w:eastAsia="bg-BG"/>
         </w:rPr>
       </w:pPr>
-      <w:r>
-        <w:rPr>
-          <w:rFonts w:ascii="Segoe UI" w:eastAsia="Times New Roman" w:hAnsi="Segoe UI" w:cs="Segoe UI"/>
+    </w:p>
+    <w:p>
+      <w:pPr>
+        <w:rPr>
+          <w:rFonts w:eastAsia="Times New Roman"/>
+          <w:lang w:eastAsia="bg-BG"/>
+        </w:rPr>
+      </w:pPr>
+      <w:r>
+        <w:t>Този шаблон извежда заглавията и датите на създаване на всички публикации в списък.</w:t>
+      </w:r>
+    </w:p>
+    <w:p>
+      <w:pPr>
+        <w:rPr>
+          <w:rStyle w:val="Strong"/>
+        </w:rPr>
+      </w:pPr>
+      <w:r>
+        <w:rPr>
+          <w:rStyle w:val="Strong"/>
+        </w:rPr>
+        <w:t>URL конфигурации (URL Configuration)</w:t>
+      </w:r>
+    </w:p>
+    <w:p>
+      <w:pPr>
+        <w:rPr>
+          <w:rFonts w:eastAsia="Times New Roman"/>
+          <w:lang w:eastAsia="bg-BG"/>
+        </w:rPr>
+      </w:pPr>
+      <w:r>
+        <w:rPr>
+          <w:rFonts w:eastAsia="Times New Roman"/>
+          <w:b/>
+          <w:bCs/>
+          <w:bdr w:val="single" w:sz="2" w:space="0" w:color="E5E7EB" w:frame="1"/>
+          <w:lang w:eastAsia="bg-BG"/>
+        </w:rPr>
+        <w:t>Дефиниция и цел</w:t>
+      </w:r>
+      <w:r>
+        <w:rPr>
+          <w:rFonts w:eastAsia="Times New Roman"/>
+          <w:lang w:eastAsia="bg-BG"/>
+        </w:rPr>
+        <w:t>: URL конфигурациите определят как Djang обработва входящите URL адреси и ги свързва с определени представления. Това осигурява структура и навигация в приложението.</w:t>
+      </w:r>
+    </w:p>
+    <w:p>
+      <w:pPr>
+        <w:rPr>
+          <w:rFonts w:eastAsia="Times New Roman"/>
+          <w:lang w:eastAsia="bg-BG"/>
+        </w:rPr>
+      </w:pPr>
+      <w:r>
+        <w:rPr>
+          <w:rFonts w:eastAsia="Times New Roman"/>
+          <w:b/>
+          <w:bCs/>
+          <w:bdr w:val="single" w:sz="2" w:space="0" w:color="E5E7EB" w:frame="1"/>
+          <w:lang w:eastAsia="bg-BG"/>
+        </w:rPr>
+        <w:t>Пример</w:t>
+      </w:r>
+      <w:r>
+        <w:rPr>
+          <w:rFonts w:eastAsia="Times New Roman"/>
+          <w:lang w:eastAsia="bg-BG"/>
+        </w:rPr>
+        <w:t>:</w:t>
+      </w:r>
+    </w:p>
+    <w:p>
+      <w:pPr>
+        <w:rPr>
+          <w:rFonts w:eastAsia="Times New Roman"/>
+          <w:lang w:eastAsia="bg-BG"/>
+        </w:rPr>
+      </w:pPr>
+      <w:r>
+        <w:rPr>
+          <w:rFonts w:eastAsia="Times New Roman"/>
+          <w:noProof/>
           <w:lang w:eastAsia="bg-BG"/>
         </w:rPr>
         <w:drawing>
-          <wp:inline distT="0" distB="0" distL="0" distR="0" wp14:anchorId="3AC2F15F" wp14:editId="63B2A4FF">
-            <wp:extent cx="4572638" cy="3219899"/>
+          <wp:inline distT="0" distB="0" distL="0" distR="0" wp14:anchorId="2B27E14D" wp14:editId="33FB2083">
+            <wp:extent cx="3867690" cy="1333686"/>
             <wp:effectExtent l="0" t="0" r="0" b="0"/>
-            <wp:docPr id="5" name="Picture 5"/>
+            <wp:docPr id="6" name="Picture 6"/>
             <wp:cNvGraphicFramePr>
               <a:graphicFrameLocks xmlns:a="http://schemas.openxmlformats.org/drawingml/2006/main" noChangeAspect="1"/>
             </wp:cNvGraphicFramePr>
@@ -3117,7 +3251,7 @@
                   <pic:spPr>
                     <a:xfrm>
                       <a:off x="0" y="0"/>
-                      <a:ext cx="4572638" cy="3219899"/>
+                      <a:ext cx="3867690" cy="1333686"/>
                     </a:xfrm>
                     <a:prstGeom prst="rect">
                       <a:avLst/>
@@ -3131,97 +3265,78 @@
       </w:r>
     </w:p>
     <w:p>
-      <w:pPr>
-        <w:pBdr>
-          <w:top w:val="single" w:sz="2" w:space="0" w:color="E5E7EB"/>
-          <w:left w:val="single" w:sz="2" w:space="0" w:color="E5E7EB"/>
-          <w:bottom w:val="single" w:sz="2" w:space="0" w:color="E5E7EB"/>
-          <w:right w:val="single" w:sz="2" w:space="0" w:color="E5E7EB"/>
-        </w:pBdr>
-        <w:spacing w:before="60" w:after="100" w:afterAutospacing="1" w:line="240" w:lineRule="auto"/>
-        <w:ind w:firstLine="0"/>
-        <w:jc w:val="left"/>
+      <w:r>
+        <w:t>Тази конфигурация свързва кореновия URL адрес с функцията </w:t>
+      </w:r>
+      <w:r>
+        <w:rPr>
+          <w:rStyle w:val="HTMLCode"/>
+          <w:rFonts w:ascii="Consolas" w:eastAsiaTheme="minorEastAsia" w:hAnsi="Consolas"/>
+          <w:sz w:val="22"/>
+          <w:szCs w:val="22"/>
+          <w:bdr w:val="single" w:sz="2" w:space="2" w:color="E5E7EB" w:frame="1"/>
+        </w:rPr>
+        <w:t>post_list</w:t>
+      </w:r>
+      <w:r>
+        <w:t>.</w:t>
+      </w:r>
+    </w:p>
+    <w:p/>
+    <w:p>
+      <w:pPr>
+        <w:rPr>
+          <w:rStyle w:val="Strong"/>
+        </w:rPr>
+      </w:pPr>
+      <w:r>
+        <w:rPr>
+          <w:rStyle w:val="Strong"/>
+        </w:rPr>
+        <w:lastRenderedPageBreak/>
+        <w:t>Допълнителни компоненти</w:t>
+      </w:r>
+    </w:p>
+    <w:p>
+      <w:pPr>
         <w:rPr>
           <w:rFonts w:ascii="Segoe UI" w:eastAsia="Times New Roman" w:hAnsi="Segoe UI" w:cs="Segoe UI"/>
           <w:lang w:eastAsia="bg-BG"/>
         </w:rPr>
       </w:pPr>
-    </w:p>
-    <w:p>
-      <w:pPr>
-        <w:rPr>
-          <w:rFonts w:eastAsia="Times New Roman"/>
-          <w:lang w:eastAsia="bg-BG"/>
-        </w:rPr>
-      </w:pPr>
-      <w:r>
-        <w:t>Този шаблон извежда заглавията и датите на създаване на всички публикации в списък.</w:t>
-      </w:r>
-    </w:p>
-    <w:p>
-      <w:pPr>
-        <w:rPr>
-          <w:rFonts w:eastAsia="Times New Roman"/>
-          <w:lang w:eastAsia="bg-BG"/>
-        </w:rPr>
-      </w:pPr>
-      <w:r>
-        <w:rPr>
-          <w:rFonts w:eastAsia="Times New Roman"/>
-          <w:b/>
-          <w:bCs/>
+      <w:r>
+        <w:rPr>
+          <w:rFonts w:ascii="Segoe UI" w:eastAsia="Times New Roman" w:hAnsi="Segoe UI" w:cs="Segoe UI"/>
           <w:bdr w:val="single" w:sz="2" w:space="0" w:color="E5E7EB" w:frame="1"/>
           <w:lang w:eastAsia="bg-BG"/>
         </w:rPr>
-        <w:t>URL конфигурации (URL Configuration)</w:t>
-      </w:r>
-    </w:p>
-    <w:p>
-      <w:pPr>
-        <w:rPr>
-          <w:rFonts w:eastAsia="Times New Roman"/>
-          <w:lang w:eastAsia="bg-BG"/>
-        </w:rPr>
-      </w:pPr>
-      <w:r>
-        <w:rPr>
-          <w:rFonts w:eastAsia="Times New Roman"/>
-          <w:b/>
-          <w:bCs/>
-          <w:bdr w:val="single" w:sz="2" w:space="0" w:color="E5E7EB" w:frame="1"/>
-          <w:lang w:eastAsia="bg-BG"/>
-        </w:rPr>
-        <w:t>Дефиниция и цел</w:t>
-      </w:r>
-      <w:r>
-        <w:rPr>
-          <w:rFonts w:eastAsia="Times New Roman"/>
-          <w:lang w:eastAsia="bg-BG"/>
-        </w:rPr>
-        <w:t>: URL конфигурациите определят как Djang обработва входящите URL адреси и ги свързва с определени представления. Това осигурява структура и навигация в приложението.</w:t>
-      </w:r>
-    </w:p>
-    <w:p>
-      <w:pPr>
-        <w:rPr>
-          <w:rFonts w:eastAsia="Times New Roman"/>
-          <w:lang w:eastAsia="bg-BG"/>
-        </w:rPr>
-      </w:pPr>
-      <w:r>
-        <w:rPr>
-          <w:rFonts w:eastAsia="Times New Roman"/>
-          <w:b/>
-          <w:bCs/>
-          <w:bdr w:val="single" w:sz="2" w:space="0" w:color="E5E7EB" w:frame="1"/>
-          <w:lang w:eastAsia="bg-BG"/>
+        <w:t>Админ интерфейс</w:t>
+      </w:r>
+      <w:r>
+        <w:rPr>
+          <w:rFonts w:ascii="Segoe UI" w:eastAsia="Times New Roman" w:hAnsi="Segoe UI" w:cs="Segoe UI"/>
+          <w:lang w:eastAsia="bg-BG"/>
+        </w:rPr>
+        <w:t>: Djang предоставя вграден администраторски панел, който позволява на разработчиците да управляват моделите и данните директно от уеб интерфейс.</w:t>
+      </w:r>
+    </w:p>
+    <w:p>
+      <w:pPr>
+        <w:rPr>
+          <w:rStyle w:val="Strong"/>
+          <w:lang w:val="en-US"/>
+        </w:rPr>
+      </w:pPr>
+      <w:r>
+        <w:rPr>
+          <w:rStyle w:val="Strong"/>
         </w:rPr>
         <w:t>Пример</w:t>
       </w:r>
       <w:r>
         <w:rPr>
-          <w:rFonts w:eastAsia="Times New Roman"/>
-          <w:lang w:eastAsia="bg-BG"/>
+          <w:rStyle w:val="Strong"/>
+          <w:lang w:val="en-US"/>
         </w:rPr>
         <w:t>:</w:t>
       </w:r>
@@ -3229,21 +3344,21 @@
     <w:p>
       <w:pPr>
         <w:rPr>
-          <w:rFonts w:eastAsia="Times New Roman"/>
-          <w:lang w:eastAsia="bg-BG"/>
-        </w:rPr>
-      </w:pPr>
-      <w:r>
-        <w:rPr>
-          <w:rFonts w:eastAsia="Times New Roman"/>
-          <w:lang w:eastAsia="bg-BG"/>
-        </w:rPr>
-        <w:lastRenderedPageBreak/>
+          <w:rFonts w:ascii="Segoe UI" w:eastAsia="Times New Roman" w:hAnsi="Segoe UI" w:cs="Segoe UI"/>
+          <w:lang w:eastAsia="bg-BG"/>
+        </w:rPr>
+      </w:pPr>
+      <w:r>
+        <w:rPr>
+          <w:rFonts w:ascii="Segoe UI" w:eastAsia="Times New Roman" w:hAnsi="Segoe UI" w:cs="Segoe UI"/>
+          <w:noProof/>
+          <w:lang w:eastAsia="bg-BG"/>
+        </w:rPr>
         <w:drawing>
-          <wp:inline distT="0" distB="0" distL="0" distR="0" wp14:anchorId="2B27E14D" wp14:editId="33FB2083">
-            <wp:extent cx="3867690" cy="1333686"/>
-            <wp:effectExtent l="0" t="0" r="0" b="0"/>
-            <wp:docPr id="6" name="Picture 6"/>
+          <wp:inline distT="0" distB="0" distL="0" distR="0" wp14:anchorId="3BD95522" wp14:editId="1BA3C39C">
+            <wp:extent cx="2876951" cy="1019317"/>
+            <wp:effectExtent l="0" t="0" r="0" b="9525"/>
+            <wp:docPr id="7" name="Picture 7"/>
             <wp:cNvGraphicFramePr>
               <a:graphicFrameLocks xmlns:a="http://schemas.openxmlformats.org/drawingml/2006/main" noChangeAspect="1"/>
             </wp:cNvGraphicFramePr>
@@ -3263,7 +3378,7 @@
                   <pic:spPr>
                     <a:xfrm>
                       <a:off x="0" y="0"/>
-                      <a:ext cx="3867690" cy="1333686"/>
+                      <a:ext cx="2876951" cy="1019317"/>
                     </a:xfrm>
                     <a:prstGeom prst="rect">
                       <a:avLst/>
@@ -3277,37 +3392,41 @@
       </w:r>
     </w:p>
     <w:p>
-      <w:r>
-        <w:t>Тази конфигурация свързва кореновия URL адрес с функцията </w:t>
-      </w:r>
-      <w:r>
-        <w:rPr>
-          <w:rStyle w:val="HTMLCode"/>
-          <w:rFonts w:ascii="Consolas" w:eastAsiaTheme="minorEastAsia" w:hAnsi="Consolas"/>
-          <w:sz w:val="22"/>
-          <w:szCs w:val="22"/>
+      <w:pPr>
+        <w:rPr>
+          <w:rFonts w:ascii="Segoe UI" w:eastAsia="Times New Roman" w:hAnsi="Segoe UI" w:cs="Segoe UI"/>
+          <w:lang w:eastAsia="bg-BG"/>
+        </w:rPr>
+      </w:pPr>
+    </w:p>
+    <w:p>
+      <w:pPr>
+        <w:rPr>
+          <w:rFonts w:ascii="Segoe UI" w:eastAsia="Times New Roman" w:hAnsi="Segoe UI" w:cs="Segoe UI"/>
+          <w:lang w:eastAsia="bg-BG"/>
+        </w:rPr>
+      </w:pPr>
+      <w:r>
+        <w:rPr>
+          <w:rFonts w:ascii="Segoe UI" w:eastAsia="Times New Roman" w:hAnsi="Segoe UI" w:cs="Segoe UI"/>
+          <w:lang w:eastAsia="bg-BG"/>
+        </w:rPr>
+        <w:t>С този код, моделът </w:t>
+      </w:r>
+      <w:r>
+        <w:rPr>
+          <w:rFonts w:ascii="Consolas" w:eastAsia="Times New Roman" w:hAnsi="Consolas" w:cs="Courier New"/>
           <w:bdr w:val="single" w:sz="2" w:space="2" w:color="E5E7EB" w:frame="1"/>
-        </w:rPr>
-        <w:t>post_list</w:t>
-      </w:r>
-      <w:r>
-        <w:t>.</w:t>
-      </w:r>
-    </w:p>
-    <w:p/>
-    <w:p>
-      <w:pPr>
-        <w:rPr>
-          <w:rFonts w:eastAsia="Times New Roman"/>
-          <w:lang w:eastAsia="bg-BG"/>
-        </w:rPr>
-      </w:pPr>
-      <w:r>
-        <w:rPr>
-          <w:rFonts w:eastAsia="Times New Roman"/>
-          <w:lang w:eastAsia="bg-BG"/>
-        </w:rPr>
-        <w:t>Допълнителни компоненти</w:t>
+          <w:lang w:eastAsia="bg-BG"/>
+        </w:rPr>
+        <w:t>Post</w:t>
+      </w:r>
+      <w:r>
+        <w:rPr>
+          <w:rFonts w:ascii="Segoe UI" w:eastAsia="Times New Roman" w:hAnsi="Segoe UI" w:cs="Segoe UI"/>
+          <w:lang w:eastAsia="bg-BG"/>
+        </w:rPr>
+        <w:t> ще бъде наличен в администраторския панел и администраторите могат лесно да добавят, редактират или изтриват публикации.</w:t>
       </w:r>
     </w:p>
     <w:p>
@@ -3323,49 +3442,116 @@
           <w:bdr w:val="single" w:sz="2" w:space="0" w:color="E5E7EB" w:frame="1"/>
           <w:lang w:eastAsia="bg-BG"/>
         </w:rPr>
-        <w:t>Админ интерфейс</w:t>
+        <w:t>Форми</w:t>
       </w:r>
       <w:r>
         <w:rPr>
           <w:rFonts w:ascii="Segoe UI" w:eastAsia="Times New Roman" w:hAnsi="Segoe UI" w:cs="Segoe UI"/>
           <w:lang w:eastAsia="bg-BG"/>
         </w:rPr>
-        <w:t>: Djang предоставя вграден администраторски панел, който позволява на разработчиците да управляват моделите и данните директно от уеб интерфейс.</w:t>
-      </w:r>
-    </w:p>
-    <w:p>
-      <w:pPr>
+        <w:t>: Djang</w:t>
+      </w:r>
+      <w:r>
         <w:rPr>
           <w:rFonts w:ascii="Segoe UI" w:eastAsia="Times New Roman" w:hAnsi="Segoe UI" w:cs="Segoe UI"/>
-          <w:lang w:eastAsia="bg-BG"/>
-        </w:rPr>
-      </w:pPr>
-      <w:r>
+          <w:lang w:val="en-US" w:eastAsia="bg-BG"/>
+        </w:rPr>
+        <w:t>o</w:t>
+      </w:r>
+      <w:r>
+        <w:rPr>
+          <w:rFonts w:ascii="Segoe UI" w:eastAsia="Times New Roman" w:hAnsi="Segoe UI" w:cs="Segoe UI"/>
+          <w:lang w:eastAsia="bg-BG"/>
+        </w:rPr>
+        <w:t xml:space="preserve"> позволява лесно създаване и обработка на форми, което е необходимо за потребителски вход. Формите могат да се свързват с модели, което улеснява валидирането на данните.</w:t>
+      </w:r>
+    </w:p>
+    <w:p>
+      <w:pPr>
         <w:rPr>
           <w:rFonts w:ascii="Segoe UI" w:eastAsia="Times New Roman" w:hAnsi="Segoe UI" w:cs="Segoe UI"/>
           <w:bdr w:val="single" w:sz="2" w:space="0" w:color="E5E7EB" w:frame="1"/>
-          <w:lang w:eastAsia="bg-BG"/>
-        </w:rPr>
-        <w:t>Пример</w:t>
-      </w:r>
+          <w:lang w:val="en-US" w:eastAsia="bg-BG"/>
+        </w:rPr>
+      </w:pPr>
     </w:p>
     <w:p>
       <w:pPr>
         <w:rPr>
           <w:rFonts w:ascii="Segoe UI" w:eastAsia="Times New Roman" w:hAnsi="Segoe UI" w:cs="Segoe UI"/>
-          <w:lang w:eastAsia="bg-BG"/>
-        </w:rPr>
-      </w:pPr>
-      <w:r>
+          <w:bdr w:val="single" w:sz="2" w:space="0" w:color="E5E7EB" w:frame="1"/>
+          <w:lang w:val="en-US" w:eastAsia="bg-BG"/>
+        </w:rPr>
+      </w:pPr>
+    </w:p>
+    <w:p>
+      <w:pPr>
         <w:rPr>
           <w:rFonts w:ascii="Segoe UI" w:eastAsia="Times New Roman" w:hAnsi="Segoe UI" w:cs="Segoe UI"/>
-          <w:lang w:eastAsia="bg-BG"/>
-        </w:rPr>
+          <w:bdr w:val="single" w:sz="2" w:space="0" w:color="E5E7EB" w:frame="1"/>
+          <w:lang w:val="en-US" w:eastAsia="bg-BG"/>
+        </w:rPr>
+      </w:pPr>
+    </w:p>
+    <w:p>
+      <w:pPr>
+        <w:rPr>
+          <w:rFonts w:ascii="Segoe UI" w:eastAsia="Times New Roman" w:hAnsi="Segoe UI" w:cs="Segoe UI"/>
+          <w:bdr w:val="single" w:sz="2" w:space="0" w:color="E5E7EB" w:frame="1"/>
+          <w:lang w:val="en-US" w:eastAsia="bg-BG"/>
+        </w:rPr>
+      </w:pPr>
+    </w:p>
+    <w:p>
+      <w:pPr>
+        <w:rPr>
+          <w:rFonts w:ascii="Segoe UI" w:eastAsia="Times New Roman" w:hAnsi="Segoe UI" w:cs="Segoe UI"/>
+          <w:bdr w:val="single" w:sz="2" w:space="0" w:color="E5E7EB" w:frame="1"/>
+          <w:lang w:val="en-US" w:eastAsia="bg-BG"/>
+        </w:rPr>
+      </w:pPr>
+    </w:p>
+    <w:p>
+      <w:pPr>
+        <w:rPr>
+          <w:rStyle w:val="Strong"/>
+        </w:rPr>
+      </w:pPr>
+      <w:r>
+        <w:rPr>
+          <w:rStyle w:val="Strong"/>
+        </w:rPr>
+        <w:t>Пример:</w:t>
+      </w:r>
+    </w:p>
+    <w:p>
+      <w:pPr>
+        <w:pBdr>
+          <w:top w:val="single" w:sz="2" w:space="0" w:color="E5E7EB"/>
+          <w:left w:val="single" w:sz="2" w:space="0" w:color="E5E7EB"/>
+          <w:bottom w:val="single" w:sz="2" w:space="0" w:color="E5E7EB"/>
+          <w:right w:val="single" w:sz="2" w:space="0" w:color="E5E7EB"/>
+        </w:pBdr>
+        <w:spacing w:before="60" w:after="100" w:afterAutospacing="1" w:line="240" w:lineRule="auto"/>
+        <w:ind w:left="720" w:firstLine="0"/>
+        <w:jc w:val="left"/>
+        <w:rPr>
+          <w:rFonts w:ascii="Segoe UI" w:eastAsia="Times New Roman" w:hAnsi="Segoe UI" w:cs="Segoe UI"/>
+          <w:lang w:eastAsia="bg-BG"/>
+        </w:rPr>
+      </w:pPr>
+      <w:r>
+        <w:rPr>
+          <w:rFonts w:ascii="Segoe UI" w:eastAsia="Times New Roman" w:hAnsi="Segoe UI" w:cs="Segoe UI"/>
+          <w:noProof/>
+          <w:lang w:eastAsia="bg-BG"/>
+        </w:rPr>
+        <w:lastRenderedPageBreak/>
         <w:drawing>
-          <wp:inline distT="0" distB="0" distL="0" distR="0" wp14:anchorId="3146B3EA" wp14:editId="0070EB42">
-            <wp:extent cx="2876951" cy="1019317"/>
+          <wp:inline distT="0" distB="0" distL="0" distR="0" wp14:anchorId="15D670AA" wp14:editId="290374B8">
+            <wp:extent cx="3219899" cy="1495634"/>
             <wp:effectExtent l="0" t="0" r="0" b="9525"/>
-            <wp:docPr id="7" name="Picture 7"/>
+            <wp:docPr id="8" name="Picture 8"/>
             <wp:cNvGraphicFramePr>
               <a:graphicFrameLocks xmlns:a="http://schemas.openxmlformats.org/drawingml/2006/main" noChangeAspect="1"/>
             </wp:cNvGraphicFramePr>
@@ -3385,7 +3571,7 @@
                   <pic:spPr>
                     <a:xfrm>
                       <a:off x="0" y="0"/>
-                      <a:ext cx="2876951" cy="1019317"/>
+                      <a:ext cx="3219899" cy="1495634"/>
                     </a:xfrm>
                     <a:prstGeom prst="rect">
                       <a:avLst/>
@@ -3399,125 +3585,1286 @@
       </w:r>
     </w:p>
     <w:p>
-      <w:pPr>
-        <w:rPr>
-          <w:rFonts w:ascii="Segoe UI" w:eastAsia="Times New Roman" w:hAnsi="Segoe UI" w:cs="Segoe UI"/>
-          <w:lang w:eastAsia="bg-BG"/>
-        </w:rPr>
-      </w:pPr>
-    </w:p>
-    <w:p>
-      <w:pPr>
-        <w:rPr>
-          <w:rFonts w:ascii="Segoe UI" w:eastAsia="Times New Roman" w:hAnsi="Segoe UI" w:cs="Segoe UI"/>
-          <w:lang w:eastAsia="bg-BG"/>
-        </w:rPr>
-      </w:pPr>
-      <w:r>
-        <w:rPr>
-          <w:rFonts w:ascii="Segoe UI" w:eastAsia="Times New Roman" w:hAnsi="Segoe UI" w:cs="Segoe UI"/>
-          <w:lang w:eastAsia="bg-BG"/>
-        </w:rPr>
-        <w:t>С този код, моделът </w:t>
-      </w:r>
-      <w:r>
-        <w:rPr>
-          <w:rFonts w:ascii="Consolas" w:eastAsia="Times New Roman" w:hAnsi="Consolas" w:cs="Courier New"/>
+      <w:r>
+        <w:t>Този клас задава форма за модела </w:t>
+      </w:r>
+      <w:r>
+        <w:rPr>
+          <w:rStyle w:val="HTMLCode"/>
+          <w:rFonts w:ascii="Consolas" w:eastAsiaTheme="minorEastAsia" w:hAnsi="Consolas"/>
+          <w:sz w:val="24"/>
+          <w:szCs w:val="24"/>
           <w:bdr w:val="single" w:sz="2" w:space="2" w:color="E5E7EB" w:frame="1"/>
-          <w:lang w:eastAsia="bg-BG"/>
         </w:rPr>
         <w:t>Post</w:t>
       </w:r>
       <w:r>
-        <w:rPr>
-          <w:rFonts w:ascii="Segoe UI" w:eastAsia="Times New Roman" w:hAnsi="Segoe UI" w:cs="Segoe UI"/>
-          <w:lang w:eastAsia="bg-BG"/>
-        </w:rPr>
-        <w:t> ще бъде наличен в администраторския панел и администраторите могат лесно да добавят, редактират или изтриват публикации.</w:t>
-      </w:r>
-    </w:p>
-    <w:p>
-      <w:pPr>
-        <w:rPr>
-          <w:rFonts w:ascii="Segoe UI" w:eastAsia="Times New Roman" w:hAnsi="Segoe UI" w:cs="Segoe UI"/>
-          <w:lang w:eastAsia="bg-BG"/>
-        </w:rPr>
-      </w:pPr>
-      <w:r>
-        <w:rPr>
-          <w:rFonts w:ascii="Segoe UI" w:eastAsia="Times New Roman" w:hAnsi="Segoe UI" w:cs="Segoe UI"/>
-          <w:bdr w:val="single" w:sz="2" w:space="0" w:color="E5E7EB" w:frame="1"/>
-          <w:lang w:eastAsia="bg-BG"/>
-        </w:rPr>
-        <w:t>Форми</w:t>
-      </w:r>
-      <w:r>
-        <w:rPr>
-          <w:rFonts w:ascii="Segoe UI" w:eastAsia="Times New Roman" w:hAnsi="Segoe UI" w:cs="Segoe UI"/>
-          <w:lang w:eastAsia="bg-BG"/>
-        </w:rPr>
-        <w:t>: Djang позволява лесно създаване и обработка на форми, което е необходимо за потребителски вход. Формите могат да се свързват с модели, което улеснява валидирането на данните.</w:t>
-      </w:r>
-    </w:p>
-    <w:p>
-      <w:pPr>
-        <w:rPr>
-          <w:rFonts w:ascii="Segoe UI" w:eastAsia="Times New Roman" w:hAnsi="Segoe UI" w:cs="Segoe UI"/>
-          <w:bdr w:val="single" w:sz="2" w:space="0" w:color="E5E7EB" w:frame="1"/>
-          <w:lang w:val="en-US" w:eastAsia="bg-BG"/>
-        </w:rPr>
-      </w:pPr>
-    </w:p>
-    <w:p>
-      <w:pPr>
-        <w:rPr>
-          <w:rFonts w:ascii="Segoe UI" w:eastAsia="Times New Roman" w:hAnsi="Segoe UI" w:cs="Segoe UI"/>
-          <w:lang w:eastAsia="bg-BG"/>
-        </w:rPr>
-      </w:pPr>
-      <w:r>
-        <w:rPr>
-          <w:rFonts w:ascii="Segoe UI" w:eastAsia="Times New Roman" w:hAnsi="Segoe UI" w:cs="Segoe UI"/>
-          <w:bdr w:val="single" w:sz="2" w:space="0" w:color="E5E7EB" w:frame="1"/>
-          <w:lang w:eastAsia="bg-BG"/>
-        </w:rPr>
-        <w:lastRenderedPageBreak/>
-        <w:t>Пример</w:t>
-      </w:r>
-      <w:r>
-        <w:rPr>
-          <w:rFonts w:ascii="Segoe UI" w:eastAsia="Times New Roman" w:hAnsi="Segoe UI" w:cs="Segoe UI"/>
-          <w:lang w:eastAsia="bg-BG"/>
-        </w:rPr>
-        <w:t>:</w:t>
-      </w:r>
-    </w:p>
-    <w:p>
-      <w:pPr>
+        <w:t>, включваща заглавие и съдържание.</w:t>
+      </w:r>
+    </w:p>
+    <w:p/>
+    <w:p>
+      <w:pPr>
+        <w:pStyle w:val="Heading4"/>
+        <w:numPr>
+          <w:ilvl w:val="0"/>
+          <w:numId w:val="0"/>
+        </w:numPr>
         <w:pBdr>
           <w:top w:val="single" w:sz="2" w:space="0" w:color="E5E7EB"/>
           <w:left w:val="single" w:sz="2" w:space="0" w:color="E5E7EB"/>
           <w:bottom w:val="single" w:sz="2" w:space="0" w:color="E5E7EB"/>
           <w:right w:val="single" w:sz="2" w:space="0" w:color="E5E7EB"/>
         </w:pBdr>
-        <w:spacing w:before="60" w:after="100" w:afterAutospacing="1" w:line="240" w:lineRule="auto"/>
-        <w:ind w:left="720" w:firstLine="0"/>
+        <w:spacing w:before="360" w:after="240"/>
+        <w:ind w:left="864" w:hanging="864"/>
+        <w:rPr>
+          <w:rStyle w:val="Strong"/>
+          <w:b/>
+          <w:sz w:val="28"/>
+          <w:szCs w:val="28"/>
+          <w:lang w:eastAsia="bg-BG"/>
+        </w:rPr>
+      </w:pPr>
+      <w:r>
+        <w:rPr>
+          <w:rStyle w:val="Strong"/>
+          <w:b/>
+          <w:sz w:val="28"/>
+          <w:szCs w:val="28"/>
+          <w:lang w:eastAsia="bg-BG"/>
+        </w:rPr>
+        <w:t>Въведение</w:t>
+      </w:r>
+    </w:p>
+    <w:p>
+      <w:pPr>
+        <w:rPr>
+          <w:rFonts w:eastAsia="Times New Roman"/>
+          <w:lang w:eastAsia="bg-BG"/>
+        </w:rPr>
+      </w:pPr>
+      <w:r>
+        <w:t>Djang</w:t>
+      </w:r>
+      <w:r>
+        <w:t>o</w:t>
+      </w:r>
+      <w:r>
+        <w:t xml:space="preserve"> е популярен фреймуърк за разработка на уеб приложения, който предлага на разработчиците множество инструменти за лесно и бързо изграждане на висококачествени приложения. В настоящата част ще разгледаме известни решения, разработени с Djang и техните особености, предимства и недостатъци</w:t>
+      </w:r>
+      <w:r>
+        <w:rPr>
+          <w:rFonts w:eastAsia="Times New Roman"/>
+          <w:lang w:eastAsia="bg-BG"/>
+        </w:rPr>
+        <w:t>.</w:t>
+      </w:r>
+    </w:p>
+    <w:p>
+      <w:pPr>
+        <w:pBdr>
+          <w:top w:val="single" w:sz="2" w:space="0" w:color="E5E7EB"/>
+          <w:left w:val="single" w:sz="2" w:space="0" w:color="E5E7EB"/>
+          <w:bottom w:val="single" w:sz="2" w:space="0" w:color="E5E7EB"/>
+          <w:right w:val="single" w:sz="2" w:space="0" w:color="E5E7EB"/>
+        </w:pBdr>
+        <w:spacing w:before="360" w:after="0" w:line="240" w:lineRule="auto"/>
+        <w:ind w:firstLine="0"/>
         <w:jc w:val="left"/>
-        <w:rPr>
-          <w:rFonts w:ascii="Segoe UI" w:eastAsia="Times New Roman" w:hAnsi="Segoe UI" w:cs="Segoe UI"/>
-          <w:lang w:eastAsia="bg-BG"/>
-        </w:rPr>
-      </w:pPr>
-      <w:r>
-        <w:rPr>
-          <w:rFonts w:ascii="Segoe UI" w:eastAsia="Times New Roman" w:hAnsi="Segoe UI" w:cs="Segoe UI"/>
+        <w:outlineLvl w:val="3"/>
+        <w:rPr>
+          <w:rStyle w:val="Strong"/>
+          <w:sz w:val="28"/>
+          <w:lang w:val="en-US" w:eastAsia="bg-BG"/>
+        </w:rPr>
+      </w:pPr>
+      <w:r>
+        <w:rPr>
+          <w:rStyle w:val="Strong"/>
+          <w:sz w:val="28"/>
+          <w:lang w:eastAsia="bg-BG"/>
+        </w:rPr>
+        <w:t>Известни решения, разработени с Djang</w:t>
+      </w:r>
+      <w:r>
+        <w:rPr>
+          <w:rStyle w:val="Strong"/>
+          <w:sz w:val="28"/>
+          <w:lang w:val="en-US" w:eastAsia="bg-BG"/>
+        </w:rPr>
+        <w:t>o</w:t>
+      </w:r>
+    </w:p>
+    <w:p>
+      <w:pPr>
+        <w:pBdr>
+          <w:top w:val="single" w:sz="2" w:space="0" w:color="E5E7EB"/>
+          <w:left w:val="single" w:sz="2" w:space="0" w:color="E5E7EB"/>
+          <w:bottom w:val="single" w:sz="2" w:space="0" w:color="E5E7EB"/>
+          <w:right w:val="single" w:sz="2" w:space="0" w:color="E5E7EB"/>
+        </w:pBdr>
+        <w:spacing w:before="360" w:after="0" w:line="240" w:lineRule="auto"/>
+        <w:ind w:firstLine="0"/>
+        <w:jc w:val="left"/>
+        <w:outlineLvl w:val="3"/>
+        <w:rPr>
+          <w:rStyle w:val="Strong"/>
+          <w:sz w:val="28"/>
+          <w:lang w:val="en-US" w:eastAsia="bg-BG"/>
+        </w:rPr>
+      </w:pPr>
+    </w:p>
+    <w:p>
+      <w:pPr>
+        <w:rPr>
+          <w:rStyle w:val="Strong"/>
+        </w:rPr>
+      </w:pPr>
+      <w:r>
+        <w:rPr>
+          <w:rStyle w:val="Strong"/>
+        </w:rPr>
+        <w:t>Описание:</w:t>
+      </w:r>
+    </w:p>
+    <w:p>
+      <w:pPr>
+        <w:rPr>
+          <w:rFonts w:eastAsia="Times New Roman"/>
+          <w:lang w:eastAsia="bg-BG"/>
+        </w:rPr>
+      </w:pPr>
+      <w:r>
+        <w:rPr>
+          <w:rFonts w:eastAsia="Times New Roman"/>
+          <w:lang w:eastAsia="bg-BG"/>
+        </w:rPr>
+        <w:t xml:space="preserve"> Един от най-популярните социални мрежи в света, Instagram е разработен с използване на Djang. Платформата позволява на потребителите да споделят снимки и видеа, да следят други потребители и да взаимодействат с публикациите.</w:t>
+      </w:r>
+    </w:p>
+    <w:p>
+      <w:pPr>
+        <w:pStyle w:val="ListParagraph"/>
+        <w:numPr>
+          <w:ilvl w:val="0"/>
+          <w:numId w:val="8"/>
+        </w:numPr>
+        <w:rPr>
+          <w:rStyle w:val="Strong"/>
+        </w:rPr>
+      </w:pPr>
+      <w:r>
+        <w:rPr>
+          <w:rStyle w:val="Strong"/>
+        </w:rPr>
+        <w:t>Предимства:</w:t>
+      </w:r>
+    </w:p>
+    <w:p>
+      <w:pPr>
+        <w:rPr>
+          <w:rFonts w:eastAsia="Times New Roman"/>
+          <w:lang w:eastAsia="bg-BG"/>
+        </w:rPr>
+      </w:pPr>
+      <w:r>
+        <w:rPr>
+          <w:rFonts w:eastAsia="Times New Roman"/>
+          <w:lang w:eastAsia="bg-BG"/>
+        </w:rPr>
+        <w:t>Масивна мащабируемост, позволяваща на Instagram да обработва милиони заявки на ден.</w:t>
+      </w:r>
+    </w:p>
+    <w:p>
+      <w:pPr>
+        <w:rPr>
+          <w:rFonts w:eastAsia="Times New Roman"/>
+          <w:lang w:eastAsia="bg-BG"/>
+        </w:rPr>
+      </w:pPr>
+      <w:r>
+        <w:rPr>
+          <w:rFonts w:eastAsia="Times New Roman"/>
+          <w:lang w:eastAsia="bg-BG"/>
+        </w:rPr>
+        <w:t>Лесно интегриране с различни API-та.</w:t>
+      </w:r>
+    </w:p>
+    <w:p>
+      <w:pPr>
+        <w:rPr>
+          <w:rFonts w:eastAsia="Times New Roman"/>
+          <w:lang w:eastAsia="bg-BG"/>
+        </w:rPr>
+      </w:pPr>
+      <w:r>
+        <w:rPr>
+          <w:rFonts w:eastAsia="Times New Roman"/>
+          <w:lang w:eastAsia="bg-BG"/>
+        </w:rPr>
+        <w:t>Висококачествено управление на данни и потребителски взаимодействия.</w:t>
+      </w:r>
+    </w:p>
+    <w:p>
+      <w:pPr>
+        <w:pStyle w:val="ListParagraph"/>
+        <w:numPr>
+          <w:ilvl w:val="0"/>
+          <w:numId w:val="7"/>
+        </w:numPr>
+        <w:rPr>
+          <w:rStyle w:val="Strong"/>
+        </w:rPr>
+      </w:pPr>
+      <w:r>
+        <w:rPr>
+          <w:rStyle w:val="Strong"/>
+        </w:rPr>
+        <w:t>Недостатъци:</w:t>
+      </w:r>
+    </w:p>
+    <w:p>
+      <w:pPr>
+        <w:rPr>
+          <w:rFonts w:eastAsia="Times New Roman"/>
+          <w:lang w:eastAsia="bg-BG"/>
+        </w:rPr>
+      </w:pPr>
+      <w:r>
+        <w:rPr>
+          <w:rFonts w:eastAsia="Times New Roman"/>
+          <w:lang w:eastAsia="bg-BG"/>
+        </w:rPr>
+        <w:lastRenderedPageBreak/>
+        <w:t>Сложността на функционалността, изискваща често оптимизация на производителността.</w:t>
+      </w:r>
+    </w:p>
+    <w:p>
+      <w:pPr>
+        <w:rPr>
+          <w:rFonts w:eastAsia="Times New Roman"/>
+          <w:lang w:eastAsia="bg-BG"/>
+        </w:rPr>
+      </w:pPr>
+      <w:r>
+        <w:rPr>
+          <w:rFonts w:eastAsia="Times New Roman"/>
+          <w:lang w:eastAsia="bg-BG"/>
+        </w:rPr>
+        <w:t>Проблеми с управлението на данни при значителен ръст на потребителската база.</w:t>
+      </w:r>
+    </w:p>
+    <w:p>
+      <w:pPr>
+        <w:pStyle w:val="ListParagraph"/>
+        <w:numPr>
+          <w:ilvl w:val="0"/>
+          <w:numId w:val="6"/>
+        </w:numPr>
+        <w:rPr>
+          <w:rStyle w:val="Strong"/>
+        </w:rPr>
+      </w:pPr>
+      <w:r>
+        <w:rPr>
+          <w:rStyle w:val="Strong"/>
+        </w:rPr>
+        <w:t>Mozilla</w:t>
+      </w:r>
+    </w:p>
+    <w:p>
+      <w:pPr>
+        <w:rPr>
+          <w:rFonts w:eastAsia="Times New Roman"/>
+          <w:lang w:eastAsia="bg-BG"/>
+        </w:rPr>
+      </w:pPr>
+      <w:r>
+        <w:rPr>
+          <w:rFonts w:eastAsia="Times New Roman"/>
+          <w:bdr w:val="single" w:sz="2" w:space="0" w:color="E5E7EB" w:frame="1"/>
+          <w:lang w:eastAsia="bg-BG"/>
+        </w:rPr>
+        <w:t>Описание</w:t>
+      </w:r>
+      <w:r>
+        <w:rPr>
+          <w:rFonts w:eastAsia="Times New Roman"/>
+          <w:lang w:eastAsia="bg-BG"/>
+        </w:rPr>
+        <w:t>: Mozilla, известната организация зад браузъра Firefox, също използва Djang за разработка на част от своите уеб приложения и платформи.</w:t>
+      </w:r>
+    </w:p>
+    <w:p>
+      <w:pPr>
+        <w:rPr>
+          <w:rStyle w:val="Strong"/>
+        </w:rPr>
+      </w:pPr>
+      <w:r>
+        <w:rPr>
+          <w:rStyle w:val="Strong"/>
+        </w:rPr>
+        <w:t>Предимства:</w:t>
+      </w:r>
+    </w:p>
+    <w:p>
+      <w:pPr>
+        <w:rPr>
+          <w:rFonts w:eastAsia="Times New Roman"/>
+          <w:lang w:eastAsia="bg-BG"/>
+        </w:rPr>
+      </w:pPr>
+      <w:r>
+        <w:rPr>
+          <w:rFonts w:eastAsia="Times New Roman"/>
+          <w:lang w:eastAsia="bg-BG"/>
+        </w:rPr>
+        <w:t>Сигурност и стабилност на приложенията.</w:t>
+      </w:r>
+    </w:p>
+    <w:p>
+      <w:pPr>
+        <w:rPr>
+          <w:rFonts w:eastAsia="Times New Roman"/>
+          <w:lang w:eastAsia="bg-BG"/>
+        </w:rPr>
+      </w:pPr>
+      <w:r>
+        <w:rPr>
+          <w:rFonts w:eastAsia="Times New Roman"/>
+          <w:lang w:eastAsia="bg-BG"/>
+        </w:rPr>
+        <w:t>Силна поддръжка на общността и постоянна актуализация на фреймуърка.</w:t>
+      </w:r>
+    </w:p>
+    <w:p>
+      <w:pPr>
+        <w:rPr>
+          <w:rFonts w:eastAsia="Times New Roman"/>
+          <w:b/>
+          <w:lang w:eastAsia="bg-BG"/>
+        </w:rPr>
+      </w:pPr>
+      <w:r>
+        <w:rPr>
+          <w:rFonts w:eastAsia="Times New Roman"/>
+          <w:b/>
+          <w:bdr w:val="single" w:sz="2" w:space="0" w:color="E5E7EB" w:frame="1"/>
+          <w:lang w:eastAsia="bg-BG"/>
+        </w:rPr>
+        <w:t>Недостатъци</w:t>
+      </w:r>
+      <w:r>
+        <w:rPr>
+          <w:rFonts w:eastAsia="Times New Roman"/>
+          <w:b/>
+          <w:lang w:eastAsia="bg-BG"/>
+        </w:rPr>
+        <w:t>:</w:t>
+      </w:r>
+    </w:p>
+    <w:p>
+      <w:pPr>
+        <w:rPr>
+          <w:rFonts w:eastAsia="Times New Roman"/>
+          <w:lang w:eastAsia="bg-BG"/>
+        </w:rPr>
+      </w:pPr>
+      <w:r>
+        <w:rPr>
+          <w:rFonts w:eastAsia="Times New Roman"/>
+          <w:lang w:eastAsia="bg-BG"/>
+        </w:rPr>
+        <w:t>Възможна сложност при интеграция с нови технологии поради необходимостта от поддържане на съвместимост с остарели версии на код.</w:t>
+      </w:r>
+    </w:p>
+    <w:p>
+      <w:pPr>
+        <w:rPr>
+          <w:rStyle w:val="Strong"/>
+        </w:rPr>
+      </w:pPr>
+      <w:r>
+        <w:rPr>
+          <w:rStyle w:val="Strong"/>
+        </w:rPr>
+        <w:t>Disqus</w:t>
+      </w:r>
+    </w:p>
+    <w:p>
+      <w:pPr>
+        <w:rPr>
+          <w:rFonts w:eastAsia="Times New Roman"/>
+          <w:lang w:eastAsia="bg-BG"/>
+        </w:rPr>
+      </w:pPr>
+      <w:r>
+        <w:rPr>
+          <w:rFonts w:eastAsia="Times New Roman"/>
+          <w:bdr w:val="single" w:sz="2" w:space="0" w:color="E5E7EB" w:frame="1"/>
+          <w:lang w:eastAsia="bg-BG"/>
+        </w:rPr>
+        <w:t>Описание</w:t>
+      </w:r>
+      <w:r>
+        <w:rPr>
+          <w:rFonts w:eastAsia="Times New Roman"/>
+          <w:lang w:eastAsia="bg-BG"/>
+        </w:rPr>
+        <w:t>: Disqus е система за коментари, използвана от много уебсайтове. Платформата е изградена с Djang и предлага интеграция на коментари под публикации и статии.</w:t>
+      </w:r>
+    </w:p>
+    <w:p>
+      <w:pPr>
+        <w:pStyle w:val="ListParagraph"/>
+        <w:numPr>
+          <w:ilvl w:val="0"/>
+          <w:numId w:val="6"/>
+        </w:numPr>
+        <w:rPr>
+          <w:rStyle w:val="Strong"/>
+        </w:rPr>
+      </w:pPr>
+      <w:r>
+        <w:rPr>
+          <w:rStyle w:val="Strong"/>
+        </w:rPr>
+        <w:t>Предимства:</w:t>
+      </w:r>
+    </w:p>
+    <w:p>
+      <w:pPr>
+        <w:rPr>
+          <w:rFonts w:eastAsia="Times New Roman"/>
+          <w:lang w:eastAsia="bg-BG"/>
+        </w:rPr>
+      </w:pPr>
+      <w:r>
+        <w:rPr>
+          <w:rFonts w:eastAsia="Times New Roman"/>
+          <w:lang w:eastAsia="bg-BG"/>
+        </w:rPr>
+        <w:t>Лесно интегриране в различни платформи.</w:t>
+      </w:r>
+    </w:p>
+    <w:p>
+      <w:pPr>
+        <w:rPr>
+          <w:rFonts w:ascii="var(--gpts-font-family)" w:eastAsia="Times New Roman" w:hAnsi="var(--gpts-font-family)"/>
+          <w:lang w:eastAsia="bg-BG"/>
+        </w:rPr>
+      </w:pPr>
+      <w:r>
+        <w:rPr>
+          <w:rFonts w:ascii="var(--gpts-font-family)" w:eastAsia="Times New Roman" w:hAnsi="var(--gpts-font-family)"/>
+          <w:lang w:eastAsia="bg-BG"/>
+        </w:rPr>
+        <w:t>Модерни функции за управление на спам и модериране на коментари.</w:t>
+      </w:r>
+    </w:p>
+    <w:p>
+      <w:pPr>
+        <w:pStyle w:val="ListParagraph"/>
+        <w:numPr>
+          <w:ilvl w:val="0"/>
+          <w:numId w:val="6"/>
+        </w:numPr>
+        <w:rPr>
+          <w:rFonts w:ascii="var(--gpts-font-family)" w:eastAsia="Times New Roman" w:hAnsi="var(--gpts-font-family)"/>
+          <w:lang w:eastAsia="bg-BG"/>
+        </w:rPr>
+      </w:pPr>
+      <w:r>
+        <w:rPr>
+          <w:rFonts w:ascii="var(--gpts-font-family)" w:eastAsia="Times New Roman" w:hAnsi="var(--gpts-font-family)"/>
+          <w:b/>
+          <w:bCs/>
+          <w:bdr w:val="single" w:sz="2" w:space="0" w:color="E5E7EB" w:frame="1"/>
+          <w:lang w:eastAsia="bg-BG"/>
+        </w:rPr>
+        <w:t>Недостатъци</w:t>
+      </w:r>
+      <w:r>
+        <w:rPr>
+          <w:rFonts w:ascii="var(--gpts-font-family)" w:eastAsia="Times New Roman" w:hAnsi="var(--gpts-font-family)"/>
+          <w:lang w:eastAsia="bg-BG"/>
+        </w:rPr>
+        <w:t>:</w:t>
+      </w:r>
+    </w:p>
+    <w:p>
+      <w:pPr>
+        <w:rPr>
+          <w:rFonts w:ascii="var(--gpts-font-family)" w:eastAsia="Times New Roman" w:hAnsi="var(--gpts-font-family)"/>
+          <w:lang w:eastAsia="bg-BG"/>
+        </w:rPr>
+      </w:pPr>
+      <w:r>
+        <w:rPr>
+          <w:rFonts w:ascii="var(--gpts-font-family)" w:eastAsia="Times New Roman" w:hAnsi="var(--gpts-font-family)"/>
+          <w:lang w:eastAsia="bg-BG"/>
+        </w:rPr>
+        <w:t>Модерно решение, изискващо постоянна поддръжка и актуализация.</w:t>
+      </w:r>
+    </w:p>
+    <w:p>
+      <w:pPr>
+        <w:rPr>
+          <w:rFonts w:ascii="var(--gpts-font-family)" w:eastAsia="Times New Roman" w:hAnsi="var(--gpts-font-family)"/>
+          <w:lang w:eastAsia="bg-BG"/>
+        </w:rPr>
+      </w:pPr>
+      <w:r>
+        <w:rPr>
+          <w:rFonts w:ascii="var(--gpts-font-family)" w:eastAsia="Times New Roman" w:hAnsi="var(--gpts-font-family)"/>
+          <w:lang w:eastAsia="bg-BG"/>
+        </w:rPr>
+        <w:t>Възможни проблеми с производителността при високи обем на трафик.</w:t>
+      </w:r>
+    </w:p>
+    <w:p>
+      <w:pPr>
+        <w:pStyle w:val="ListParagraph"/>
+        <w:numPr>
+          <w:ilvl w:val="0"/>
+          <w:numId w:val="10"/>
+        </w:numPr>
+        <w:rPr>
+          <w:rFonts w:ascii="var(--gpts-font-family)" w:eastAsia="Times New Roman" w:hAnsi="var(--gpts-font-family)"/>
+          <w:lang w:eastAsia="bg-BG"/>
+        </w:rPr>
+      </w:pPr>
+      <w:r>
+        <w:rPr>
+          <w:rFonts w:ascii="var(--gpts-font-family)" w:eastAsia="Times New Roman" w:hAnsi="var(--gpts-font-family)"/>
+          <w:b/>
+          <w:bCs/>
+          <w:bdr w:val="single" w:sz="2" w:space="0" w:color="E5E7EB" w:frame="1"/>
+          <w:lang w:eastAsia="bg-BG"/>
+        </w:rPr>
+        <w:lastRenderedPageBreak/>
+        <w:t>Pinterest</w:t>
+      </w:r>
+    </w:p>
+    <w:p>
+      <w:pPr>
+        <w:rPr>
+          <w:rFonts w:eastAsia="Times New Roman"/>
+          <w:lang w:eastAsia="bg-BG"/>
+        </w:rPr>
+      </w:pPr>
+      <w:r>
+        <w:rPr>
+          <w:rFonts w:eastAsia="Times New Roman"/>
+          <w:b/>
+          <w:bCs/>
+          <w:bdr w:val="single" w:sz="2" w:space="0" w:color="E5E7EB" w:frame="1"/>
+          <w:lang w:eastAsia="bg-BG"/>
+        </w:rPr>
+        <w:t>Описание</w:t>
+      </w:r>
+      <w:r>
+        <w:rPr>
+          <w:rFonts w:eastAsia="Times New Roman"/>
+          <w:lang w:eastAsia="bg-BG"/>
+        </w:rPr>
+        <w:t>: Pinterest е социална платформа за споделяне на снимки и идеи. Използва Djang за управление на своя уеб интерфейс и функционалност.</w:t>
+      </w:r>
+    </w:p>
+    <w:p>
+      <w:pPr>
+        <w:rPr>
+          <w:rFonts w:ascii="var(--gpts-font-family)" w:eastAsia="Times New Roman" w:hAnsi="var(--gpts-font-family)"/>
+          <w:lang w:eastAsia="bg-BG"/>
+        </w:rPr>
+      </w:pPr>
+      <w:r>
+        <w:rPr>
+          <w:rFonts w:ascii="var(--gpts-font-family)" w:eastAsia="Times New Roman" w:hAnsi="var(--gpts-font-family)"/>
+          <w:b/>
+          <w:bCs/>
+          <w:bdr w:val="single" w:sz="2" w:space="0" w:color="E5E7EB" w:frame="1"/>
+          <w:lang w:eastAsia="bg-BG"/>
+        </w:rPr>
+        <w:t>Предимства</w:t>
+      </w:r>
+      <w:r>
+        <w:rPr>
+          <w:rFonts w:ascii="var(--gpts-font-family)" w:eastAsia="Times New Roman" w:hAnsi="var(--gpts-font-family)"/>
+          <w:lang w:eastAsia="bg-BG"/>
+        </w:rPr>
+        <w:t>:</w:t>
+      </w:r>
+    </w:p>
+    <w:p>
+      <w:pPr>
+        <w:rPr>
+          <w:rFonts w:ascii="var(--gpts-font-family)" w:eastAsia="Times New Roman" w:hAnsi="var(--gpts-font-family)"/>
+          <w:lang w:eastAsia="bg-BG"/>
+        </w:rPr>
+      </w:pPr>
+      <w:r>
+        <w:rPr>
+          <w:rFonts w:ascii="var(--gpts-font-family)" w:eastAsia="Times New Roman" w:hAnsi="var(--gpts-font-family)"/>
+          <w:lang w:eastAsia="bg-BG"/>
+        </w:rPr>
+        <w:t>Висока производителност и адаптивност на платформата.</w:t>
+      </w:r>
+    </w:p>
+    <w:p>
+      <w:pPr>
+        <w:rPr>
+          <w:rFonts w:ascii="var(--gpts-font-family)" w:eastAsia="Times New Roman" w:hAnsi="var(--gpts-font-family)"/>
+          <w:lang w:eastAsia="bg-BG"/>
+        </w:rPr>
+      </w:pPr>
+      <w:r>
+        <w:rPr>
+          <w:rFonts w:ascii="var(--gpts-font-family)" w:eastAsia="Times New Roman" w:hAnsi="var(--gpts-font-family)"/>
+          <w:lang w:eastAsia="bg-BG"/>
+        </w:rPr>
+        <w:t>Единен интерфейс, който лесно се управлява от администратори.</w:t>
+      </w:r>
+    </w:p>
+    <w:p>
+      <w:pPr>
+        <w:rPr>
+          <w:rFonts w:ascii="var(--gpts-font-family)" w:eastAsia="Times New Roman" w:hAnsi="var(--gpts-font-family)"/>
+          <w:lang w:eastAsia="bg-BG"/>
+        </w:rPr>
+      </w:pPr>
+      <w:r>
+        <w:rPr>
+          <w:rFonts w:ascii="var(--gpts-font-family)" w:eastAsia="Times New Roman" w:hAnsi="var(--gpts-font-family)"/>
+          <w:b/>
+          <w:bCs/>
+          <w:bdr w:val="single" w:sz="2" w:space="0" w:color="E5E7EB" w:frame="1"/>
+          <w:lang w:eastAsia="bg-BG"/>
+        </w:rPr>
+        <w:t>Недостатъци</w:t>
+      </w:r>
+      <w:r>
+        <w:rPr>
+          <w:rFonts w:ascii="var(--gpts-font-family)" w:eastAsia="Times New Roman" w:hAnsi="var(--gpts-font-family)"/>
+          <w:lang w:eastAsia="bg-BG"/>
+        </w:rPr>
+        <w:t>:</w:t>
+      </w:r>
+    </w:p>
+    <w:p>
+      <w:pPr>
+        <w:rPr>
+          <w:rFonts w:ascii="var(--gpts-font-family)" w:eastAsia="Times New Roman" w:hAnsi="var(--gpts-font-family)"/>
+          <w:lang w:eastAsia="bg-BG"/>
+        </w:rPr>
+      </w:pPr>
+      <w:r>
+        <w:rPr>
+          <w:rFonts w:ascii="var(--gpts-font-family)" w:eastAsia="Times New Roman" w:hAnsi="var(--gpts-font-family)"/>
+          <w:lang w:eastAsia="bg-BG"/>
+        </w:rPr>
+        <w:t>Интегрирането на различни функции може да доведе до комплексност на кода.</w:t>
+      </w:r>
+    </w:p>
+    <w:p>
+      <w:pPr>
+        <w:rPr>
+          <w:rFonts w:eastAsia="Times New Roman"/>
+          <w:lang w:eastAsia="bg-BG"/>
+        </w:rPr>
+      </w:pPr>
+      <w:r>
+        <w:rPr>
+          <w:rFonts w:eastAsia="Times New Roman"/>
+          <w:lang w:eastAsia="bg-BG"/>
+        </w:rPr>
+        <w:t>Изисквания за оптимизация на скоростта за поддържане на бързина на платформата.</w:t>
+      </w:r>
+    </w:p>
+    <w:p>
+      <w:pPr>
+        <w:pBdr>
+          <w:top w:val="single" w:sz="2" w:space="0" w:color="E5E7EB"/>
+          <w:left w:val="single" w:sz="2" w:space="0" w:color="E5E7EB"/>
+          <w:bottom w:val="single" w:sz="2" w:space="0" w:color="E5E7EB"/>
+          <w:right w:val="single" w:sz="2" w:space="0" w:color="E5E7EB"/>
+        </w:pBdr>
+        <w:spacing w:before="360" w:after="0" w:line="240" w:lineRule="auto"/>
+        <w:ind w:firstLine="0"/>
+        <w:jc w:val="left"/>
+        <w:outlineLvl w:val="3"/>
+        <w:rPr>
+          <w:rStyle w:val="Strong"/>
+          <w:sz w:val="28"/>
+        </w:rPr>
+      </w:pPr>
+      <w:r>
+        <w:rPr>
+          <w:rStyle w:val="Strong"/>
+          <w:sz w:val="28"/>
+        </w:rPr>
+        <w:t>Анализ на известните решения</w:t>
+      </w:r>
+    </w:p>
+    <w:p>
+      <w:pPr>
+        <w:rPr>
+          <w:rFonts w:eastAsia="Times New Roman"/>
+          <w:lang w:val="en-US" w:eastAsia="bg-BG"/>
+        </w:rPr>
+      </w:pPr>
+      <w:r>
+        <w:rPr>
+          <w:rFonts w:eastAsia="Times New Roman"/>
+          <w:lang w:eastAsia="bg-BG"/>
+        </w:rPr>
+        <w:t>Известните решения, разработени с Djang, показват, че фреймуъркът успешно поддържа мащабируеми и сложни уеб приложения. Предимствата на Djang включват простота, сигурност и гъвкава структура, но заедно с това идват и предизвикателства, свързани с производителността и управлението на данни при ръст на размера на приложенията.</w:t>
+      </w:r>
+    </w:p>
+    <w:p>
+      <w:pPr>
+        <w:pStyle w:val="Heading1"/>
+        <w:numPr>
+          <w:ilvl w:val="0"/>
+          <w:numId w:val="0"/>
+        </w:numPr>
+        <w:ind w:left="432" w:hanging="432"/>
+        <w:rPr>
+          <w:rFonts w:eastAsia="Times New Roman"/>
+          <w:lang w:val="en-US" w:eastAsia="bg-BG"/>
+        </w:rPr>
+      </w:pPr>
+      <w:bookmarkStart w:id="8" w:name="_Toc195605108"/>
+      <w:r>
+        <w:rPr>
+          <w:rFonts w:eastAsia="Times New Roman"/>
+          <w:lang w:val="en-US" w:eastAsia="bg-BG"/>
+        </w:rPr>
+        <w:t>5.</w:t>
+      </w:r>
+      <w:r>
+        <w:rPr>
+          <w:rFonts w:eastAsia="Times New Roman"/>
+          <w:lang w:eastAsia="bg-BG"/>
+        </w:rPr>
+        <w:t xml:space="preserve"> Избор на технологии, алгоритми и програмни решения</w:t>
+      </w:r>
+      <w:bookmarkEnd w:id="8"/>
+    </w:p>
+    <w:p>
+      <w:pPr>
+        <w:pBdr>
+          <w:top w:val="single" w:sz="2" w:space="0" w:color="E5E7EB"/>
+          <w:left w:val="single" w:sz="2" w:space="0" w:color="E5E7EB"/>
+          <w:bottom w:val="single" w:sz="2" w:space="0" w:color="E5E7EB"/>
+          <w:right w:val="single" w:sz="2" w:space="0" w:color="E5E7EB"/>
+        </w:pBdr>
+        <w:spacing w:before="360" w:line="240" w:lineRule="auto"/>
+        <w:ind w:firstLine="0"/>
+        <w:jc w:val="left"/>
+        <w:outlineLvl w:val="3"/>
+        <w:rPr>
+          <w:rStyle w:val="Strong"/>
+          <w:sz w:val="28"/>
+          <w:szCs w:val="28"/>
+          <w:lang w:eastAsia="bg-BG"/>
+        </w:rPr>
+      </w:pPr>
+      <w:r>
+        <w:rPr>
+          <w:rStyle w:val="Strong"/>
+          <w:sz w:val="28"/>
+          <w:szCs w:val="28"/>
+          <w:lang w:val="en-US" w:eastAsia="bg-BG"/>
+        </w:rPr>
+        <w:t xml:space="preserve">      </w:t>
+      </w:r>
+      <w:r>
+        <w:rPr>
+          <w:rStyle w:val="Strong"/>
+          <w:sz w:val="28"/>
+          <w:szCs w:val="28"/>
+          <w:lang w:eastAsia="bg-BG"/>
+        </w:rPr>
+        <w:t>Въведение</w:t>
+      </w:r>
+    </w:p>
+    <w:p>
+      <w:pPr>
+        <w:rPr>
+          <w:rFonts w:eastAsia="Times New Roman"/>
+          <w:lang w:val="en-US" w:eastAsia="bg-BG"/>
+        </w:rPr>
+      </w:pPr>
+      <w:r>
+        <w:rPr>
+          <w:rFonts w:eastAsia="Times New Roman"/>
+          <w:lang w:eastAsia="bg-BG"/>
+        </w:rPr>
+        <w:t>Изборът на подходящи технологии и алгоритми е от решаващо значение за успеха на всяко приложение, изг Built with Django. В този раздел ще обсъдим основните технологии, които ще бъдат използвани за разработка на малкия блог, както и алгоритмите и програмните решения, които ще поддър</w:t>
+      </w:r>
+      <w:r>
+        <w:rPr>
+          <w:rFonts w:eastAsia="Times New Roman"/>
+          <w:lang w:eastAsia="bg-BG"/>
+        </w:rPr>
+        <w:t>жат функционалността на проекта</w:t>
+      </w:r>
+      <w:r>
+        <w:rPr>
+          <w:rFonts w:eastAsia="Times New Roman"/>
+          <w:lang w:val="en-US" w:eastAsia="bg-BG"/>
+        </w:rPr>
+        <w:t>,</w:t>
+      </w:r>
+    </w:p>
+    <w:p>
+      <w:pPr>
+        <w:rPr>
+          <w:rFonts w:eastAsia="Times New Roman"/>
+          <w:lang w:val="en-US" w:eastAsia="bg-BG"/>
+        </w:rPr>
+      </w:pPr>
+    </w:p>
+    <w:p>
+      <w:pPr>
+        <w:rPr>
+          <w:rStyle w:val="Strong"/>
+        </w:rPr>
+      </w:pPr>
+      <w:r>
+        <w:rPr>
+          <w:rStyle w:val="Strong"/>
+        </w:rPr>
+        <w:lastRenderedPageBreak/>
+        <w:t>Django Framework</w:t>
+      </w:r>
+    </w:p>
+    <w:p>
+      <w:pPr>
+        <w:rPr>
+          <w:rFonts w:eastAsia="Times New Roman"/>
+          <w:lang w:eastAsia="bg-BG"/>
+        </w:rPr>
+      </w:pPr>
+      <w:r>
+        <w:rPr>
+          <w:rFonts w:eastAsia="Times New Roman"/>
+          <w:bdr w:val="single" w:sz="2" w:space="0" w:color="E5E7EB" w:frame="1"/>
+          <w:lang w:eastAsia="bg-BG"/>
+        </w:rPr>
+        <w:t>Описание</w:t>
+      </w:r>
+      <w:r>
+        <w:rPr>
+          <w:rFonts w:eastAsia="Times New Roman"/>
+          <w:lang w:eastAsia="bg-BG"/>
+        </w:rPr>
+        <w:t>: Djang е високонадежден и мощен фреймуърк за Python, който следва архитеконския модел MVT (Model-View-Template). Той предлага вградени инструменти и библиотеки за бързо изграждане на уеб приложения.</w:t>
+      </w:r>
+    </w:p>
+    <w:p>
+      <w:pPr>
+        <w:rPr>
+          <w:rStyle w:val="Strong"/>
+        </w:rPr>
+      </w:pPr>
+      <w:r>
+        <w:rPr>
+          <w:rStyle w:val="Strong"/>
+        </w:rPr>
+        <w:t>Преимущества:</w:t>
+      </w:r>
+    </w:p>
+    <w:p>
+      <w:pPr>
+        <w:rPr>
+          <w:rFonts w:eastAsia="Times New Roman"/>
+          <w:lang w:eastAsia="bg-BG"/>
+        </w:rPr>
+      </w:pPr>
+      <w:r>
+        <w:rPr>
+          <w:rFonts w:eastAsia="Times New Roman"/>
+          <w:lang w:eastAsia="bg-BG"/>
+        </w:rPr>
+        <w:t>Бърза разработка на приложения.</w:t>
+      </w:r>
+    </w:p>
+    <w:p>
+      <w:pPr>
+        <w:rPr>
+          <w:rFonts w:eastAsia="Times New Roman"/>
+          <w:lang w:eastAsia="bg-BG"/>
+        </w:rPr>
+      </w:pPr>
+      <w:r>
+        <w:rPr>
+          <w:rFonts w:eastAsia="Times New Roman"/>
+          <w:lang w:eastAsia="bg-BG"/>
+        </w:rPr>
+        <w:t>Строга организация на кода.</w:t>
+      </w:r>
+    </w:p>
+    <w:p>
+      <w:pPr>
+        <w:rPr>
+          <w:rFonts w:eastAsia="Times New Roman"/>
+          <w:lang w:eastAsia="bg-BG"/>
+        </w:rPr>
+      </w:pPr>
+      <w:r>
+        <w:rPr>
+          <w:rFonts w:eastAsia="Times New Roman"/>
+          <w:lang w:eastAsia="bg-BG"/>
+        </w:rPr>
+        <w:t>Подходящ за мащабируеми проекти.</w:t>
+      </w:r>
+    </w:p>
+    <w:p>
+      <w:pPr>
+        <w:rPr>
+          <w:rFonts w:eastAsia="Times New Roman"/>
+          <w:lang w:eastAsia="bg-BG"/>
+        </w:rPr>
+      </w:pPr>
+      <w:r>
+        <w:rPr>
+          <w:rFonts w:eastAsia="Times New Roman"/>
+          <w:bdr w:val="single" w:sz="2" w:space="0" w:color="E5E7EB" w:frame="1"/>
+          <w:lang w:eastAsia="bg-BG"/>
+        </w:rPr>
+        <w:t>База данни – SQLite</w:t>
+      </w:r>
+    </w:p>
+    <w:p>
+      <w:pPr>
+        <w:rPr>
+          <w:rFonts w:eastAsia="Times New Roman"/>
+          <w:lang w:eastAsia="bg-BG"/>
+        </w:rPr>
+      </w:pPr>
+      <w:r>
+        <w:rPr>
+          <w:rFonts w:eastAsia="Times New Roman"/>
+          <w:b/>
+          <w:bCs/>
+          <w:bdr w:val="single" w:sz="2" w:space="0" w:color="E5E7EB" w:frame="1"/>
+          <w:lang w:eastAsia="bg-BG"/>
+        </w:rPr>
+        <w:t>Описание</w:t>
+      </w:r>
+      <w:r>
+        <w:rPr>
+          <w:rFonts w:eastAsia="Times New Roman"/>
+          <w:lang w:eastAsia="bg-BG"/>
+        </w:rPr>
+        <w:t>: SQLite е вградена база данни, която е проста за настройка и идеална за малки проекти и приложение за блог.</w:t>
+      </w:r>
+    </w:p>
+    <w:p>
+      <w:pPr>
+        <w:rPr>
+          <w:rFonts w:eastAsia="Times New Roman"/>
+          <w:lang w:eastAsia="bg-BG"/>
+        </w:rPr>
+      </w:pPr>
+      <w:r>
+        <w:rPr>
+          <w:rFonts w:eastAsia="Times New Roman"/>
+          <w:b/>
+          <w:bCs/>
+          <w:bdr w:val="single" w:sz="2" w:space="0" w:color="E5E7EB" w:frame="1"/>
+          <w:lang w:eastAsia="bg-BG"/>
+        </w:rPr>
+        <w:t>Преимущества</w:t>
+      </w:r>
+      <w:r>
+        <w:rPr>
+          <w:rFonts w:eastAsia="Times New Roman"/>
+          <w:lang w:eastAsia="bg-BG"/>
+        </w:rPr>
+        <w:t>:</w:t>
+      </w:r>
+    </w:p>
+    <w:p>
+      <w:pPr>
+        <w:rPr>
+          <w:rFonts w:eastAsia="Times New Roman"/>
+          <w:lang w:eastAsia="bg-BG"/>
+        </w:rPr>
+      </w:pPr>
+      <w:r>
+        <w:rPr>
+          <w:rFonts w:eastAsia="Times New Roman"/>
+          <w:lang w:eastAsia="bg-BG"/>
+        </w:rPr>
+        <w:t>Лесна интеграция с Djang.</w:t>
+      </w:r>
+    </w:p>
+    <w:p>
+      <w:pPr>
+        <w:rPr>
+          <w:rFonts w:eastAsia="Times New Roman"/>
+          <w:lang w:eastAsia="bg-BG"/>
+        </w:rPr>
+      </w:pPr>
+      <w:r>
+        <w:rPr>
+          <w:rFonts w:eastAsia="Times New Roman"/>
+          <w:lang w:eastAsia="bg-BG"/>
+        </w:rPr>
+        <w:t>Не изисква специален сървър или конфигуриране.</w:t>
+      </w:r>
+    </w:p>
+    <w:p>
+      <w:pPr>
+        <w:rPr>
+          <w:rFonts w:eastAsia="Times New Roman"/>
+          <w:lang w:eastAsia="bg-BG"/>
+        </w:rPr>
+      </w:pPr>
+      <w:r>
+        <w:rPr>
+          <w:rFonts w:eastAsia="Times New Roman"/>
+          <w:lang w:eastAsia="bg-BG"/>
+        </w:rPr>
+        <w:t>Подходяща за локални разработки.</w:t>
+      </w:r>
+    </w:p>
+    <w:p>
+      <w:pPr>
+        <w:rPr>
+          <w:rFonts w:eastAsia="Times New Roman"/>
+          <w:lang w:eastAsia="bg-BG"/>
+        </w:rPr>
+      </w:pPr>
+      <w:r>
+        <w:rPr>
+          <w:rFonts w:eastAsia="Times New Roman"/>
+          <w:bdr w:val="single" w:sz="2" w:space="0" w:color="E5E7EB" w:frame="1"/>
+          <w:lang w:eastAsia="bg-BG"/>
+        </w:rPr>
+        <w:t>HTML, CSS и JavaScript</w:t>
+      </w:r>
+    </w:p>
+    <w:p>
+      <w:pPr>
+        <w:rPr>
+          <w:rFonts w:eastAsia="Times New Roman"/>
+          <w:lang w:eastAsia="bg-BG"/>
+        </w:rPr>
+      </w:pPr>
+      <w:r>
+        <w:rPr>
+          <w:rFonts w:eastAsia="Times New Roman"/>
+          <w:bdr w:val="single" w:sz="2" w:space="0" w:color="E5E7EB" w:frame="1"/>
+          <w:lang w:eastAsia="bg-BG"/>
+        </w:rPr>
+        <w:t>Описание</w:t>
+      </w:r>
+      <w:r>
+        <w:rPr>
+          <w:rFonts w:eastAsia="Times New Roman"/>
+          <w:lang w:eastAsia="bg-BG"/>
+        </w:rPr>
+        <w:t>: Основни технологии за представяне на уеб съдържание. HTML се използва за структуриране на съдържанието, CSS за стил и визуална подредба, а JavaScript за динамична функционалност.</w:t>
+      </w:r>
+    </w:p>
+    <w:p>
+      <w:pPr>
+        <w:rPr>
+          <w:rFonts w:eastAsia="Times New Roman"/>
+          <w:lang w:eastAsia="bg-BG"/>
+        </w:rPr>
+      </w:pPr>
+      <w:r>
+        <w:rPr>
+          <w:rFonts w:eastAsia="Times New Roman"/>
+          <w:bdr w:val="single" w:sz="2" w:space="0" w:color="E5E7EB" w:frame="1"/>
+          <w:lang w:eastAsia="bg-BG"/>
+        </w:rPr>
+        <w:t>Преимущества</w:t>
+      </w:r>
+      <w:r>
+        <w:rPr>
+          <w:rFonts w:eastAsia="Times New Roman"/>
+          <w:lang w:eastAsia="bg-BG"/>
+        </w:rPr>
+        <w:t>:</w:t>
+      </w:r>
+    </w:p>
+    <w:p>
+      <w:pPr>
+        <w:rPr>
+          <w:rFonts w:eastAsia="Times New Roman"/>
+          <w:lang w:eastAsia="bg-BG"/>
+        </w:rPr>
+      </w:pPr>
+      <w:r>
+        <w:rPr>
+          <w:rFonts w:eastAsia="Times New Roman"/>
+          <w:lang w:eastAsia="bg-BG"/>
+        </w:rPr>
+        <w:t>Позволяват създаване на интерактивни и атрактивни уеб приложения.</w:t>
+      </w:r>
+    </w:p>
+    <w:p>
+      <w:pPr>
+        <w:rPr>
+          <w:rFonts w:eastAsia="Times New Roman"/>
+          <w:lang w:val="en-US" w:eastAsia="bg-BG"/>
+        </w:rPr>
+      </w:pPr>
+      <w:r>
+        <w:rPr>
+          <w:rFonts w:eastAsia="Times New Roman"/>
+          <w:lang w:eastAsia="bg-BG"/>
+        </w:rPr>
+        <w:t>Лесно се интегрират с шаблонната система на Djang</w:t>
+      </w:r>
+      <w:r>
+        <w:rPr>
+          <w:rFonts w:eastAsia="Times New Roman"/>
+          <w:lang w:val="en-US" w:eastAsia="bg-BG"/>
+        </w:rPr>
+        <w:t>o</w:t>
+      </w:r>
+      <w:r>
+        <w:rPr>
+          <w:rFonts w:eastAsia="Times New Roman"/>
+          <w:lang w:eastAsia="bg-BG"/>
+        </w:rPr>
+        <w:t>.</w:t>
+      </w:r>
+    </w:p>
+    <w:p>
+      <w:pPr>
+        <w:rPr>
+          <w:rFonts w:eastAsia="Times New Roman"/>
+          <w:lang w:val="en-US" w:eastAsia="bg-BG"/>
+        </w:rPr>
+      </w:pPr>
+    </w:p>
+    <w:p>
+      <w:pPr>
+        <w:pBdr>
+          <w:top w:val="single" w:sz="2" w:space="0" w:color="E5E7EB"/>
+          <w:left w:val="single" w:sz="2" w:space="0" w:color="E5E7EB"/>
+          <w:bottom w:val="single" w:sz="2" w:space="0" w:color="E5E7EB"/>
+          <w:right w:val="single" w:sz="2" w:space="0" w:color="E5E7EB"/>
+        </w:pBdr>
+        <w:spacing w:before="360" w:line="240" w:lineRule="auto"/>
+        <w:ind w:firstLine="0"/>
+        <w:jc w:val="left"/>
+        <w:outlineLvl w:val="3"/>
+        <w:rPr>
+          <w:rStyle w:val="Strong"/>
+          <w:sz w:val="28"/>
+          <w:szCs w:val="28"/>
+          <w:lang w:eastAsia="bg-BG"/>
+        </w:rPr>
+      </w:pPr>
+      <w:r>
+        <w:rPr>
+          <w:rStyle w:val="Strong"/>
+          <w:sz w:val="28"/>
+          <w:szCs w:val="28"/>
+          <w:lang w:eastAsia="bg-BG"/>
+        </w:rPr>
+        <w:lastRenderedPageBreak/>
+        <w:t>Алгоритми и програми решения</w:t>
+      </w:r>
+    </w:p>
+    <w:p>
+      <w:pPr>
+        <w:rPr>
+          <w:rFonts w:eastAsia="Times New Roman"/>
+          <w:lang w:eastAsia="bg-BG"/>
+        </w:rPr>
+      </w:pPr>
+      <w:r>
+        <w:rPr>
+          <w:rFonts w:eastAsia="Times New Roman"/>
+          <w:bdr w:val="single" w:sz="2" w:space="0" w:color="E5E7EB" w:frame="1"/>
+          <w:lang w:eastAsia="bg-BG"/>
+        </w:rPr>
+        <w:t>Алгоритми за обработка на данни</w:t>
+      </w:r>
+    </w:p>
+    <w:p>
+      <w:pPr>
+        <w:rPr>
+          <w:rFonts w:eastAsia="Times New Roman"/>
+          <w:lang w:eastAsia="bg-BG"/>
+        </w:rPr>
+      </w:pPr>
+      <w:r>
+        <w:rPr>
+          <w:rFonts w:eastAsia="Times New Roman"/>
+          <w:bdr w:val="single" w:sz="2" w:space="0" w:color="E5E7EB" w:frame="1"/>
+          <w:lang w:eastAsia="bg-BG"/>
+        </w:rPr>
+        <w:t>Формуляри и валидация</w:t>
+      </w:r>
+      <w:r>
+        <w:rPr>
+          <w:rFonts w:eastAsia="Times New Roman"/>
+          <w:lang w:eastAsia="bg-BG"/>
+        </w:rPr>
+        <w:t>:</w:t>
+      </w:r>
+    </w:p>
+    <w:p>
+      <w:pPr>
+        <w:rPr>
+          <w:rFonts w:eastAsia="Times New Roman"/>
+          <w:lang w:eastAsia="bg-BG"/>
+        </w:rPr>
+      </w:pPr>
+      <w:r>
+        <w:rPr>
+          <w:rFonts w:eastAsia="Times New Roman"/>
+          <w:lang w:eastAsia="bg-BG"/>
+        </w:rPr>
+        <w:t>Използване на вградените функционалности на Django Forms за създаване и валидация на формуляри.</w:t>
+      </w:r>
+    </w:p>
+    <w:p>
+      <w:pPr>
+        <w:rPr>
+          <w:rFonts w:eastAsia="Times New Roman"/>
+          <w:lang w:val="en-US" w:eastAsia="bg-BG"/>
+        </w:rPr>
+      </w:pPr>
+    </w:p>
+    <w:p>
+      <w:pPr>
+        <w:rPr>
+          <w:lang w:val="en-US" w:eastAsia="bg-BG"/>
+        </w:rPr>
+      </w:pPr>
+    </w:p>
+    <w:p>
+      <w:pPr>
+        <w:rPr>
+          <w:rFonts w:eastAsia="Times New Roman"/>
+          <w:lang w:val="en-US" w:eastAsia="bg-BG"/>
+        </w:rPr>
+      </w:pPr>
+      <w:r>
+        <w:rPr>
+          <w:rFonts w:eastAsia="Times New Roman"/>
+          <w:noProof/>
           <w:lang w:eastAsia="bg-BG"/>
         </w:rPr>
         <w:drawing>
-          <wp:inline distT="0" distB="0" distL="0" distR="0" wp14:anchorId="15D670AA" wp14:editId="290374B8">
-            <wp:extent cx="3219899" cy="1495634"/>
-            <wp:effectExtent l="0" t="0" r="0" b="9525"/>
-            <wp:docPr id="8" name="Picture 8"/>
+          <wp:inline distT="0" distB="0" distL="0" distR="0" wp14:anchorId="424EF846" wp14:editId="6A97715B">
+            <wp:extent cx="3410426" cy="1619476"/>
+            <wp:effectExtent l="0" t="0" r="0" b="0"/>
+            <wp:docPr id="9" name="Picture 9"/>
             <wp:cNvGraphicFramePr>
               <a:graphicFrameLocks xmlns:a="http://schemas.openxmlformats.org/drawingml/2006/main" noChangeAspect="1"/>
             </wp:cNvGraphicFramePr>
@@ -3537,1398 +4884,6 @@
                   <pic:spPr>
                     <a:xfrm>
                       <a:off x="0" y="0"/>
-                      <a:ext cx="3219899" cy="1495634"/>
-                    </a:xfrm>
-                    <a:prstGeom prst="rect">
-                      <a:avLst/>
-                    </a:prstGeom>
-                  </pic:spPr>
-                </pic:pic>
-              </a:graphicData>
-            </a:graphic>
-          </wp:inline>
-        </w:drawing>
-      </w:r>
-    </w:p>
-    <w:p>
-      <w:r>
-        <w:t>Този клас задава форма за модела </w:t>
-      </w:r>
-      <w:r>
-        <w:rPr>
-          <w:rStyle w:val="HTMLCode"/>
-          <w:rFonts w:ascii="Consolas" w:eastAsiaTheme="minorEastAsia" w:hAnsi="Consolas"/>
-          <w:sz w:val="24"/>
-          <w:szCs w:val="24"/>
-          <w:bdr w:val="single" w:sz="2" w:space="2" w:color="E5E7EB" w:frame="1"/>
-        </w:rPr>
-        <w:t>Post</w:t>
-      </w:r>
-      <w:r>
-        <w:t>, включваща заглавие и съдържание.</w:t>
-      </w:r>
-    </w:p>
-    <w:p/>
-    <w:p>
-      <w:pPr>
-        <w:pStyle w:val="Heading4"/>
-        <w:numPr>
-          <w:ilvl w:val="0"/>
-          <w:numId w:val="0"/>
-        </w:numPr>
-        <w:pBdr>
-          <w:top w:val="single" w:sz="2" w:space="0" w:color="E5E7EB"/>
-          <w:left w:val="single" w:sz="2" w:space="0" w:color="E5E7EB"/>
-          <w:bottom w:val="single" w:sz="2" w:space="0" w:color="E5E7EB"/>
-          <w:right w:val="single" w:sz="2" w:space="0" w:color="E5E7EB"/>
-        </w:pBdr>
-        <w:spacing w:before="360" w:after="240"/>
-        <w:ind w:left="864" w:hanging="864"/>
-        <w:rPr>
-          <w:rStyle w:val="Strong"/>
-          <w:b/>
-          <w:sz w:val="28"/>
-          <w:szCs w:val="28"/>
-          <w:lang w:eastAsia="bg-BG"/>
-        </w:rPr>
-      </w:pPr>
-      <w:r>
-        <w:rPr>
-          <w:rStyle w:val="Strong"/>
-          <w:b/>
-          <w:sz w:val="28"/>
-          <w:szCs w:val="28"/>
-          <w:lang w:eastAsia="bg-BG"/>
-        </w:rPr>
-        <w:t>Въведение</w:t>
-      </w:r>
-    </w:p>
-    <w:p>
-      <w:pPr>
-        <w:rPr>
-          <w:rFonts w:eastAsia="Times New Roman"/>
-          <w:lang w:eastAsia="bg-BG"/>
-        </w:rPr>
-      </w:pPr>
-      <w:r>
-        <w:rPr>
-          <w:rFonts w:eastAsia="Times New Roman"/>
-          <w:lang w:eastAsia="bg-BG"/>
-        </w:rPr>
-        <w:t>Djang е популярен фреймуърк за разработка на уеб приложения, който предлага на разработчиците множество инструменти за лесно и бързо изграждане на висококачествени приложения. В настоящата част ще разгледаме известни решения, разработени с Djang и техните особености, предимства и недостатъци.</w:t>
-      </w:r>
-    </w:p>
-    <w:p>
-      <w:pPr>
-        <w:pBdr>
-          <w:top w:val="single" w:sz="2" w:space="0" w:color="E5E7EB"/>
-          <w:left w:val="single" w:sz="2" w:space="0" w:color="E5E7EB"/>
-          <w:bottom w:val="single" w:sz="2" w:space="0" w:color="E5E7EB"/>
-          <w:right w:val="single" w:sz="2" w:space="0" w:color="E5E7EB"/>
-        </w:pBdr>
-        <w:spacing w:before="360" w:after="0" w:line="240" w:lineRule="auto"/>
-        <w:ind w:firstLine="0"/>
-        <w:jc w:val="left"/>
-        <w:outlineLvl w:val="3"/>
-        <w:rPr>
-          <w:rStyle w:val="Strong"/>
-          <w:lang w:val="en-US" w:eastAsia="bg-BG"/>
-        </w:rPr>
-      </w:pPr>
-      <w:r>
-        <w:rPr>
-          <w:rStyle w:val="Strong"/>
-          <w:lang w:eastAsia="bg-BG"/>
-        </w:rPr>
-        <w:t>Известни решения, разработени с Djang</w:t>
-      </w:r>
-      <w:r>
-        <w:rPr>
-          <w:rStyle w:val="Strong"/>
-          <w:lang w:val="en-US" w:eastAsia="bg-BG"/>
-        </w:rPr>
-        <w:t>o</w:t>
-      </w:r>
-    </w:p>
-    <w:p>
-      <w:pPr>
-        <w:pBdr>
-          <w:top w:val="single" w:sz="2" w:space="0" w:color="E5E7EB"/>
-          <w:left w:val="single" w:sz="2" w:space="0" w:color="E5E7EB"/>
-          <w:bottom w:val="single" w:sz="2" w:space="0" w:color="E5E7EB"/>
-          <w:right w:val="single" w:sz="2" w:space="0" w:color="E5E7EB"/>
-        </w:pBdr>
-        <w:spacing w:before="360" w:after="0" w:line="240" w:lineRule="auto"/>
-        <w:ind w:firstLine="0"/>
-        <w:jc w:val="left"/>
-        <w:outlineLvl w:val="3"/>
-        <w:rPr>
-          <w:rStyle w:val="Strong"/>
-          <w:lang w:val="en-US" w:eastAsia="bg-BG"/>
-        </w:rPr>
-      </w:pPr>
-    </w:p>
-    <w:p>
-      <w:pPr>
-        <w:rPr>
-          <w:rStyle w:val="Strong"/>
-        </w:rPr>
-      </w:pPr>
-      <w:r>
-        <w:rPr>
-          <w:rStyle w:val="Strong"/>
-        </w:rPr>
-        <w:t>Описание:</w:t>
-      </w:r>
-    </w:p>
-    <w:p>
-      <w:pPr>
-        <w:rPr>
-          <w:rFonts w:eastAsia="Times New Roman"/>
-          <w:lang w:eastAsia="bg-BG"/>
-        </w:rPr>
-      </w:pPr>
-      <w:r>
-        <w:rPr>
-          <w:rFonts w:eastAsia="Times New Roman"/>
-          <w:lang w:eastAsia="bg-BG"/>
-        </w:rPr>
-        <w:t xml:space="preserve"> Един от най-популярните социални мрежи в света, Instagram е разработен с използване на Djang. Платформата позволява на потребителите да споделят снимки и видеа, да следят други потребители и да взаимодействат с публикациите.</w:t>
-      </w:r>
-    </w:p>
-    <w:p>
-      <w:pPr>
-        <w:pStyle w:val="ListParagraph"/>
-        <w:numPr>
-          <w:ilvl w:val="0"/>
-          <w:numId w:val="8"/>
-        </w:numPr>
-        <w:rPr>
-          <w:rFonts w:eastAsia="Times New Roman"/>
-          <w:lang w:eastAsia="bg-BG"/>
-        </w:rPr>
-      </w:pPr>
-      <w:r>
-        <w:rPr>
-          <w:rFonts w:eastAsia="Times New Roman"/>
-          <w:bdr w:val="single" w:sz="2" w:space="0" w:color="E5E7EB" w:frame="1"/>
-          <w:lang w:eastAsia="bg-BG"/>
-        </w:rPr>
-        <w:t>Предимства</w:t>
-      </w:r>
-      <w:r>
-        <w:rPr>
-          <w:rFonts w:eastAsia="Times New Roman"/>
-          <w:lang w:eastAsia="bg-BG"/>
-        </w:rPr>
-        <w:t>:</w:t>
-      </w:r>
-    </w:p>
-    <w:p>
-      <w:pPr>
-        <w:rPr>
-          <w:rFonts w:eastAsia="Times New Roman"/>
-          <w:lang w:eastAsia="bg-BG"/>
-        </w:rPr>
-      </w:pPr>
-      <w:r>
-        <w:rPr>
-          <w:rFonts w:eastAsia="Times New Roman"/>
-          <w:lang w:eastAsia="bg-BG"/>
-        </w:rPr>
-        <w:t>Масивна мащабируемост, позволяваща на Instagram да обработва милиони заявки на ден.</w:t>
-      </w:r>
-    </w:p>
-    <w:p>
-      <w:pPr>
-        <w:rPr>
-          <w:rFonts w:eastAsia="Times New Roman"/>
-          <w:lang w:eastAsia="bg-BG"/>
-        </w:rPr>
-      </w:pPr>
-      <w:r>
-        <w:rPr>
-          <w:rFonts w:eastAsia="Times New Roman"/>
-          <w:lang w:eastAsia="bg-BG"/>
-        </w:rPr>
-        <w:t>Лесно интегриране с различни API-та.</w:t>
-      </w:r>
-    </w:p>
-    <w:p>
-      <w:pPr>
-        <w:rPr>
-          <w:rFonts w:eastAsia="Times New Roman"/>
-          <w:lang w:eastAsia="bg-BG"/>
-        </w:rPr>
-      </w:pPr>
-      <w:r>
-        <w:rPr>
-          <w:rFonts w:eastAsia="Times New Roman"/>
-          <w:lang w:eastAsia="bg-BG"/>
-        </w:rPr>
-        <w:t>Висококачествено управление на данни и потребителски взаимодействия.</w:t>
-      </w:r>
-    </w:p>
-    <w:p>
-      <w:pPr>
-        <w:pStyle w:val="ListParagraph"/>
-        <w:numPr>
-          <w:ilvl w:val="0"/>
-          <w:numId w:val="7"/>
-        </w:numPr>
-        <w:rPr>
-          <w:rFonts w:eastAsia="Times New Roman"/>
-          <w:lang w:eastAsia="bg-BG"/>
-        </w:rPr>
-      </w:pPr>
-      <w:r>
-        <w:rPr>
-          <w:rFonts w:eastAsia="Times New Roman"/>
-          <w:bdr w:val="single" w:sz="2" w:space="0" w:color="E5E7EB" w:frame="1"/>
-          <w:lang w:eastAsia="bg-BG"/>
-        </w:rPr>
-        <w:lastRenderedPageBreak/>
-        <w:t>Недостатъци</w:t>
-      </w:r>
-      <w:r>
-        <w:rPr>
-          <w:rFonts w:eastAsia="Times New Roman"/>
-          <w:lang w:eastAsia="bg-BG"/>
-        </w:rPr>
-        <w:t>:</w:t>
-      </w:r>
-    </w:p>
-    <w:p>
-      <w:pPr>
-        <w:rPr>
-          <w:rFonts w:eastAsia="Times New Roman"/>
-          <w:lang w:eastAsia="bg-BG"/>
-        </w:rPr>
-      </w:pPr>
-      <w:r>
-        <w:rPr>
-          <w:rFonts w:eastAsia="Times New Roman"/>
-          <w:lang w:eastAsia="bg-BG"/>
-        </w:rPr>
-        <w:t>Сложността на функционалността, изискваща често оптимизация на производителността.</w:t>
-      </w:r>
-    </w:p>
-    <w:p>
-      <w:pPr>
-        <w:rPr>
-          <w:rFonts w:eastAsia="Times New Roman"/>
-          <w:lang w:eastAsia="bg-BG"/>
-        </w:rPr>
-      </w:pPr>
-      <w:r>
-        <w:rPr>
-          <w:rFonts w:eastAsia="Times New Roman"/>
-          <w:lang w:eastAsia="bg-BG"/>
-        </w:rPr>
-        <w:t>Проблеми с управлението на данни при значителен ръст на потребителската база.</w:t>
-      </w:r>
-    </w:p>
-    <w:p>
-      <w:pPr>
-        <w:pStyle w:val="ListParagraph"/>
-        <w:numPr>
-          <w:ilvl w:val="0"/>
-          <w:numId w:val="6"/>
-        </w:numPr>
-        <w:rPr>
-          <w:rFonts w:eastAsia="Times New Roman"/>
-          <w:lang w:eastAsia="bg-BG"/>
-        </w:rPr>
-      </w:pPr>
-      <w:r>
-        <w:rPr>
-          <w:rFonts w:eastAsia="Times New Roman"/>
-          <w:bdr w:val="single" w:sz="2" w:space="0" w:color="E5E7EB" w:frame="1"/>
-          <w:lang w:eastAsia="bg-BG"/>
-        </w:rPr>
-        <w:t>Mozilla</w:t>
-      </w:r>
-    </w:p>
-    <w:p>
-      <w:pPr>
-        <w:rPr>
-          <w:rFonts w:eastAsia="Times New Roman"/>
-          <w:lang w:eastAsia="bg-BG"/>
-        </w:rPr>
-      </w:pPr>
-      <w:r>
-        <w:rPr>
-          <w:rFonts w:eastAsia="Times New Roman"/>
-          <w:bdr w:val="single" w:sz="2" w:space="0" w:color="E5E7EB" w:frame="1"/>
-          <w:lang w:eastAsia="bg-BG"/>
-        </w:rPr>
-        <w:t>Описание</w:t>
-      </w:r>
-      <w:r>
-        <w:rPr>
-          <w:rFonts w:eastAsia="Times New Roman"/>
-          <w:lang w:eastAsia="bg-BG"/>
-        </w:rPr>
-        <w:t>: Mozilla, известната организация зад браузъра Firefox, също използва Djang за разработка на част от своите уеб приложения и платформи.</w:t>
-      </w:r>
-    </w:p>
-    <w:p>
-      <w:pPr>
-        <w:rPr>
-          <w:rFonts w:eastAsia="Times New Roman"/>
-          <w:lang w:eastAsia="bg-BG"/>
-        </w:rPr>
-      </w:pPr>
-      <w:r>
-        <w:rPr>
-          <w:rFonts w:eastAsia="Times New Roman"/>
-          <w:bdr w:val="single" w:sz="2" w:space="0" w:color="E5E7EB" w:frame="1"/>
-          <w:lang w:eastAsia="bg-BG"/>
-        </w:rPr>
-        <w:t>Предимства</w:t>
-      </w:r>
-      <w:r>
-        <w:rPr>
-          <w:rFonts w:eastAsia="Times New Roman"/>
-          <w:lang w:eastAsia="bg-BG"/>
-        </w:rPr>
-        <w:t>:</w:t>
-      </w:r>
-    </w:p>
-    <w:p>
-      <w:pPr>
-        <w:rPr>
-          <w:rFonts w:eastAsia="Times New Roman"/>
-          <w:lang w:eastAsia="bg-BG"/>
-        </w:rPr>
-      </w:pPr>
-      <w:r>
-        <w:rPr>
-          <w:rFonts w:eastAsia="Times New Roman"/>
-          <w:lang w:eastAsia="bg-BG"/>
-        </w:rPr>
-        <w:t>Сигурност и стабилност на приложенията.</w:t>
-      </w:r>
-    </w:p>
-    <w:p>
-      <w:pPr>
-        <w:rPr>
-          <w:rFonts w:eastAsia="Times New Roman"/>
-          <w:lang w:eastAsia="bg-BG"/>
-        </w:rPr>
-      </w:pPr>
-      <w:r>
-        <w:rPr>
-          <w:rFonts w:eastAsia="Times New Roman"/>
-          <w:lang w:eastAsia="bg-BG"/>
-        </w:rPr>
-        <w:t>Силна поддръжка на общността и постоянна актуализация на фреймуърка.</w:t>
-      </w:r>
-    </w:p>
-    <w:p>
-      <w:pPr>
-        <w:pStyle w:val="ListParagraph"/>
-        <w:numPr>
-          <w:ilvl w:val="0"/>
-          <w:numId w:val="6"/>
-        </w:numPr>
-        <w:rPr>
-          <w:rFonts w:eastAsia="Times New Roman"/>
-          <w:lang w:eastAsia="bg-BG"/>
-        </w:rPr>
-      </w:pPr>
-      <w:r>
-        <w:rPr>
-          <w:rFonts w:eastAsia="Times New Roman"/>
-          <w:bdr w:val="single" w:sz="2" w:space="0" w:color="E5E7EB" w:frame="1"/>
-          <w:lang w:eastAsia="bg-BG"/>
-        </w:rPr>
-        <w:t>Недостатъци</w:t>
-      </w:r>
-      <w:r>
-        <w:rPr>
-          <w:rFonts w:eastAsia="Times New Roman"/>
-          <w:lang w:eastAsia="bg-BG"/>
-        </w:rPr>
-        <w:t>:</w:t>
-      </w:r>
-    </w:p>
-    <w:p>
-      <w:pPr>
-        <w:rPr>
-          <w:rFonts w:eastAsia="Times New Roman"/>
-          <w:lang w:eastAsia="bg-BG"/>
-        </w:rPr>
-      </w:pPr>
-      <w:r>
-        <w:rPr>
-          <w:rFonts w:eastAsia="Times New Roman"/>
-          <w:lang w:eastAsia="bg-BG"/>
-        </w:rPr>
-        <w:t>Възможна сложност при интеграция с нови технологии поради необходимостта от поддържане на съвместимост с остарели версии на код.</w:t>
-      </w:r>
-    </w:p>
-    <w:p>
-      <w:pPr>
-        <w:pStyle w:val="ListParagraph"/>
-        <w:numPr>
-          <w:ilvl w:val="0"/>
-          <w:numId w:val="11"/>
-        </w:numPr>
-        <w:rPr>
-          <w:rFonts w:eastAsia="Times New Roman"/>
-          <w:lang w:eastAsia="bg-BG"/>
-        </w:rPr>
-      </w:pPr>
-      <w:r>
-        <w:rPr>
-          <w:rFonts w:eastAsia="Times New Roman"/>
-          <w:bdr w:val="single" w:sz="2" w:space="0" w:color="E5E7EB" w:frame="1"/>
-          <w:lang w:eastAsia="bg-BG"/>
-        </w:rPr>
-        <w:t>Disqus</w:t>
-      </w:r>
-    </w:p>
-    <w:p>
-      <w:pPr>
-        <w:rPr>
-          <w:rFonts w:eastAsia="Times New Roman"/>
-          <w:lang w:eastAsia="bg-BG"/>
-        </w:rPr>
-      </w:pPr>
-      <w:r>
-        <w:rPr>
-          <w:rFonts w:eastAsia="Times New Roman"/>
-          <w:bdr w:val="single" w:sz="2" w:space="0" w:color="E5E7EB" w:frame="1"/>
-          <w:lang w:eastAsia="bg-BG"/>
-        </w:rPr>
-        <w:t>Описание</w:t>
-      </w:r>
-      <w:r>
-        <w:rPr>
-          <w:rFonts w:eastAsia="Times New Roman"/>
-          <w:lang w:eastAsia="bg-BG"/>
-        </w:rPr>
-        <w:t>: Disqus е система за коментари, използвана от много уебсайтове. Платформата е изградена с Djang и предлага интеграция на коментари под публикации и статии.</w:t>
-      </w:r>
-    </w:p>
-    <w:p>
-      <w:pPr>
-        <w:pStyle w:val="ListParagraph"/>
-        <w:numPr>
-          <w:ilvl w:val="0"/>
-          <w:numId w:val="6"/>
-        </w:numPr>
-        <w:rPr>
-          <w:rFonts w:eastAsia="Times New Roman"/>
-          <w:lang w:eastAsia="bg-BG"/>
-        </w:rPr>
-      </w:pPr>
-      <w:r>
-        <w:rPr>
-          <w:rFonts w:eastAsia="Times New Roman"/>
-          <w:bdr w:val="single" w:sz="2" w:space="0" w:color="E5E7EB" w:frame="1"/>
-          <w:lang w:eastAsia="bg-BG"/>
-        </w:rPr>
-        <w:t>Предимства</w:t>
-      </w:r>
-      <w:r>
-        <w:rPr>
-          <w:rFonts w:eastAsia="Times New Roman"/>
-          <w:lang w:eastAsia="bg-BG"/>
-        </w:rPr>
-        <w:t>:</w:t>
-      </w:r>
-    </w:p>
-    <w:p>
-      <w:pPr>
-        <w:rPr>
-          <w:rFonts w:eastAsia="Times New Roman"/>
-          <w:lang w:eastAsia="bg-BG"/>
-        </w:rPr>
-      </w:pPr>
-      <w:r>
-        <w:rPr>
-          <w:rFonts w:eastAsia="Times New Roman"/>
-          <w:lang w:eastAsia="bg-BG"/>
-        </w:rPr>
-        <w:t>Лесно интегриране в различни платформи.</w:t>
-      </w:r>
-    </w:p>
-    <w:p>
-      <w:pPr>
-        <w:rPr>
-          <w:rFonts w:ascii="var(--gpts-font-family)" w:eastAsia="Times New Roman" w:hAnsi="var(--gpts-font-family)"/>
-          <w:lang w:eastAsia="bg-BG"/>
-        </w:rPr>
-      </w:pPr>
-      <w:r>
-        <w:rPr>
-          <w:rFonts w:ascii="var(--gpts-font-family)" w:eastAsia="Times New Roman" w:hAnsi="var(--gpts-font-family)"/>
-          <w:lang w:eastAsia="bg-BG"/>
-        </w:rPr>
-        <w:t>Модерни функции за управление на спам и модериране на коментари.</w:t>
-      </w:r>
-    </w:p>
-    <w:p>
-      <w:pPr>
-        <w:pStyle w:val="ListParagraph"/>
-        <w:numPr>
-          <w:ilvl w:val="0"/>
-          <w:numId w:val="6"/>
-        </w:numPr>
-        <w:rPr>
-          <w:rFonts w:ascii="var(--gpts-font-family)" w:eastAsia="Times New Roman" w:hAnsi="var(--gpts-font-family)"/>
-          <w:lang w:eastAsia="bg-BG"/>
-        </w:rPr>
-      </w:pPr>
-      <w:r>
-        <w:rPr>
-          <w:rFonts w:ascii="var(--gpts-font-family)" w:eastAsia="Times New Roman" w:hAnsi="var(--gpts-font-family)"/>
-          <w:b/>
-          <w:bCs/>
-          <w:bdr w:val="single" w:sz="2" w:space="0" w:color="E5E7EB" w:frame="1"/>
-          <w:lang w:eastAsia="bg-BG"/>
-        </w:rPr>
-        <w:t>Недостатъци</w:t>
-      </w:r>
-      <w:r>
-        <w:rPr>
-          <w:rFonts w:ascii="var(--gpts-font-family)" w:eastAsia="Times New Roman" w:hAnsi="var(--gpts-font-family)"/>
-          <w:lang w:eastAsia="bg-BG"/>
-        </w:rPr>
-        <w:t>:</w:t>
-      </w:r>
-    </w:p>
-    <w:p>
-      <w:pPr>
-        <w:rPr>
-          <w:rFonts w:ascii="var(--gpts-font-family)" w:eastAsia="Times New Roman" w:hAnsi="var(--gpts-font-family)"/>
-          <w:lang w:eastAsia="bg-BG"/>
-        </w:rPr>
-      </w:pPr>
-      <w:r>
-        <w:rPr>
-          <w:rFonts w:ascii="var(--gpts-font-family)" w:eastAsia="Times New Roman" w:hAnsi="var(--gpts-font-family)"/>
-          <w:lang w:eastAsia="bg-BG"/>
-        </w:rPr>
-        <w:t>Модерно решение, изискващо постоянна поддръжка и актуализация.</w:t>
-      </w:r>
-    </w:p>
-    <w:p>
-      <w:pPr>
-        <w:rPr>
-          <w:rFonts w:ascii="var(--gpts-font-family)" w:eastAsia="Times New Roman" w:hAnsi="var(--gpts-font-family)"/>
-          <w:lang w:eastAsia="bg-BG"/>
-        </w:rPr>
-      </w:pPr>
-      <w:r>
-        <w:rPr>
-          <w:rFonts w:ascii="var(--gpts-font-family)" w:eastAsia="Times New Roman" w:hAnsi="var(--gpts-font-family)"/>
-          <w:lang w:eastAsia="bg-BG"/>
-        </w:rPr>
-        <w:lastRenderedPageBreak/>
-        <w:t>Възможни проблеми с производителността при високи обем на трафик.</w:t>
-      </w:r>
-    </w:p>
-    <w:p>
-      <w:pPr>
-        <w:pStyle w:val="ListParagraph"/>
-        <w:numPr>
-          <w:ilvl w:val="0"/>
-          <w:numId w:val="10"/>
-        </w:numPr>
-        <w:rPr>
-          <w:rFonts w:ascii="var(--gpts-font-family)" w:eastAsia="Times New Roman" w:hAnsi="var(--gpts-font-family)"/>
-          <w:lang w:eastAsia="bg-BG"/>
-        </w:rPr>
-      </w:pPr>
-      <w:r>
-        <w:rPr>
-          <w:rFonts w:ascii="var(--gpts-font-family)" w:eastAsia="Times New Roman" w:hAnsi="var(--gpts-font-family)"/>
-          <w:b/>
-          <w:bCs/>
-          <w:bdr w:val="single" w:sz="2" w:space="0" w:color="E5E7EB" w:frame="1"/>
-          <w:lang w:eastAsia="bg-BG"/>
-        </w:rPr>
-        <w:t>Pinterest</w:t>
-      </w:r>
-    </w:p>
-    <w:p>
-      <w:pPr>
-        <w:rPr>
-          <w:rFonts w:ascii="var(--gpts-font-family)" w:eastAsia="Times New Roman" w:hAnsi="var(--gpts-font-family)"/>
-          <w:lang w:eastAsia="bg-BG"/>
-        </w:rPr>
-      </w:pPr>
-      <w:r>
-        <w:rPr>
-          <w:rFonts w:ascii="var(--gpts-font-family)" w:eastAsia="Times New Roman" w:hAnsi="var(--gpts-font-family)"/>
-          <w:b/>
-          <w:bCs/>
-          <w:bdr w:val="single" w:sz="2" w:space="0" w:color="E5E7EB" w:frame="1"/>
-          <w:lang w:eastAsia="bg-BG"/>
-        </w:rPr>
-        <w:t>Описание</w:t>
-      </w:r>
-      <w:r>
-        <w:rPr>
-          <w:rFonts w:ascii="var(--gpts-font-family)" w:eastAsia="Times New Roman" w:hAnsi="var(--gpts-font-family)"/>
-          <w:lang w:eastAsia="bg-BG"/>
-        </w:rPr>
-        <w:t>: Pinterest е социална платформа за споделяне на снимки и идеи. Използва Djang за управление на своя уеб интерфейс и функционалност.</w:t>
-      </w:r>
-    </w:p>
-    <w:p>
-      <w:pPr>
-        <w:pStyle w:val="ListParagraph"/>
-        <w:numPr>
-          <w:ilvl w:val="0"/>
-          <w:numId w:val="9"/>
-        </w:numPr>
-        <w:rPr>
-          <w:rFonts w:ascii="var(--gpts-font-family)" w:eastAsia="Times New Roman" w:hAnsi="var(--gpts-font-family)"/>
-          <w:lang w:eastAsia="bg-BG"/>
-        </w:rPr>
-      </w:pPr>
-      <w:r>
-        <w:rPr>
-          <w:rFonts w:ascii="var(--gpts-font-family)" w:eastAsia="Times New Roman" w:hAnsi="var(--gpts-font-family)"/>
-          <w:b/>
-          <w:bCs/>
-          <w:bdr w:val="single" w:sz="2" w:space="0" w:color="E5E7EB" w:frame="1"/>
-          <w:lang w:eastAsia="bg-BG"/>
-        </w:rPr>
-        <w:t>Предимства</w:t>
-      </w:r>
-      <w:r>
-        <w:rPr>
-          <w:rFonts w:ascii="var(--gpts-font-family)" w:eastAsia="Times New Roman" w:hAnsi="var(--gpts-font-family)"/>
-          <w:lang w:eastAsia="bg-BG"/>
-        </w:rPr>
-        <w:t>:</w:t>
-      </w:r>
-    </w:p>
-    <w:p>
-      <w:pPr>
-        <w:rPr>
-          <w:rFonts w:ascii="var(--gpts-font-family)" w:eastAsia="Times New Roman" w:hAnsi="var(--gpts-font-family)"/>
-          <w:lang w:eastAsia="bg-BG"/>
-        </w:rPr>
-      </w:pPr>
-      <w:r>
-        <w:rPr>
-          <w:rFonts w:ascii="var(--gpts-font-family)" w:eastAsia="Times New Roman" w:hAnsi="var(--gpts-font-family)"/>
-          <w:lang w:eastAsia="bg-BG"/>
-        </w:rPr>
-        <w:t>Висока производителност и адаптивност на платформата.</w:t>
-      </w:r>
-    </w:p>
-    <w:p>
-      <w:pPr>
-        <w:rPr>
-          <w:rFonts w:ascii="var(--gpts-font-family)" w:eastAsia="Times New Roman" w:hAnsi="var(--gpts-font-family)"/>
-          <w:lang w:eastAsia="bg-BG"/>
-        </w:rPr>
-      </w:pPr>
-      <w:r>
-        <w:rPr>
-          <w:rFonts w:ascii="var(--gpts-font-family)" w:eastAsia="Times New Roman" w:hAnsi="var(--gpts-font-family)"/>
-          <w:lang w:eastAsia="bg-BG"/>
-        </w:rPr>
-        <w:t>Единен интерфейс, който лесно се управлява от администратори.</w:t>
-      </w:r>
-    </w:p>
-    <w:p>
-      <w:pPr>
-        <w:rPr>
-          <w:rFonts w:ascii="var(--gpts-font-family)" w:eastAsia="Times New Roman" w:hAnsi="var(--gpts-font-family)"/>
-          <w:lang w:eastAsia="bg-BG"/>
-        </w:rPr>
-      </w:pPr>
-      <w:r>
-        <w:rPr>
-          <w:rFonts w:ascii="var(--gpts-font-family)" w:eastAsia="Times New Roman" w:hAnsi="var(--gpts-font-family)"/>
-          <w:b/>
-          <w:bCs/>
-          <w:bdr w:val="single" w:sz="2" w:space="0" w:color="E5E7EB" w:frame="1"/>
-          <w:lang w:eastAsia="bg-BG"/>
-        </w:rPr>
-        <w:t>Недостатъци</w:t>
-      </w:r>
-      <w:r>
-        <w:rPr>
-          <w:rFonts w:ascii="var(--gpts-font-family)" w:eastAsia="Times New Roman" w:hAnsi="var(--gpts-font-family)"/>
-          <w:lang w:eastAsia="bg-BG"/>
-        </w:rPr>
-        <w:t>:</w:t>
-      </w:r>
-    </w:p>
-    <w:p>
-      <w:pPr>
-        <w:rPr>
-          <w:rFonts w:ascii="var(--gpts-font-family)" w:eastAsia="Times New Roman" w:hAnsi="var(--gpts-font-family)"/>
-          <w:lang w:eastAsia="bg-BG"/>
-        </w:rPr>
-      </w:pPr>
-      <w:r>
-        <w:rPr>
-          <w:rFonts w:ascii="var(--gpts-font-family)" w:eastAsia="Times New Roman" w:hAnsi="var(--gpts-font-family)"/>
-          <w:lang w:eastAsia="bg-BG"/>
-        </w:rPr>
-        <w:t>Интегрирането на различни функции може да доведе до комплексност на кода.</w:t>
-      </w:r>
-    </w:p>
-    <w:p>
-      <w:pPr>
-        <w:rPr>
-          <w:rFonts w:eastAsia="Times New Roman"/>
-          <w:lang w:eastAsia="bg-BG"/>
-        </w:rPr>
-      </w:pPr>
-      <w:r>
-        <w:rPr>
-          <w:rFonts w:eastAsia="Times New Roman"/>
-          <w:lang w:eastAsia="bg-BG"/>
-        </w:rPr>
-        <w:t>Изисквания за оптимизация на скоростта за поддържане на бързина на платформата.</w:t>
-      </w:r>
-    </w:p>
-    <w:p>
-      <w:pPr>
-        <w:numPr>
-          <w:ilvl w:val="0"/>
-          <w:numId w:val="1"/>
-        </w:numPr>
-        <w:pBdr>
-          <w:top w:val="single" w:sz="2" w:space="0" w:color="E5E7EB"/>
-          <w:left w:val="single" w:sz="2" w:space="0" w:color="E5E7EB"/>
-          <w:bottom w:val="single" w:sz="2" w:space="0" w:color="E5E7EB"/>
-          <w:right w:val="single" w:sz="2" w:space="0" w:color="E5E7EB"/>
-        </w:pBdr>
-        <w:tabs>
-          <w:tab w:val="num" w:pos="360"/>
-        </w:tabs>
-        <w:spacing w:before="360" w:after="0" w:line="240" w:lineRule="auto"/>
-        <w:ind w:left="0" w:firstLine="0"/>
-        <w:jc w:val="left"/>
-        <w:outlineLvl w:val="3"/>
-        <w:rPr>
-          <w:rStyle w:val="Strong"/>
-          <w:sz w:val="28"/>
-          <w:szCs w:val="28"/>
-          <w:lang w:eastAsia="bg-BG"/>
-        </w:rPr>
-      </w:pPr>
-      <w:r>
-        <w:rPr>
-          <w:rStyle w:val="Strong"/>
-          <w:sz w:val="28"/>
-          <w:szCs w:val="28"/>
-          <w:lang w:eastAsia="bg-BG"/>
-        </w:rPr>
-        <w:t>Анализ на известните решения</w:t>
-      </w:r>
-    </w:p>
-    <w:p>
-      <w:pPr>
-        <w:rPr>
-          <w:rFonts w:eastAsia="Times New Roman"/>
-          <w:lang w:val="en-US" w:eastAsia="bg-BG"/>
-        </w:rPr>
-      </w:pPr>
-      <w:r>
-        <w:rPr>
-          <w:rFonts w:eastAsia="Times New Roman"/>
-          <w:lang w:eastAsia="bg-BG"/>
-        </w:rPr>
-        <w:t>Известните решения, разработени с Djang, показват, че фреймуъркът успешно поддържа мащабируеми и сложни уеб приложения. Предимствата на Djang включват простота, сигурност и гъвкава структура, но заедно с това идват и предизвикателства, свързани с производителността и управлението на данни при ръст на размера на приложенията.</w:t>
-      </w:r>
-    </w:p>
-    <w:p>
-      <w:pPr>
-        <w:pStyle w:val="Heading1"/>
-        <w:numPr>
-          <w:ilvl w:val="0"/>
-          <w:numId w:val="0"/>
-        </w:numPr>
-        <w:ind w:left="432" w:hanging="432"/>
-        <w:rPr>
-          <w:rFonts w:eastAsia="Times New Roman"/>
-          <w:lang w:val="en-US" w:eastAsia="bg-BG"/>
-        </w:rPr>
-      </w:pPr>
-      <w:bookmarkStart w:id="10" w:name="_Toc195003059"/>
-      <w:r>
-        <w:rPr>
-          <w:rFonts w:eastAsia="Times New Roman"/>
-          <w:lang w:val="en-US" w:eastAsia="bg-BG"/>
-        </w:rPr>
-        <w:t>5.</w:t>
-      </w:r>
-      <w:r>
-        <w:rPr>
-          <w:rFonts w:eastAsia="Times New Roman"/>
-          <w:lang w:eastAsia="bg-BG"/>
-        </w:rPr>
-        <w:t xml:space="preserve"> </w:t>
-      </w:r>
-      <w:r>
-        <w:rPr>
-          <w:rFonts w:eastAsia="Times New Roman"/>
-          <w:lang w:eastAsia="bg-BG"/>
-        </w:rPr>
-        <w:t>Избор на технологии, алгоритми и програмни решения</w:t>
-      </w:r>
-      <w:bookmarkEnd w:id="10"/>
-    </w:p>
-    <w:p>
-      <w:pPr>
-        <w:pBdr>
-          <w:top w:val="single" w:sz="2" w:space="0" w:color="E5E7EB"/>
-          <w:left w:val="single" w:sz="2" w:space="0" w:color="E5E7EB"/>
-          <w:bottom w:val="single" w:sz="2" w:space="0" w:color="E5E7EB"/>
-          <w:right w:val="single" w:sz="2" w:space="0" w:color="E5E7EB"/>
-        </w:pBdr>
-        <w:spacing w:before="360" w:line="240" w:lineRule="auto"/>
-        <w:ind w:firstLine="0"/>
-        <w:jc w:val="left"/>
-        <w:outlineLvl w:val="3"/>
-        <w:rPr>
-          <w:rStyle w:val="Strong"/>
-          <w:sz w:val="28"/>
-          <w:szCs w:val="28"/>
-          <w:lang w:eastAsia="bg-BG"/>
-        </w:rPr>
-      </w:pPr>
-      <w:r>
-        <w:rPr>
-          <w:rStyle w:val="Strong"/>
-          <w:sz w:val="28"/>
-          <w:szCs w:val="28"/>
-          <w:lang w:val="en-US" w:eastAsia="bg-BG"/>
-        </w:rPr>
-        <w:t xml:space="preserve">      </w:t>
-      </w:r>
-      <w:r>
-        <w:rPr>
-          <w:rStyle w:val="Strong"/>
-          <w:sz w:val="28"/>
-          <w:szCs w:val="28"/>
-          <w:lang w:eastAsia="bg-BG"/>
-        </w:rPr>
-        <w:t>Въведение</w:t>
-      </w:r>
-    </w:p>
-    <w:p>
-      <w:pPr>
-        <w:rPr>
-          <w:rFonts w:eastAsia="Times New Roman"/>
-          <w:lang w:val="en-US" w:eastAsia="bg-BG"/>
-        </w:rPr>
-      </w:pPr>
-      <w:r>
-        <w:rPr>
-          <w:rFonts w:eastAsia="Times New Roman"/>
-          <w:lang w:eastAsia="bg-BG"/>
-        </w:rPr>
-        <w:t>Изборът на подходящи технологии и алгоритми е от решаващо значение за успеха на всяко приложение, изг Built with Django. В този раздел ще обсъдим основните технологии, които ще бъдат използвани за разработка на малкия блог, както и алгоритмите и програмните решения, които ще поддър</w:t>
-      </w:r>
-      <w:r>
-        <w:rPr>
-          <w:rFonts w:eastAsia="Times New Roman"/>
-          <w:lang w:eastAsia="bg-BG"/>
-        </w:rPr>
-        <w:t>жат функционалността на проекта</w:t>
-      </w:r>
-      <w:r>
-        <w:rPr>
-          <w:rFonts w:eastAsia="Times New Roman"/>
-          <w:lang w:val="en-US" w:eastAsia="bg-BG"/>
-        </w:rPr>
-        <w:t>,</w:t>
-      </w:r>
-    </w:p>
-    <w:p>
-      <w:pPr>
-        <w:rPr>
-          <w:rFonts w:eastAsia="Times New Roman"/>
-          <w:lang w:val="en-US" w:eastAsia="bg-BG"/>
-        </w:rPr>
-      </w:pPr>
-    </w:p>
-    <w:p>
-      <w:pPr>
-        <w:rPr>
-          <w:rFonts w:eastAsia="Times New Roman"/>
-          <w:lang w:eastAsia="bg-BG"/>
-        </w:rPr>
-      </w:pPr>
-      <w:r>
-        <w:rPr>
-          <w:rFonts w:eastAsia="Times New Roman"/>
-          <w:bdr w:val="single" w:sz="2" w:space="0" w:color="E5E7EB" w:frame="1"/>
-          <w:lang w:eastAsia="bg-BG"/>
-        </w:rPr>
-        <w:t>Django Framework</w:t>
-      </w:r>
-    </w:p>
-    <w:p>
-      <w:pPr>
-        <w:rPr>
-          <w:rFonts w:eastAsia="Times New Roman"/>
-          <w:lang w:eastAsia="bg-BG"/>
-        </w:rPr>
-      </w:pPr>
-      <w:r>
-        <w:rPr>
-          <w:rFonts w:eastAsia="Times New Roman"/>
-          <w:bdr w:val="single" w:sz="2" w:space="0" w:color="E5E7EB" w:frame="1"/>
-          <w:lang w:eastAsia="bg-BG"/>
-        </w:rPr>
-        <w:t>Описание</w:t>
-      </w:r>
-      <w:r>
-        <w:rPr>
-          <w:rFonts w:eastAsia="Times New Roman"/>
-          <w:lang w:eastAsia="bg-BG"/>
-        </w:rPr>
-        <w:t>: Djang е високонадежден и мощен фреймуърк за Python, който следва архитеконския модел MVT (Model-View-Template). Той предлага вградени инструменти и библиотеки за бързо изграждане на уеб приложения.</w:t>
-      </w:r>
-    </w:p>
-    <w:p>
-      <w:pPr>
-        <w:rPr>
-          <w:rFonts w:eastAsia="Times New Roman"/>
-          <w:lang w:eastAsia="bg-BG"/>
-        </w:rPr>
-      </w:pPr>
-      <w:r>
-        <w:rPr>
-          <w:rFonts w:eastAsia="Times New Roman"/>
-          <w:bdr w:val="single" w:sz="2" w:space="0" w:color="E5E7EB" w:frame="1"/>
-          <w:lang w:eastAsia="bg-BG"/>
-        </w:rPr>
-        <w:t>Преимущества</w:t>
-      </w:r>
-      <w:r>
-        <w:rPr>
-          <w:rFonts w:eastAsia="Times New Roman"/>
-          <w:lang w:eastAsia="bg-BG"/>
-        </w:rPr>
-        <w:t>:</w:t>
-      </w:r>
-    </w:p>
-    <w:p>
-      <w:pPr>
-        <w:rPr>
-          <w:rFonts w:eastAsia="Times New Roman"/>
-          <w:lang w:eastAsia="bg-BG"/>
-        </w:rPr>
-      </w:pPr>
-      <w:r>
-        <w:rPr>
-          <w:rFonts w:eastAsia="Times New Roman"/>
-          <w:lang w:eastAsia="bg-BG"/>
-        </w:rPr>
-        <w:t>Бърза разработка на приложения.</w:t>
-      </w:r>
-    </w:p>
-    <w:p>
-      <w:pPr>
-        <w:rPr>
-          <w:rFonts w:eastAsia="Times New Roman"/>
-          <w:lang w:eastAsia="bg-BG"/>
-        </w:rPr>
-      </w:pPr>
-      <w:r>
-        <w:rPr>
-          <w:rFonts w:eastAsia="Times New Roman"/>
-          <w:lang w:eastAsia="bg-BG"/>
-        </w:rPr>
-        <w:t>Строга организация на кода.</w:t>
-      </w:r>
-    </w:p>
-    <w:p>
-      <w:pPr>
-        <w:rPr>
-          <w:rFonts w:eastAsia="Times New Roman"/>
-          <w:lang w:eastAsia="bg-BG"/>
-        </w:rPr>
-      </w:pPr>
-      <w:r>
-        <w:rPr>
-          <w:rFonts w:eastAsia="Times New Roman"/>
-          <w:lang w:eastAsia="bg-BG"/>
-        </w:rPr>
-        <w:t>Подходящ за мащабируеми проекти.</w:t>
-      </w:r>
-    </w:p>
-    <w:p>
-      <w:pPr>
-        <w:rPr>
-          <w:rFonts w:eastAsia="Times New Roman"/>
-          <w:lang w:eastAsia="bg-BG"/>
-        </w:rPr>
-      </w:pPr>
-      <w:r>
-        <w:rPr>
-          <w:rFonts w:eastAsia="Times New Roman"/>
-          <w:bdr w:val="single" w:sz="2" w:space="0" w:color="E5E7EB" w:frame="1"/>
-          <w:lang w:eastAsia="bg-BG"/>
-        </w:rPr>
-        <w:t>База данни – SQLite</w:t>
-      </w:r>
-    </w:p>
-    <w:p>
-      <w:pPr>
-        <w:rPr>
-          <w:rFonts w:eastAsia="Times New Roman"/>
-          <w:lang w:eastAsia="bg-BG"/>
-        </w:rPr>
-      </w:pPr>
-      <w:r>
-        <w:rPr>
-          <w:rFonts w:eastAsia="Times New Roman"/>
-          <w:b/>
-          <w:bCs/>
-          <w:bdr w:val="single" w:sz="2" w:space="0" w:color="E5E7EB" w:frame="1"/>
-          <w:lang w:eastAsia="bg-BG"/>
-        </w:rPr>
-        <w:t>Описание</w:t>
-      </w:r>
-      <w:r>
-        <w:rPr>
-          <w:rFonts w:eastAsia="Times New Roman"/>
-          <w:lang w:eastAsia="bg-BG"/>
-        </w:rPr>
-        <w:t>: SQLite е вградена база данни, която е проста за настройка и идеална за малки проекти и приложение за блог.</w:t>
-      </w:r>
-    </w:p>
-    <w:p>
-      <w:pPr>
-        <w:rPr>
-          <w:rFonts w:eastAsia="Times New Roman"/>
-          <w:lang w:eastAsia="bg-BG"/>
-        </w:rPr>
-      </w:pPr>
-      <w:r>
-        <w:rPr>
-          <w:rFonts w:eastAsia="Times New Roman"/>
-          <w:b/>
-          <w:bCs/>
-          <w:bdr w:val="single" w:sz="2" w:space="0" w:color="E5E7EB" w:frame="1"/>
-          <w:lang w:eastAsia="bg-BG"/>
-        </w:rPr>
-        <w:t>Преимущества</w:t>
-      </w:r>
-      <w:r>
-        <w:rPr>
-          <w:rFonts w:eastAsia="Times New Roman"/>
-          <w:lang w:eastAsia="bg-BG"/>
-        </w:rPr>
-        <w:t>:</w:t>
-      </w:r>
-    </w:p>
-    <w:p>
-      <w:pPr>
-        <w:rPr>
-          <w:rFonts w:eastAsia="Times New Roman"/>
-          <w:lang w:eastAsia="bg-BG"/>
-        </w:rPr>
-      </w:pPr>
-      <w:r>
-        <w:rPr>
-          <w:rFonts w:eastAsia="Times New Roman"/>
-          <w:lang w:eastAsia="bg-BG"/>
-        </w:rPr>
-        <w:t>Лесна интеграция с Djang.</w:t>
-      </w:r>
-    </w:p>
-    <w:p>
-      <w:pPr>
-        <w:rPr>
-          <w:rFonts w:eastAsia="Times New Roman"/>
-          <w:lang w:eastAsia="bg-BG"/>
-        </w:rPr>
-      </w:pPr>
-      <w:r>
-        <w:rPr>
-          <w:rFonts w:eastAsia="Times New Roman"/>
-          <w:lang w:eastAsia="bg-BG"/>
-        </w:rPr>
-        <w:t>Не изисква специален сървър или конфигуриране.</w:t>
-      </w:r>
-    </w:p>
-    <w:p>
-      <w:pPr>
-        <w:rPr>
-          <w:rFonts w:eastAsia="Times New Roman"/>
-          <w:lang w:eastAsia="bg-BG"/>
-        </w:rPr>
-      </w:pPr>
-      <w:r>
-        <w:rPr>
-          <w:rFonts w:eastAsia="Times New Roman"/>
-          <w:lang w:eastAsia="bg-BG"/>
-        </w:rPr>
-        <w:t>Подходяща за локални разработки.</w:t>
-      </w:r>
-    </w:p>
-    <w:p>
-      <w:pPr>
-        <w:rPr>
-          <w:rFonts w:eastAsia="Times New Roman"/>
-          <w:lang w:eastAsia="bg-BG"/>
-        </w:rPr>
-      </w:pPr>
-      <w:r>
-        <w:rPr>
-          <w:rFonts w:eastAsia="Times New Roman"/>
-          <w:b/>
-          <w:bCs/>
-          <w:bdr w:val="single" w:sz="2" w:space="0" w:color="E5E7EB" w:frame="1"/>
-          <w:lang w:eastAsia="bg-BG"/>
-        </w:rPr>
-        <w:t>HTML, CSS и JavaScript</w:t>
-      </w:r>
-    </w:p>
-    <w:p>
-      <w:pPr>
-        <w:rPr>
-          <w:rFonts w:eastAsia="Times New Roman"/>
-          <w:lang w:eastAsia="bg-BG"/>
-        </w:rPr>
-      </w:pPr>
-      <w:r>
-        <w:rPr>
-          <w:rFonts w:eastAsia="Times New Roman"/>
-          <w:b/>
-          <w:bCs/>
-          <w:bdr w:val="single" w:sz="2" w:space="0" w:color="E5E7EB" w:frame="1"/>
-          <w:lang w:eastAsia="bg-BG"/>
-        </w:rPr>
-        <w:t>Описание</w:t>
-      </w:r>
-      <w:r>
-        <w:rPr>
-          <w:rFonts w:eastAsia="Times New Roman"/>
-          <w:lang w:eastAsia="bg-BG"/>
-        </w:rPr>
-        <w:t>: Основни технологии за представяне на уеб съдържание. HTML се използва за структуриране на съдържанието, CSS за стил и визуална подредба, а JavaScript за динамична функционалност.</w:t>
-      </w:r>
-    </w:p>
-    <w:p>
-      <w:pPr>
-        <w:rPr>
-          <w:rFonts w:eastAsia="Times New Roman"/>
-          <w:lang w:eastAsia="bg-BG"/>
-        </w:rPr>
-      </w:pPr>
-      <w:r>
-        <w:rPr>
-          <w:rFonts w:eastAsia="Times New Roman"/>
-          <w:b/>
-          <w:bCs/>
-          <w:bdr w:val="single" w:sz="2" w:space="0" w:color="E5E7EB" w:frame="1"/>
-          <w:lang w:eastAsia="bg-BG"/>
-        </w:rPr>
-        <w:t>Преимущества</w:t>
-      </w:r>
-      <w:r>
-        <w:rPr>
-          <w:rFonts w:eastAsia="Times New Roman"/>
-          <w:lang w:eastAsia="bg-BG"/>
-        </w:rPr>
-        <w:t>:</w:t>
-      </w:r>
-    </w:p>
-    <w:p>
-      <w:pPr>
-        <w:rPr>
-          <w:rFonts w:eastAsia="Times New Roman"/>
-          <w:lang w:eastAsia="bg-BG"/>
-        </w:rPr>
-      </w:pPr>
-      <w:r>
-        <w:rPr>
-          <w:rFonts w:eastAsia="Times New Roman"/>
-          <w:lang w:eastAsia="bg-BG"/>
-        </w:rPr>
-        <w:t>Позволяват създаване на интерактивни и атрактивни уеб приложения.</w:t>
-      </w:r>
-    </w:p>
-    <w:p>
-      <w:pPr>
-        <w:rPr>
-          <w:rFonts w:eastAsia="Times New Roman"/>
-          <w:lang w:val="en-US" w:eastAsia="bg-BG"/>
-        </w:rPr>
-      </w:pPr>
-      <w:r>
-        <w:rPr>
-          <w:rFonts w:eastAsia="Times New Roman"/>
-          <w:lang w:eastAsia="bg-BG"/>
-        </w:rPr>
-        <w:t>Лесно се интегрират с шаблонната система на Djang</w:t>
-      </w:r>
-      <w:r>
-        <w:rPr>
-          <w:rFonts w:eastAsia="Times New Roman"/>
-          <w:lang w:val="en-US" w:eastAsia="bg-BG"/>
-        </w:rPr>
-        <w:t>o</w:t>
-      </w:r>
-      <w:r>
-        <w:rPr>
-          <w:rFonts w:eastAsia="Times New Roman"/>
-          <w:lang w:eastAsia="bg-BG"/>
-        </w:rPr>
-        <w:t>.</w:t>
-      </w:r>
-    </w:p>
-    <w:p>
-      <w:pPr>
-        <w:pBdr>
-          <w:top w:val="single" w:sz="2" w:space="0" w:color="E5E7EB"/>
-          <w:left w:val="single" w:sz="2" w:space="0" w:color="E5E7EB"/>
-          <w:bottom w:val="single" w:sz="2" w:space="0" w:color="E5E7EB"/>
-          <w:right w:val="single" w:sz="2" w:space="0" w:color="E5E7EB"/>
-        </w:pBdr>
-        <w:spacing w:before="360" w:line="240" w:lineRule="auto"/>
-        <w:ind w:firstLine="0"/>
-        <w:jc w:val="left"/>
-        <w:outlineLvl w:val="3"/>
-        <w:rPr>
-          <w:rStyle w:val="Strong"/>
-          <w:sz w:val="28"/>
-          <w:szCs w:val="28"/>
-          <w:lang w:eastAsia="bg-BG"/>
-        </w:rPr>
-      </w:pPr>
-      <w:r>
-        <w:rPr>
-          <w:rStyle w:val="Strong"/>
-          <w:sz w:val="28"/>
-          <w:szCs w:val="28"/>
-          <w:lang w:eastAsia="bg-BG"/>
-        </w:rPr>
-        <w:lastRenderedPageBreak/>
-        <w:t>Алгоритми и програми решения</w:t>
-      </w:r>
-    </w:p>
-    <w:p>
-      <w:pPr>
-        <w:rPr>
-          <w:rFonts w:eastAsia="Times New Roman"/>
-          <w:lang w:eastAsia="bg-BG"/>
-        </w:rPr>
-      </w:pPr>
-      <w:r>
-        <w:rPr>
-          <w:rFonts w:eastAsia="Times New Roman"/>
-          <w:bdr w:val="single" w:sz="2" w:space="0" w:color="E5E7EB" w:frame="1"/>
-          <w:lang w:eastAsia="bg-BG"/>
-        </w:rPr>
-        <w:t>Алгоритми за обработка на данни</w:t>
-      </w:r>
-    </w:p>
-    <w:p>
-      <w:pPr>
-        <w:rPr>
-          <w:rFonts w:eastAsia="Times New Roman"/>
-          <w:lang w:eastAsia="bg-BG"/>
-        </w:rPr>
-      </w:pPr>
-      <w:r>
-        <w:rPr>
-          <w:rFonts w:eastAsia="Times New Roman"/>
-          <w:bdr w:val="single" w:sz="2" w:space="0" w:color="E5E7EB" w:frame="1"/>
-          <w:lang w:eastAsia="bg-BG"/>
-        </w:rPr>
-        <w:t>Формуляри и валидация</w:t>
-      </w:r>
-      <w:r>
-        <w:rPr>
-          <w:rFonts w:eastAsia="Times New Roman"/>
-          <w:lang w:eastAsia="bg-BG"/>
-        </w:rPr>
-        <w:t>:</w:t>
-      </w:r>
-    </w:p>
-    <w:p>
-      <w:pPr>
-        <w:rPr>
-          <w:rFonts w:eastAsia="Times New Roman"/>
-          <w:lang w:eastAsia="bg-BG"/>
-        </w:rPr>
-      </w:pPr>
-      <w:r>
-        <w:rPr>
-          <w:rFonts w:eastAsia="Times New Roman"/>
-          <w:lang w:eastAsia="bg-BG"/>
-        </w:rPr>
-        <w:t>Използване на вградените функционалности на Django Forms за създаване и валидация на формуляри.</w:t>
-      </w:r>
-    </w:p>
-    <w:p>
-      <w:pPr>
-        <w:rPr>
-          <w:rFonts w:eastAsia="Times New Roman"/>
-          <w:lang w:val="en-US" w:eastAsia="bg-BG"/>
-        </w:rPr>
-      </w:pPr>
-    </w:p>
-    <w:p>
-      <w:pPr>
-        <w:rPr>
-          <w:lang w:val="en-US" w:eastAsia="bg-BG"/>
-        </w:rPr>
-      </w:pPr>
-    </w:p>
-    <w:p>
-      <w:pPr>
-        <w:pStyle w:val="Heading1"/>
-        <w:numPr>
-          <w:ilvl w:val="0"/>
-          <w:numId w:val="0"/>
-        </w:numPr>
-        <w:ind w:left="432"/>
-        <w:rPr>
-          <w:rFonts w:eastAsia="Times New Roman"/>
-          <w:lang w:val="en-US" w:eastAsia="bg-BG"/>
-        </w:rPr>
-      </w:pPr>
-      <w:bookmarkStart w:id="11" w:name="_Toc195003060"/>
-      <w:r>
-        <w:rPr>
-          <w:rFonts w:eastAsia="Times New Roman"/>
-          <w:lang w:val="en-US" w:eastAsia="bg-BG"/>
-        </w:rPr>
-        <w:drawing>
-          <wp:inline distT="0" distB="0" distL="0" distR="0" wp14:anchorId="2FD544BF" wp14:editId="23BB1912">
-            <wp:extent cx="3410426" cy="1619476"/>
-            <wp:effectExtent l="0" t="0" r="0" b="0"/>
-            <wp:docPr id="9" name="Picture 9"/>
-            <wp:cNvGraphicFramePr>
-              <a:graphicFrameLocks xmlns:a="http://schemas.openxmlformats.org/drawingml/2006/main" noChangeAspect="1"/>
-            </wp:cNvGraphicFramePr>
-            <a:graphic xmlns:a="http://schemas.openxmlformats.org/drawingml/2006/main">
-              <a:graphicData uri="http://schemas.openxmlformats.org/drawingml/2006/picture">
-                <pic:pic xmlns:pic="http://schemas.openxmlformats.org/drawingml/2006/picture">
-                  <pic:nvPicPr>
-                    <pic:cNvPr id="0" name=""/>
-                    <pic:cNvPicPr/>
-                  </pic:nvPicPr>
-                  <pic:blipFill>
-                    <a:blip r:embed="rId9"/>
-                    <a:stretch>
-                      <a:fillRect/>
-                    </a:stretch>
-                  </pic:blipFill>
-                  <pic:spPr>
-                    <a:xfrm>
-                      <a:off x="0" y="0"/>
                       <a:ext cx="3410426" cy="1619476"/>
                     </a:xfrm>
                     <a:prstGeom prst="rect">
@@ -4941,19 +4896,9 @@
           </wp:inline>
         </w:drawing>
       </w:r>
-      <w:bookmarkEnd w:id="11"/>
-    </w:p>
-    <w:p>
-      <w:pPr>
-        <w:pBdr>
-          <w:top w:val="single" w:sz="2" w:space="0" w:color="E5E7EB"/>
-          <w:left w:val="single" w:sz="2" w:space="0" w:color="E5E7EB"/>
-          <w:bottom w:val="single" w:sz="2" w:space="0" w:color="E5E7EB"/>
-          <w:right w:val="single" w:sz="2" w:space="0" w:color="E5E7EB"/>
-        </w:pBdr>
-        <w:spacing w:after="0" w:line="240" w:lineRule="auto"/>
-        <w:ind w:firstLine="0"/>
-        <w:jc w:val="left"/>
+    </w:p>
+    <w:p>
+      <w:pPr>
         <w:rPr>
           <w:rFonts w:ascii="Segoe UI" w:eastAsia="Times New Roman" w:hAnsi="Segoe UI" w:cs="Segoe UI"/>
           <w:lang w:eastAsia="bg-BG"/>
@@ -5043,15 +4988,6 @@
     </w:p>
     <w:p>
       <w:pPr>
-        <w:pBdr>
-          <w:top w:val="single" w:sz="2" w:space="0" w:color="E5E7EB"/>
-          <w:left w:val="single" w:sz="2" w:space="0" w:color="E5E7EB"/>
-          <w:bottom w:val="single" w:sz="2" w:space="0" w:color="E5E7EB"/>
-          <w:right w:val="single" w:sz="2" w:space="0" w:color="E5E7EB"/>
-        </w:pBdr>
-        <w:spacing w:before="60" w:after="100" w:afterAutospacing="1" w:line="240" w:lineRule="auto"/>
-        <w:ind w:left="720" w:firstLine="0"/>
-        <w:jc w:val="left"/>
         <w:rPr>
           <w:rFonts w:ascii="Segoe UI" w:eastAsia="Times New Roman" w:hAnsi="Segoe UI" w:cs="Segoe UI"/>
           <w:lang w:val="en-US" w:eastAsia="bg-BG"/>
@@ -5060,10 +4996,11 @@
       <w:r>
         <w:rPr>
           <w:rFonts w:ascii="Segoe UI" w:eastAsia="Times New Roman" w:hAnsi="Segoe UI" w:cs="Segoe UI"/>
+          <w:noProof/>
           <w:lang w:eastAsia="bg-BG"/>
         </w:rPr>
         <w:drawing>
-          <wp:inline distT="0" distB="0" distL="0" distR="0" wp14:anchorId="40379F7E" wp14:editId="30EE79E5">
+          <wp:inline distT="0" distB="0" distL="0" distR="0" wp14:anchorId="159A095A" wp14:editId="516584FB">
             <wp:extent cx="4706007" cy="695422"/>
             <wp:effectExtent l="0" t="0" r="0" b="9525"/>
             <wp:docPr id="10" name="Picture 10"/>
@@ -5144,13 +5081,13 @@
         <w:jc w:val="left"/>
         <w:rPr>
           <w:rStyle w:val="Strong"/>
-          <w:lang w:eastAsia="bg-BG"/>
+          <w:sz w:val="28"/>
         </w:rPr>
       </w:pPr>
       <w:r>
         <w:rPr>
           <w:rStyle w:val="Strong"/>
-          <w:lang w:eastAsia="bg-BG"/>
+          <w:sz w:val="28"/>
         </w:rPr>
         <w:lastRenderedPageBreak/>
         <w:t>Система за управление на коментари</w:t>
@@ -5223,15 +5160,6 @@
     </w:p>
     <w:p>
       <w:pPr>
-        <w:pBdr>
-          <w:top w:val="single" w:sz="2" w:space="0" w:color="E5E7EB"/>
-          <w:left w:val="single" w:sz="2" w:space="0" w:color="E5E7EB"/>
-          <w:bottom w:val="single" w:sz="2" w:space="0" w:color="E5E7EB"/>
-          <w:right w:val="single" w:sz="2" w:space="0" w:color="E5E7EB"/>
-        </w:pBdr>
-        <w:spacing w:after="0" w:line="240" w:lineRule="auto"/>
-        <w:ind w:left="1440" w:firstLine="0"/>
-        <w:jc w:val="left"/>
         <w:rPr>
           <w:rFonts w:ascii="Segoe UI" w:eastAsia="Times New Roman" w:hAnsi="Segoe UI" w:cs="Segoe UI"/>
           <w:lang w:val="en-US" w:eastAsia="bg-BG"/>
@@ -5240,10 +5168,11 @@
       <w:r>
         <w:rPr>
           <w:rFonts w:ascii="var(--gpts-font-family)" w:eastAsia="Times New Roman" w:hAnsi="var(--gpts-font-family)"/>
+          <w:noProof/>
           <w:lang w:eastAsia="bg-BG"/>
         </w:rPr>
         <w:drawing>
-          <wp:inline distT="0" distB="0" distL="0" distR="0" wp14:anchorId="3BABBE4E" wp14:editId="46B08F47">
+          <wp:inline distT="0" distB="0" distL="0" distR="0" wp14:anchorId="02075CEF" wp14:editId="6F8500DB">
             <wp:extent cx="5087060" cy="1324160"/>
             <wp:effectExtent l="0" t="0" r="0" b="9525"/>
             <wp:docPr id="11" name="Picture 11"/>
@@ -5307,7 +5236,7 @@
           <w:lang w:val="en-US" w:eastAsia="bg-BG"/>
         </w:rPr>
       </w:pPr>
-      <w:bookmarkStart w:id="12" w:name="_Toc195003061"/>
+      <w:bookmarkStart w:id="9" w:name="_Toc195605109"/>
       <w:r>
         <w:rPr>
           <w:rFonts w:eastAsia="Times New Roman"/>
@@ -5320,16 +5249,9 @@
           <w:rFonts w:eastAsia="Times New Roman"/>
           <w:lang w:eastAsia="bg-BG"/>
         </w:rPr>
-        <w:t xml:space="preserve"> </w:t>
-      </w:r>
-      <w:r>
-        <w:rPr>
-          <w:rFonts w:eastAsia="Times New Roman"/>
-          <w:lang w:eastAsia="bg-BG"/>
-        </w:rPr>
-        <w:t>Приноси на дипломния проект</w:t>
-      </w:r>
-      <w:bookmarkEnd w:id="12"/>
+        <w:t xml:space="preserve"> Приноси на дипломния проект</w:t>
+      </w:r>
+      <w:bookmarkEnd w:id="9"/>
     </w:p>
     <w:p>
       <w:pPr>
@@ -5396,7 +5318,7 @@
           <w:lang w:eastAsia="bg-BG"/>
         </w:rPr>
       </w:pPr>
-      <w:bookmarkStart w:id="13" w:name="_Toc195003062"/>
+      <w:bookmarkStart w:id="10" w:name="_Toc195605110"/>
       <w:r>
         <w:rPr>
           <w:rFonts w:eastAsia="Times New Roman"/>
@@ -5404,14 +5326,27 @@
         </w:rPr>
         <w:t>Основни приноси</w:t>
       </w:r>
-      <w:bookmarkEnd w:id="13"/>
+      <w:bookmarkEnd w:id="10"/>
+    </w:p>
+    <w:p>
+      <w:pPr>
+        <w:rPr>
+          <w:rStyle w:val="Strong"/>
+        </w:rPr>
+      </w:pPr>
+      <w:r>
+        <w:rPr>
+          <w:rStyle w:val="Strong"/>
+        </w:rPr>
+        <w:t>Разработка на функционален уеб блог</w:t>
+      </w:r>
     </w:p>
     <w:p>
       <w:pPr>
         <w:pStyle w:val="ListParagraph"/>
         <w:numPr>
           <w:ilvl w:val="0"/>
-          <w:numId w:val="9"/>
+          <w:numId w:val="10"/>
         </w:numPr>
         <w:rPr>
           <w:rFonts w:eastAsia="Times New Roman"/>
@@ -5421,10 +5356,9 @@
       <w:r>
         <w:rPr>
           <w:rFonts w:eastAsia="Times New Roman"/>
-          <w:bdr w:val="single" w:sz="2" w:space="0" w:color="E5E7EB" w:frame="1"/>
-          <w:lang w:eastAsia="bg-BG"/>
-        </w:rPr>
-        <w:t>Разработка на функционален уеб блог</w:t>
+          <w:lang w:eastAsia="bg-BG"/>
+        </w:rPr>
+        <w:t>Проектът предоставя основна платформа за блог, която включва функционалност за добавяне на публикации, управление на коментари, и отображение на резюмета от последните публикации. Това позволява на потребителите да взаимодействат помежду си и да обменят идеи и мнения, което е основна цел на всяка социална платформа.</w:t>
       </w:r>
     </w:p>
     <w:p>
@@ -5432,7 +5366,7 @@
         <w:pStyle w:val="ListParagraph"/>
         <w:numPr>
           <w:ilvl w:val="0"/>
-          <w:numId w:val="9"/>
+          <w:numId w:val="10"/>
         </w:numPr>
         <w:rPr>
           <w:rFonts w:eastAsia="Times New Roman"/>
@@ -5442,9 +5376,11 @@
       <w:r>
         <w:rPr>
           <w:rFonts w:eastAsia="Times New Roman"/>
-          <w:lang w:eastAsia="bg-BG"/>
-        </w:rPr>
-        <w:t>Проектът предоставя основна платформа за блог, която включва функционалност за добавяне на публикации, управление на коментари, и отображение на резюмета от последните публикации. Това позволява на потребителите да взаимодействат помежду си и да обменят идеи и мнения, което е основна цел на всяка социална платформа.</w:t>
+          <w:bdr w:val="single" w:sz="2" w:space="0" w:color="E5E7EB" w:frame="1"/>
+          <w:lang w:eastAsia="bg-BG"/>
+        </w:rPr>
+        <w:lastRenderedPageBreak/>
+        <w:t>Изграждане на потребителски интерфейс</w:t>
       </w:r>
     </w:p>
     <w:p>
@@ -5452,7 +5388,7 @@
         <w:pStyle w:val="ListParagraph"/>
         <w:numPr>
           <w:ilvl w:val="0"/>
-          <w:numId w:val="9"/>
+          <w:numId w:val="10"/>
         </w:numPr>
         <w:rPr>
           <w:rFonts w:eastAsia="Times New Roman"/>
@@ -5462,30 +5398,8 @@
       <w:r>
         <w:rPr>
           <w:rFonts w:eastAsia="Times New Roman"/>
-          <w:bdr w:val="single" w:sz="2" w:space="0" w:color="E5E7EB" w:frame="1"/>
-          <w:lang w:eastAsia="bg-BG"/>
-        </w:rPr>
-        <w:t>Изграждане на потребителски интерфейс</w:t>
-      </w:r>
-    </w:p>
-    <w:p>
-      <w:pPr>
-        <w:pStyle w:val="ListParagraph"/>
-        <w:numPr>
-          <w:ilvl w:val="0"/>
-          <w:numId w:val="9"/>
-        </w:numPr>
-        <w:rPr>
-          <w:rFonts w:eastAsia="Times New Roman"/>
-          <w:lang w:eastAsia="bg-BG"/>
-        </w:rPr>
-      </w:pPr>
-      <w:r>
-        <w:rPr>
-          <w:rFonts w:eastAsia="Times New Roman"/>
-          <w:lang w:eastAsia="bg-BG"/>
-        </w:rPr>
-        <w:lastRenderedPageBreak/>
+          <w:lang w:eastAsia="bg-BG"/>
+        </w:rPr>
         <w:t>За потребителите е разработен интуитивно разбираем интерфейс, който осигурява лесна навигация в блога. Проектът е проектиран с внимание към потребителското изживяване, като визуализацията на съдържанието е структурирана логично и естетически привлекателна.</w:t>
       </w:r>
     </w:p>
@@ -5501,7 +5415,7 @@
           <w:lang w:eastAsia="bg-BG"/>
         </w:rPr>
       </w:pPr>
-      <w:bookmarkStart w:id="14" w:name="_Toc195003063"/>
+      <w:bookmarkStart w:id="11" w:name="_Toc195605111"/>
       <w:r>
         <w:rPr>
           <w:rFonts w:eastAsia="Times New Roman"/>
@@ -5510,7 +5424,7 @@
         </w:rPr>
         <w:t>Интеграция на функции за управление на коментари</w:t>
       </w:r>
-      <w:bookmarkEnd w:id="14"/>
+      <w:bookmarkEnd w:id="11"/>
     </w:p>
     <w:p>
       <w:pPr>
@@ -5664,12 +5578,16 @@
     <w:p>
       <w:pPr>
         <w:pStyle w:val="Heading1"/>
-      </w:pPr>
-      <w:bookmarkStart w:id="15" w:name="_Toc195003064"/>
+        <w:numPr>
+          <w:ilvl w:val="0"/>
+          <w:numId w:val="12"/>
+        </w:numPr>
+      </w:pPr>
+      <w:bookmarkStart w:id="12" w:name="_Toc195605112"/>
       <w:r>
         <w:t>Заключение</w:t>
       </w:r>
-      <w:bookmarkEnd w:id="15"/>
+      <w:bookmarkEnd w:id="12"/>
     </w:p>
     <w:p>
       <w:pPr>
@@ -5686,9 +5604,9 @@
           <w:szCs w:val="36"/>
         </w:rPr>
       </w:pPr>
-      <w:bookmarkStart w:id="16" w:name="_Toc164562456"/>
-      <w:bookmarkStart w:id="17" w:name="_Toc164568069"/>
-      <w:bookmarkStart w:id="18" w:name="_Toc164627453"/>
+      <w:bookmarkStart w:id="13" w:name="_Toc164562456"/>
+      <w:bookmarkStart w:id="14" w:name="_Toc164568069"/>
+      <w:bookmarkStart w:id="15" w:name="_Toc164627453"/>
       <w:r>
         <w:br w:type="page"/>
       </w:r>
@@ -5701,15 +5619,15 @@
         </w:pBdr>
         <w:ind w:left="431" w:hanging="431"/>
       </w:pPr>
-      <w:bookmarkStart w:id="19" w:name="_Toc195003065"/>
+      <w:bookmarkStart w:id="16" w:name="_Toc195605113"/>
       <w:r>
         <w:lastRenderedPageBreak/>
         <w:t>Литература:</w:t>
       </w:r>
+      <w:bookmarkEnd w:id="13"/>
+      <w:bookmarkEnd w:id="14"/>
+      <w:bookmarkEnd w:id="15"/>
       <w:bookmarkEnd w:id="16"/>
-      <w:bookmarkEnd w:id="17"/>
-      <w:bookmarkEnd w:id="18"/>
-      <w:bookmarkEnd w:id="19"/>
     </w:p>
     <w:p>
       <w:pPr>
@@ -5720,10 +5638,10 @@
         </w:numPr>
         <w:spacing w:after="160"/>
       </w:pPr>
-      <w:bookmarkStart w:id="20" w:name="_Toc109577646"/>
-      <w:bookmarkStart w:id="21" w:name="_Toc133249660"/>
-      <w:bookmarkStart w:id="22" w:name="_Toc133249727"/>
-      <w:bookmarkStart w:id="23" w:name="_Toc133272496"/>
+      <w:bookmarkStart w:id="17" w:name="_Toc109577646"/>
+      <w:bookmarkStart w:id="18" w:name="_Toc133249660"/>
+      <w:bookmarkStart w:id="19" w:name="_Toc133249727"/>
+      <w:bookmarkStart w:id="20" w:name="_Toc133272496"/>
       <w:r>
         <w:t xml:space="preserve">Колисниченко, Денис, Адаптивен уеб дизайн с </w:t>
       </w:r>
@@ -5777,10 +5695,10 @@
       <w:r>
         <w:t>.АлексСофт, С 2017</w:t>
       </w:r>
+      <w:bookmarkEnd w:id="17"/>
+      <w:bookmarkEnd w:id="18"/>
+      <w:bookmarkEnd w:id="19"/>
       <w:bookmarkEnd w:id="20"/>
-      <w:bookmarkEnd w:id="21"/>
-      <w:bookmarkEnd w:id="22"/>
-      <w:bookmarkEnd w:id="23"/>
     </w:p>
     <w:p>
       <w:pPr>
@@ -5791,17 +5709,17 @@
         </w:numPr>
         <w:spacing w:after="160"/>
       </w:pPr>
-      <w:bookmarkStart w:id="24" w:name="_Toc109577647"/>
-      <w:bookmarkStart w:id="25" w:name="_Toc133249661"/>
-      <w:bookmarkStart w:id="26" w:name="_Toc133249728"/>
-      <w:bookmarkStart w:id="27" w:name="_Toc133272497"/>
+      <w:bookmarkStart w:id="21" w:name="_Toc109577647"/>
+      <w:bookmarkStart w:id="22" w:name="_Toc133249661"/>
+      <w:bookmarkStart w:id="23" w:name="_Toc133249728"/>
+      <w:bookmarkStart w:id="24" w:name="_Toc133272497"/>
       <w:r>
         <w:t xml:space="preserve">Есканази, Аврам. </w:t>
       </w:r>
+      <w:bookmarkEnd w:id="21"/>
+      <w:bookmarkEnd w:id="22"/>
+      <w:bookmarkEnd w:id="23"/>
       <w:bookmarkEnd w:id="24"/>
-      <w:bookmarkEnd w:id="25"/>
-      <w:bookmarkEnd w:id="26"/>
-      <w:bookmarkEnd w:id="27"/>
       <w:r>
         <w:t>Софтуерни техологии. КЛМН, С 2006</w:t>
       </w:r>
@@ -6400,7 +6318,7 @@
   <w:abstractNum w:abstractNumId="3">
     <w:nsid w:val="1AD51940"/>
     <w:multiLevelType w:val="hybridMultilevel"/>
-    <w:tmpl w:val="E43677F8"/>
+    <w:tmpl w:val="40F69450"/>
     <w:lvl w:ilvl="0" w:tplc="04020001">
       <w:start w:val="1"/>
       <w:numFmt w:val="bullet"/>
@@ -7259,6 +7177,12 @@
   </w:num>
   <w:num w:numId="11">
     <w:abstractNumId w:val="6"/>
+  </w:num>
+  <w:num w:numId="12">
+    <w:abstractNumId w:val="2"/>
+    <w:lvlOverride w:ilvl="0">
+      <w:startOverride w:val="7"/>
+    </w:lvlOverride>
   </w:num>
   <w:numIdMacAtCleanup w:val="11"/>
 </w:numbering>
@@ -9638,7 +9562,7 @@
 </file>
 
 <file path=customXml/itemProps1.xml><?xml version="1.0" encoding="utf-8"?>
-<ds:datastoreItem xmlns:ds="http://schemas.openxmlformats.org/officeDocument/2006/customXml" ds:itemID="{3C40621F-3D75-4AA9-B946-C17648A56088}">
+<ds:datastoreItem xmlns:ds="http://schemas.openxmlformats.org/officeDocument/2006/customXml" ds:itemID="{56411639-A765-4C23-8C55-0521D2F7A12A}">
   <ds:schemaRefs>
     <ds:schemaRef ds:uri="http://schemas.openxmlformats.org/officeDocument/2006/bibliography"/>
   </ds:schemaRefs>

--- a/dr/Дипломен проект.docx
+++ b/dr/Дипломен проект.docx
@@ -36,8 +36,6 @@
           <w:r>
             <w:t>Съдържание</w:t>
           </w:r>
-          <w:bookmarkStart w:id="0" w:name="_GoBack"/>
-          <w:bookmarkEnd w:id="0"/>
         </w:p>
         <w:p>
           <w:pPr>
@@ -63,7 +61,7 @@
           <w:r>
             <w:fldChar w:fldCharType="separate"/>
           </w:r>
-          <w:hyperlink w:anchor="_Toc195605101" w:history="1">
+          <w:hyperlink w:anchor="_Toc195605909" w:history="1">
             <w:r>
               <w:rPr>
                 <w:rStyle w:val="Hyperlink"/>
@@ -107,7 +105,7 @@
                 <w:noProof/>
                 <w:webHidden/>
               </w:rPr>
-              <w:instrText xml:space="preserve"> PAGEREF _Toc195605101 \h </w:instrText>
+              <w:instrText xml:space="preserve"> PAGEREF _Toc195605909 \h </w:instrText>
             </w:r>
             <w:r>
               <w:rPr>
@@ -153,7 +151,7 @@
               <w:lang w:eastAsia="bg-BG"/>
             </w:rPr>
           </w:pPr>
-          <w:hyperlink w:anchor="_Toc195605102" w:history="1">
+          <w:hyperlink w:anchor="_Toc195605910" w:history="1">
             <w:r>
               <w:rPr>
                 <w:rStyle w:val="Hyperlink"/>
@@ -206,7 +204,7 @@
                 <w:noProof/>
                 <w:webHidden/>
               </w:rPr>
-              <w:instrText xml:space="preserve"> PAGEREF _Toc195605102 \h </w:instrText>
+              <w:instrText xml:space="preserve"> PAGEREF _Toc195605910 \h </w:instrText>
             </w:r>
             <w:r>
               <w:rPr>
@@ -226,7 +224,7 @@
                 <w:noProof/>
                 <w:webHidden/>
               </w:rPr>
-              <w:t>1</w:t>
+              <w:t>2</w:t>
             </w:r>
             <w:r>
               <w:rPr>
@@ -252,7 +250,7 @@
               <w:lang w:eastAsia="bg-BG"/>
             </w:rPr>
           </w:pPr>
-          <w:hyperlink w:anchor="_Toc195605103" w:history="1">
+          <w:hyperlink w:anchor="_Toc195605911" w:history="1">
             <w:r>
               <w:rPr>
                 <w:rStyle w:val="Hyperlink"/>
@@ -300,7 +298,7 @@
                 <w:noProof/>
                 <w:webHidden/>
               </w:rPr>
-              <w:instrText xml:space="preserve"> PAGEREF _Toc195605103 \h </w:instrText>
+              <w:instrText xml:space="preserve"> PAGEREF _Toc195605911 \h </w:instrText>
             </w:r>
             <w:r>
               <w:rPr>
@@ -320,7 +318,7 @@
                 <w:noProof/>
                 <w:webHidden/>
               </w:rPr>
-              <w:t>2</w:t>
+              <w:t>3</w:t>
             </w:r>
             <w:r>
               <w:rPr>
@@ -346,7 +344,7 @@
               <w:lang w:eastAsia="bg-BG"/>
             </w:rPr>
           </w:pPr>
-          <w:hyperlink w:anchor="_Toc195605104" w:history="1">
+          <w:hyperlink w:anchor="_Toc195605912" w:history="1">
             <w:r>
               <w:rPr>
                 <w:rStyle w:val="Hyperlink"/>
@@ -394,7 +392,7 @@
                 <w:noProof/>
                 <w:webHidden/>
               </w:rPr>
-              <w:instrText xml:space="preserve"> PAGEREF _Toc195605104 \h </w:instrText>
+              <w:instrText xml:space="preserve"> PAGEREF _Toc195605912 \h </w:instrText>
             </w:r>
             <w:r>
               <w:rPr>
@@ -439,7 +437,7 @@
               <w:lang w:eastAsia="bg-BG"/>
             </w:rPr>
           </w:pPr>
-          <w:hyperlink w:anchor="_Toc195605105" w:history="1">
+          <w:hyperlink w:anchor="_Toc195605913" w:history="1">
             <w:r>
               <w:rPr>
                 <w:rStyle w:val="Hyperlink"/>
@@ -485,7 +483,7 @@
                 <w:noProof/>
                 <w:webHidden/>
               </w:rPr>
-              <w:instrText xml:space="preserve"> PAGEREF _Toc195605105 \h </w:instrText>
+              <w:instrText xml:space="preserve"> PAGEREF _Toc195605913 \h </w:instrText>
             </w:r>
             <w:r>
               <w:rPr>
@@ -505,7 +503,7 @@
                 <w:noProof/>
                 <w:webHidden/>
               </w:rPr>
-              <w:t>3</w:t>
+              <w:t>4</w:t>
             </w:r>
             <w:r>
               <w:rPr>
@@ -530,7 +528,7 @@
               <w:lang w:eastAsia="bg-BG"/>
             </w:rPr>
           </w:pPr>
-          <w:hyperlink w:anchor="_Toc195605106" w:history="1">
+          <w:hyperlink w:anchor="_Toc195605914" w:history="1">
             <w:r>
               <w:rPr>
                 <w:rStyle w:val="Hyperlink"/>
@@ -577,7 +575,7 @@
                 <w:noProof/>
                 <w:webHidden/>
               </w:rPr>
-              <w:instrText xml:space="preserve"> PAGEREF _Toc195605106 \h </w:instrText>
+              <w:instrText xml:space="preserve"> PAGEREF _Toc195605914 \h </w:instrText>
             </w:r>
             <w:r>
               <w:rPr>
@@ -597,7 +595,7 @@
                 <w:noProof/>
                 <w:webHidden/>
               </w:rPr>
-              <w:t>5</w:t>
+              <w:t>6</w:t>
             </w:r>
             <w:r>
               <w:rPr>
@@ -622,7 +620,7 @@
               <w:lang w:eastAsia="bg-BG"/>
             </w:rPr>
           </w:pPr>
-          <w:hyperlink w:anchor="_Toc195605107" w:history="1">
+          <w:hyperlink w:anchor="_Toc195605915" w:history="1">
             <w:r>
               <w:rPr>
                 <w:rStyle w:val="Hyperlink"/>
@@ -649,7 +647,7 @@
                 <w:noProof/>
                 <w:webHidden/>
               </w:rPr>
-              <w:instrText xml:space="preserve"> PAGEREF _Toc195605107 \h </w:instrText>
+              <w:instrText xml:space="preserve"> PAGEREF _Toc195605915 \h </w:instrText>
             </w:r>
             <w:r>
               <w:rPr>
@@ -669,7 +667,7 @@
                 <w:noProof/>
                 <w:webHidden/>
               </w:rPr>
-              <w:t>6</w:t>
+              <w:t>7</w:t>
             </w:r>
             <w:r>
               <w:rPr>
@@ -694,7 +692,7 @@
               <w:lang w:eastAsia="bg-BG"/>
             </w:rPr>
           </w:pPr>
-          <w:hyperlink w:anchor="_Toc195605108" w:history="1">
+          <w:hyperlink w:anchor="_Toc195605916" w:history="1">
             <w:r>
               <w:rPr>
                 <w:rStyle w:val="Hyperlink"/>
@@ -732,7 +730,7 @@
                 <w:noProof/>
                 <w:webHidden/>
               </w:rPr>
-              <w:instrText xml:space="preserve"> PAGEREF _Toc195605108 \h </w:instrText>
+              <w:instrText xml:space="preserve"> PAGEREF _Toc195605916 \h </w:instrText>
             </w:r>
             <w:r>
               <w:rPr>
@@ -752,7 +750,7 @@
                 <w:noProof/>
                 <w:webHidden/>
               </w:rPr>
-              <w:t>13</w:t>
+              <w:t>14</w:t>
             </w:r>
             <w:r>
               <w:rPr>
@@ -777,7 +775,7 @@
               <w:lang w:eastAsia="bg-BG"/>
             </w:rPr>
           </w:pPr>
-          <w:hyperlink w:anchor="_Toc195605109" w:history="1">
+          <w:hyperlink w:anchor="_Toc195605917" w:history="1">
             <w:r>
               <w:rPr>
                 <w:rStyle w:val="Hyperlink"/>
@@ -815,7 +813,7 @@
                 <w:noProof/>
                 <w:webHidden/>
               </w:rPr>
-              <w:instrText xml:space="preserve"> PAGEREF _Toc195605109 \h </w:instrText>
+              <w:instrText xml:space="preserve"> PAGEREF _Toc195605917 \h </w:instrText>
             </w:r>
             <w:r>
               <w:rPr>
@@ -835,7 +833,7 @@
                 <w:noProof/>
                 <w:webHidden/>
               </w:rPr>
-              <w:t>16</w:t>
+              <w:t>17</w:t>
             </w:r>
             <w:r>
               <w:rPr>
@@ -860,7 +858,7 @@
               <w:lang w:eastAsia="bg-BG"/>
             </w:rPr>
           </w:pPr>
-          <w:hyperlink w:anchor="_Toc195605110" w:history="1">
+          <w:hyperlink w:anchor="_Toc195605918" w:history="1">
             <w:r>
               <w:rPr>
                 <w:rStyle w:val="Hyperlink"/>
@@ -889,7 +887,7 @@
                 <w:noProof/>
                 <w:webHidden/>
               </w:rPr>
-              <w:instrText xml:space="preserve"> PAGEREF _Toc195605110 \h </w:instrText>
+              <w:instrText xml:space="preserve"> PAGEREF _Toc195605918 \h </w:instrText>
             </w:r>
             <w:r>
               <w:rPr>
@@ -909,7 +907,7 @@
                 <w:noProof/>
                 <w:webHidden/>
               </w:rPr>
-              <w:t>16</w:t>
+              <w:t>17</w:t>
             </w:r>
             <w:r>
               <w:rPr>
@@ -934,7 +932,7 @@
               <w:lang w:eastAsia="bg-BG"/>
             </w:rPr>
           </w:pPr>
-          <w:hyperlink w:anchor="_Toc195605111" w:history="1">
+          <w:hyperlink w:anchor="_Toc195605919" w:history="1">
             <w:r>
               <w:rPr>
                 <w:rStyle w:val="Hyperlink"/>
@@ -964,7 +962,7 @@
                 <w:noProof/>
                 <w:webHidden/>
               </w:rPr>
-              <w:instrText xml:space="preserve"> PAGEREF _Toc195605111 \h </w:instrText>
+              <w:instrText xml:space="preserve"> PAGEREF _Toc195605919 \h </w:instrText>
             </w:r>
             <w:r>
               <w:rPr>
@@ -984,7 +982,7 @@
                 <w:noProof/>
                 <w:webHidden/>
               </w:rPr>
-              <w:t>17</w:t>
+              <w:t>18</w:t>
             </w:r>
             <w:r>
               <w:rPr>
@@ -1010,7 +1008,7 @@
               <w:lang w:eastAsia="bg-BG"/>
             </w:rPr>
           </w:pPr>
-          <w:hyperlink w:anchor="_Toc195605112" w:history="1">
+          <w:hyperlink w:anchor="_Toc195605920" w:history="1">
             <w:r>
               <w:rPr>
                 <w:rStyle w:val="Hyperlink"/>
@@ -1054,7 +1052,7 @@
                 <w:noProof/>
                 <w:webHidden/>
               </w:rPr>
-              <w:instrText xml:space="preserve"> PAGEREF _Toc195605112 \h </w:instrText>
+              <w:instrText xml:space="preserve"> PAGEREF _Toc195605920 \h </w:instrText>
             </w:r>
             <w:r>
               <w:rPr>
@@ -1100,7 +1098,7 @@
               <w:lang w:eastAsia="bg-BG"/>
             </w:rPr>
           </w:pPr>
-          <w:hyperlink w:anchor="_Toc195605113" w:history="1">
+          <w:hyperlink w:anchor="_Toc195605921" w:history="1">
             <w:r>
               <w:rPr>
                 <w:rStyle w:val="Hyperlink"/>
@@ -1123,6 +1121,96 @@
                 <w:rStyle w:val="Hyperlink"/>
                 <w:noProof/>
               </w:rPr>
+              <w:t>Практическа част</w:t>
+            </w:r>
+            <w:r>
+              <w:rPr>
+                <w:noProof/>
+                <w:webHidden/>
+              </w:rPr>
+              <w:tab/>
+            </w:r>
+            <w:r>
+              <w:rPr>
+                <w:noProof/>
+                <w:webHidden/>
+              </w:rPr>
+              <w:fldChar w:fldCharType="begin"/>
+            </w:r>
+            <w:r>
+              <w:rPr>
+                <w:noProof/>
+                <w:webHidden/>
+              </w:rPr>
+              <w:instrText xml:space="preserve"> PAGEREF _Toc195605921 \h </w:instrText>
+            </w:r>
+            <w:r>
+              <w:rPr>
+                <w:noProof/>
+                <w:webHidden/>
+              </w:rPr>
+            </w:r>
+            <w:r>
+              <w:rPr>
+                <w:noProof/>
+                <w:webHidden/>
+              </w:rPr>
+              <w:fldChar w:fldCharType="separate"/>
+            </w:r>
+            <w:r>
+              <w:rPr>
+                <w:noProof/>
+                <w:webHidden/>
+              </w:rPr>
+              <w:t>19</w:t>
+            </w:r>
+            <w:r>
+              <w:rPr>
+                <w:noProof/>
+                <w:webHidden/>
+              </w:rPr>
+              <w:fldChar w:fldCharType="end"/>
+            </w:r>
+          </w:hyperlink>
+        </w:p>
+        <w:p>
+          <w:pPr>
+            <w:pStyle w:val="TOC1"/>
+            <w:tabs>
+              <w:tab w:val="left" w:pos="1320"/>
+              <w:tab w:val="right" w:leader="dot" w:pos="9062"/>
+            </w:tabs>
+            <w:rPr>
+              <w:rFonts w:asciiTheme="minorHAnsi" w:hAnsiTheme="minorHAnsi" w:cstheme="minorBidi"/>
+              <w:noProof/>
+              <w:sz w:val="22"/>
+              <w:szCs w:val="22"/>
+              <w:lang w:eastAsia="bg-BG"/>
+            </w:rPr>
+          </w:pPr>
+          <w:hyperlink w:anchor="_Toc195605922" w:history="1">
+            <w:r>
+              <w:rPr>
+                <w:rStyle w:val="Hyperlink"/>
+                <w:noProof/>
+              </w:rPr>
+              <w:t>9.</w:t>
+            </w:r>
+            <w:r>
+              <w:rPr>
+                <w:rFonts w:asciiTheme="minorHAnsi" w:hAnsiTheme="minorHAnsi" w:cstheme="minorBidi"/>
+                <w:noProof/>
+                <w:sz w:val="22"/>
+                <w:szCs w:val="22"/>
+                <w:lang w:eastAsia="bg-BG"/>
+              </w:rPr>
+              <w:tab/>
+            </w:r>
+            <w:r>
+              <w:rPr>
+                <w:rStyle w:val="Hyperlink"/>
+                <w:noProof/>
+              </w:rPr>
               <w:t>Литература:</w:t>
             </w:r>
             <w:r>
@@ -1144,7 +1232,7 @@
                 <w:noProof/>
                 <w:webHidden/>
               </w:rPr>
-              <w:instrText xml:space="preserve"> PAGEREF _Toc195605113 \h </w:instrText>
+              <w:instrText xml:space="preserve"> PAGEREF _Toc195605922 \h </w:instrText>
             </w:r>
             <w:r>
               <w:rPr>
@@ -1164,7 +1252,7 @@
                 <w:noProof/>
                 <w:webHidden/>
               </w:rPr>
-              <w:t>19</w:t>
+              <w:t>20</w:t>
             </w:r>
             <w:r>
               <w:rPr>
@@ -1196,32 +1284,105 @@
           <w:numId w:val="3"/>
         </w:numPr>
       </w:pPr>
-      <w:bookmarkStart w:id="1" w:name="_Toc195605101"/>
+      <w:bookmarkStart w:id="0" w:name="_Toc195605909"/>
       <w:r>
         <w:t>Увод</w:t>
       </w:r>
+      <w:bookmarkEnd w:id="0"/>
+    </w:p>
+    <w:p>
+      <w:pPr>
+        <w:rPr>
+          <w:rFonts w:eastAsia="Times New Roman"/>
+          <w:lang w:eastAsia="bg-BG"/>
+        </w:rPr>
+      </w:pPr>
+      <w:r>
+        <w:rPr>
+          <w:rFonts w:eastAsia="Times New Roman"/>
+          <w:lang w:eastAsia="bg-BG"/>
+        </w:rPr>
+        <w:t>В съвременния свят, уеб приложението е не само инструмент, но и важен елемент от ежедневието на милиони потребители. Със стремежа към бързина, сигурност и ефективност, разработчиците все повече се обръщат към мощни фреймуъркове, които позволяват ускорено и организирано изграждане на приложения. Един от най-известните и широко използвани фреймуъркове е </w:t>
+      </w:r>
+      <w:r>
+        <w:rPr>
+          <w:rFonts w:eastAsia="Times New Roman"/>
+          <w:b/>
+          <w:bCs/>
+          <w:bdr w:val="single" w:sz="2" w:space="0" w:color="E5E7EB" w:frame="1"/>
+          <w:lang w:eastAsia="bg-BG"/>
+        </w:rPr>
+        <w:t>Django</w:t>
+      </w:r>
+      <w:r>
+        <w:rPr>
+          <w:rFonts w:eastAsia="Times New Roman"/>
+          <w:lang w:eastAsia="bg-BG"/>
+        </w:rPr>
+        <w:t xml:space="preserve">. Създаден в началото на 2000-те години, Django бързо се утвърдил като един от предпочитаните </w:t>
+      </w:r>
+      <w:r>
+        <w:rPr>
+          <w:rFonts w:eastAsia="Times New Roman"/>
+          <w:lang w:eastAsia="bg-BG"/>
+        </w:rPr>
+        <w:lastRenderedPageBreak/>
+        <w:t>инструменти за разработка на уеб приложения, благодарение на своята стабилност и множеството вградени функции.</w:t>
+      </w:r>
+    </w:p>
+    <w:p>
+      <w:pPr>
+        <w:rPr>
+          <w:rFonts w:eastAsia="Times New Roman"/>
+          <w:lang w:eastAsia="bg-BG"/>
+        </w:rPr>
+      </w:pPr>
+      <w:r>
+        <w:rPr>
+          <w:rFonts w:eastAsia="Times New Roman"/>
+          <w:lang w:eastAsia="bg-BG"/>
+        </w:rPr>
+        <w:t>Django предоставя на разработчиците структуриран подход за изграждане на приложения, следващ архитектурен модел, известен като </w:t>
+      </w:r>
+      <w:r>
+        <w:rPr>
+          <w:rFonts w:eastAsia="Times New Roman"/>
+          <w:b/>
+          <w:bCs/>
+          <w:bdr w:val="single" w:sz="2" w:space="0" w:color="E5E7EB" w:frame="1"/>
+          <w:lang w:eastAsia="bg-BG"/>
+        </w:rPr>
+        <w:t>MTV</w:t>
+      </w:r>
+      <w:r>
+        <w:rPr>
+          <w:rFonts w:eastAsia="Times New Roman"/>
+          <w:lang w:eastAsia="bg-BG"/>
+        </w:rPr>
+        <w:t> (Model-Template-View), който позволява ясна разделеност на логиката и функционалността. Основната му концепция е да опрости и ускори процеса на разработка, като същевременно осигури високо ниво на безопасност и чистота на кода. Проектът, който ще разгледаме в настоящия доклад, цели да представи концепцията и основните принципи на Django, както и да илюстрира как те се прилагат на практика. В рамките на проекта ще бъде изградена платформа за блог, която демонстрира мощността и гъвкавостта на фреймуърка.</w:t>
+      </w:r>
+    </w:p>
+    <w:p/>
+    <w:p/>
+    <w:p>
+      <w:pPr>
+        <w:pStyle w:val="Heading1"/>
+        <w:rPr>
+          <w:lang w:val="en-US"/>
+        </w:rPr>
+      </w:pPr>
+      <w:bookmarkStart w:id="1" w:name="_Toc195605910"/>
+      <w:r>
+        <w:t xml:space="preserve">Представяне на </w:t>
+      </w:r>
+      <w:proofErr w:type="spellStart"/>
+      <w:r>
+        <w:rPr>
+          <w:lang w:val="en-US"/>
+        </w:rPr>
+        <w:t>django</w:t>
+      </w:r>
       <w:bookmarkEnd w:id="1"/>
-    </w:p>
-    <w:p/>
-    <w:p>
-      <w:pPr>
-        <w:pStyle w:val="Heading1"/>
-        <w:rPr>
-          <w:lang w:val="en-US"/>
-        </w:rPr>
-      </w:pPr>
-      <w:bookmarkStart w:id="2" w:name="_Toc195605102"/>
-      <w:r>
-        <w:t xml:space="preserve">Представяне на </w:t>
-      </w:r>
-      <w:proofErr w:type="spellStart"/>
-      <w:r>
-        <w:rPr>
-          <w:lang w:val="en-US"/>
-        </w:rPr>
-        <w:t>django</w:t>
-      </w:r>
-      <w:bookmarkEnd w:id="2"/>
       <w:proofErr w:type="spellEnd"/>
     </w:p>
     <w:p>
@@ -1294,15 +1455,7 @@
           <w:rFonts w:eastAsia="Times New Roman"/>
           <w:lang w:eastAsia="bg-BG"/>
         </w:rPr>
-        <w:t xml:space="preserve"> е мощен уеб фреймуърк, написан на Python, който е предназначен за бързо разработване на уеб приложения. Създаден е с акцент на опростяване на </w:t>
-      </w:r>
-      <w:r>
-        <w:rPr>
-          <w:rFonts w:eastAsia="Times New Roman"/>
-          <w:lang w:eastAsia="bg-BG"/>
-        </w:rPr>
-        <w:lastRenderedPageBreak/>
-        <w:t>редица присъщи за уеб разработката задачи, включително управление на бази данни, маршрутиране на URL адреси и представяне на данни. Djang следва принципите на бързо разработване, безопасност и чистота на кода.</w:t>
+        <w:t xml:space="preserve"> е мощен уеб фреймуърк, написан на Python, който е предназначен за бързо разработване на уеб приложения. Създаден е с акцент на опростяване на редица присъщи за уеб разработката задачи, включително управление на бази данни, маршрутиране на URL адреси и представяне на данни. Djang следва принципите на бързо разработване, безопасност и чистота на кода.</w:t>
       </w:r>
     </w:p>
     <w:p>
@@ -1359,15 +1512,16 @@
           <w:lang w:eastAsia="bg-BG"/>
         </w:rPr>
       </w:pPr>
-      <w:bookmarkStart w:id="3" w:name="_Toc195605103"/>
-      <w:r>
-        <w:rPr>
-          <w:rFonts w:eastAsia="Times New Roman"/>
-          <w:lang w:eastAsia="bg-BG"/>
-        </w:rPr>
+      <w:bookmarkStart w:id="2" w:name="_Toc195605911"/>
+      <w:r>
+        <w:rPr>
+          <w:rFonts w:eastAsia="Times New Roman"/>
+          <w:lang w:eastAsia="bg-BG"/>
+        </w:rPr>
+        <w:lastRenderedPageBreak/>
         <w:t>Основни принципи на Djang</w:t>
       </w:r>
-      <w:bookmarkEnd w:id="3"/>
+      <w:bookmarkEnd w:id="2"/>
     </w:p>
     <w:p>
       <w:pPr>
@@ -1493,16 +1647,15 @@
           <w:lang w:eastAsia="bg-BG"/>
         </w:rPr>
       </w:pPr>
-      <w:bookmarkStart w:id="4" w:name="_Toc195605104"/>
-      <w:r>
-        <w:rPr>
-          <w:rFonts w:eastAsia="Times New Roman"/>
-          <w:lang w:eastAsia="bg-BG"/>
-        </w:rPr>
-        <w:lastRenderedPageBreak/>
+      <w:bookmarkStart w:id="3" w:name="_Toc195605912"/>
+      <w:r>
+        <w:rPr>
+          <w:rFonts w:eastAsia="Times New Roman"/>
+          <w:lang w:eastAsia="bg-BG"/>
+        </w:rPr>
         <w:t>Структура на Djang приложенията</w:t>
       </w:r>
-      <w:bookmarkEnd w:id="4"/>
+      <w:bookmarkEnd w:id="3"/>
     </w:p>
     <w:p>
       <w:pPr>
@@ -1584,6 +1737,7 @@
           <w:bdr w:val="single" w:sz="2" w:space="0" w:color="E5E7EB" w:frame="1"/>
           <w:lang w:eastAsia="bg-BG"/>
         </w:rPr>
+        <w:lastRenderedPageBreak/>
         <w:t>Представления (Views)</w:t>
       </w:r>
       <w:r>
@@ -1646,7 +1800,7 @@
           <w:lang w:val="en-US" w:eastAsia="bg-BG"/>
         </w:rPr>
       </w:pPr>
-      <w:bookmarkStart w:id="5" w:name="_Toc195605105"/>
+      <w:bookmarkStart w:id="4" w:name="_Toc195605913"/>
       <w:r>
         <w:rPr>
           <w:lang w:val="en-US"/>
@@ -1667,7 +1821,7 @@
         </w:rPr>
         <w:t>o</w:t>
       </w:r>
-      <w:bookmarkEnd w:id="5"/>
+      <w:bookmarkEnd w:id="4"/>
     </w:p>
     <w:p>
       <w:pPr>
@@ -1746,7 +1900,6 @@
           <w:rFonts w:eastAsia="Times New Roman"/>
           <w:lang w:eastAsia="bg-BG"/>
         </w:rPr>
-        <w:lastRenderedPageBreak/>
         <w:t>Концепцията на Djang е изградена около идеята за "практичност". Дизайнът му е насочен към улесняване на разработчиците при изграждането на уеб приложения, без да се жертва качеството на кода. Основните концепции включват:</w:t>
       </w:r>
     </w:p>
@@ -1812,6 +1965,7 @@
           <w:bdr w:val="single" w:sz="2" w:space="0" w:color="E5E7EB" w:frame="1"/>
           <w:lang w:eastAsia="bg-BG"/>
         </w:rPr>
+        <w:lastRenderedPageBreak/>
         <w:t>Модел (Model)</w:t>
       </w:r>
       <w:r>
@@ -1977,7 +2131,6 @@
           <w:rFonts w:eastAsia="Times New Roman"/>
           <w:lang w:eastAsia="bg-BG"/>
         </w:rPr>
-        <w:lastRenderedPageBreak/>
         <w:t>Когато работите с Djang, се следват определени принципи, които гарантират успешното реализиране на проекти:</w:t>
       </w:r>
     </w:p>
@@ -2046,6 +2199,7 @@
           <w:bdr w:val="single" w:sz="2" w:space="0" w:color="E5E7EB" w:frame="1"/>
           <w:lang w:eastAsia="bg-BG"/>
         </w:rPr>
+        <w:lastRenderedPageBreak/>
         <w:t>Разширяемост</w:t>
       </w:r>
       <w:r>
@@ -2110,7 +2264,7 @@
           <w:lang w:eastAsia="bg-BG"/>
         </w:rPr>
       </w:pPr>
-      <w:bookmarkStart w:id="6" w:name="_Toc195605106"/>
+      <w:bookmarkStart w:id="5" w:name="_Toc195605914"/>
       <w:r>
         <w:rPr>
           <w:rFonts w:eastAsia="Times New Roman"/>
@@ -2132,7 +2286,7 @@
         </w:rPr>
         <w:t xml:space="preserve"> приложенията</w:t>
       </w:r>
-      <w:bookmarkEnd w:id="6"/>
+      <w:bookmarkEnd w:id="5"/>
     </w:p>
     <w:p>
       <w:pPr>
@@ -2246,7 +2400,6 @@
           <w:rFonts w:ascii="Segoe UI" w:eastAsia="Times New Roman" w:hAnsi="Segoe UI" w:cs="Segoe UI"/>
           <w:lang w:eastAsia="bg-BG"/>
         </w:rPr>
-        <w:lastRenderedPageBreak/>
         <w:t>Управляват HTTP заявки и отговори.</w:t>
       </w:r>
     </w:p>
@@ -2310,7 +2463,7 @@
       <w:pPr>
         <w:rPr>
           <w:rFonts w:eastAsia="Times New Roman"/>
-          <w:lang w:val="en-US" w:eastAsia="bg-BG"/>
+          <w:lang w:eastAsia="bg-BG"/>
         </w:rPr>
       </w:pPr>
       <w:r>
@@ -2332,64 +2485,15 @@
           <w:rFonts w:eastAsia="Times New Roman"/>
           <w:lang w:eastAsia="bg-BG"/>
         </w:rPr>
-        <w:t>, като администраторите могат бързо да задават адреси на специфични представления.</w:t>
-      </w:r>
-    </w:p>
-    <w:p>
-      <w:pPr>
-        <w:rPr>
-          <w:rFonts w:ascii="Segoe UI" w:eastAsia="Times New Roman" w:hAnsi="Segoe UI" w:cs="Segoe UI"/>
-          <w:lang w:val="en-US" w:eastAsia="bg-BG"/>
-        </w:rPr>
-      </w:pPr>
-    </w:p>
-    <w:p>
-      <w:pPr>
-        <w:rPr>
-          <w:rFonts w:ascii="Segoe UI" w:eastAsia="Times New Roman" w:hAnsi="Segoe UI" w:cs="Segoe UI"/>
-          <w:lang w:val="en-US" w:eastAsia="bg-BG"/>
-        </w:rPr>
-      </w:pPr>
-    </w:p>
-    <w:p>
-      <w:pPr>
-        <w:rPr>
-          <w:rFonts w:ascii="Segoe UI" w:eastAsia="Times New Roman" w:hAnsi="Segoe UI" w:cs="Segoe UI"/>
-          <w:lang w:val="en-US" w:eastAsia="bg-BG"/>
-        </w:rPr>
-      </w:pPr>
-    </w:p>
-    <w:p>
-      <w:pPr>
-        <w:rPr>
-          <w:rFonts w:ascii="Segoe UI" w:eastAsia="Times New Roman" w:hAnsi="Segoe UI" w:cs="Segoe UI"/>
-          <w:lang w:val="en-US" w:eastAsia="bg-BG"/>
-        </w:rPr>
-      </w:pPr>
-    </w:p>
-    <w:p>
-      <w:pPr>
-        <w:rPr>
-          <w:rFonts w:ascii="Segoe UI" w:eastAsia="Times New Roman" w:hAnsi="Segoe UI" w:cs="Segoe UI"/>
-          <w:lang w:val="en-US" w:eastAsia="bg-BG"/>
-        </w:rPr>
-      </w:pPr>
-    </w:p>
-    <w:p>
-      <w:pPr>
-        <w:rPr>
-          <w:rFonts w:ascii="Segoe UI" w:eastAsia="Times New Roman" w:hAnsi="Segoe UI" w:cs="Segoe UI"/>
-          <w:lang w:val="en-US" w:eastAsia="bg-BG"/>
-        </w:rPr>
-      </w:pPr>
-    </w:p>
-    <w:p>
-      <w:pPr>
-        <w:rPr>
-          <w:rFonts w:ascii="Segoe UI" w:eastAsia="Times New Roman" w:hAnsi="Segoe UI" w:cs="Segoe UI"/>
-          <w:lang w:val="en-US" w:eastAsia="bg-BG"/>
-        </w:rPr>
-      </w:pPr>
+        <w:t>, като администраторите могат бързо да задават адр</w:t>
+      </w:r>
+      <w:r>
+        <w:rPr>
+          <w:rFonts w:eastAsia="Times New Roman"/>
+          <w:lang w:eastAsia="bg-BG"/>
+        </w:rPr>
+        <w:t>еси на специфични представления</w:t>
+      </w:r>
     </w:p>
     <w:p>
       <w:pPr>
@@ -2399,11 +2503,12 @@
           <w:numId w:val="0"/>
         </w:numPr>
       </w:pPr>
-      <w:bookmarkStart w:id="7" w:name="_Toc195605107"/>
-      <w:r>
+      <w:bookmarkStart w:id="6" w:name="_Toc195605915"/>
+      <w:r>
+        <w:lastRenderedPageBreak/>
         <w:t>4.Структура на изгражданите приложения</w:t>
       </w:r>
-      <w:bookmarkEnd w:id="7"/>
+      <w:bookmarkEnd w:id="6"/>
     </w:p>
     <w:p>
       <w:pPr>
@@ -2542,7 +2647,6 @@
           <w:bdr w:val="single" w:sz="2" w:space="0" w:color="E5E7EB" w:frame="1"/>
           <w:lang w:eastAsia="bg-BG"/>
         </w:rPr>
-        <w:lastRenderedPageBreak/>
         <w:t xml:space="preserve">Модели </w:t>
       </w:r>
     </w:p>
@@ -2689,6 +2793,7 @@
       </w:pPr>
     </w:p>
     <w:p/>
+    <w:p/>
     <w:p>
       <w:pPr>
         <w:rPr>
@@ -2702,6 +2807,7 @@
           <w:bdr w:val="single" w:sz="2" w:space="0" w:color="E5E7EB" w:frame="1"/>
           <w:lang w:eastAsia="bg-BG"/>
         </w:rPr>
+        <w:lastRenderedPageBreak/>
         <w:t>Представления (Views)</w:t>
       </w:r>
     </w:p>
@@ -2766,7 +2872,6 @@
           <w:noProof/>
           <w:lang w:eastAsia="bg-BG"/>
         </w:rPr>
-        <w:lastRenderedPageBreak/>
         <w:drawing>
           <wp:inline distT="0" distB="0" distL="0" distR="0" wp14:anchorId="544090A9" wp14:editId="4BFA8314">
             <wp:extent cx="5315692" cy="1476581"/>
@@ -3085,7 +3190,6 @@
           <w:noProof/>
           <w:lang w:eastAsia="bg-BG"/>
         </w:rPr>
-        <w:lastRenderedPageBreak/>
         <w:drawing>
           <wp:inline distT="0" distB="0" distL="0" distR="0" wp14:anchorId="3AC2F15F" wp14:editId="63B2A4FF">
             <wp:extent cx="4572638" cy="3219899"/>
@@ -3293,7 +3397,6 @@
         <w:rPr>
           <w:rStyle w:val="Strong"/>
         </w:rPr>
-        <w:lastRenderedPageBreak/>
         <w:t>Допълнителни компоненти</w:t>
       </w:r>
     </w:p>
@@ -3507,7 +3610,16 @@
         <w:rPr>
           <w:rFonts w:ascii="Segoe UI" w:eastAsia="Times New Roman" w:hAnsi="Segoe UI" w:cs="Segoe UI"/>
           <w:bdr w:val="single" w:sz="2" w:space="0" w:color="E5E7EB" w:frame="1"/>
-          <w:lang w:val="en-US" w:eastAsia="bg-BG"/>
+          <w:lang w:eastAsia="bg-BG"/>
+        </w:rPr>
+      </w:pPr>
+    </w:p>
+    <w:p>
+      <w:pPr>
+        <w:rPr>
+          <w:rFonts w:ascii="Segoe UI" w:eastAsia="Times New Roman" w:hAnsi="Segoe UI" w:cs="Segoe UI"/>
+          <w:bdr w:val="single" w:sz="2" w:space="0" w:color="E5E7EB" w:frame="1"/>
+          <w:lang w:eastAsia="bg-BG"/>
         </w:rPr>
       </w:pPr>
     </w:p>
@@ -3521,6 +3633,7 @@
         <w:rPr>
           <w:rStyle w:val="Strong"/>
         </w:rPr>
+        <w:lastRenderedPageBreak/>
         <w:t>Пример:</w:t>
       </w:r>
     </w:p>
@@ -3546,7 +3659,6 @@
           <w:noProof/>
           <w:lang w:eastAsia="bg-BG"/>
         </w:rPr>
-        <w:lastRenderedPageBreak/>
         <w:drawing>
           <wp:inline distT="0" distB="0" distL="0" distR="0" wp14:anchorId="15D670AA" wp14:editId="290374B8">
             <wp:extent cx="3219899" cy="1495634"/>
@@ -3821,6 +3933,7 @@
         <w:rPr>
           <w:rStyle w:val="Strong"/>
         </w:rPr>
+        <w:lastRenderedPageBreak/>
         <w:t>Недостатъци:</w:t>
       </w:r>
     </w:p>
@@ -3836,7 +3949,6 @@
           <w:rFonts w:eastAsia="Times New Roman"/>
           <w:lang w:eastAsia="bg-BG"/>
         </w:rPr>
-        <w:lastRenderedPageBreak/>
         <w:t>Сложността на функционалността, изискваща често оптимизация на производителността.</w:t>
       </w:r>
     </w:p>
@@ -4336,7 +4448,7 @@
           <w:lang w:val="en-US" w:eastAsia="bg-BG"/>
         </w:rPr>
       </w:pPr>
-      <w:bookmarkStart w:id="8" w:name="_Toc195605108"/>
+      <w:bookmarkStart w:id="7" w:name="_Toc195605916"/>
       <w:r>
         <w:rPr>
           <w:rFonts w:eastAsia="Times New Roman"/>
@@ -4351,7 +4463,7 @@
         </w:rPr>
         <w:t xml:space="preserve"> Избор на технологии, алгоритми и програмни решения</w:t>
       </w:r>
-      <w:bookmarkEnd w:id="8"/>
+      <w:bookmarkEnd w:id="7"/>
     </w:p>
     <w:p>
       <w:pPr>
@@ -5236,7 +5348,7 @@
           <w:lang w:val="en-US" w:eastAsia="bg-BG"/>
         </w:rPr>
       </w:pPr>
-      <w:bookmarkStart w:id="9" w:name="_Toc195605109"/>
+      <w:bookmarkStart w:id="8" w:name="_Toc195605917"/>
       <w:r>
         <w:rPr>
           <w:rFonts w:eastAsia="Times New Roman"/>
@@ -5251,7 +5363,7 @@
         </w:rPr>
         <w:t xml:space="preserve"> Приноси на дипломния проект</w:t>
       </w:r>
-      <w:bookmarkEnd w:id="9"/>
+      <w:bookmarkEnd w:id="8"/>
     </w:p>
     <w:p>
       <w:pPr>
@@ -5318,7 +5430,7 @@
           <w:lang w:eastAsia="bg-BG"/>
         </w:rPr>
       </w:pPr>
-      <w:bookmarkStart w:id="10" w:name="_Toc195605110"/>
+      <w:bookmarkStart w:id="9" w:name="_Toc195605918"/>
       <w:r>
         <w:rPr>
           <w:rFonts w:eastAsia="Times New Roman"/>
@@ -5326,7 +5438,7 @@
         </w:rPr>
         <w:t>Основни приноси</w:t>
       </w:r>
-      <w:bookmarkEnd w:id="10"/>
+      <w:bookmarkEnd w:id="9"/>
     </w:p>
     <w:p>
       <w:pPr>
@@ -5405,6 +5517,16 @@
     </w:p>
     <w:p>
       <w:pPr>
+        <w:rPr>
+          <w:rFonts w:eastAsia="Times New Roman"/>
+          <w:lang w:eastAsia="bg-BG"/>
+        </w:rPr>
+      </w:pPr>
+      <w:bookmarkStart w:id="10" w:name="_GoBack"/>
+      <w:bookmarkEnd w:id="10"/>
+    </w:p>
+    <w:p>
+      <w:pPr>
         <w:pStyle w:val="Heading2"/>
         <w:numPr>
           <w:ilvl w:val="0"/>
@@ -5415,7 +5537,7 @@
           <w:lang w:eastAsia="bg-BG"/>
         </w:rPr>
       </w:pPr>
-      <w:bookmarkStart w:id="11" w:name="_Toc195605111"/>
+      <w:bookmarkStart w:id="11" w:name="_Toc195605919"/>
       <w:r>
         <w:rPr>
           <w:rFonts w:eastAsia="Times New Roman"/>
@@ -5506,73 +5628,38 @@
     </w:p>
     <w:p>
       <w:pPr>
-        <w:pStyle w:val="Heading1"/>
-        <w:numPr>
-          <w:ilvl w:val="0"/>
-          <w:numId w:val="0"/>
-        </w:numPr>
-        <w:ind w:left="432" w:hanging="432"/>
-        <w:rPr>
-          <w:rFonts w:eastAsia="Times New Roman"/>
-          <w:lang w:val="en-US" w:eastAsia="bg-BG"/>
-        </w:rPr>
-      </w:pPr>
-    </w:p>
-    <w:p>
-      <w:pPr>
-        <w:rPr>
-          <w:rFonts w:eastAsia="Times New Roman"/>
-          <w:lang w:val="en-US" w:eastAsia="bg-BG"/>
-        </w:rPr>
-      </w:pPr>
-      <w:r>
-        <w:rPr>
-          <w:rFonts w:eastAsia="Times New Roman"/>
-          <w:lang w:val="en-US" w:eastAsia="bg-BG"/>
-        </w:rPr>
-        <w:t xml:space="preserve"> </w:t>
-      </w:r>
-    </w:p>
-    <w:p>
-      <w:pPr>
-        <w:rPr>
-          <w:lang w:val="en-US" w:eastAsia="bg-BG"/>
-        </w:rPr>
-      </w:pPr>
-    </w:p>
-    <w:p>
-      <w:pPr>
-        <w:pBdr>
-          <w:top w:val="single" w:sz="2" w:space="0" w:color="E5E7EB"/>
-          <w:left w:val="single" w:sz="2" w:space="0" w:color="E5E7EB"/>
-          <w:bottom w:val="single" w:sz="2" w:space="0" w:color="E5E7EB"/>
-          <w:right w:val="single" w:sz="2" w:space="0" w:color="E5E7EB"/>
-        </w:pBdr>
-        <w:spacing w:before="100" w:beforeAutospacing="1" w:after="100" w:afterAutospacing="1" w:line="240" w:lineRule="auto"/>
-        <w:ind w:left="1440" w:firstLine="0"/>
-        <w:jc w:val="left"/>
-        <w:rPr>
-          <w:rFonts w:ascii="Segoe UI" w:eastAsia="Times New Roman" w:hAnsi="Segoe UI" w:cs="Segoe UI"/>
-          <w:lang w:eastAsia="bg-BG"/>
-        </w:rPr>
-      </w:pPr>
-    </w:p>
-    <w:p>
-      <w:pPr>
-        <w:ind w:left="360" w:firstLine="0"/>
-        <w:rPr>
-          <w:lang w:eastAsia="bg-BG"/>
-        </w:rPr>
-      </w:pPr>
-    </w:p>
-    <w:p>
-      <w:pPr>
-        <w:pStyle w:val="Heading1"/>
-        <w:numPr>
-          <w:ilvl w:val="0"/>
-          <w:numId w:val="0"/>
-        </w:numPr>
-        <w:ind w:left="432" w:hanging="432"/>
+        <w:ind w:firstLine="0"/>
+        <w:rPr>
+          <w:rFonts w:eastAsia="Times New Roman"/>
+          <w:lang w:eastAsia="bg-BG"/>
+        </w:rPr>
+      </w:pPr>
+    </w:p>
+    <w:p>
+      <w:pPr>
+        <w:ind w:firstLine="0"/>
+        <w:rPr>
+          <w:rFonts w:eastAsia="Times New Roman"/>
+          <w:lang w:eastAsia="bg-BG"/>
+        </w:rPr>
+      </w:pPr>
+    </w:p>
+    <w:p>
+      <w:pPr>
+        <w:ind w:firstLine="0"/>
+        <w:rPr>
+          <w:rFonts w:eastAsia="Times New Roman"/>
+          <w:lang w:eastAsia="bg-BG"/>
+        </w:rPr>
+      </w:pPr>
+    </w:p>
+    <w:p>
+      <w:pPr>
+        <w:ind w:firstLine="0"/>
+        <w:rPr>
+          <w:rFonts w:eastAsia="Times New Roman"/>
+          <w:lang w:eastAsia="bg-BG"/>
+        </w:rPr>
       </w:pPr>
     </w:p>
     <w:p>
@@ -5583,11 +5670,79 @@
           <w:numId w:val="12"/>
         </w:numPr>
       </w:pPr>
-      <w:bookmarkStart w:id="12" w:name="_Toc195605112"/>
-      <w:r>
+      <w:bookmarkStart w:id="12" w:name="_Toc195605920"/>
+      <w:r>
+        <w:lastRenderedPageBreak/>
         <w:t>Заключение</w:t>
       </w:r>
       <w:bookmarkEnd w:id="12"/>
+    </w:p>
+    <w:p>
+      <w:pPr>
+        <w:rPr>
+          <w:rFonts w:eastAsia="Times New Roman"/>
+          <w:lang w:eastAsia="bg-BG"/>
+        </w:rPr>
+      </w:pPr>
+      <w:r>
+        <w:rPr>
+          <w:rFonts w:eastAsia="Times New Roman"/>
+          <w:lang w:eastAsia="bg-BG"/>
+        </w:rPr>
+        <w:t>Изграждането на уеб приложения с помощта на Django предоставя мощен набор от инструменти и подходи, които значително ускоряват разработката и оптимизират процеса на работа. Проектът за блог, който беше реализиран в рамките на нашето изследване, илюстрира основните принципи на фреймуърка и неговите способности. Като съчетава простота, сигурност и гъвкавост, Django осигурява идеална среда както за начинаещи разработчици, така и за опитни професионалисти.</w:t>
+      </w:r>
+    </w:p>
+    <w:p>
+      <w:pPr>
+        <w:rPr>
+          <w:rFonts w:eastAsia="Times New Roman"/>
+          <w:lang w:eastAsia="bg-BG"/>
+        </w:rPr>
+      </w:pPr>
+      <w:r>
+        <w:rPr>
+          <w:rFonts w:eastAsia="Times New Roman"/>
+          <w:lang w:eastAsia="bg-BG"/>
+        </w:rPr>
+        <w:t>Разработеното приложение не само демонстрира функционалността на Django, но също така подчертава възможностите за разширяване на проектите и интегрирането на сложни системи за управление на данни. Сред основните предимства на фреймуърка са бързото разработване на приложения, автоматичното обработване на SQL запитвания, както и удобния администраторски интерфейс. Въпреки че предизвикателствата, свързани с производителността и управлението на данни при ръст на потребителската база, все още съществуват, решението с Django остава едно от най-добрите за разработка на мащабируеми и сигурни уеб приложения.</w:t>
+      </w:r>
+    </w:p>
+    <w:p>
+      <w:pPr>
+        <w:rPr>
+          <w:rFonts w:eastAsia="Times New Roman"/>
+          <w:lang w:eastAsia="bg-BG"/>
+        </w:rPr>
+      </w:pPr>
+      <w:r>
+        <w:rPr>
+          <w:rFonts w:eastAsia="Times New Roman"/>
+          <w:lang w:eastAsia="bg-BG"/>
+        </w:rPr>
+        <w:t>Заключително, Django се утвърдил като важен инструмент в света на уеб разработката и настойчиво продължава да бъде предпочитан от разработчиците за изграждане на разнообразни решения. Проектът илюстрира не само техническата реализация, но и концептуалната дълбочина, която Django предлага и как тя може да бъде приложена за създаване на иновации и практически приложения в различни области.</w:t>
+      </w:r>
+    </w:p>
+    <w:p/>
+    <w:p/>
+    <w:p/>
+    <w:p/>
+    <w:p>
+      <w:pPr>
+        <w:pStyle w:val="Heading1"/>
+        <w:numPr>
+          <w:ilvl w:val="0"/>
+          <w:numId w:val="12"/>
+        </w:numPr>
+      </w:pPr>
+      <w:bookmarkStart w:id="13" w:name="_Toc195605921"/>
+      <w:r>
+        <w:lastRenderedPageBreak/>
+        <w:t>П</w:t>
+      </w:r>
+      <w:r>
+        <w:t>рактическа част</w:t>
+      </w:r>
+      <w:bookmarkEnd w:id="13"/>
     </w:p>
     <w:p>
       <w:pPr>
@@ -5604,9 +5759,9 @@
           <w:szCs w:val="36"/>
         </w:rPr>
       </w:pPr>
-      <w:bookmarkStart w:id="13" w:name="_Toc164562456"/>
-      <w:bookmarkStart w:id="14" w:name="_Toc164568069"/>
-      <w:bookmarkStart w:id="15" w:name="_Toc164627453"/>
+      <w:bookmarkStart w:id="14" w:name="_Toc164562456"/>
+      <w:bookmarkStart w:id="15" w:name="_Toc164568069"/>
+      <w:bookmarkStart w:id="16" w:name="_Toc164627453"/>
       <w:r>
         <w:br w:type="page"/>
       </w:r>
@@ -5619,15 +5774,15 @@
         </w:pBdr>
         <w:ind w:left="431" w:hanging="431"/>
       </w:pPr>
-      <w:bookmarkStart w:id="16" w:name="_Toc195605113"/>
+      <w:bookmarkStart w:id="17" w:name="_Toc195605922"/>
       <w:r>
         <w:lastRenderedPageBreak/>
         <w:t>Литература:</w:t>
       </w:r>
-      <w:bookmarkEnd w:id="13"/>
       <w:bookmarkEnd w:id="14"/>
       <w:bookmarkEnd w:id="15"/>
       <w:bookmarkEnd w:id="16"/>
+      <w:bookmarkEnd w:id="17"/>
     </w:p>
     <w:p>
       <w:pPr>
@@ -5638,10 +5793,10 @@
         </w:numPr>
         <w:spacing w:after="160"/>
       </w:pPr>
-      <w:bookmarkStart w:id="17" w:name="_Toc109577646"/>
-      <w:bookmarkStart w:id="18" w:name="_Toc133249660"/>
-      <w:bookmarkStart w:id="19" w:name="_Toc133249727"/>
-      <w:bookmarkStart w:id="20" w:name="_Toc133272496"/>
+      <w:bookmarkStart w:id="18" w:name="_Toc109577646"/>
+      <w:bookmarkStart w:id="19" w:name="_Toc133249660"/>
+      <w:bookmarkStart w:id="20" w:name="_Toc133249727"/>
+      <w:bookmarkStart w:id="21" w:name="_Toc133272496"/>
       <w:r>
         <w:t xml:space="preserve">Колисниченко, Денис, Адаптивен уеб дизайн с </w:t>
       </w:r>
@@ -5695,10 +5850,10 @@
       <w:r>
         <w:t>.АлексСофт, С 2017</w:t>
       </w:r>
-      <w:bookmarkEnd w:id="17"/>
       <w:bookmarkEnd w:id="18"/>
       <w:bookmarkEnd w:id="19"/>
       <w:bookmarkEnd w:id="20"/>
+      <w:bookmarkEnd w:id="21"/>
     </w:p>
     <w:p>
       <w:pPr>
@@ -5709,17 +5864,17 @@
         </w:numPr>
         <w:spacing w:after="160"/>
       </w:pPr>
-      <w:bookmarkStart w:id="21" w:name="_Toc109577647"/>
-      <w:bookmarkStart w:id="22" w:name="_Toc133249661"/>
-      <w:bookmarkStart w:id="23" w:name="_Toc133249728"/>
-      <w:bookmarkStart w:id="24" w:name="_Toc133272497"/>
+      <w:bookmarkStart w:id="22" w:name="_Toc109577647"/>
+      <w:bookmarkStart w:id="23" w:name="_Toc133249661"/>
+      <w:bookmarkStart w:id="24" w:name="_Toc133249728"/>
+      <w:bookmarkStart w:id="25" w:name="_Toc133272497"/>
       <w:r>
         <w:t xml:space="preserve">Есканази, Аврам. </w:t>
       </w:r>
-      <w:bookmarkEnd w:id="21"/>
       <w:bookmarkEnd w:id="22"/>
       <w:bookmarkEnd w:id="23"/>
       <w:bookmarkEnd w:id="24"/>
+      <w:bookmarkEnd w:id="25"/>
       <w:r>
         <w:t>Софтуерни техологии. КЛМН, С 2006</w:t>
       </w:r>
@@ -5923,7 +6078,7 @@
           <w:rPr>
             <w:noProof/>
           </w:rPr>
-          <w:t>1</w:t>
+          <w:t>14</w:t>
         </w:r>
         <w:r>
           <w:rPr>
@@ -9562,7 +9717,7 @@
 </file>
 
 <file path=customXml/itemProps1.xml><?xml version="1.0" encoding="utf-8"?>
-<ds:datastoreItem xmlns:ds="http://schemas.openxmlformats.org/officeDocument/2006/customXml" ds:itemID="{56411639-A765-4C23-8C55-0521D2F7A12A}">
+<ds:datastoreItem xmlns:ds="http://schemas.openxmlformats.org/officeDocument/2006/customXml" ds:itemID="{49CA6091-48CD-4D12-8373-8EE397A52A05}">
   <ds:schemaRefs>
     <ds:schemaRef ds:uri="http://schemas.openxmlformats.org/officeDocument/2006/bibliography"/>
   </ds:schemaRefs>

--- a/dr/Дипломен проект.docx
+++ b/dr/Дипломен проект.docx
@@ -1278,14 +1278,34 @@
     <w:p/>
     <w:p>
       <w:pPr>
+        <w:spacing w:after="160" w:line="259" w:lineRule="auto"/>
+        <w:ind w:firstLine="0"/>
+        <w:jc w:val="left"/>
+        <w:rPr>
+          <w:rFonts w:asciiTheme="majorHAnsi" w:eastAsiaTheme="majorEastAsia" w:hAnsiTheme="majorHAnsi" w:cstheme="majorBidi"/>
+          <w:b/>
+          <w:bCs/>
+          <w:smallCaps/>
+          <w:color w:val="000000" w:themeColor="text1"/>
+          <w:sz w:val="36"/>
+          <w:szCs w:val="36"/>
+        </w:rPr>
+      </w:pPr>
+      <w:bookmarkStart w:id="0" w:name="_Toc195605909"/>
+      <w:r>
+        <w:br w:type="page"/>
+      </w:r>
+    </w:p>
+    <w:p>
+      <w:pPr>
         <w:pStyle w:val="Heading1"/>
         <w:numPr>
           <w:ilvl w:val="0"/>
           <w:numId w:val="3"/>
         </w:numPr>
       </w:pPr>
-      <w:bookmarkStart w:id="0" w:name="_Toc195605909"/>
-      <w:r>
+      <w:r>
+        <w:lastRenderedPageBreak/>
         <w:t>Увод</w:t>
       </w:r>
       <w:bookmarkEnd w:id="0"/>
@@ -1319,15 +1339,7 @@
           <w:rFonts w:eastAsia="Times New Roman"/>
           <w:lang w:eastAsia="bg-BG"/>
         </w:rPr>
-        <w:t xml:space="preserve">. Създаден в началото на 2000-те години, Django бързо се утвърдил като един от предпочитаните </w:t>
-      </w:r>
-      <w:r>
-        <w:rPr>
-          <w:rFonts w:eastAsia="Times New Roman"/>
-          <w:lang w:eastAsia="bg-BG"/>
-        </w:rPr>
-        <w:lastRenderedPageBreak/>
-        <w:t>инструменти за разработка на уеб приложения, благодарение на своята стабилност и множеството вградени функции.</w:t>
+        <w:t>. Създаден в началото на 2000-те години, Django бързо се утвърдил като един от предпочитаните инструменти за разработка на уеб приложения, благодарение на своята стабилност и множеството вградени функции.</w:t>
       </w:r>
     </w:p>
     <w:p>
@@ -1364,6 +1376,10 @@
     </w:p>
     <w:p/>
     <w:p/>
+    <w:p/>
+    <w:p/>
+    <w:p/>
+    <w:p/>
     <w:p>
       <w:pPr>
         <w:pStyle w:val="Heading1"/>
@@ -1373,9 +1389,9 @@
       </w:pPr>
       <w:bookmarkStart w:id="1" w:name="_Toc195605910"/>
       <w:r>
+        <w:lastRenderedPageBreak/>
         <w:t xml:space="preserve">Представяне на </w:t>
       </w:r>
-      <w:proofErr w:type="spellStart"/>
       <w:r>
         <w:rPr>
           <w:lang w:val="en-US"/>
@@ -1383,7 +1399,6 @@
         <w:t>django</w:t>
       </w:r>
       <w:bookmarkEnd w:id="1"/>
-      <w:proofErr w:type="spellEnd"/>
     </w:p>
     <w:p>
       <w:pPr>
@@ -1518,7 +1533,6 @@
           <w:rFonts w:eastAsia="Times New Roman"/>
           <w:lang w:eastAsia="bg-BG"/>
         </w:rPr>
-        <w:lastRenderedPageBreak/>
         <w:t>Основни принципи на Djang</w:t>
       </w:r>
       <w:bookmarkEnd w:id="2"/>
@@ -1577,7 +1591,23 @@
       <w:pPr>
         <w:rPr>
           <w:rFonts w:eastAsia="Times New Roman"/>
-          <w:lang w:val="en-US" w:eastAsia="bg-BG"/>
+          <w:lang w:eastAsia="bg-BG"/>
+        </w:rPr>
+      </w:pPr>
+    </w:p>
+    <w:p>
+      <w:pPr>
+        <w:rPr>
+          <w:rFonts w:eastAsia="Times New Roman"/>
+          <w:lang w:eastAsia="bg-BG"/>
+        </w:rPr>
+      </w:pPr>
+    </w:p>
+    <w:p>
+      <w:pPr>
+        <w:rPr>
+          <w:rFonts w:eastAsia="Times New Roman"/>
+          <w:lang w:eastAsia="bg-BG"/>
         </w:rPr>
       </w:pPr>
     </w:p>
@@ -1604,6 +1634,7 @@
           <w:bdr w:val="single" w:sz="2" w:space="0" w:color="E5E7EB" w:frame="1"/>
           <w:lang w:eastAsia="bg-BG"/>
         </w:rPr>
+        <w:lastRenderedPageBreak/>
         <w:t>Чистота на кода</w:t>
       </w:r>
       <w:r>
@@ -1737,7 +1768,6 @@
           <w:bdr w:val="single" w:sz="2" w:space="0" w:color="E5E7EB" w:frame="1"/>
           <w:lang w:eastAsia="bg-BG"/>
         </w:rPr>
-        <w:lastRenderedPageBreak/>
         <w:t>Представления (Views)</w:t>
       </w:r>
       <w:r>
@@ -1780,13 +1810,9 @@
         </w:rPr>
       </w:pPr>
     </w:p>
-    <w:p>
-      <w:pPr>
-        <w:rPr>
-          <w:lang w:val="en-US"/>
-        </w:rPr>
-      </w:pPr>
-    </w:p>
+    <w:p/>
+    <w:p/>
+    <w:p/>
     <w:p>
       <w:pPr>
         <w:pStyle w:val="Heading1"/>
@@ -1805,6 +1831,7 @@
         <w:rPr>
           <w:lang w:val="en-US"/>
         </w:rPr>
+        <w:lastRenderedPageBreak/>
         <w:t>3.</w:t>
       </w:r>
       <w:r>
@@ -1965,7 +1992,6 @@
           <w:bdr w:val="single" w:sz="2" w:space="0" w:color="E5E7EB" w:frame="1"/>
           <w:lang w:eastAsia="bg-BG"/>
         </w:rPr>
-        <w:lastRenderedPageBreak/>
         <w:t>Модел (Model)</w:t>
       </w:r>
       <w:r>
@@ -2050,6 +2076,7 @@
           <w:bdr w:val="single" w:sz="2" w:space="0" w:color="E5E7EB" w:frame="1"/>
           <w:lang w:eastAsia="bg-BG"/>
         </w:rPr>
+        <w:lastRenderedPageBreak/>
         <w:t>Конвенция над конфигурацията</w:t>
       </w:r>
       <w:r>
@@ -2199,7 +2226,6 @@
           <w:bdr w:val="single" w:sz="2" w:space="0" w:color="E5E7EB" w:frame="1"/>
           <w:lang w:eastAsia="bg-BG"/>
         </w:rPr>
-        <w:lastRenderedPageBreak/>
         <w:t>Разширяемост</w:t>
       </w:r>
       <w:r>
@@ -2270,6 +2296,7 @@
           <w:rFonts w:eastAsia="Times New Roman"/>
           <w:lang w:eastAsia="bg-BG"/>
         </w:rPr>
+        <w:lastRenderedPageBreak/>
         <w:t>Архитектура на Djang</w:t>
       </w:r>
       <w:r>
@@ -2505,7 +2532,6 @@
       </w:pPr>
       <w:bookmarkStart w:id="6" w:name="_Toc195605915"/>
       <w:r>
-        <w:lastRenderedPageBreak/>
         <w:t>4.Структура на изгражданите приложения</w:t>
       </w:r>
       <w:bookmarkEnd w:id="6"/>
@@ -2601,7 +2627,9 @@
           <w:lang w:eastAsia="bg-BG"/>
         </w:rPr>
       </w:pPr>
-      <w:r>
+    </w:p>
+    <w:p>
+      <w:pPr>
         <w:rPr>
           <w:rFonts w:ascii="var(--font-dm-sans)" w:eastAsia="Times New Roman" w:hAnsi="var(--font-dm-sans)"/>
           <w:b/>
@@ -2609,6 +2637,16 @@
           <w:sz w:val="26"/>
           <w:lang w:eastAsia="bg-BG"/>
         </w:rPr>
+      </w:pPr>
+      <w:r>
+        <w:rPr>
+          <w:rFonts w:ascii="var(--font-dm-sans)" w:eastAsia="Times New Roman" w:hAnsi="var(--font-dm-sans)"/>
+          <w:b/>
+          <w:bCs/>
+          <w:sz w:val="26"/>
+          <w:lang w:eastAsia="bg-BG"/>
+        </w:rPr>
+        <w:lastRenderedPageBreak/>
         <w:t>Основни компоненти на Djang</w:t>
       </w:r>
       <w:r>
@@ -2792,8 +2830,6 @@
         </w:rPr>
       </w:pPr>
     </w:p>
-    <w:p/>
-    <w:p/>
     <w:p>
       <w:pPr>
         <w:rPr>
@@ -2807,55 +2843,82 @@
           <w:bdr w:val="single" w:sz="2" w:space="0" w:color="E5E7EB" w:frame="1"/>
           <w:lang w:eastAsia="bg-BG"/>
         </w:rPr>
+        <w:t>Представления (Views)</w:t>
+      </w:r>
+    </w:p>
+    <w:p>
+      <w:pPr>
+        <w:rPr>
+          <w:rFonts w:eastAsia="Times New Roman"/>
+          <w:lang w:eastAsia="bg-BG"/>
+        </w:rPr>
+      </w:pPr>
+      <w:r>
+        <w:rPr>
+          <w:rFonts w:eastAsia="Times New Roman"/>
+          <w:bdr w:val="single" w:sz="2" w:space="0" w:color="E5E7EB" w:frame="1"/>
+          <w:lang w:eastAsia="bg-BG"/>
+        </w:rPr>
+        <w:t>Дефиниция и цел</w:t>
+      </w:r>
+      <w:r>
+        <w:rPr>
+          <w:rFonts w:eastAsia="Times New Roman"/>
+          <w:lang w:eastAsia="bg-BG"/>
+        </w:rPr>
+        <w:t>: Представленията управляват бизнес логиката на приложението и определят какво съдържание ще бъде представено на потребителя. Те взаимодействат с моделите и представят данните на шаблоните.</w:t>
+      </w:r>
+    </w:p>
+    <w:p>
+      <w:pPr>
+        <w:rPr>
+          <w:rFonts w:eastAsia="Times New Roman"/>
+          <w:bdr w:val="single" w:sz="2" w:space="0" w:color="E5E7EB" w:frame="1"/>
+          <w:lang w:eastAsia="bg-BG"/>
+        </w:rPr>
+      </w:pPr>
+    </w:p>
+    <w:p>
+      <w:pPr>
+        <w:rPr>
+          <w:rFonts w:eastAsia="Times New Roman"/>
+          <w:bdr w:val="single" w:sz="2" w:space="0" w:color="E5E7EB" w:frame="1"/>
+          <w:lang w:eastAsia="bg-BG"/>
+        </w:rPr>
+      </w:pPr>
+    </w:p>
+    <w:p>
+      <w:pPr>
+        <w:rPr>
+          <w:rFonts w:eastAsia="Times New Roman"/>
+          <w:bdr w:val="single" w:sz="2" w:space="0" w:color="E5E7EB" w:frame="1"/>
+          <w:lang w:eastAsia="bg-BG"/>
+        </w:rPr>
+      </w:pPr>
+    </w:p>
+    <w:p>
+      <w:pPr>
+        <w:rPr>
+          <w:rFonts w:eastAsia="Times New Roman"/>
+          <w:bdr w:val="single" w:sz="2" w:space="0" w:color="E5E7EB" w:frame="1"/>
+          <w:lang w:eastAsia="bg-BG"/>
+        </w:rPr>
+      </w:pPr>
+    </w:p>
+    <w:p>
+      <w:pPr>
+        <w:rPr>
+          <w:rFonts w:eastAsia="Times New Roman"/>
+          <w:lang w:eastAsia="bg-BG"/>
+        </w:rPr>
+      </w:pPr>
+      <w:r>
+        <w:rPr>
+          <w:rFonts w:eastAsia="Times New Roman"/>
+          <w:bdr w:val="single" w:sz="2" w:space="0" w:color="E5E7EB" w:frame="1"/>
+          <w:lang w:eastAsia="bg-BG"/>
+        </w:rPr>
         <w:lastRenderedPageBreak/>
-        <w:t>Представления (Views)</w:t>
-      </w:r>
-    </w:p>
-    <w:p>
-      <w:pPr>
-        <w:rPr>
-          <w:rFonts w:eastAsia="Times New Roman"/>
-          <w:lang w:eastAsia="bg-BG"/>
-        </w:rPr>
-      </w:pPr>
-      <w:r>
-        <w:rPr>
-          <w:rFonts w:eastAsia="Times New Roman"/>
-          <w:bdr w:val="single" w:sz="2" w:space="0" w:color="E5E7EB" w:frame="1"/>
-          <w:lang w:eastAsia="bg-BG"/>
-        </w:rPr>
-        <w:t>Дефиниция и цел</w:t>
-      </w:r>
-      <w:r>
-        <w:rPr>
-          <w:rFonts w:eastAsia="Times New Roman"/>
-          <w:lang w:eastAsia="bg-BG"/>
-        </w:rPr>
-        <w:t>: Представленията управляват бизнес логиката на приложението и определят какво съдържание ще бъде представено на потребителя. Те взаимодействат с моделите и представят данните на шаблоните.</w:t>
-      </w:r>
-    </w:p>
-    <w:p>
-      <w:pPr>
-        <w:rPr>
-          <w:rFonts w:eastAsia="Times New Roman"/>
-          <w:bdr w:val="single" w:sz="2" w:space="0" w:color="E5E7EB" w:frame="1"/>
-          <w:lang w:val="en-US" w:eastAsia="bg-BG"/>
-        </w:rPr>
-      </w:pPr>
-    </w:p>
-    <w:p>
-      <w:pPr>
-        <w:rPr>
-          <w:rFonts w:eastAsia="Times New Roman"/>
-          <w:lang w:eastAsia="bg-BG"/>
-        </w:rPr>
-      </w:pPr>
-      <w:r>
-        <w:rPr>
-          <w:rFonts w:eastAsia="Times New Roman"/>
-          <w:bdr w:val="single" w:sz="2" w:space="0" w:color="E5E7EB" w:frame="1"/>
-          <w:lang w:eastAsia="bg-BG"/>
-        </w:rPr>
         <w:t>Пример:</w:t>
       </w:r>
     </w:p>
@@ -2912,21 +2975,21 @@
     <w:p>
       <w:pPr>
         <w:rPr>
-          <w:rFonts w:ascii="Segoe UI" w:eastAsia="Times New Roman" w:hAnsi="Segoe UI" w:cs="Segoe UI"/>
-          <w:lang w:eastAsia="bg-BG"/>
-        </w:rPr>
-      </w:pPr>
-    </w:p>
-    <w:p>
-      <w:pPr>
-        <w:rPr>
-          <w:rFonts w:ascii="Segoe UI" w:eastAsia="Times New Roman" w:hAnsi="Segoe UI" w:cs="Segoe UI"/>
-          <w:lang w:eastAsia="bg-BG"/>
-        </w:rPr>
-      </w:pPr>
-      <w:r>
-        <w:rPr>
-          <w:rFonts w:ascii="Segoe UI" w:eastAsia="Times New Roman" w:hAnsi="Segoe UI" w:cs="Segoe UI"/>
+          <w:rFonts w:eastAsia="Times New Roman"/>
+          <w:lang w:eastAsia="bg-BG"/>
+        </w:rPr>
+      </w:pPr>
+    </w:p>
+    <w:p>
+      <w:pPr>
+        <w:rPr>
+          <w:rFonts w:eastAsia="Times New Roman"/>
+          <w:lang w:eastAsia="bg-BG"/>
+        </w:rPr>
+      </w:pPr>
+      <w:r>
+        <w:rPr>
+          <w:rFonts w:eastAsia="Times New Roman"/>
           <w:lang w:eastAsia="bg-BG"/>
         </w:rPr>
         <w:t>В този пример, функцията </w:t>
@@ -2943,7 +3006,7 @@
       </w:r>
       <w:r>
         <w:rPr>
-          <w:rFonts w:ascii="Segoe UI" w:eastAsia="Times New Roman" w:hAnsi="Segoe UI" w:cs="Segoe UI"/>
+          <w:rFonts w:eastAsia="Times New Roman"/>
           <w:lang w:eastAsia="bg-BG"/>
         </w:rPr>
         <w:t> извлича всички публикации и ги подава на шаблона </w:t>
@@ -2960,7 +3023,7 @@
       </w:r>
       <w:r>
         <w:rPr>
-          <w:rFonts w:ascii="Segoe UI" w:eastAsia="Times New Roman" w:hAnsi="Segoe UI" w:cs="Segoe UI"/>
+          <w:rFonts w:eastAsia="Times New Roman"/>
           <w:lang w:eastAsia="bg-BG"/>
         </w:rPr>
         <w:t>.</w:t>
@@ -3021,88 +3084,23 @@
     </w:p>
     <w:p>
       <w:pPr>
-        <w:pBdr>
-          <w:top w:val="single" w:sz="2" w:space="0" w:color="E5E7EB"/>
-          <w:left w:val="single" w:sz="2" w:space="0" w:color="E5E7EB"/>
-          <w:bottom w:val="single" w:sz="2" w:space="0" w:color="E5E7EB"/>
-          <w:right w:val="single" w:sz="2" w:space="0" w:color="E5E7EB"/>
-        </w:pBdr>
-        <w:spacing w:before="60" w:after="100" w:afterAutospacing="1" w:line="240" w:lineRule="auto"/>
-        <w:ind w:left="720" w:firstLine="0"/>
-        <w:jc w:val="left"/>
-        <w:rPr>
-          <w:rFonts w:ascii="Segoe UI" w:eastAsia="Times New Roman" w:hAnsi="Segoe UI" w:cs="Segoe UI"/>
-          <w:lang w:eastAsia="bg-BG"/>
-        </w:rPr>
-      </w:pPr>
-    </w:p>
-    <w:p>
-      <w:pPr>
-        <w:pBdr>
-          <w:top w:val="single" w:sz="2" w:space="0" w:color="E5E7EB"/>
-          <w:left w:val="single" w:sz="2" w:space="0" w:color="E5E7EB"/>
-          <w:bottom w:val="single" w:sz="2" w:space="0" w:color="E5E7EB"/>
-          <w:right w:val="single" w:sz="2" w:space="0" w:color="E5E7EB"/>
-        </w:pBdr>
-        <w:spacing w:before="60" w:after="100" w:afterAutospacing="1" w:line="240" w:lineRule="auto"/>
-        <w:ind w:left="720" w:firstLine="0"/>
-        <w:jc w:val="left"/>
-        <w:rPr>
-          <w:rFonts w:ascii="Segoe UI" w:eastAsia="Times New Roman" w:hAnsi="Segoe UI" w:cs="Segoe UI"/>
-          <w:lang w:eastAsia="bg-BG"/>
-        </w:rPr>
-      </w:pPr>
-    </w:p>
-    <w:p>
-      <w:pPr>
-        <w:pBdr>
-          <w:top w:val="single" w:sz="2" w:space="0" w:color="E5E7EB"/>
-          <w:left w:val="single" w:sz="2" w:space="0" w:color="E5E7EB"/>
-          <w:bottom w:val="single" w:sz="2" w:space="0" w:color="E5E7EB"/>
-          <w:right w:val="single" w:sz="2" w:space="0" w:color="E5E7EB"/>
-        </w:pBdr>
-        <w:spacing w:before="60" w:after="100" w:afterAutospacing="1" w:line="240" w:lineRule="auto"/>
-        <w:ind w:left="720" w:firstLine="0"/>
-        <w:jc w:val="left"/>
-        <w:rPr>
-          <w:rFonts w:ascii="Segoe UI" w:eastAsia="Times New Roman" w:hAnsi="Segoe UI" w:cs="Segoe UI"/>
-          <w:lang w:eastAsia="bg-BG"/>
-        </w:rPr>
-      </w:pPr>
-    </w:p>
-    <w:p>
-      <w:pPr>
-        <w:pBdr>
-          <w:top w:val="single" w:sz="2" w:space="0" w:color="E5E7EB"/>
-          <w:left w:val="single" w:sz="2" w:space="0" w:color="E5E7EB"/>
-          <w:bottom w:val="single" w:sz="2" w:space="0" w:color="E5E7EB"/>
-          <w:right w:val="single" w:sz="2" w:space="0" w:color="E5E7EB"/>
-        </w:pBdr>
-        <w:spacing w:before="60" w:after="100" w:afterAutospacing="1" w:line="240" w:lineRule="auto"/>
-        <w:ind w:left="720" w:firstLine="0"/>
-        <w:jc w:val="left"/>
-        <w:rPr>
-          <w:rFonts w:ascii="Segoe UI" w:eastAsia="Times New Roman" w:hAnsi="Segoe UI" w:cs="Segoe UI"/>
-          <w:lang w:eastAsia="bg-BG"/>
-        </w:rPr>
-      </w:pPr>
-    </w:p>
-    <w:p>
-      <w:pPr>
-        <w:pBdr>
-          <w:top w:val="single" w:sz="2" w:space="0" w:color="E5E7EB"/>
-          <w:left w:val="single" w:sz="2" w:space="0" w:color="E5E7EB"/>
-          <w:bottom w:val="single" w:sz="2" w:space="0" w:color="E5E7EB"/>
-          <w:right w:val="single" w:sz="2" w:space="0" w:color="E5E7EB"/>
-        </w:pBdr>
-        <w:spacing w:before="60" w:after="100" w:afterAutospacing="1" w:line="240" w:lineRule="auto"/>
-        <w:ind w:left="720" w:firstLine="0"/>
-        <w:jc w:val="left"/>
-        <w:rPr>
-          <w:rFonts w:ascii="Segoe UI" w:eastAsia="Times New Roman" w:hAnsi="Segoe UI" w:cs="Segoe UI"/>
-          <w:lang w:eastAsia="bg-BG"/>
-        </w:rPr>
-      </w:pPr>
+        <w:pStyle w:val="Heading3"/>
+        <w:numPr>
+          <w:ilvl w:val="0"/>
+          <w:numId w:val="0"/>
+        </w:numPr>
+        <w:rPr>
+          <w:rFonts w:eastAsia="Times New Roman"/>
+          <w:lang w:eastAsia="bg-BG"/>
+        </w:rPr>
+      </w:pPr>
+      <w:r>
+        <w:rPr>
+          <w:rFonts w:eastAsia="Times New Roman"/>
+          <w:lang w:eastAsia="bg-BG"/>
+        </w:rPr>
+        <w:t>Пример:</w:t>
+      </w:r>
     </w:p>
     <w:p>
       <w:pPr>
@@ -3118,23 +3116,6 @@
         <w:rPr>
           <w:rFonts w:ascii="Segoe UI" w:eastAsia="Times New Roman" w:hAnsi="Segoe UI" w:cs="Segoe UI"/>
           <w:lang w:eastAsia="bg-BG"/>
-        </w:rPr>
-      </w:pPr>
-    </w:p>
-    <w:p>
-      <w:pPr>
-        <w:pBdr>
-          <w:top w:val="single" w:sz="2" w:space="0" w:color="E5E7EB"/>
-          <w:left w:val="single" w:sz="2" w:space="0" w:color="E5E7EB"/>
-          <w:bottom w:val="single" w:sz="2" w:space="0" w:color="E5E7EB"/>
-          <w:right w:val="single" w:sz="2" w:space="0" w:color="E5E7EB"/>
-        </w:pBdr>
-        <w:spacing w:before="60" w:after="100" w:afterAutospacing="1" w:line="240" w:lineRule="auto"/>
-        <w:ind w:firstLine="0"/>
-        <w:jc w:val="left"/>
-        <w:rPr>
-          <w:rFonts w:ascii="Segoe UI" w:eastAsia="Times New Roman" w:hAnsi="Segoe UI" w:cs="Segoe UI"/>
-          <w:lang w:val="en-US" w:eastAsia="bg-BG"/>
         </w:rPr>
       </w:pPr>
     </w:p>
@@ -3160,38 +3141,11 @@
       <w:r>
         <w:rPr>
           <w:rFonts w:ascii="Segoe UI" w:eastAsia="Times New Roman" w:hAnsi="Segoe UI" w:cs="Segoe UI"/>
-          <w:b/>
-          <w:bCs/>
-          <w:bdr w:val="single" w:sz="2" w:space="0" w:color="E5E7EB" w:frame="1"/>
-          <w:lang w:eastAsia="bg-BG"/>
-        </w:rPr>
-        <w:t>Пример:</w:t>
-      </w:r>
-    </w:p>
-    <w:p>
-      <w:pPr>
-        <w:pBdr>
-          <w:top w:val="single" w:sz="2" w:space="0" w:color="E5E7EB"/>
-          <w:left w:val="single" w:sz="2" w:space="0" w:color="E5E7EB"/>
-          <w:bottom w:val="single" w:sz="2" w:space="0" w:color="E5E7EB"/>
-          <w:right w:val="single" w:sz="2" w:space="0" w:color="E5E7EB"/>
-        </w:pBdr>
-        <w:spacing w:before="60" w:after="100" w:afterAutospacing="1" w:line="240" w:lineRule="auto"/>
-        <w:ind w:firstLine="0"/>
-        <w:jc w:val="left"/>
-        <w:rPr>
-          <w:rFonts w:ascii="Segoe UI" w:eastAsia="Times New Roman" w:hAnsi="Segoe UI" w:cs="Segoe UI"/>
-          <w:lang w:eastAsia="bg-BG"/>
-        </w:rPr>
-      </w:pPr>
-      <w:r>
-        <w:rPr>
-          <w:rFonts w:ascii="Segoe UI" w:eastAsia="Times New Roman" w:hAnsi="Segoe UI" w:cs="Segoe UI"/>
           <w:noProof/>
           <w:lang w:eastAsia="bg-BG"/>
         </w:rPr>
         <w:drawing>
-          <wp:inline distT="0" distB="0" distL="0" distR="0" wp14:anchorId="3AC2F15F" wp14:editId="63B2A4FF">
+          <wp:inline distT="0" distB="0" distL="0" distR="0" wp14:anchorId="2DE0779C" wp14:editId="17595C30">
             <wp:extent cx="4572638" cy="3219899"/>
             <wp:effectExtent l="0" t="0" r="0" b="0"/>
             <wp:docPr id="5" name="Picture 5"/>
@@ -3229,29 +3183,13 @@
     </w:p>
     <w:p>
       <w:pPr>
-        <w:pBdr>
-          <w:top w:val="single" w:sz="2" w:space="0" w:color="E5E7EB"/>
-          <w:left w:val="single" w:sz="2" w:space="0" w:color="E5E7EB"/>
-          <w:bottom w:val="single" w:sz="2" w:space="0" w:color="E5E7EB"/>
-          <w:right w:val="single" w:sz="2" w:space="0" w:color="E5E7EB"/>
-        </w:pBdr>
-        <w:spacing w:before="60" w:after="100" w:afterAutospacing="1" w:line="240" w:lineRule="auto"/>
-        <w:ind w:firstLine="0"/>
-        <w:jc w:val="left"/>
-        <w:rPr>
-          <w:rFonts w:ascii="Segoe UI" w:eastAsia="Times New Roman" w:hAnsi="Segoe UI" w:cs="Segoe UI"/>
-          <w:lang w:eastAsia="bg-BG"/>
-        </w:rPr>
-      </w:pPr>
-    </w:p>
-    <w:p>
-      <w:pPr>
-        <w:rPr>
-          <w:rFonts w:eastAsia="Times New Roman"/>
-          <w:lang w:eastAsia="bg-BG"/>
-        </w:rPr>
-      </w:pPr>
-      <w:r>
+        <w:rPr>
+          <w:rFonts w:eastAsia="Times New Roman"/>
+          <w:lang w:eastAsia="bg-BG"/>
+        </w:rPr>
+      </w:pPr>
+      <w:r>
+        <w:lastRenderedPageBreak/>
         <w:t>Този шаблон извежда заглавията и датите на създаване на всички публикации в списък.</w:t>
       </w:r>
     </w:p>
@@ -3403,13 +3341,13 @@
     <w:p>
       <w:pPr>
         <w:rPr>
-          <w:rFonts w:ascii="Segoe UI" w:eastAsia="Times New Roman" w:hAnsi="Segoe UI" w:cs="Segoe UI"/>
-          <w:lang w:eastAsia="bg-BG"/>
-        </w:rPr>
-      </w:pPr>
-      <w:r>
-        <w:rPr>
-          <w:rFonts w:ascii="Segoe UI" w:eastAsia="Times New Roman" w:hAnsi="Segoe UI" w:cs="Segoe UI"/>
+          <w:rFonts w:eastAsia="Times New Roman"/>
+          <w:lang w:eastAsia="bg-BG"/>
+        </w:rPr>
+      </w:pPr>
+      <w:r>
+        <w:rPr>
+          <w:rFonts w:eastAsia="Times New Roman"/>
           <w:bdr w:val="single" w:sz="2" w:space="0" w:color="E5E7EB" w:frame="1"/>
           <w:lang w:eastAsia="bg-BG"/>
         </w:rPr>
@@ -3417,7 +3355,7 @@
       </w:r>
       <w:r>
         <w:rPr>
-          <w:rFonts w:ascii="Segoe UI" w:eastAsia="Times New Roman" w:hAnsi="Segoe UI" w:cs="Segoe UI"/>
+          <w:rFonts w:eastAsia="Times New Roman"/>
           <w:lang w:eastAsia="bg-BG"/>
         </w:rPr>
         <w:t>: Djang предоставя вграден администраторски панел, който позволява на разработчиците да управляват моделите и данните директно от уеб интерфейс.</w:t>
@@ -3505,15 +3443,16 @@
     <w:p>
       <w:pPr>
         <w:rPr>
-          <w:rFonts w:ascii="Segoe UI" w:eastAsia="Times New Roman" w:hAnsi="Segoe UI" w:cs="Segoe UI"/>
-          <w:lang w:eastAsia="bg-BG"/>
-        </w:rPr>
-      </w:pPr>
-      <w:r>
-        <w:rPr>
-          <w:rFonts w:ascii="Segoe UI" w:eastAsia="Times New Roman" w:hAnsi="Segoe UI" w:cs="Segoe UI"/>
-          <w:lang w:eastAsia="bg-BG"/>
-        </w:rPr>
+          <w:rFonts w:eastAsia="Times New Roman"/>
+          <w:lang w:eastAsia="bg-BG"/>
+        </w:rPr>
+      </w:pPr>
+      <w:r>
+        <w:rPr>
+          <w:rFonts w:eastAsia="Times New Roman"/>
+          <w:lang w:eastAsia="bg-BG"/>
+        </w:rPr>
+        <w:lastRenderedPageBreak/>
         <w:t>С този код, моделът </w:t>
       </w:r>
       <w:r>
@@ -3526,7 +3465,7 @@
       </w:r>
       <w:r>
         <w:rPr>
-          <w:rFonts w:ascii="Segoe UI" w:eastAsia="Times New Roman" w:hAnsi="Segoe UI" w:cs="Segoe UI"/>
+          <w:rFonts w:eastAsia="Times New Roman"/>
           <w:lang w:eastAsia="bg-BG"/>
         </w:rPr>
         <w:t> ще бъде наличен в администраторския панел и администраторите могат лесно да добавят, редактират или изтриват публикации.</w:t>
@@ -3535,13 +3474,13 @@
     <w:p>
       <w:pPr>
         <w:rPr>
-          <w:rFonts w:ascii="Segoe UI" w:eastAsia="Times New Roman" w:hAnsi="Segoe UI" w:cs="Segoe UI"/>
-          <w:lang w:eastAsia="bg-BG"/>
-        </w:rPr>
-      </w:pPr>
-      <w:r>
-        <w:rPr>
-          <w:rFonts w:ascii="Segoe UI" w:eastAsia="Times New Roman" w:hAnsi="Segoe UI" w:cs="Segoe UI"/>
+          <w:rFonts w:eastAsia="Times New Roman"/>
+          <w:lang w:eastAsia="bg-BG"/>
+        </w:rPr>
+      </w:pPr>
+      <w:r>
+        <w:rPr>
+          <w:rFonts w:eastAsia="Times New Roman"/>
           <w:bdr w:val="single" w:sz="2" w:space="0" w:color="E5E7EB" w:frame="1"/>
           <w:lang w:eastAsia="bg-BG"/>
         </w:rPr>
@@ -3549,21 +3488,21 @@
       </w:r>
       <w:r>
         <w:rPr>
-          <w:rFonts w:ascii="Segoe UI" w:eastAsia="Times New Roman" w:hAnsi="Segoe UI" w:cs="Segoe UI"/>
+          <w:rFonts w:eastAsia="Times New Roman"/>
           <w:lang w:eastAsia="bg-BG"/>
         </w:rPr>
         <w:t>: Djang</w:t>
       </w:r>
       <w:r>
         <w:rPr>
-          <w:rFonts w:ascii="Segoe UI" w:eastAsia="Times New Roman" w:hAnsi="Segoe UI" w:cs="Segoe UI"/>
+          <w:rFonts w:eastAsia="Times New Roman"/>
           <w:lang w:val="en-US" w:eastAsia="bg-BG"/>
         </w:rPr>
         <w:t>o</w:t>
       </w:r>
       <w:r>
         <w:rPr>
-          <w:rFonts w:ascii="Segoe UI" w:eastAsia="Times New Roman" w:hAnsi="Segoe UI" w:cs="Segoe UI"/>
+          <w:rFonts w:eastAsia="Times New Roman"/>
           <w:lang w:eastAsia="bg-BG"/>
         </w:rPr>
         <w:t xml:space="preserve"> позволява лесно създаване и обработка на форми, което е необходимо за потребителски вход. Формите могат да се свързват с модели, което улеснява валидирането на данните.</w:t>
@@ -3571,60 +3510,7 @@
     </w:p>
     <w:p>
       <w:pPr>
-        <w:rPr>
-          <w:rFonts w:ascii="Segoe UI" w:eastAsia="Times New Roman" w:hAnsi="Segoe UI" w:cs="Segoe UI"/>
-          <w:bdr w:val="single" w:sz="2" w:space="0" w:color="E5E7EB" w:frame="1"/>
-          <w:lang w:val="en-US" w:eastAsia="bg-BG"/>
-        </w:rPr>
-      </w:pPr>
-    </w:p>
-    <w:p>
-      <w:pPr>
-        <w:rPr>
-          <w:rFonts w:ascii="Segoe UI" w:eastAsia="Times New Roman" w:hAnsi="Segoe UI" w:cs="Segoe UI"/>
-          <w:bdr w:val="single" w:sz="2" w:space="0" w:color="E5E7EB" w:frame="1"/>
-          <w:lang w:val="en-US" w:eastAsia="bg-BG"/>
-        </w:rPr>
-      </w:pPr>
-    </w:p>
-    <w:p>
-      <w:pPr>
-        <w:rPr>
-          <w:rFonts w:ascii="Segoe UI" w:eastAsia="Times New Roman" w:hAnsi="Segoe UI" w:cs="Segoe UI"/>
-          <w:bdr w:val="single" w:sz="2" w:space="0" w:color="E5E7EB" w:frame="1"/>
-          <w:lang w:val="en-US" w:eastAsia="bg-BG"/>
-        </w:rPr>
-      </w:pPr>
-    </w:p>
-    <w:p>
-      <w:pPr>
-        <w:rPr>
-          <w:rFonts w:ascii="Segoe UI" w:eastAsia="Times New Roman" w:hAnsi="Segoe UI" w:cs="Segoe UI"/>
-          <w:bdr w:val="single" w:sz="2" w:space="0" w:color="E5E7EB" w:frame="1"/>
-          <w:lang w:val="en-US" w:eastAsia="bg-BG"/>
-        </w:rPr>
-      </w:pPr>
-    </w:p>
-    <w:p>
-      <w:pPr>
-        <w:rPr>
-          <w:rFonts w:ascii="Segoe UI" w:eastAsia="Times New Roman" w:hAnsi="Segoe UI" w:cs="Segoe UI"/>
-          <w:bdr w:val="single" w:sz="2" w:space="0" w:color="E5E7EB" w:frame="1"/>
-          <w:lang w:eastAsia="bg-BG"/>
-        </w:rPr>
-      </w:pPr>
-    </w:p>
-    <w:p>
-      <w:pPr>
-        <w:rPr>
-          <w:rFonts w:ascii="Segoe UI" w:eastAsia="Times New Roman" w:hAnsi="Segoe UI" w:cs="Segoe UI"/>
-          <w:bdr w:val="single" w:sz="2" w:space="0" w:color="E5E7EB" w:frame="1"/>
-          <w:lang w:eastAsia="bg-BG"/>
-        </w:rPr>
-      </w:pPr>
-    </w:p>
-    <w:p>
-      <w:pPr>
+        <w:ind w:firstLine="0"/>
         <w:rPr>
           <w:rStyle w:val="Strong"/>
         </w:rPr>
@@ -3633,7 +3519,6 @@
         <w:rPr>
           <w:rStyle w:val="Strong"/>
         </w:rPr>
-        <w:lastRenderedPageBreak/>
         <w:t>Пример:</w:t>
       </w:r>
     </w:p>
@@ -3858,6 +3743,15 @@
     <w:p>
       <w:pPr>
         <w:pStyle w:val="ListParagraph"/>
+        <w:ind w:left="1571" w:firstLine="0"/>
+        <w:rPr>
+          <w:rStyle w:val="Strong"/>
+        </w:rPr>
+      </w:pPr>
+    </w:p>
+    <w:p>
+      <w:pPr>
+        <w:pStyle w:val="ListParagraph"/>
         <w:numPr>
           <w:ilvl w:val="0"/>
           <w:numId w:val="8"/>
@@ -3870,6 +3764,7 @@
         <w:rPr>
           <w:rStyle w:val="Strong"/>
         </w:rPr>
+        <w:lastRenderedPageBreak/>
         <w:t>Предимства:</w:t>
       </w:r>
     </w:p>
@@ -3933,7 +3828,6 @@
         <w:rPr>
           <w:rStyle w:val="Strong"/>
         </w:rPr>
-        <w:lastRenderedPageBreak/>
         <w:t>Недостатъци:</w:t>
       </w:r>
     </w:p>
@@ -4131,50 +4025,29 @@
     <w:p>
       <w:pPr>
         <w:pStyle w:val="ListParagraph"/>
-        <w:numPr>
-          <w:ilvl w:val="0"/>
-          <w:numId w:val="6"/>
-        </w:numPr>
+        <w:ind w:left="1571" w:firstLine="0"/>
         <w:rPr>
           <w:rStyle w:val="Strong"/>
         </w:rPr>
       </w:pPr>
-      <w:r>
+    </w:p>
+    <w:p>
+      <w:pPr>
+        <w:pStyle w:val="ListParagraph"/>
+        <w:ind w:left="1571" w:firstLine="0"/>
         <w:rPr>
           <w:rStyle w:val="Strong"/>
         </w:rPr>
-        <w:t>Предимства:</w:t>
-      </w:r>
-    </w:p>
-    <w:p>
-      <w:pPr>
-        <w:rPr>
-          <w:rFonts w:eastAsia="Times New Roman"/>
-          <w:lang w:eastAsia="bg-BG"/>
-        </w:rPr>
-      </w:pPr>
-      <w:r>
-        <w:rPr>
-          <w:rFonts w:eastAsia="Times New Roman"/>
-          <w:lang w:eastAsia="bg-BG"/>
-        </w:rPr>
-        <w:t>Лесно интегриране в различни платформи.</w:t>
-      </w:r>
-    </w:p>
-    <w:p>
-      <w:pPr>
-        <w:rPr>
-          <w:rFonts w:ascii="var(--gpts-font-family)" w:eastAsia="Times New Roman" w:hAnsi="var(--gpts-font-family)"/>
-          <w:lang w:eastAsia="bg-BG"/>
-        </w:rPr>
-      </w:pPr>
-      <w:r>
-        <w:rPr>
-          <w:rFonts w:ascii="var(--gpts-font-family)" w:eastAsia="Times New Roman" w:hAnsi="var(--gpts-font-family)"/>
-          <w:lang w:eastAsia="bg-BG"/>
-        </w:rPr>
-        <w:t>Модерни функции за управление на спам и модериране на коментари.</w:t>
-      </w:r>
+      </w:pPr>
+    </w:p>
+    <w:p>
+      <w:pPr>
+        <w:pStyle w:val="ListParagraph"/>
+        <w:ind w:left="1571" w:firstLine="0"/>
+        <w:rPr>
+          <w:rStyle w:val="Strong"/>
+        </w:rPr>
+      </w:pPr>
     </w:p>
     <w:p>
       <w:pPr>
@@ -4184,6 +4057,54 @@
           <w:numId w:val="6"/>
         </w:numPr>
         <w:rPr>
+          <w:rStyle w:val="Strong"/>
+        </w:rPr>
+      </w:pPr>
+      <w:r>
+        <w:rPr>
+          <w:rStyle w:val="Strong"/>
+        </w:rPr>
+        <w:t>Предимства:</w:t>
+      </w:r>
+    </w:p>
+    <w:p>
+      <w:pPr>
+        <w:rPr>
+          <w:rFonts w:eastAsia="Times New Roman"/>
+          <w:lang w:eastAsia="bg-BG"/>
+        </w:rPr>
+      </w:pPr>
+      <w:r>
+        <w:rPr>
+          <w:rFonts w:eastAsia="Times New Roman"/>
+          <w:lang w:eastAsia="bg-BG"/>
+        </w:rPr>
+        <w:t>Лесно интегриране в различни платформи.</w:t>
+      </w:r>
+    </w:p>
+    <w:p>
+      <w:pPr>
+        <w:rPr>
+          <w:rFonts w:ascii="var(--gpts-font-family)" w:eastAsia="Times New Roman" w:hAnsi="var(--gpts-font-family)"/>
+          <w:lang w:eastAsia="bg-BG"/>
+        </w:rPr>
+      </w:pPr>
+      <w:r>
+        <w:rPr>
+          <w:rFonts w:ascii="var(--gpts-font-family)" w:eastAsia="Times New Roman" w:hAnsi="var(--gpts-font-family)"/>
+          <w:lang w:eastAsia="bg-BG"/>
+        </w:rPr>
+        <w:t>Модерни функции за управление на спам и модериране на коментари.</w:t>
+      </w:r>
+    </w:p>
+    <w:p>
+      <w:pPr>
+        <w:pStyle w:val="ListParagraph"/>
+        <w:numPr>
+          <w:ilvl w:val="0"/>
+          <w:numId w:val="6"/>
+        </w:numPr>
+        <w:rPr>
           <w:rFonts w:ascii="var(--gpts-font-family)" w:eastAsia="Times New Roman" w:hAnsi="var(--gpts-font-family)"/>
           <w:lang w:eastAsia="bg-BG"/>
         </w:rPr>
@@ -4256,7 +4177,6 @@
           <w:bdr w:val="single" w:sz="2" w:space="0" w:color="E5E7EB" w:frame="1"/>
           <w:lang w:eastAsia="bg-BG"/>
         </w:rPr>
-        <w:lastRenderedPageBreak/>
         <w:t>Pinterest</w:t>
       </w:r>
     </w:p>
@@ -4454,6 +4374,7 @@
           <w:rFonts w:eastAsia="Times New Roman"/>
           <w:lang w:val="en-US" w:eastAsia="bg-BG"/>
         </w:rPr>
+        <w:lastRenderedPageBreak/>
         <w:t>5.</w:t>
       </w:r>
       <w:r>
@@ -4550,7 +4471,6 @@
         <w:rPr>
           <w:rStyle w:val="Strong"/>
         </w:rPr>
-        <w:lastRenderedPageBreak/>
         <w:t>Django Framework</w:t>
       </w:r>
     </w:p>
@@ -4759,6 +4679,7 @@
           <w:bdr w:val="single" w:sz="2" w:space="0" w:color="E5E7EB" w:frame="1"/>
           <w:lang w:eastAsia="bg-BG"/>
         </w:rPr>
+        <w:lastRenderedPageBreak/>
         <w:t>HTML, CSS и JavaScript</w:t>
       </w:r>
     </w:p>
@@ -4886,7 +4807,6 @@
           <w:szCs w:val="28"/>
           <w:lang w:eastAsia="bg-BG"/>
         </w:rPr>
-        <w:lastRenderedPageBreak/>
         <w:t>Алгоритми и програми решения</w:t>
       </w:r>
     </w:p>
@@ -5057,6 +4977,7 @@
           <w:szCs w:val="28"/>
           <w:lang w:eastAsia="bg-BG"/>
         </w:rPr>
+        <w:lastRenderedPageBreak/>
         <w:t>Алгоритми за управление на данни</w:t>
       </w:r>
     </w:p>
@@ -5201,7 +5122,6 @@
           <w:rStyle w:val="Strong"/>
           <w:sz w:val="28"/>
         </w:rPr>
-        <w:lastRenderedPageBreak/>
         <w:t>Система за управление на коментари</w:t>
       </w:r>
     </w:p>
@@ -5345,10 +5265,24 @@
         <w:ind w:left="432"/>
         <w:rPr>
           <w:rFonts w:eastAsia="Times New Roman"/>
+          <w:lang w:eastAsia="bg-BG"/>
+        </w:rPr>
+      </w:pPr>
+      <w:bookmarkStart w:id="8" w:name="_Toc195605917"/>
+    </w:p>
+    <w:p>
+      <w:pPr>
+        <w:pStyle w:val="Heading1"/>
+        <w:numPr>
+          <w:ilvl w:val="0"/>
+          <w:numId w:val="0"/>
+        </w:numPr>
+        <w:ind w:left="432"/>
+        <w:rPr>
+          <w:rFonts w:eastAsia="Times New Roman"/>
           <w:lang w:val="en-US" w:eastAsia="bg-BG"/>
         </w:rPr>
       </w:pPr>
-      <w:bookmarkStart w:id="8" w:name="_Toc195605917"/>
       <w:r>
         <w:rPr>
           <w:rFonts w:eastAsia="Times New Roman"/>
@@ -5431,6 +5365,22 @@
         </w:rPr>
       </w:pPr>
       <w:bookmarkStart w:id="9" w:name="_Toc195605918"/>
+    </w:p>
+    <w:p>
+      <w:pPr>
+        <w:pStyle w:val="Heading2"/>
+        <w:numPr>
+          <w:ilvl w:val="0"/>
+          <w:numId w:val="0"/>
+        </w:numPr>
+        <w:ind w:left="576"/>
+        <w:rPr>
+          <w:rFonts w:eastAsia="Times New Roman"/>
+          <w:lang w:eastAsia="bg-BG"/>
+        </w:rPr>
+      </w:pPr>
+      <w:bookmarkStart w:id="10" w:name="_GoBack"/>
+      <w:bookmarkEnd w:id="10"/>
       <w:r>
         <w:rPr>
           <w:rFonts w:eastAsia="Times New Roman"/>
@@ -5491,7 +5441,6 @@
           <w:bdr w:val="single" w:sz="2" w:space="0" w:color="E5E7EB" w:frame="1"/>
           <w:lang w:eastAsia="bg-BG"/>
         </w:rPr>
-        <w:lastRenderedPageBreak/>
         <w:t>Изграждане на потребителски интерфейс</w:t>
       </w:r>
     </w:p>
@@ -5522,8 +5471,22 @@
           <w:lang w:eastAsia="bg-BG"/>
         </w:rPr>
       </w:pPr>
-      <w:bookmarkStart w:id="10" w:name="_GoBack"/>
-      <w:bookmarkEnd w:id="10"/>
+    </w:p>
+    <w:p>
+      <w:pPr>
+        <w:rPr>
+          <w:rFonts w:eastAsia="Times New Roman"/>
+          <w:lang w:eastAsia="bg-BG"/>
+        </w:rPr>
+      </w:pPr>
+    </w:p>
+    <w:p>
+      <w:pPr>
+        <w:rPr>
+          <w:rFonts w:eastAsia="Times New Roman"/>
+          <w:lang w:eastAsia="bg-BG"/>
+        </w:rPr>
+      </w:pPr>
     </w:p>
     <w:p>
       <w:pPr>
@@ -5544,6 +5507,7 @@
           <w:bdr w:val="single" w:sz="2" w:space="0" w:color="E5E7EB" w:frame="1"/>
           <w:lang w:eastAsia="bg-BG"/>
         </w:rPr>
+        <w:lastRenderedPageBreak/>
         <w:t>Интеграция на функции за управление на коментари</w:t>
       </w:r>
       <w:bookmarkEnd w:id="11"/>
@@ -5618,49 +5582,6 @@
         </w:rPr>
         <w:t>За проекта е създадена подробна документация, описваща основните компоненти и как да се използват. Това е от съществена важност за по-бързо усвояване от страна на нови потребители и разработчици.</w:t>
       </w:r>
-    </w:p>
-    <w:p>
-      <w:pPr>
-        <w:rPr>
-          <w:lang w:val="en-US" w:eastAsia="bg-BG"/>
-        </w:rPr>
-      </w:pPr>
-    </w:p>
-    <w:p>
-      <w:pPr>
-        <w:ind w:firstLine="0"/>
-        <w:rPr>
-          <w:rFonts w:eastAsia="Times New Roman"/>
-          <w:lang w:eastAsia="bg-BG"/>
-        </w:rPr>
-      </w:pPr>
-    </w:p>
-    <w:p>
-      <w:pPr>
-        <w:ind w:firstLine="0"/>
-        <w:rPr>
-          <w:rFonts w:eastAsia="Times New Roman"/>
-          <w:lang w:eastAsia="bg-BG"/>
-        </w:rPr>
-      </w:pPr>
-    </w:p>
-    <w:p>
-      <w:pPr>
-        <w:ind w:firstLine="0"/>
-        <w:rPr>
-          <w:rFonts w:eastAsia="Times New Roman"/>
-          <w:lang w:eastAsia="bg-BG"/>
-        </w:rPr>
-      </w:pPr>
-    </w:p>
-    <w:p>
-      <w:pPr>
-        <w:ind w:firstLine="0"/>
-        <w:rPr>
-          <w:rFonts w:eastAsia="Times New Roman"/>
-          <w:lang w:eastAsia="bg-BG"/>
-        </w:rPr>
-      </w:pPr>
     </w:p>
     <w:p>
       <w:pPr>
@@ -5672,60 +5593,56 @@
       </w:pPr>
       <w:bookmarkStart w:id="12" w:name="_Toc195605920"/>
       <w:r>
+        <w:t>Заключение</w:t>
+      </w:r>
+      <w:bookmarkEnd w:id="12"/>
+    </w:p>
+    <w:p>
+      <w:pPr>
+        <w:rPr>
+          <w:rFonts w:eastAsia="Times New Roman"/>
+          <w:lang w:eastAsia="bg-BG"/>
+        </w:rPr>
+      </w:pPr>
+      <w:r>
+        <w:rPr>
+          <w:rFonts w:eastAsia="Times New Roman"/>
+          <w:lang w:eastAsia="bg-BG"/>
+        </w:rPr>
+        <w:t>Изграждането на уеб приложения с помощта на Django предоставя мощен набор от инструменти и подходи, които значително ускоряват разработката и оптимизират процеса на работа. Проектът за блог, който беше реализиран в рамките на нашето изследване, илюстрира основните принципи на фреймуърка и неговите способности. Като съчетава простота, сигурност и гъвкавост, Django осигурява идеална среда както за начинаещи разработчици, така и за опитни професионалисти.</w:t>
+      </w:r>
+    </w:p>
+    <w:p>
+      <w:pPr>
+        <w:rPr>
+          <w:rFonts w:eastAsia="Times New Roman"/>
+          <w:lang w:eastAsia="bg-BG"/>
+        </w:rPr>
+      </w:pPr>
+      <w:r>
+        <w:rPr>
+          <w:rFonts w:eastAsia="Times New Roman"/>
+          <w:lang w:eastAsia="bg-BG"/>
+        </w:rPr>
+        <w:t>Разработеното приложение не само демонстрира функционалността на Django, но също така подчертава възможностите за разширяване на проектите и интегрирането на сложни системи за управление на данни. Сред основните предимства на фреймуърка са бързото разработване на приложения, автоматичното обработване на SQL запитвания, както и удобния администраторски интерфейс. Въпреки че предизвикателствата, свързани с производителността и управлението на данни при ръст на потребителската база, все още съществуват, решението с Django остава едно от най-добрите за разработка на мащабируеми и сигурни уеб приложения.</w:t>
+      </w:r>
+    </w:p>
+    <w:p>
+      <w:pPr>
+        <w:rPr>
+          <w:rFonts w:eastAsia="Times New Roman"/>
+          <w:lang w:eastAsia="bg-BG"/>
+        </w:rPr>
+      </w:pPr>
+      <w:r>
+        <w:rPr>
+          <w:rFonts w:eastAsia="Times New Roman"/>
+          <w:lang w:eastAsia="bg-BG"/>
+        </w:rPr>
         <w:lastRenderedPageBreak/>
-        <w:t>Заключение</w:t>
-      </w:r>
-      <w:bookmarkEnd w:id="12"/>
-    </w:p>
-    <w:p>
-      <w:pPr>
-        <w:rPr>
-          <w:rFonts w:eastAsia="Times New Roman"/>
-          <w:lang w:eastAsia="bg-BG"/>
-        </w:rPr>
-      </w:pPr>
-      <w:r>
-        <w:rPr>
-          <w:rFonts w:eastAsia="Times New Roman"/>
-          <w:lang w:eastAsia="bg-BG"/>
-        </w:rPr>
-        <w:t>Изграждането на уеб приложения с помощта на Django предоставя мощен набор от инструменти и подходи, които значително ускоряват разработката и оптимизират процеса на работа. Проектът за блог, който беше реализиран в рамките на нашето изследване, илюстрира основните принципи на фреймуърка и неговите способности. Като съчетава простота, сигурност и гъвкавост, Django осигурява идеална среда както за начинаещи разработчици, така и за опитни професионалисти.</w:t>
-      </w:r>
-    </w:p>
-    <w:p>
-      <w:pPr>
-        <w:rPr>
-          <w:rFonts w:eastAsia="Times New Roman"/>
-          <w:lang w:eastAsia="bg-BG"/>
-        </w:rPr>
-      </w:pPr>
-      <w:r>
-        <w:rPr>
-          <w:rFonts w:eastAsia="Times New Roman"/>
-          <w:lang w:eastAsia="bg-BG"/>
-        </w:rPr>
-        <w:t>Разработеното приложение не само демонстрира функционалността на Django, но също така подчертава възможностите за разширяване на проектите и интегрирането на сложни системи за управление на данни. Сред основните предимства на фреймуърка са бързото разработване на приложения, автоматичното обработване на SQL запитвания, както и удобния администраторски интерфейс. Въпреки че предизвикателствата, свързани с производителността и управлението на данни при ръст на потребителската база, все още съществуват, решението с Django остава едно от най-добрите за разработка на мащабируеми и сигурни уеб приложения.</w:t>
-      </w:r>
-    </w:p>
-    <w:p>
-      <w:pPr>
-        <w:rPr>
-          <w:rFonts w:eastAsia="Times New Roman"/>
-          <w:lang w:eastAsia="bg-BG"/>
-        </w:rPr>
-      </w:pPr>
-      <w:r>
-        <w:rPr>
-          <w:rFonts w:eastAsia="Times New Roman"/>
-          <w:lang w:eastAsia="bg-BG"/>
-        </w:rPr>
         <w:t>Заключително, Django се утвърдил като важен инструмент в света на уеб разработката и настойчиво продължава да бъде предпочитан от разработчиците за изграждане на разнообразни решения. Проектът илюстрира не само техническата реализация, но и концептуалната дълбочина, която Django предлага и как тя може да бъде приложена за създаване на иновации и практически приложения в различни области.</w:t>
       </w:r>
     </w:p>
-    <w:p/>
-    <w:p/>
-    <w:p/>
-    <w:p/>
     <w:p>
       <w:pPr>
         <w:pStyle w:val="Heading1"/>
@@ -5736,7 +5653,6 @@
       </w:pPr>
       <w:bookmarkStart w:id="13" w:name="_Toc195605921"/>
       <w:r>
-        <w:lastRenderedPageBreak/>
         <w:t>П</w:t>
       </w:r>
       <w:r>
@@ -6078,7 +5994,7 @@
           <w:rPr>
             <w:noProof/>
           </w:rPr>
-          <w:t>14</w:t>
+          <w:t>17</w:t>
         </w:r>
         <w:r>
           <w:rPr>
@@ -7766,6 +7682,7 @@
   <w:style w:type="character" w:default="1" w:styleId="DefaultParagraphFont">
     <w:name w:val="Default Paragraph Font"/>
     <w:uiPriority w:val="1"/>
+    <w:semiHidden/>
     <w:unhideWhenUsed/>
   </w:style>
   <w:style w:type="table" w:default="1" w:styleId="TableNormal">
@@ -8809,6 +8726,7 @@
   <w:style w:type="character" w:default="1" w:styleId="DefaultParagraphFont">
     <w:name w:val="Default Paragraph Font"/>
     <w:uiPriority w:val="1"/>
+    <w:semiHidden/>
     <w:unhideWhenUsed/>
   </w:style>
   <w:style w:type="table" w:default="1" w:styleId="TableNormal">
@@ -9717,7 +9635,7 @@
 </file>
 
 <file path=customXml/itemProps1.xml><?xml version="1.0" encoding="utf-8"?>
-<ds:datastoreItem xmlns:ds="http://schemas.openxmlformats.org/officeDocument/2006/customXml" ds:itemID="{49CA6091-48CD-4D12-8373-8EE397A52A05}">
+<ds:datastoreItem xmlns:ds="http://schemas.openxmlformats.org/officeDocument/2006/customXml" ds:itemID="{CDE0987C-D63A-4B8E-87E7-36DD8AE7925E}">
   <ds:schemaRefs>
     <ds:schemaRef ds:uri="http://schemas.openxmlformats.org/officeDocument/2006/bibliography"/>
   </ds:schemaRefs>
